--- a/P6_FSWD3_RIZKY JEIN NUR AULIA.docx
+++ b/P6_FSWD3_RIZKY JEIN NUR AULIA.docx
@@ -14,6 +14,16 @@
           <w:szCs w:val="24"/>
         </w:rPr>
       </w:pPr>
+      <w:r>
+        <w:rPr>
+          <w:rFonts w:ascii="Times New Roman" w:hAnsi="Times New Roman" w:cs="Times New Roman"/>
+          <w:b/>
+          <w:bCs/>
+          <w:sz w:val="24"/>
+          <w:szCs w:val="24"/>
+        </w:rPr>
+        <w:t>4</w:t>
+      </w:r>
       <w:r>
         <w:rPr>
           <w:rFonts w:ascii="Times New Roman" w:hAnsi="Times New Roman" w:cs="Times New Roman"/>
@@ -542,7 +552,7 @@
           <w:sz w:val="24"/>
           <w:szCs w:val="24"/>
         </w:rPr>
-        <w:t xml:space="preserve">Membuat </w:t>
+        <w:t xml:space="preserve">Buat </w:t>
       </w:r>
       <w:proofErr w:type="spellStart"/>
       <w:r>
@@ -553,7 +563,7 @@
           <w:sz w:val="24"/>
           <w:szCs w:val="24"/>
         </w:rPr>
-        <w:t>repositori</w:t>
+        <w:t>dokumen</w:t>
       </w:r>
       <w:proofErr w:type="spellEnd"/>
       <w:r>
@@ -564,7 +574,7 @@
           <w:sz w:val="24"/>
           <w:szCs w:val="24"/>
         </w:rPr>
-        <w:t xml:space="preserve"> baru</w:t>
+        <w:t xml:space="preserve"> index.html dan form.html</w:t>
       </w:r>
     </w:p>
     <w:p>
@@ -583,13 +593,18 @@
       </w:pPr>
       <w:r>
         <w:rPr>
+          <w:rFonts w:ascii="Times New Roman" w:hAnsi="Times New Roman" w:cs="Times New Roman"/>
+          <w:b/>
+          <w:bCs/>
           <w:noProof/>
+          <w:sz w:val="24"/>
+          <w:szCs w:val="24"/>
         </w:rPr>
         <w:drawing>
-          <wp:inline distT="0" distB="0" distL="0" distR="0" wp14:anchorId="75F58886" wp14:editId="26620FE2">
-            <wp:extent cx="5243265" cy="2571633"/>
-            <wp:effectExtent l="0" t="0" r="0" b="0"/>
-            <wp:docPr id="5" name="Picture 5"/>
+          <wp:inline distT="0" distB="0" distL="0" distR="0" wp14:anchorId="7920516E" wp14:editId="67E0EA49">
+            <wp:extent cx="914528" cy="466790"/>
+            <wp:effectExtent l="0" t="0" r="0" b="9525"/>
+            <wp:docPr id="3" name="Picture 3"/>
             <wp:cNvGraphicFramePr>
               <a:graphicFrameLocks xmlns:a="http://schemas.openxmlformats.org/drawingml/2006/main" noChangeAspect="1"/>
             </wp:cNvGraphicFramePr>
@@ -597,39 +612,23 @@
               <a:graphicData uri="http://schemas.openxmlformats.org/drawingml/2006/picture">
                 <pic:pic xmlns:pic="http://schemas.openxmlformats.org/drawingml/2006/picture">
                   <pic:nvPicPr>
-                    <pic:cNvPr id="0" name="Picture 1"/>
-                    <pic:cNvPicPr>
-                      <a:picLocks noChangeAspect="1" noChangeArrowheads="1"/>
-                    </pic:cNvPicPr>
+                    <pic:cNvPr id="1" name=""/>
+                    <pic:cNvPicPr/>
                   </pic:nvPicPr>
-                  <pic:blipFill rotWithShape="1">
-                    <a:blip r:embed="rId7" cstate="print">
-                      <a:extLst>
-                        <a:ext uri="{28A0092B-C50C-407E-A947-70E740481C1C}">
-                          <a14:useLocalDpi xmlns:a14="http://schemas.microsoft.com/office/drawing/2010/main" val="0"/>
-                        </a:ext>
-                      </a:extLst>
-                    </a:blip>
-                    <a:srcRect l="-176" r="230"/>
-                    <a:stretch/>
+                  <pic:blipFill>
+                    <a:blip r:embed="rId7"/>
+                    <a:stretch>
+                      <a:fillRect/>
+                    </a:stretch>
                   </pic:blipFill>
-                  <pic:spPr bwMode="auto">
+                  <pic:spPr>
                     <a:xfrm>
                       <a:off x="0" y="0"/>
-                      <a:ext cx="5244798" cy="2572385"/>
+                      <a:ext cx="914528" cy="466790"/>
                     </a:xfrm>
                     <a:prstGeom prst="rect">
                       <a:avLst/>
                     </a:prstGeom>
-                    <a:noFill/>
-                    <a:ln>
-                      <a:noFill/>
-                    </a:ln>
-                    <a:extLst>
-                      <a:ext uri="{53640926-AAD7-44D8-BBD7-CCE9431645EC}">
-                        <a14:shadowObscured xmlns:a14="http://schemas.microsoft.com/office/drawing/2010/main"/>
-                      </a:ext>
-                    </a:extLst>
                   </pic:spPr>
                 </pic:pic>
               </a:graphicData>
@@ -656,6 +655,16 @@
           <w:szCs w:val="24"/>
         </w:rPr>
       </w:pPr>
+      <w:r>
+        <w:rPr>
+          <w:rFonts w:ascii="Times New Roman" w:hAnsi="Times New Roman" w:cs="Times New Roman"/>
+          <w:b/>
+          <w:bCs/>
+          <w:sz w:val="24"/>
+          <w:szCs w:val="24"/>
+        </w:rPr>
+        <w:t xml:space="preserve">Pada form.html, buat </w:t>
+      </w:r>
       <w:proofErr w:type="spellStart"/>
       <w:r>
         <w:rPr>
@@ -665,7 +674,7 @@
           <w:sz w:val="24"/>
           <w:szCs w:val="24"/>
         </w:rPr>
-        <w:t>Undang</w:t>
+        <w:t>tampilan</w:t>
       </w:r>
       <w:proofErr w:type="spellEnd"/>
       <w:r>
@@ -676,20 +685,8 @@
           <w:sz w:val="24"/>
           <w:szCs w:val="24"/>
         </w:rPr>
-        <w:t xml:space="preserve"> email </w:t>
-      </w:r>
-      <w:proofErr w:type="spellStart"/>
-      <w:r>
-        <w:rPr>
-          <w:rFonts w:ascii="Times New Roman" w:hAnsi="Times New Roman" w:cs="Times New Roman"/>
-          <w:b/>
-          <w:bCs/>
-          <w:sz w:val="24"/>
-          <w:szCs w:val="24"/>
-        </w:rPr>
-        <w:t>Arkatama</w:t>
-      </w:r>
-      <w:proofErr w:type="spellEnd"/>
+        <w:t xml:space="preserve"> form</w:t>
+      </w:r>
     </w:p>
     <w:p>
       <w:pPr>
@@ -715,10 +712,10 @@
           <w:szCs w:val="24"/>
         </w:rPr>
         <w:drawing>
-          <wp:inline distT="0" distB="0" distL="0" distR="0" wp14:anchorId="3B3E9E74" wp14:editId="1E52C2A5">
-            <wp:extent cx="5290835" cy="2574925"/>
+          <wp:inline distT="0" distB="0" distL="0" distR="0" wp14:anchorId="4CF215D4" wp14:editId="7EE18673">
+            <wp:extent cx="5247640" cy="5487035"/>
             <wp:effectExtent l="0" t="0" r="0" b="0"/>
-            <wp:docPr id="6" name="Picture 6"/>
+            <wp:docPr id="4" name="Picture 4"/>
             <wp:cNvGraphicFramePr>
               <a:graphicFrameLocks xmlns:a="http://schemas.openxmlformats.org/drawingml/2006/main" noChangeAspect="1"/>
             </wp:cNvGraphicFramePr>
@@ -726,39 +723,23 @@
               <a:graphicData uri="http://schemas.openxmlformats.org/drawingml/2006/picture">
                 <pic:pic xmlns:pic="http://schemas.openxmlformats.org/drawingml/2006/picture">
                   <pic:nvPicPr>
-                    <pic:cNvPr id="0" name="Picture 3"/>
-                    <pic:cNvPicPr>
-                      <a:picLocks noChangeAspect="1" noChangeArrowheads="1"/>
-                    </pic:cNvPicPr>
+                    <pic:cNvPr id="1" name=""/>
+                    <pic:cNvPicPr/>
                   </pic:nvPicPr>
-                  <pic:blipFill rotWithShape="1">
-                    <a:blip r:embed="rId8" cstate="print">
-                      <a:extLst>
-                        <a:ext uri="{28A0092B-C50C-407E-A947-70E740481C1C}">
-                          <a14:useLocalDpi xmlns:a14="http://schemas.microsoft.com/office/drawing/2010/main" val="0"/>
-                        </a:ext>
-                      </a:extLst>
-                    </a:blip>
-                    <a:srcRect l="-571" r="-301"/>
-                    <a:stretch/>
+                  <pic:blipFill>
+                    <a:blip r:embed="rId8"/>
+                    <a:stretch>
+                      <a:fillRect/>
+                    </a:stretch>
                   </pic:blipFill>
-                  <pic:spPr bwMode="auto">
+                  <pic:spPr>
                     <a:xfrm>
                       <a:off x="0" y="0"/>
-                      <a:ext cx="5293445" cy="2576195"/>
+                      <a:ext cx="5247640" cy="5487035"/>
                     </a:xfrm>
                     <a:prstGeom prst="rect">
                       <a:avLst/>
                     </a:prstGeom>
-                    <a:noFill/>
-                    <a:ln>
-                      <a:noFill/>
-                    </a:ln>
-                    <a:extLst>
-                      <a:ext uri="{53640926-AAD7-44D8-BBD7-CCE9431645EC}">
-                        <a14:shadowObscured xmlns:a14="http://schemas.microsoft.com/office/drawing/2010/main"/>
-                      </a:ext>
-                    </a:extLst>
                   </pic:spPr>
                 </pic:pic>
               </a:graphicData>
@@ -769,24 +750,18 @@
     </w:p>
     <w:p>
       <w:pPr>
-        <w:rPr>
-          <w:rFonts w:ascii="Times New Roman" w:hAnsi="Times New Roman" w:cs="Times New Roman"/>
-          <w:b/>
-          <w:bCs/>
-          <w:sz w:val="24"/>
-          <w:szCs w:val="24"/>
-        </w:rPr>
-      </w:pPr>
-      <w:r>
-        <w:rPr>
-          <w:rFonts w:ascii="Times New Roman" w:hAnsi="Times New Roman" w:cs="Times New Roman"/>
-          <w:b/>
-          <w:bCs/>
-          <w:sz w:val="24"/>
-          <w:szCs w:val="24"/>
-        </w:rPr>
-        <w:br w:type="page"/>
-      </w:r>
+        <w:pStyle w:val="ListParagraph"/>
+        <w:spacing w:line="360" w:lineRule="auto"/>
+        <w:ind w:left="0"/>
+        <w:jc w:val="center"/>
+        <w:rPr>
+          <w:rFonts w:ascii="Times New Roman" w:hAnsi="Times New Roman" w:cs="Times New Roman"/>
+          <w:b/>
+          <w:bCs/>
+          <w:sz w:val="24"/>
+          <w:szCs w:val="24"/>
+        </w:rPr>
+      </w:pPr>
     </w:p>
     <w:p>
       <w:pPr>
@@ -806,6 +781,7 @@
           <w:szCs w:val="24"/>
         </w:rPr>
       </w:pPr>
+      <w:proofErr w:type="spellStart"/>
       <w:r>
         <w:rPr>
           <w:rFonts w:ascii="Times New Roman" w:hAnsi="Times New Roman" w:cs="Times New Roman"/>
@@ -815,7 +791,18 @@
           <w:szCs w:val="24"/>
         </w:rPr>
         <w:lastRenderedPageBreak/>
-        <w:t xml:space="preserve">Download </w:t>
+        <w:t>Unggah</w:t>
+      </w:r>
+      <w:proofErr w:type="spellEnd"/>
+      <w:r>
+        <w:rPr>
+          <w:rFonts w:ascii="Times New Roman" w:hAnsi="Times New Roman" w:cs="Times New Roman"/>
+          <w:b/>
+          <w:bCs/>
+          <w:sz w:val="24"/>
+          <w:szCs w:val="24"/>
+        </w:rPr>
+        <w:t xml:space="preserve"> ke </w:t>
       </w:r>
       <w:proofErr w:type="spellStart"/>
       <w:r>
@@ -848,7 +835,7 @@
           <w:sz w:val="24"/>
           <w:szCs w:val="24"/>
         </w:rPr>
-        <w:t>dari</w:t>
+        <w:t>gitlab</w:t>
       </w:r>
       <w:proofErr w:type="spellEnd"/>
       <w:r>
@@ -859,7 +846,7 @@
           <w:sz w:val="24"/>
           <w:szCs w:val="24"/>
         </w:rPr>
-        <w:t xml:space="preserve"> GitHub </w:t>
+        <w:t xml:space="preserve"> dan </w:t>
       </w:r>
       <w:proofErr w:type="spellStart"/>
       <w:r>
@@ -870,7 +857,7 @@
           <w:sz w:val="24"/>
           <w:szCs w:val="24"/>
         </w:rPr>
-        <w:t>Arkatama</w:t>
+        <w:t>github</w:t>
       </w:r>
       <w:proofErr w:type="spellEnd"/>
     </w:p>
@@ -898,10 +885,10 @@
           <w:szCs w:val="24"/>
         </w:rPr>
         <w:drawing>
-          <wp:inline distT="0" distB="0" distL="0" distR="0" wp14:anchorId="437D9FB4" wp14:editId="6E671179">
-            <wp:extent cx="5247640" cy="2488565"/>
-            <wp:effectExtent l="0" t="0" r="0" b="0"/>
-            <wp:docPr id="10" name="Picture 10"/>
+          <wp:inline distT="0" distB="0" distL="0" distR="0" wp14:anchorId="373AB32D" wp14:editId="628426E9">
+            <wp:extent cx="5247640" cy="6095365"/>
+            <wp:effectExtent l="0" t="0" r="0" b="635"/>
+            <wp:docPr id="7" name="Picture 7"/>
             <wp:cNvGraphicFramePr>
               <a:graphicFrameLocks xmlns:a="http://schemas.openxmlformats.org/drawingml/2006/main" noChangeAspect="1"/>
             </wp:cNvGraphicFramePr>
@@ -909,36 +896,23 @@
               <a:graphicData uri="http://schemas.openxmlformats.org/drawingml/2006/picture">
                 <pic:pic xmlns:pic="http://schemas.openxmlformats.org/drawingml/2006/picture">
                   <pic:nvPicPr>
-                    <pic:cNvPr id="0" name="Picture 4"/>
-                    <pic:cNvPicPr>
-                      <a:picLocks noChangeAspect="1" noChangeArrowheads="1"/>
-                    </pic:cNvPicPr>
+                    <pic:cNvPr id="1" name=""/>
+                    <pic:cNvPicPr/>
                   </pic:nvPicPr>
                   <pic:blipFill>
-                    <a:blip r:embed="rId9" cstate="print">
-                      <a:extLst>
-                        <a:ext uri="{28A0092B-C50C-407E-A947-70E740481C1C}">
-                          <a14:useLocalDpi xmlns:a14="http://schemas.microsoft.com/office/drawing/2010/main" val="0"/>
-                        </a:ext>
-                      </a:extLst>
-                    </a:blip>
-                    <a:srcRect/>
+                    <a:blip r:embed="rId9"/>
                     <a:stretch>
                       <a:fillRect/>
                     </a:stretch>
                   </pic:blipFill>
-                  <pic:spPr bwMode="auto">
+                  <pic:spPr>
                     <a:xfrm>
                       <a:off x="0" y="0"/>
-                      <a:ext cx="5247640" cy="2488565"/>
+                      <a:ext cx="5247640" cy="6095365"/>
                     </a:xfrm>
                     <a:prstGeom prst="rect">
                       <a:avLst/>
                     </a:prstGeom>
-                    <a:noFill/>
-                    <a:ln>
-                      <a:noFill/>
-                    </a:ln>
                   </pic:spPr>
                 </pic:pic>
               </a:graphicData>
@@ -950,6 +924,21 @@
     <w:p>
       <w:pPr>
         <w:pStyle w:val="ListParagraph"/>
+        <w:spacing w:line="360" w:lineRule="auto"/>
+        <w:ind w:left="0"/>
+        <w:jc w:val="center"/>
+        <w:rPr>
+          <w:rFonts w:ascii="Times New Roman" w:hAnsi="Times New Roman" w:cs="Times New Roman"/>
+          <w:b/>
+          <w:bCs/>
+          <w:sz w:val="24"/>
+          <w:szCs w:val="24"/>
+        </w:rPr>
+      </w:pPr>
+    </w:p>
+    <w:p>
+      <w:pPr>
+        <w:pStyle w:val="ListParagraph"/>
         <w:numPr>
           <w:ilvl w:val="0"/>
           <w:numId w:val="1"/>
@@ -965,84 +954,16 @@
           <w:szCs w:val="24"/>
         </w:rPr>
       </w:pPr>
-      <w:proofErr w:type="spellStart"/>
-      <w:r>
-        <w:rPr>
-          <w:rFonts w:ascii="Times New Roman" w:hAnsi="Times New Roman" w:cs="Times New Roman"/>
-          <w:b/>
-          <w:bCs/>
-          <w:sz w:val="24"/>
-          <w:szCs w:val="24"/>
-        </w:rPr>
-        <w:t>Ekstraksi</w:t>
-      </w:r>
-      <w:proofErr w:type="spellEnd"/>
-      <w:r>
-        <w:rPr>
-          <w:rFonts w:ascii="Times New Roman" w:hAnsi="Times New Roman" w:cs="Times New Roman"/>
-          <w:b/>
-          <w:bCs/>
-          <w:sz w:val="24"/>
-          <w:szCs w:val="24"/>
-        </w:rPr>
-        <w:t xml:space="preserve"> </w:t>
-      </w:r>
-      <w:proofErr w:type="spellStart"/>
-      <w:r>
-        <w:rPr>
-          <w:rFonts w:ascii="Times New Roman" w:hAnsi="Times New Roman" w:cs="Times New Roman"/>
-          <w:b/>
-          <w:bCs/>
-          <w:sz w:val="24"/>
-          <w:szCs w:val="24"/>
-        </w:rPr>
-        <w:t>Repositori</w:t>
-      </w:r>
-      <w:proofErr w:type="spellEnd"/>
-      <w:r>
-        <w:rPr>
-          <w:rFonts w:ascii="Times New Roman" w:hAnsi="Times New Roman" w:cs="Times New Roman"/>
-          <w:b/>
-          <w:bCs/>
-          <w:sz w:val="24"/>
-          <w:szCs w:val="24"/>
-        </w:rPr>
-        <w:t xml:space="preserve"> </w:t>
-      </w:r>
-      <w:proofErr w:type="spellStart"/>
-      <w:r>
-        <w:rPr>
-          <w:rFonts w:ascii="Times New Roman" w:hAnsi="Times New Roman" w:cs="Times New Roman"/>
-          <w:b/>
-          <w:bCs/>
-          <w:sz w:val="24"/>
-          <w:szCs w:val="24"/>
-        </w:rPr>
-        <w:t>dari</w:t>
-      </w:r>
-      <w:proofErr w:type="spellEnd"/>
-      <w:r>
-        <w:rPr>
-          <w:rFonts w:ascii="Times New Roman" w:hAnsi="Times New Roman" w:cs="Times New Roman"/>
-          <w:b/>
-          <w:bCs/>
-          <w:sz w:val="24"/>
-          <w:szCs w:val="24"/>
-        </w:rPr>
-        <w:t xml:space="preserve"> GitHub </w:t>
-      </w:r>
-      <w:proofErr w:type="spellStart"/>
-      <w:r>
-        <w:rPr>
-          <w:rFonts w:ascii="Times New Roman" w:hAnsi="Times New Roman" w:cs="Times New Roman"/>
-          <w:b/>
-          <w:bCs/>
-          <w:sz w:val="24"/>
-          <w:szCs w:val="24"/>
-        </w:rPr>
-        <w:t>Arkatama</w:t>
-      </w:r>
-      <w:proofErr w:type="spellEnd"/>
+      <w:r>
+        <w:rPr>
+          <w:rFonts w:ascii="Times New Roman" w:hAnsi="Times New Roman" w:cs="Times New Roman"/>
+          <w:b/>
+          <w:bCs/>
+          <w:sz w:val="24"/>
+          <w:szCs w:val="24"/>
+        </w:rPr>
+        <w:t>Link file jsdasar.html dan form.html pada index.html</w:t>
+      </w:r>
     </w:p>
     <w:p>
       <w:pPr>
@@ -1063,13 +984,15 @@
           <w:rFonts w:ascii="Times New Roman" w:hAnsi="Times New Roman" w:cs="Times New Roman"/>
           <w:b/>
           <w:bCs/>
-          <w:sz w:val="24"/>
-          <w:szCs w:val="24"/>
-        </w:rPr>
+          <w:noProof/>
+          <w:sz w:val="24"/>
+          <w:szCs w:val="24"/>
+        </w:rPr>
+        <w:lastRenderedPageBreak/>
         <w:drawing>
-          <wp:inline distT="0" distB="0" distL="0" distR="0" wp14:anchorId="0AA38554" wp14:editId="7B5F7759">
-            <wp:extent cx="4416552" cy="3943350"/>
-            <wp:effectExtent l="0" t="0" r="0" b="0"/>
+          <wp:inline distT="0" distB="0" distL="0" distR="0" wp14:anchorId="2EE0AA90" wp14:editId="25436B09">
+            <wp:extent cx="5247640" cy="3083560"/>
+            <wp:effectExtent l="0" t="0" r="0" b="2540"/>
             <wp:docPr id="1" name="Picture 1"/>
             <wp:cNvGraphicFramePr>
               <a:graphicFrameLocks xmlns:a="http://schemas.openxmlformats.org/drawingml/2006/main" noChangeAspect="1"/>
@@ -1090,7 +1013,7 @@
                   <pic:spPr>
                     <a:xfrm>
                       <a:off x="0" y="0"/>
-                      <a:ext cx="4422045" cy="3948255"/>
+                      <a:ext cx="5247640" cy="3083560"/>
                     </a:xfrm>
                     <a:prstGeom prst="rect">
                       <a:avLst/>
@@ -1117,58 +1040,20 @@
           <w:szCs w:val="24"/>
         </w:rPr>
       </w:pPr>
-    </w:p>
-    <w:p>
-      <w:pPr>
-        <w:pStyle w:val="ListParagraph"/>
-        <w:numPr>
-          <w:ilvl w:val="0"/>
-          <w:numId w:val="1"/>
-        </w:numPr>
-        <w:spacing w:line="360" w:lineRule="auto"/>
-        <w:ind w:left="360"/>
-        <w:jc w:val="both"/>
-        <w:rPr>
-          <w:rFonts w:ascii="Times New Roman" w:hAnsi="Times New Roman" w:cs="Times New Roman"/>
-          <w:b/>
-          <w:bCs/>
-          <w:sz w:val="24"/>
-          <w:szCs w:val="24"/>
-        </w:rPr>
-      </w:pPr>
-      <w:r>
-        <w:rPr>
-          <w:rFonts w:ascii="Times New Roman" w:hAnsi="Times New Roman" w:cs="Times New Roman"/>
-          <w:b/>
-          <w:bCs/>
-          <w:sz w:val="24"/>
-          <w:szCs w:val="24"/>
-        </w:rPr>
-        <w:lastRenderedPageBreak/>
-        <w:t>Aplikasi</w:t>
-      </w:r>
-    </w:p>
-    <w:p>
-      <w:pPr>
-        <w:spacing w:line="360" w:lineRule="auto"/>
-        <w:jc w:val="center"/>
-        <w:rPr>
-          <w:rFonts w:ascii="Times New Roman" w:hAnsi="Times New Roman" w:cs="Times New Roman"/>
-          <w:sz w:val="24"/>
-          <w:szCs w:val="24"/>
-        </w:rPr>
-      </w:pPr>
-      <w:r>
-        <w:rPr>
-          <w:rFonts w:ascii="Times New Roman" w:hAnsi="Times New Roman" w:cs="Times New Roman"/>
+      <w:r>
+        <w:rPr>
+          <w:rFonts w:ascii="Times New Roman" w:hAnsi="Times New Roman" w:cs="Times New Roman"/>
+          <w:b/>
+          <w:bCs/>
+          <w:noProof/>
           <w:sz w:val="24"/>
           <w:szCs w:val="24"/>
         </w:rPr>
         <w:drawing>
-          <wp:inline distT="0" distB="0" distL="0" distR="0" wp14:anchorId="5B302662" wp14:editId="2DA1E8E2">
-            <wp:extent cx="5247640" cy="3291840"/>
-            <wp:effectExtent l="0" t="0" r="0" b="0"/>
-            <wp:docPr id="14" name="Picture 14"/>
+          <wp:inline distT="0" distB="0" distL="0" distR="0" wp14:anchorId="1528F1AA" wp14:editId="5ECBC7A5">
+            <wp:extent cx="4753638" cy="1543265"/>
+            <wp:effectExtent l="0" t="0" r="8890" b="0"/>
+            <wp:docPr id="8" name="Picture 8"/>
             <wp:cNvGraphicFramePr>
               <a:graphicFrameLocks xmlns:a="http://schemas.openxmlformats.org/drawingml/2006/main" noChangeAspect="1"/>
             </wp:cNvGraphicFramePr>
@@ -1188,7 +1073,7 @@
                   <pic:spPr>
                     <a:xfrm>
                       <a:off x="0" y="0"/>
-                      <a:ext cx="5247640" cy="3291840"/>
+                      <a:ext cx="4753638" cy="1543265"/>
                     </a:xfrm>
                     <a:prstGeom prst="rect">
                       <a:avLst/>
@@ -1206,10 +1091,9 @@
         <w:pStyle w:val="ListParagraph"/>
         <w:numPr>
           <w:ilvl w:val="0"/>
-          <w:numId w:val="1"/>
+          <w:numId w:val="7"/>
         </w:numPr>
         <w:spacing w:line="360" w:lineRule="auto"/>
-        <w:ind w:left="360"/>
         <w:jc w:val="both"/>
         <w:rPr>
           <w:rFonts w:ascii="Times New Roman" w:hAnsi="Times New Roman" w:cs="Times New Roman"/>
@@ -1227,68 +1111,37 @@
           <w:sz w:val="24"/>
           <w:szCs w:val="24"/>
         </w:rPr>
-        <w:t xml:space="preserve">Buka Terminal dan </w:t>
-      </w:r>
-      <w:proofErr w:type="spellStart"/>
-      <w:r>
-        <w:rPr>
-          <w:rFonts w:ascii="Times New Roman" w:hAnsi="Times New Roman" w:cs="Times New Roman"/>
-          <w:b/>
-          <w:bCs/>
-          <w:sz w:val="24"/>
-          <w:szCs w:val="24"/>
-        </w:rPr>
-        <w:t>ketik</w:t>
-      </w:r>
-      <w:proofErr w:type="spellEnd"/>
-      <w:r>
-        <w:rPr>
-          <w:rFonts w:ascii="Times New Roman" w:hAnsi="Times New Roman" w:cs="Times New Roman"/>
-          <w:b/>
-          <w:bCs/>
-          <w:sz w:val="24"/>
-          <w:szCs w:val="24"/>
-        </w:rPr>
-        <w:t xml:space="preserve"> git </w:t>
-      </w:r>
-      <w:proofErr w:type="spellStart"/>
-      <w:r>
-        <w:rPr>
-          <w:rFonts w:ascii="Times New Roman" w:hAnsi="Times New Roman" w:cs="Times New Roman"/>
-          <w:b/>
-          <w:bCs/>
-          <w:sz w:val="24"/>
-          <w:szCs w:val="24"/>
-        </w:rPr>
-        <w:t>init</w:t>
-      </w:r>
-      <w:proofErr w:type="spellEnd"/>
-    </w:p>
-    <w:p>
-      <w:pPr>
-        <w:spacing w:line="360" w:lineRule="auto"/>
-        <w:jc w:val="center"/>
-        <w:rPr>
-          <w:rFonts w:ascii="Times New Roman" w:hAnsi="Times New Roman" w:cs="Times New Roman"/>
-          <w:b/>
-          <w:bCs/>
-          <w:sz w:val="24"/>
-          <w:szCs w:val="24"/>
-        </w:rPr>
-      </w:pPr>
-      <w:r>
-        <w:rPr>
-          <w:rFonts w:ascii="Times New Roman" w:hAnsi="Times New Roman" w:cs="Times New Roman"/>
-          <w:b/>
-          <w:bCs/>
+        <w:t>statement.js</w:t>
+      </w:r>
+    </w:p>
+    <w:p>
+      <w:pPr>
+        <w:pStyle w:val="ListParagraph"/>
+        <w:spacing w:line="360" w:lineRule="auto"/>
+        <w:ind w:left="0"/>
+        <w:jc w:val="center"/>
+        <w:rPr>
+          <w:rFonts w:ascii="Times New Roman" w:hAnsi="Times New Roman" w:cs="Times New Roman"/>
+          <w:b/>
+          <w:bCs/>
+          <w:sz w:val="24"/>
+          <w:szCs w:val="24"/>
+        </w:rPr>
+      </w:pPr>
+      <w:r>
+        <w:rPr>
+          <w:rFonts w:ascii="Times New Roman" w:hAnsi="Times New Roman" w:cs="Times New Roman"/>
+          <w:b/>
+          <w:bCs/>
+          <w:noProof/>
           <w:sz w:val="24"/>
           <w:szCs w:val="24"/>
         </w:rPr>
         <w:drawing>
-          <wp:inline distT="0" distB="0" distL="0" distR="0" wp14:anchorId="2723517C" wp14:editId="066A8C59">
-            <wp:extent cx="5247640" cy="538480"/>
+          <wp:inline distT="0" distB="0" distL="0" distR="0" wp14:anchorId="3BE88562" wp14:editId="6251C502">
+            <wp:extent cx="2114845" cy="304843"/>
             <wp:effectExtent l="0" t="0" r="0" b="0"/>
-            <wp:docPr id="15" name="Picture 15"/>
+            <wp:docPr id="20" name="Picture 20"/>
             <wp:cNvGraphicFramePr>
               <a:graphicFrameLocks xmlns:a="http://schemas.openxmlformats.org/drawingml/2006/main" noChangeAspect="1"/>
             </wp:cNvGraphicFramePr>
@@ -1308,7 +1161,7 @@
                   <pic:spPr>
                     <a:xfrm>
                       <a:off x="0" y="0"/>
-                      <a:ext cx="5247640" cy="538480"/>
+                      <a:ext cx="2114845" cy="304843"/>
                     </a:xfrm>
                     <a:prstGeom prst="rect">
                       <a:avLst/>
@@ -1323,126 +1176,32 @@
     </w:p>
     <w:p>
       <w:pPr>
-        <w:rPr>
-          <w:rFonts w:ascii="Times New Roman" w:hAnsi="Times New Roman" w:cs="Times New Roman"/>
-          <w:b/>
-          <w:bCs/>
-          <w:sz w:val="24"/>
-          <w:szCs w:val="24"/>
-        </w:rPr>
-      </w:pPr>
-      <w:r>
-        <w:rPr>
-          <w:rFonts w:ascii="Times New Roman" w:hAnsi="Times New Roman" w:cs="Times New Roman"/>
-          <w:b/>
-          <w:bCs/>
-          <w:sz w:val="24"/>
-          <w:szCs w:val="24"/>
-        </w:rPr>
-        <w:br w:type="page"/>
-      </w:r>
-    </w:p>
-    <w:p>
-      <w:pPr>
         <w:pStyle w:val="ListParagraph"/>
-        <w:numPr>
-          <w:ilvl w:val="0"/>
-          <w:numId w:val="1"/>
-        </w:numPr>
-        <w:spacing w:line="360" w:lineRule="auto"/>
-        <w:ind w:left="360"/>
-        <w:jc w:val="both"/>
-        <w:rPr>
-          <w:rFonts w:ascii="Times New Roman" w:hAnsi="Times New Roman" w:cs="Times New Roman"/>
-          <w:b/>
-          <w:bCs/>
-          <w:sz w:val="24"/>
-          <w:szCs w:val="24"/>
-        </w:rPr>
-      </w:pPr>
-      <w:proofErr w:type="spellStart"/>
-      <w:r>
-        <w:rPr>
-          <w:rFonts w:ascii="Times New Roman" w:hAnsi="Times New Roman" w:cs="Times New Roman"/>
-          <w:b/>
-          <w:bCs/>
-          <w:sz w:val="24"/>
-          <w:szCs w:val="24"/>
-        </w:rPr>
-        <w:lastRenderedPageBreak/>
-        <w:t>Hubungkan</w:t>
-      </w:r>
-      <w:proofErr w:type="spellEnd"/>
-      <w:r>
-        <w:rPr>
-          <w:rFonts w:ascii="Times New Roman" w:hAnsi="Times New Roman" w:cs="Times New Roman"/>
-          <w:b/>
-          <w:bCs/>
-          <w:sz w:val="24"/>
-          <w:szCs w:val="24"/>
-        </w:rPr>
-        <w:t xml:space="preserve"> </w:t>
-      </w:r>
-      <w:proofErr w:type="spellStart"/>
-      <w:r>
-        <w:rPr>
-          <w:rFonts w:ascii="Times New Roman" w:hAnsi="Times New Roman" w:cs="Times New Roman"/>
-          <w:b/>
-          <w:bCs/>
-          <w:sz w:val="24"/>
-          <w:szCs w:val="24"/>
-        </w:rPr>
-        <w:t>akun</w:t>
-      </w:r>
-      <w:proofErr w:type="spellEnd"/>
-      <w:r>
-        <w:rPr>
-          <w:rFonts w:ascii="Times New Roman" w:hAnsi="Times New Roman" w:cs="Times New Roman"/>
-          <w:b/>
-          <w:bCs/>
-          <w:sz w:val="24"/>
-          <w:szCs w:val="24"/>
-        </w:rPr>
-        <w:t xml:space="preserve"> GitHub dengan </w:t>
-      </w:r>
-      <w:proofErr w:type="spellStart"/>
-      <w:r>
-        <w:rPr>
-          <w:rFonts w:ascii="Times New Roman" w:hAnsi="Times New Roman" w:cs="Times New Roman"/>
-          <w:b/>
-          <w:bCs/>
-          <w:sz w:val="24"/>
-          <w:szCs w:val="24"/>
-        </w:rPr>
-        <w:t>lokal</w:t>
-      </w:r>
-      <w:proofErr w:type="spellEnd"/>
-    </w:p>
-    <w:p>
-      <w:pPr>
-        <w:spacing w:line="360" w:lineRule="auto"/>
-        <w:jc w:val="center"/>
-        <w:rPr>
-          <w:rFonts w:ascii="Times New Roman" w:hAnsi="Times New Roman" w:cs="Times New Roman"/>
-          <w:b/>
-          <w:bCs/>
-          <w:sz w:val="24"/>
-          <w:szCs w:val="24"/>
-        </w:rPr>
-      </w:pPr>
-      <w:r>
-        <w:rPr>
-          <w:rFonts w:ascii="Times New Roman" w:hAnsi="Times New Roman" w:cs="Times New Roman"/>
-          <w:b/>
-          <w:bCs/>
+        <w:spacing w:line="360" w:lineRule="auto"/>
+        <w:ind w:left="0"/>
+        <w:jc w:val="center"/>
+        <w:rPr>
+          <w:rFonts w:ascii="Times New Roman" w:hAnsi="Times New Roman" w:cs="Times New Roman"/>
+          <w:b/>
+          <w:bCs/>
+          <w:sz w:val="24"/>
+          <w:szCs w:val="24"/>
+        </w:rPr>
+      </w:pPr>
+      <w:r>
+        <w:rPr>
+          <w:rFonts w:ascii="Times New Roman" w:hAnsi="Times New Roman" w:cs="Times New Roman"/>
+          <w:b/>
+          <w:bCs/>
+          <w:noProof/>
           <w:sz w:val="24"/>
           <w:szCs w:val="24"/>
         </w:rPr>
         <w:drawing>
-          <wp:inline distT="0" distB="0" distL="0" distR="0" wp14:anchorId="376C31A7" wp14:editId="23C8A15F">
-            <wp:extent cx="5247640" cy="3146425"/>
+          <wp:inline distT="0" distB="0" distL="0" distR="0" wp14:anchorId="05784A1D" wp14:editId="72C000E4">
+            <wp:extent cx="4267796" cy="1181265"/>
             <wp:effectExtent l="0" t="0" r="0" b="0"/>
-            <wp:docPr id="16" name="Picture 16"/>
+            <wp:docPr id="21" name="Picture 21"/>
             <wp:cNvGraphicFramePr>
               <a:graphicFrameLocks xmlns:a="http://schemas.openxmlformats.org/drawingml/2006/main" noChangeAspect="1"/>
             </wp:cNvGraphicFramePr>
@@ -1462,7 +1221,7 @@
                   <pic:spPr>
                     <a:xfrm>
                       <a:off x="0" y="0"/>
-                      <a:ext cx="5247640" cy="3146425"/>
+                      <a:ext cx="4267796" cy="1181265"/>
                     </a:xfrm>
                     <a:prstGeom prst="rect">
                       <a:avLst/>
@@ -1478,99 +1237,31 @@
     <w:p>
       <w:pPr>
         <w:pStyle w:val="ListParagraph"/>
-        <w:numPr>
-          <w:ilvl w:val="0"/>
-          <w:numId w:val="1"/>
-        </w:numPr>
-        <w:spacing w:line="360" w:lineRule="auto"/>
-        <w:ind w:left="360"/>
-        <w:jc w:val="both"/>
-        <w:rPr>
-          <w:rFonts w:ascii="Times New Roman" w:hAnsi="Times New Roman" w:cs="Times New Roman"/>
-          <w:b/>
-          <w:bCs/>
-          <w:sz w:val="24"/>
-          <w:szCs w:val="24"/>
-        </w:rPr>
-      </w:pPr>
-      <w:r>
-        <w:rPr>
-          <w:rFonts w:ascii="Times New Roman" w:hAnsi="Times New Roman" w:cs="Times New Roman"/>
-          <w:b/>
-          <w:bCs/>
-          <w:sz w:val="24"/>
-          <w:szCs w:val="24"/>
-        </w:rPr>
-        <w:t xml:space="preserve">Masukkan </w:t>
-      </w:r>
-      <w:proofErr w:type="spellStart"/>
-      <w:r>
-        <w:rPr>
-          <w:rFonts w:ascii="Times New Roman" w:hAnsi="Times New Roman" w:cs="Times New Roman"/>
-          <w:b/>
-          <w:bCs/>
-          <w:sz w:val="24"/>
-          <w:szCs w:val="24"/>
-        </w:rPr>
-        <w:t>perintah</w:t>
-      </w:r>
-      <w:proofErr w:type="spellEnd"/>
-      <w:r>
-        <w:rPr>
-          <w:rFonts w:ascii="Times New Roman" w:hAnsi="Times New Roman" w:cs="Times New Roman"/>
-          <w:b/>
-          <w:bCs/>
-          <w:sz w:val="24"/>
-          <w:szCs w:val="24"/>
-        </w:rPr>
-        <w:t xml:space="preserve"> git add dan git co</w:t>
-      </w:r>
-      <w:r>
-        <w:rPr>
-          <w:rFonts w:ascii="Times New Roman" w:hAnsi="Times New Roman" w:cs="Times New Roman"/>
-          <w:b/>
-          <w:bCs/>
-          <w:sz w:val="24"/>
-          <w:szCs w:val="24"/>
-        </w:rPr>
-        <w:t>m</w:t>
-      </w:r>
-      <w:r>
-        <w:rPr>
-          <w:rFonts w:ascii="Times New Roman" w:hAnsi="Times New Roman" w:cs="Times New Roman"/>
-          <w:b/>
-          <w:bCs/>
-          <w:sz w:val="24"/>
-          <w:szCs w:val="24"/>
-        </w:rPr>
-        <w:t>mit</w:t>
-      </w:r>
-    </w:p>
-    <w:p>
-      <w:pPr>
-        <w:spacing w:line="360" w:lineRule="auto"/>
-        <w:jc w:val="center"/>
-        <w:rPr>
-          <w:rFonts w:ascii="Times New Roman" w:hAnsi="Times New Roman" w:cs="Times New Roman"/>
-          <w:b/>
-          <w:bCs/>
-          <w:sz w:val="24"/>
-          <w:szCs w:val="24"/>
-        </w:rPr>
-      </w:pPr>
-      <w:r>
-        <w:rPr>
-          <w:rFonts w:ascii="Times New Roman" w:hAnsi="Times New Roman" w:cs="Times New Roman"/>
-          <w:b/>
-          <w:bCs/>
+        <w:spacing w:line="360" w:lineRule="auto"/>
+        <w:ind w:left="0"/>
+        <w:jc w:val="center"/>
+        <w:rPr>
+          <w:rFonts w:ascii="Times New Roman" w:hAnsi="Times New Roman" w:cs="Times New Roman"/>
+          <w:b/>
+          <w:bCs/>
+          <w:sz w:val="24"/>
+          <w:szCs w:val="24"/>
+        </w:rPr>
+      </w:pPr>
+      <w:r>
+        <w:rPr>
+          <w:rFonts w:ascii="Times New Roman" w:hAnsi="Times New Roman" w:cs="Times New Roman"/>
+          <w:b/>
+          <w:bCs/>
+          <w:noProof/>
           <w:sz w:val="24"/>
           <w:szCs w:val="24"/>
         </w:rPr>
         <w:drawing>
-          <wp:inline distT="0" distB="0" distL="0" distR="0" wp14:anchorId="2989AE65" wp14:editId="17469783">
-            <wp:extent cx="5247640" cy="3065145"/>
-            <wp:effectExtent l="0" t="0" r="0" b="0"/>
-            <wp:docPr id="17" name="Picture 17"/>
+          <wp:inline distT="0" distB="0" distL="0" distR="0" wp14:anchorId="1FFA6011" wp14:editId="63443501">
+            <wp:extent cx="4267796" cy="619211"/>
+            <wp:effectExtent l="0" t="0" r="0" b="9525"/>
+            <wp:docPr id="22" name="Picture 22"/>
             <wp:cNvGraphicFramePr>
               <a:graphicFrameLocks xmlns:a="http://schemas.openxmlformats.org/drawingml/2006/main" noChangeAspect="1"/>
             </wp:cNvGraphicFramePr>
@@ -1590,7 +1281,7 @@
                   <pic:spPr>
                     <a:xfrm>
                       <a:off x="0" y="0"/>
-                      <a:ext cx="5247640" cy="3065145"/>
+                      <a:ext cx="4267796" cy="619211"/>
                     </a:xfrm>
                     <a:prstGeom prst="rect">
                       <a:avLst/>
@@ -1605,30 +1296,33 @@
     </w:p>
     <w:p>
       <w:pPr>
-        <w:spacing w:line="360" w:lineRule="auto"/>
-        <w:jc w:val="center"/>
-        <w:rPr>
-          <w:rFonts w:ascii="Times New Roman" w:hAnsi="Times New Roman" w:cs="Times New Roman"/>
-          <w:b/>
-          <w:bCs/>
-          <w:sz w:val="24"/>
-          <w:szCs w:val="24"/>
-        </w:rPr>
-      </w:pPr>
-      <w:r>
-        <w:rPr>
-          <w:rFonts w:ascii="Times New Roman" w:hAnsi="Times New Roman" w:cs="Times New Roman"/>
-          <w:b/>
-          <w:bCs/>
+        <w:pStyle w:val="ListParagraph"/>
+        <w:spacing w:line="360" w:lineRule="auto"/>
+        <w:ind w:left="0"/>
+        <w:jc w:val="center"/>
+        <w:rPr>
+          <w:rFonts w:ascii="Times New Roman" w:hAnsi="Times New Roman" w:cs="Times New Roman"/>
+          <w:b/>
+          <w:bCs/>
+          <w:sz w:val="24"/>
+          <w:szCs w:val="24"/>
+        </w:rPr>
+      </w:pPr>
+      <w:r>
+        <w:rPr>
+          <w:rFonts w:ascii="Times New Roman" w:hAnsi="Times New Roman" w:cs="Times New Roman"/>
+          <w:b/>
+          <w:bCs/>
+          <w:noProof/>
           <w:sz w:val="24"/>
           <w:szCs w:val="24"/>
         </w:rPr>
         <w:lastRenderedPageBreak/>
         <w:drawing>
-          <wp:inline distT="0" distB="0" distL="0" distR="0" wp14:anchorId="0EBAEA37" wp14:editId="2916CBCD">
-            <wp:extent cx="5247640" cy="4747260"/>
+          <wp:inline distT="0" distB="0" distL="0" distR="0" wp14:anchorId="2F9C412F" wp14:editId="187D7ED8">
+            <wp:extent cx="4267796" cy="1181265"/>
             <wp:effectExtent l="0" t="0" r="0" b="0"/>
-            <wp:docPr id="18" name="Picture 18"/>
+            <wp:docPr id="23" name="Picture 23"/>
             <wp:cNvGraphicFramePr>
               <a:graphicFrameLocks xmlns:a="http://schemas.openxmlformats.org/drawingml/2006/main" noChangeAspect="1"/>
             </wp:cNvGraphicFramePr>
@@ -1648,6 +1342,5923 @@
                   <pic:spPr>
                     <a:xfrm>
                       <a:off x="0" y="0"/>
+                      <a:ext cx="4267796" cy="1181265"/>
+                    </a:xfrm>
+                    <a:prstGeom prst="rect">
+                      <a:avLst/>
+                    </a:prstGeom>
+                  </pic:spPr>
+                </pic:pic>
+              </a:graphicData>
+            </a:graphic>
+          </wp:inline>
+        </w:drawing>
+      </w:r>
+    </w:p>
+    <w:p>
+      <w:pPr>
+        <w:pStyle w:val="ListParagraph"/>
+        <w:numPr>
+          <w:ilvl w:val="0"/>
+          <w:numId w:val="7"/>
+        </w:numPr>
+        <w:spacing w:line="360" w:lineRule="auto"/>
+        <w:jc w:val="both"/>
+        <w:rPr>
+          <w:rFonts w:ascii="Times New Roman" w:hAnsi="Times New Roman" w:cs="Times New Roman"/>
+          <w:b/>
+          <w:bCs/>
+          <w:sz w:val="24"/>
+          <w:szCs w:val="24"/>
+        </w:rPr>
+      </w:pPr>
+      <w:r>
+        <w:rPr>
+          <w:rFonts w:ascii="Times New Roman" w:hAnsi="Times New Roman" w:cs="Times New Roman"/>
+          <w:b/>
+          <w:bCs/>
+          <w:sz w:val="24"/>
+          <w:szCs w:val="24"/>
+        </w:rPr>
+        <w:t>comment.js</w:t>
+      </w:r>
+    </w:p>
+    <w:p>
+      <w:pPr>
+        <w:spacing w:line="360" w:lineRule="auto"/>
+        <w:jc w:val="center"/>
+        <w:rPr>
+          <w:rFonts w:ascii="Times New Roman" w:hAnsi="Times New Roman" w:cs="Times New Roman"/>
+          <w:b/>
+          <w:bCs/>
+          <w:sz w:val="24"/>
+          <w:szCs w:val="24"/>
+        </w:rPr>
+      </w:pPr>
+      <w:r>
+        <w:rPr>
+          <w:rFonts w:ascii="Times New Roman" w:hAnsi="Times New Roman" w:cs="Times New Roman"/>
+          <w:b/>
+          <w:bCs/>
+          <w:noProof/>
+          <w:sz w:val="24"/>
+          <w:szCs w:val="24"/>
+        </w:rPr>
+        <w:drawing>
+          <wp:inline distT="0" distB="0" distL="0" distR="0" wp14:anchorId="08E3F472" wp14:editId="2C257C07">
+            <wp:extent cx="4363059" cy="1362265"/>
+            <wp:effectExtent l="0" t="0" r="0" b="9525"/>
+            <wp:docPr id="26" name="Picture 26"/>
+            <wp:cNvGraphicFramePr>
+              <a:graphicFrameLocks xmlns:a="http://schemas.openxmlformats.org/drawingml/2006/main" noChangeAspect="1"/>
+            </wp:cNvGraphicFramePr>
+            <a:graphic xmlns:a="http://schemas.openxmlformats.org/drawingml/2006/main">
+              <a:graphicData uri="http://schemas.openxmlformats.org/drawingml/2006/picture">
+                <pic:pic xmlns:pic="http://schemas.openxmlformats.org/drawingml/2006/picture">
+                  <pic:nvPicPr>
+                    <pic:cNvPr id="1" name=""/>
+                    <pic:cNvPicPr/>
+                  </pic:nvPicPr>
+                  <pic:blipFill>
+                    <a:blip r:embed="rId16"/>
+                    <a:stretch>
+                      <a:fillRect/>
+                    </a:stretch>
+                  </pic:blipFill>
+                  <pic:spPr>
+                    <a:xfrm>
+                      <a:off x="0" y="0"/>
+                      <a:ext cx="4363059" cy="1362265"/>
+                    </a:xfrm>
+                    <a:prstGeom prst="rect">
+                      <a:avLst/>
+                    </a:prstGeom>
+                  </pic:spPr>
+                </pic:pic>
+              </a:graphicData>
+            </a:graphic>
+          </wp:inline>
+        </w:drawing>
+      </w:r>
+    </w:p>
+    <w:p>
+      <w:pPr>
+        <w:pStyle w:val="ListParagraph"/>
+        <w:numPr>
+          <w:ilvl w:val="0"/>
+          <w:numId w:val="7"/>
+        </w:numPr>
+        <w:spacing w:line="360" w:lineRule="auto"/>
+        <w:jc w:val="both"/>
+        <w:rPr>
+          <w:rFonts w:ascii="Times New Roman" w:hAnsi="Times New Roman" w:cs="Times New Roman"/>
+          <w:b/>
+          <w:bCs/>
+          <w:sz w:val="24"/>
+          <w:szCs w:val="24"/>
+        </w:rPr>
+      </w:pPr>
+      <w:r>
+        <w:rPr>
+          <w:rFonts w:ascii="Times New Roman" w:hAnsi="Times New Roman" w:cs="Times New Roman"/>
+          <w:b/>
+          <w:bCs/>
+          <w:sz w:val="24"/>
+          <w:szCs w:val="24"/>
+        </w:rPr>
+        <w:t>variable.js</w:t>
+      </w:r>
+    </w:p>
+    <w:p>
+      <w:pPr>
+        <w:spacing w:line="360" w:lineRule="auto"/>
+        <w:jc w:val="center"/>
+        <w:rPr>
+          <w:rFonts w:ascii="Times New Roman" w:hAnsi="Times New Roman" w:cs="Times New Roman"/>
+          <w:b/>
+          <w:bCs/>
+          <w:sz w:val="24"/>
+          <w:szCs w:val="24"/>
+        </w:rPr>
+      </w:pPr>
+      <w:r>
+        <w:rPr>
+          <w:rFonts w:ascii="Times New Roman" w:hAnsi="Times New Roman" w:cs="Times New Roman"/>
+          <w:b/>
+          <w:bCs/>
+          <w:noProof/>
+          <w:sz w:val="24"/>
+          <w:szCs w:val="24"/>
+        </w:rPr>
+        <w:drawing>
+          <wp:inline distT="0" distB="0" distL="0" distR="0" wp14:anchorId="58A3DE93" wp14:editId="219E866B">
+            <wp:extent cx="2972215" cy="638264"/>
+            <wp:effectExtent l="0" t="0" r="0" b="9525"/>
+            <wp:docPr id="27" name="Picture 27"/>
+            <wp:cNvGraphicFramePr>
+              <a:graphicFrameLocks xmlns:a="http://schemas.openxmlformats.org/drawingml/2006/main" noChangeAspect="1"/>
+            </wp:cNvGraphicFramePr>
+            <a:graphic xmlns:a="http://schemas.openxmlformats.org/drawingml/2006/main">
+              <a:graphicData uri="http://schemas.openxmlformats.org/drawingml/2006/picture">
+                <pic:pic xmlns:pic="http://schemas.openxmlformats.org/drawingml/2006/picture">
+                  <pic:nvPicPr>
+                    <pic:cNvPr id="1" name=""/>
+                    <pic:cNvPicPr/>
+                  </pic:nvPicPr>
+                  <pic:blipFill>
+                    <a:blip r:embed="rId17"/>
+                    <a:stretch>
+                      <a:fillRect/>
+                    </a:stretch>
+                  </pic:blipFill>
+                  <pic:spPr>
+                    <a:xfrm>
+                      <a:off x="0" y="0"/>
+                      <a:ext cx="2972215" cy="638264"/>
+                    </a:xfrm>
+                    <a:prstGeom prst="rect">
+                      <a:avLst/>
+                    </a:prstGeom>
+                  </pic:spPr>
+                </pic:pic>
+              </a:graphicData>
+            </a:graphic>
+          </wp:inline>
+        </w:drawing>
+      </w:r>
+    </w:p>
+    <w:p>
+      <w:pPr>
+        <w:spacing w:line="360" w:lineRule="auto"/>
+        <w:jc w:val="center"/>
+        <w:rPr>
+          <w:rFonts w:ascii="Times New Roman" w:hAnsi="Times New Roman" w:cs="Times New Roman"/>
+          <w:b/>
+          <w:bCs/>
+          <w:sz w:val="24"/>
+          <w:szCs w:val="24"/>
+        </w:rPr>
+      </w:pPr>
+      <w:r>
+        <w:rPr>
+          <w:rFonts w:ascii="Times New Roman" w:hAnsi="Times New Roman" w:cs="Times New Roman"/>
+          <w:b/>
+          <w:bCs/>
+          <w:noProof/>
+          <w:sz w:val="24"/>
+          <w:szCs w:val="24"/>
+        </w:rPr>
+        <w:drawing>
+          <wp:inline distT="0" distB="0" distL="0" distR="0" wp14:anchorId="3EF41734" wp14:editId="3E4CF5E7">
+            <wp:extent cx="5247640" cy="814705"/>
+            <wp:effectExtent l="0" t="0" r="0" b="4445"/>
+            <wp:docPr id="28" name="Picture 28"/>
+            <wp:cNvGraphicFramePr>
+              <a:graphicFrameLocks xmlns:a="http://schemas.openxmlformats.org/drawingml/2006/main" noChangeAspect="1"/>
+            </wp:cNvGraphicFramePr>
+            <a:graphic xmlns:a="http://schemas.openxmlformats.org/drawingml/2006/main">
+              <a:graphicData uri="http://schemas.openxmlformats.org/drawingml/2006/picture">
+                <pic:pic xmlns:pic="http://schemas.openxmlformats.org/drawingml/2006/picture">
+                  <pic:nvPicPr>
+                    <pic:cNvPr id="1" name=""/>
+                    <pic:cNvPicPr/>
+                  </pic:nvPicPr>
+                  <pic:blipFill>
+                    <a:blip r:embed="rId18"/>
+                    <a:stretch>
+                      <a:fillRect/>
+                    </a:stretch>
+                  </pic:blipFill>
+                  <pic:spPr>
+                    <a:xfrm>
+                      <a:off x="0" y="0"/>
+                      <a:ext cx="5247640" cy="814705"/>
+                    </a:xfrm>
+                    <a:prstGeom prst="rect">
+                      <a:avLst/>
+                    </a:prstGeom>
+                  </pic:spPr>
+                </pic:pic>
+              </a:graphicData>
+            </a:graphic>
+          </wp:inline>
+        </w:drawing>
+      </w:r>
+    </w:p>
+    <w:p>
+      <w:pPr>
+        <w:pStyle w:val="ListParagraph"/>
+        <w:numPr>
+          <w:ilvl w:val="0"/>
+          <w:numId w:val="7"/>
+        </w:numPr>
+        <w:spacing w:line="360" w:lineRule="auto"/>
+        <w:jc w:val="both"/>
+        <w:rPr>
+          <w:rFonts w:ascii="Times New Roman" w:hAnsi="Times New Roman" w:cs="Times New Roman"/>
+          <w:b/>
+          <w:bCs/>
+          <w:sz w:val="24"/>
+          <w:szCs w:val="24"/>
+        </w:rPr>
+      </w:pPr>
+      <w:r>
+        <w:rPr>
+          <w:rFonts w:ascii="Times New Roman" w:hAnsi="Times New Roman" w:cs="Times New Roman"/>
+          <w:b/>
+          <w:bCs/>
+          <w:sz w:val="24"/>
+          <w:szCs w:val="24"/>
+        </w:rPr>
+        <w:t>edit variable.js</w:t>
+      </w:r>
+    </w:p>
+    <w:p>
+      <w:pPr>
+        <w:spacing w:line="360" w:lineRule="auto"/>
+        <w:jc w:val="center"/>
+        <w:rPr>
+          <w:rFonts w:ascii="Times New Roman" w:hAnsi="Times New Roman" w:cs="Times New Roman"/>
+          <w:b/>
+          <w:bCs/>
+          <w:sz w:val="24"/>
+          <w:szCs w:val="24"/>
+        </w:rPr>
+      </w:pPr>
+      <w:r>
+        <w:rPr>
+          <w:rFonts w:ascii="Times New Roman" w:hAnsi="Times New Roman" w:cs="Times New Roman"/>
+          <w:b/>
+          <w:bCs/>
+          <w:noProof/>
+          <w:sz w:val="24"/>
+          <w:szCs w:val="24"/>
+        </w:rPr>
+        <w:drawing>
+          <wp:inline distT="0" distB="0" distL="0" distR="0" wp14:anchorId="24CD6C75" wp14:editId="77C67EA5">
+            <wp:extent cx="2905530" cy="1219370"/>
+            <wp:effectExtent l="0" t="0" r="9525" b="0"/>
+            <wp:docPr id="29" name="Picture 29"/>
+            <wp:cNvGraphicFramePr>
+              <a:graphicFrameLocks xmlns:a="http://schemas.openxmlformats.org/drawingml/2006/main" noChangeAspect="1"/>
+            </wp:cNvGraphicFramePr>
+            <a:graphic xmlns:a="http://schemas.openxmlformats.org/drawingml/2006/main">
+              <a:graphicData uri="http://schemas.openxmlformats.org/drawingml/2006/picture">
+                <pic:pic xmlns:pic="http://schemas.openxmlformats.org/drawingml/2006/picture">
+                  <pic:nvPicPr>
+                    <pic:cNvPr id="1" name=""/>
+                    <pic:cNvPicPr/>
+                  </pic:nvPicPr>
+                  <pic:blipFill>
+                    <a:blip r:embed="rId19"/>
+                    <a:stretch>
+                      <a:fillRect/>
+                    </a:stretch>
+                  </pic:blipFill>
+                  <pic:spPr>
+                    <a:xfrm>
+                      <a:off x="0" y="0"/>
+                      <a:ext cx="2905530" cy="1219370"/>
+                    </a:xfrm>
+                    <a:prstGeom prst="rect">
+                      <a:avLst/>
+                    </a:prstGeom>
+                  </pic:spPr>
+                </pic:pic>
+              </a:graphicData>
+            </a:graphic>
+          </wp:inline>
+        </w:drawing>
+      </w:r>
+    </w:p>
+    <w:p>
+      <w:pPr>
+        <w:spacing w:line="360" w:lineRule="auto"/>
+        <w:jc w:val="center"/>
+        <w:rPr>
+          <w:rFonts w:ascii="Times New Roman" w:hAnsi="Times New Roman" w:cs="Times New Roman"/>
+          <w:b/>
+          <w:bCs/>
+          <w:sz w:val="24"/>
+          <w:szCs w:val="24"/>
+        </w:rPr>
+      </w:pPr>
+      <w:r>
+        <w:rPr>
+          <w:rFonts w:ascii="Times New Roman" w:hAnsi="Times New Roman" w:cs="Times New Roman"/>
+          <w:b/>
+          <w:bCs/>
+          <w:noProof/>
+          <w:sz w:val="24"/>
+          <w:szCs w:val="24"/>
+        </w:rPr>
+        <w:lastRenderedPageBreak/>
+        <w:drawing>
+          <wp:inline distT="0" distB="0" distL="0" distR="0" wp14:anchorId="6129187D" wp14:editId="64769801">
+            <wp:extent cx="5247640" cy="975995"/>
+            <wp:effectExtent l="0" t="0" r="0" b="0"/>
+            <wp:docPr id="30" name="Picture 30"/>
+            <wp:cNvGraphicFramePr>
+              <a:graphicFrameLocks xmlns:a="http://schemas.openxmlformats.org/drawingml/2006/main" noChangeAspect="1"/>
+            </wp:cNvGraphicFramePr>
+            <a:graphic xmlns:a="http://schemas.openxmlformats.org/drawingml/2006/main">
+              <a:graphicData uri="http://schemas.openxmlformats.org/drawingml/2006/picture">
+                <pic:pic xmlns:pic="http://schemas.openxmlformats.org/drawingml/2006/picture">
+                  <pic:nvPicPr>
+                    <pic:cNvPr id="1" name=""/>
+                    <pic:cNvPicPr/>
+                  </pic:nvPicPr>
+                  <pic:blipFill>
+                    <a:blip r:embed="rId20"/>
+                    <a:stretch>
+                      <a:fillRect/>
+                    </a:stretch>
+                  </pic:blipFill>
+                  <pic:spPr>
+                    <a:xfrm>
+                      <a:off x="0" y="0"/>
+                      <a:ext cx="5247640" cy="975995"/>
+                    </a:xfrm>
+                    <a:prstGeom prst="rect">
+                      <a:avLst/>
+                    </a:prstGeom>
+                  </pic:spPr>
+                </pic:pic>
+              </a:graphicData>
+            </a:graphic>
+          </wp:inline>
+        </w:drawing>
+      </w:r>
+    </w:p>
+    <w:p>
+      <w:pPr>
+        <w:pStyle w:val="ListParagraph"/>
+        <w:numPr>
+          <w:ilvl w:val="0"/>
+          <w:numId w:val="7"/>
+        </w:numPr>
+        <w:spacing w:line="360" w:lineRule="auto"/>
+        <w:jc w:val="both"/>
+        <w:rPr>
+          <w:rFonts w:ascii="Times New Roman" w:hAnsi="Times New Roman" w:cs="Times New Roman"/>
+          <w:b/>
+          <w:bCs/>
+          <w:sz w:val="24"/>
+          <w:szCs w:val="24"/>
+        </w:rPr>
+      </w:pPr>
+      <w:r>
+        <w:rPr>
+          <w:rFonts w:ascii="Times New Roman" w:hAnsi="Times New Roman" w:cs="Times New Roman"/>
+          <w:b/>
+          <w:bCs/>
+          <w:sz w:val="24"/>
+          <w:szCs w:val="24"/>
+        </w:rPr>
+        <w:t>use variable.js</w:t>
+      </w:r>
+    </w:p>
+    <w:p>
+      <w:pPr>
+        <w:spacing w:line="360" w:lineRule="auto"/>
+        <w:jc w:val="center"/>
+        <w:rPr>
+          <w:rFonts w:ascii="Times New Roman" w:hAnsi="Times New Roman" w:cs="Times New Roman"/>
+          <w:b/>
+          <w:bCs/>
+          <w:sz w:val="24"/>
+          <w:szCs w:val="24"/>
+        </w:rPr>
+      </w:pPr>
+      <w:r>
+        <w:rPr>
+          <w:rFonts w:ascii="Times New Roman" w:hAnsi="Times New Roman" w:cs="Times New Roman"/>
+          <w:b/>
+          <w:bCs/>
+          <w:noProof/>
+          <w:sz w:val="24"/>
+          <w:szCs w:val="24"/>
+        </w:rPr>
+        <w:drawing>
+          <wp:inline distT="0" distB="0" distL="0" distR="0" wp14:anchorId="128B99D2" wp14:editId="1098B621">
+            <wp:extent cx="2905530" cy="3019846"/>
+            <wp:effectExtent l="0" t="0" r="9525" b="9525"/>
+            <wp:docPr id="31" name="Picture 31"/>
+            <wp:cNvGraphicFramePr>
+              <a:graphicFrameLocks xmlns:a="http://schemas.openxmlformats.org/drawingml/2006/main" noChangeAspect="1"/>
+            </wp:cNvGraphicFramePr>
+            <a:graphic xmlns:a="http://schemas.openxmlformats.org/drawingml/2006/main">
+              <a:graphicData uri="http://schemas.openxmlformats.org/drawingml/2006/picture">
+                <pic:pic xmlns:pic="http://schemas.openxmlformats.org/drawingml/2006/picture">
+                  <pic:nvPicPr>
+                    <pic:cNvPr id="1" name=""/>
+                    <pic:cNvPicPr/>
+                  </pic:nvPicPr>
+                  <pic:blipFill>
+                    <a:blip r:embed="rId21"/>
+                    <a:stretch>
+                      <a:fillRect/>
+                    </a:stretch>
+                  </pic:blipFill>
+                  <pic:spPr>
+                    <a:xfrm>
+                      <a:off x="0" y="0"/>
+                      <a:ext cx="2905530" cy="3019846"/>
+                    </a:xfrm>
+                    <a:prstGeom prst="rect">
+                      <a:avLst/>
+                    </a:prstGeom>
+                  </pic:spPr>
+                </pic:pic>
+              </a:graphicData>
+            </a:graphic>
+          </wp:inline>
+        </w:drawing>
+      </w:r>
+    </w:p>
+    <w:p>
+      <w:pPr>
+        <w:spacing w:line="360" w:lineRule="auto"/>
+        <w:jc w:val="center"/>
+        <w:rPr>
+          <w:rFonts w:ascii="Times New Roman" w:hAnsi="Times New Roman" w:cs="Times New Roman"/>
+          <w:b/>
+          <w:bCs/>
+          <w:sz w:val="24"/>
+          <w:szCs w:val="24"/>
+        </w:rPr>
+      </w:pPr>
+      <w:r>
+        <w:rPr>
+          <w:rFonts w:ascii="Times New Roman" w:hAnsi="Times New Roman" w:cs="Times New Roman"/>
+          <w:b/>
+          <w:bCs/>
+          <w:noProof/>
+          <w:sz w:val="24"/>
+          <w:szCs w:val="24"/>
+        </w:rPr>
+        <w:drawing>
+          <wp:inline distT="0" distB="0" distL="0" distR="0" wp14:anchorId="42144ACB" wp14:editId="6C9BA16B">
+            <wp:extent cx="5247640" cy="1666240"/>
+            <wp:effectExtent l="0" t="0" r="0" b="0"/>
+            <wp:docPr id="32" name="Picture 32"/>
+            <wp:cNvGraphicFramePr>
+              <a:graphicFrameLocks xmlns:a="http://schemas.openxmlformats.org/drawingml/2006/main" noChangeAspect="1"/>
+            </wp:cNvGraphicFramePr>
+            <a:graphic xmlns:a="http://schemas.openxmlformats.org/drawingml/2006/main">
+              <a:graphicData uri="http://schemas.openxmlformats.org/drawingml/2006/picture">
+                <pic:pic xmlns:pic="http://schemas.openxmlformats.org/drawingml/2006/picture">
+                  <pic:nvPicPr>
+                    <pic:cNvPr id="1" name=""/>
+                    <pic:cNvPicPr/>
+                  </pic:nvPicPr>
+                  <pic:blipFill>
+                    <a:blip r:embed="rId22"/>
+                    <a:stretch>
+                      <a:fillRect/>
+                    </a:stretch>
+                  </pic:blipFill>
+                  <pic:spPr>
+                    <a:xfrm>
+                      <a:off x="0" y="0"/>
+                      <a:ext cx="5247640" cy="1666240"/>
+                    </a:xfrm>
+                    <a:prstGeom prst="rect">
+                      <a:avLst/>
+                    </a:prstGeom>
+                  </pic:spPr>
+                </pic:pic>
+              </a:graphicData>
+            </a:graphic>
+          </wp:inline>
+        </w:drawing>
+      </w:r>
+    </w:p>
+    <w:p>
+      <w:pPr>
+        <w:pStyle w:val="ListParagraph"/>
+        <w:numPr>
+          <w:ilvl w:val="0"/>
+          <w:numId w:val="7"/>
+        </w:numPr>
+        <w:spacing w:line="360" w:lineRule="auto"/>
+        <w:jc w:val="both"/>
+        <w:rPr>
+          <w:rFonts w:ascii="Times New Roman" w:hAnsi="Times New Roman" w:cs="Times New Roman"/>
+          <w:b/>
+          <w:bCs/>
+          <w:sz w:val="24"/>
+          <w:szCs w:val="24"/>
+        </w:rPr>
+      </w:pPr>
+      <w:r>
+        <w:rPr>
+          <w:rFonts w:ascii="Times New Roman" w:hAnsi="Times New Roman" w:cs="Times New Roman"/>
+          <w:b/>
+          <w:bCs/>
+          <w:sz w:val="24"/>
+          <w:szCs w:val="24"/>
+        </w:rPr>
+        <w:t>let.j</w:t>
+      </w:r>
+      <w:r>
+        <w:rPr>
+          <w:rFonts w:ascii="Times New Roman" w:hAnsi="Times New Roman" w:cs="Times New Roman"/>
+          <w:b/>
+          <w:bCs/>
+          <w:sz w:val="24"/>
+          <w:szCs w:val="24"/>
+        </w:rPr>
+        <w:t>s</w:t>
+      </w:r>
+    </w:p>
+    <w:p>
+      <w:pPr>
+        <w:spacing w:line="360" w:lineRule="auto"/>
+        <w:jc w:val="center"/>
+        <w:rPr>
+          <w:rFonts w:ascii="Times New Roman" w:hAnsi="Times New Roman" w:cs="Times New Roman"/>
+          <w:b/>
+          <w:bCs/>
+          <w:sz w:val="24"/>
+          <w:szCs w:val="24"/>
+        </w:rPr>
+      </w:pPr>
+      <w:r>
+        <w:rPr>
+          <w:rFonts w:ascii="Times New Roman" w:hAnsi="Times New Roman" w:cs="Times New Roman"/>
+          <w:b/>
+          <w:bCs/>
+          <w:noProof/>
+          <w:sz w:val="24"/>
+          <w:szCs w:val="24"/>
+        </w:rPr>
+        <w:lastRenderedPageBreak/>
+        <w:drawing>
+          <wp:inline distT="0" distB="0" distL="0" distR="0" wp14:anchorId="481055BF" wp14:editId="35B6532F">
+            <wp:extent cx="2962688" cy="885949"/>
+            <wp:effectExtent l="0" t="0" r="0" b="9525"/>
+            <wp:docPr id="33" name="Picture 33"/>
+            <wp:cNvGraphicFramePr>
+              <a:graphicFrameLocks xmlns:a="http://schemas.openxmlformats.org/drawingml/2006/main" noChangeAspect="1"/>
+            </wp:cNvGraphicFramePr>
+            <a:graphic xmlns:a="http://schemas.openxmlformats.org/drawingml/2006/main">
+              <a:graphicData uri="http://schemas.openxmlformats.org/drawingml/2006/picture">
+                <pic:pic xmlns:pic="http://schemas.openxmlformats.org/drawingml/2006/picture">
+                  <pic:nvPicPr>
+                    <pic:cNvPr id="1" name=""/>
+                    <pic:cNvPicPr/>
+                  </pic:nvPicPr>
+                  <pic:blipFill>
+                    <a:blip r:embed="rId23"/>
+                    <a:stretch>
+                      <a:fillRect/>
+                    </a:stretch>
+                  </pic:blipFill>
+                  <pic:spPr>
+                    <a:xfrm>
+                      <a:off x="0" y="0"/>
+                      <a:ext cx="2962688" cy="885949"/>
+                    </a:xfrm>
+                    <a:prstGeom prst="rect">
+                      <a:avLst/>
+                    </a:prstGeom>
+                  </pic:spPr>
+                </pic:pic>
+              </a:graphicData>
+            </a:graphic>
+          </wp:inline>
+        </w:drawing>
+      </w:r>
+    </w:p>
+    <w:p>
+      <w:pPr>
+        <w:spacing w:line="360" w:lineRule="auto"/>
+        <w:jc w:val="center"/>
+        <w:rPr>
+          <w:rFonts w:ascii="Times New Roman" w:hAnsi="Times New Roman" w:cs="Times New Roman"/>
+          <w:b/>
+          <w:bCs/>
+          <w:sz w:val="24"/>
+          <w:szCs w:val="24"/>
+        </w:rPr>
+      </w:pPr>
+      <w:r>
+        <w:rPr>
+          <w:rFonts w:ascii="Times New Roman" w:hAnsi="Times New Roman" w:cs="Times New Roman"/>
+          <w:b/>
+          <w:bCs/>
+          <w:noProof/>
+          <w:sz w:val="24"/>
+          <w:szCs w:val="24"/>
+        </w:rPr>
+        <w:drawing>
+          <wp:inline distT="0" distB="0" distL="0" distR="0" wp14:anchorId="238AF2CF" wp14:editId="122E9860">
+            <wp:extent cx="5247640" cy="835025"/>
+            <wp:effectExtent l="0" t="0" r="0" b="3175"/>
+            <wp:docPr id="34" name="Picture 34"/>
+            <wp:cNvGraphicFramePr>
+              <a:graphicFrameLocks xmlns:a="http://schemas.openxmlformats.org/drawingml/2006/main" noChangeAspect="1"/>
+            </wp:cNvGraphicFramePr>
+            <a:graphic xmlns:a="http://schemas.openxmlformats.org/drawingml/2006/main">
+              <a:graphicData uri="http://schemas.openxmlformats.org/drawingml/2006/picture">
+                <pic:pic xmlns:pic="http://schemas.openxmlformats.org/drawingml/2006/picture">
+                  <pic:nvPicPr>
+                    <pic:cNvPr id="1" name=""/>
+                    <pic:cNvPicPr/>
+                  </pic:nvPicPr>
+                  <pic:blipFill>
+                    <a:blip r:embed="rId24"/>
+                    <a:stretch>
+                      <a:fillRect/>
+                    </a:stretch>
+                  </pic:blipFill>
+                  <pic:spPr>
+                    <a:xfrm>
+                      <a:off x="0" y="0"/>
+                      <a:ext cx="5247640" cy="835025"/>
+                    </a:xfrm>
+                    <a:prstGeom prst="rect">
+                      <a:avLst/>
+                    </a:prstGeom>
+                  </pic:spPr>
+                </pic:pic>
+              </a:graphicData>
+            </a:graphic>
+          </wp:inline>
+        </w:drawing>
+      </w:r>
+    </w:p>
+    <w:p>
+      <w:pPr>
+        <w:pStyle w:val="ListParagraph"/>
+        <w:numPr>
+          <w:ilvl w:val="0"/>
+          <w:numId w:val="7"/>
+        </w:numPr>
+        <w:spacing w:line="360" w:lineRule="auto"/>
+        <w:jc w:val="both"/>
+        <w:rPr>
+          <w:rFonts w:ascii="Times New Roman" w:hAnsi="Times New Roman" w:cs="Times New Roman"/>
+          <w:b/>
+          <w:bCs/>
+          <w:sz w:val="24"/>
+          <w:szCs w:val="24"/>
+        </w:rPr>
+      </w:pPr>
+      <w:r>
+        <w:rPr>
+          <w:rFonts w:ascii="Times New Roman" w:hAnsi="Times New Roman" w:cs="Times New Roman"/>
+          <w:b/>
+          <w:bCs/>
+          <w:sz w:val="24"/>
+          <w:szCs w:val="24"/>
+        </w:rPr>
+        <w:t>const.js</w:t>
+      </w:r>
+    </w:p>
+    <w:p>
+      <w:pPr>
+        <w:spacing w:line="360" w:lineRule="auto"/>
+        <w:jc w:val="center"/>
+        <w:rPr>
+          <w:rFonts w:ascii="Times New Roman" w:hAnsi="Times New Roman" w:cs="Times New Roman"/>
+          <w:b/>
+          <w:bCs/>
+          <w:sz w:val="24"/>
+          <w:szCs w:val="24"/>
+        </w:rPr>
+      </w:pPr>
+      <w:r>
+        <w:rPr>
+          <w:rFonts w:ascii="Times New Roman" w:hAnsi="Times New Roman" w:cs="Times New Roman"/>
+          <w:b/>
+          <w:bCs/>
+          <w:noProof/>
+          <w:sz w:val="24"/>
+          <w:szCs w:val="24"/>
+        </w:rPr>
+        <w:drawing>
+          <wp:inline distT="0" distB="0" distL="0" distR="0" wp14:anchorId="004A4BC0" wp14:editId="3D48C7BD">
+            <wp:extent cx="3048425" cy="924054"/>
+            <wp:effectExtent l="0" t="0" r="0" b="9525"/>
+            <wp:docPr id="35" name="Picture 35"/>
+            <wp:cNvGraphicFramePr>
+              <a:graphicFrameLocks xmlns:a="http://schemas.openxmlformats.org/drawingml/2006/main" noChangeAspect="1"/>
+            </wp:cNvGraphicFramePr>
+            <a:graphic xmlns:a="http://schemas.openxmlformats.org/drawingml/2006/main">
+              <a:graphicData uri="http://schemas.openxmlformats.org/drawingml/2006/picture">
+                <pic:pic xmlns:pic="http://schemas.openxmlformats.org/drawingml/2006/picture">
+                  <pic:nvPicPr>
+                    <pic:cNvPr id="1" name=""/>
+                    <pic:cNvPicPr/>
+                  </pic:nvPicPr>
+                  <pic:blipFill>
+                    <a:blip r:embed="rId25"/>
+                    <a:stretch>
+                      <a:fillRect/>
+                    </a:stretch>
+                  </pic:blipFill>
+                  <pic:spPr>
+                    <a:xfrm>
+                      <a:off x="0" y="0"/>
+                      <a:ext cx="3048425" cy="924054"/>
+                    </a:xfrm>
+                    <a:prstGeom prst="rect">
+                      <a:avLst/>
+                    </a:prstGeom>
+                  </pic:spPr>
+                </pic:pic>
+              </a:graphicData>
+            </a:graphic>
+          </wp:inline>
+        </w:drawing>
+      </w:r>
+    </w:p>
+    <w:p>
+      <w:pPr>
+        <w:spacing w:line="360" w:lineRule="auto"/>
+        <w:jc w:val="center"/>
+        <w:rPr>
+          <w:rFonts w:ascii="Times New Roman" w:hAnsi="Times New Roman" w:cs="Times New Roman"/>
+          <w:b/>
+          <w:bCs/>
+          <w:sz w:val="24"/>
+          <w:szCs w:val="24"/>
+        </w:rPr>
+      </w:pPr>
+      <w:r>
+        <w:rPr>
+          <w:rFonts w:ascii="Times New Roman" w:hAnsi="Times New Roman" w:cs="Times New Roman"/>
+          <w:b/>
+          <w:bCs/>
+          <w:noProof/>
+          <w:sz w:val="24"/>
+          <w:szCs w:val="24"/>
+        </w:rPr>
+        <w:drawing>
+          <wp:inline distT="0" distB="0" distL="0" distR="0" wp14:anchorId="60C01C68" wp14:editId="1C2741CD">
+            <wp:extent cx="5247640" cy="413385"/>
+            <wp:effectExtent l="0" t="0" r="0" b="5715"/>
+            <wp:docPr id="36" name="Picture 36"/>
+            <wp:cNvGraphicFramePr>
+              <a:graphicFrameLocks xmlns:a="http://schemas.openxmlformats.org/drawingml/2006/main" noChangeAspect="1"/>
+            </wp:cNvGraphicFramePr>
+            <a:graphic xmlns:a="http://schemas.openxmlformats.org/drawingml/2006/main">
+              <a:graphicData uri="http://schemas.openxmlformats.org/drawingml/2006/picture">
+                <pic:pic xmlns:pic="http://schemas.openxmlformats.org/drawingml/2006/picture">
+                  <pic:nvPicPr>
+                    <pic:cNvPr id="1" name=""/>
+                    <pic:cNvPicPr/>
+                  </pic:nvPicPr>
+                  <pic:blipFill>
+                    <a:blip r:embed="rId26"/>
+                    <a:stretch>
+                      <a:fillRect/>
+                    </a:stretch>
+                  </pic:blipFill>
+                  <pic:spPr>
+                    <a:xfrm>
+                      <a:off x="0" y="0"/>
+                      <a:ext cx="5247640" cy="413385"/>
+                    </a:xfrm>
+                    <a:prstGeom prst="rect">
+                      <a:avLst/>
+                    </a:prstGeom>
+                  </pic:spPr>
+                </pic:pic>
+              </a:graphicData>
+            </a:graphic>
+          </wp:inline>
+        </w:drawing>
+      </w:r>
+    </w:p>
+    <w:p>
+      <w:pPr>
+        <w:pStyle w:val="ListParagraph"/>
+        <w:numPr>
+          <w:ilvl w:val="0"/>
+          <w:numId w:val="7"/>
+        </w:numPr>
+        <w:spacing w:line="360" w:lineRule="auto"/>
+        <w:jc w:val="both"/>
+        <w:rPr>
+          <w:rFonts w:ascii="Times New Roman" w:hAnsi="Times New Roman" w:cs="Times New Roman"/>
+          <w:b/>
+          <w:bCs/>
+          <w:sz w:val="24"/>
+          <w:szCs w:val="24"/>
+        </w:rPr>
+      </w:pPr>
+      <w:r>
+        <w:rPr>
+          <w:rFonts w:ascii="Times New Roman" w:hAnsi="Times New Roman" w:cs="Times New Roman"/>
+          <w:b/>
+          <w:bCs/>
+          <w:sz w:val="24"/>
+          <w:szCs w:val="24"/>
+        </w:rPr>
+        <w:t>if variable.js</w:t>
+      </w:r>
+    </w:p>
+    <w:p>
+      <w:pPr>
+        <w:spacing w:line="360" w:lineRule="auto"/>
+        <w:jc w:val="center"/>
+        <w:rPr>
+          <w:rFonts w:ascii="Times New Roman" w:hAnsi="Times New Roman" w:cs="Times New Roman"/>
+          <w:b/>
+          <w:bCs/>
+          <w:sz w:val="24"/>
+          <w:szCs w:val="24"/>
+        </w:rPr>
+      </w:pPr>
+      <w:r>
+        <w:rPr>
+          <w:rFonts w:ascii="Times New Roman" w:hAnsi="Times New Roman" w:cs="Times New Roman"/>
+          <w:b/>
+          <w:bCs/>
+          <w:noProof/>
+          <w:sz w:val="24"/>
+          <w:szCs w:val="24"/>
+        </w:rPr>
+        <w:drawing>
+          <wp:inline distT="0" distB="0" distL="0" distR="0" wp14:anchorId="5C43C318" wp14:editId="2EA0571F">
+            <wp:extent cx="3429479" cy="1076475"/>
+            <wp:effectExtent l="0" t="0" r="0" b="9525"/>
+            <wp:docPr id="37" name="Picture 37"/>
+            <wp:cNvGraphicFramePr>
+              <a:graphicFrameLocks xmlns:a="http://schemas.openxmlformats.org/drawingml/2006/main" noChangeAspect="1"/>
+            </wp:cNvGraphicFramePr>
+            <a:graphic xmlns:a="http://schemas.openxmlformats.org/drawingml/2006/main">
+              <a:graphicData uri="http://schemas.openxmlformats.org/drawingml/2006/picture">
+                <pic:pic xmlns:pic="http://schemas.openxmlformats.org/drawingml/2006/picture">
+                  <pic:nvPicPr>
+                    <pic:cNvPr id="1" name=""/>
+                    <pic:cNvPicPr/>
+                  </pic:nvPicPr>
+                  <pic:blipFill>
+                    <a:blip r:embed="rId27"/>
+                    <a:stretch>
+                      <a:fillRect/>
+                    </a:stretch>
+                  </pic:blipFill>
+                  <pic:spPr>
+                    <a:xfrm>
+                      <a:off x="0" y="0"/>
+                      <a:ext cx="3429479" cy="1076475"/>
+                    </a:xfrm>
+                    <a:prstGeom prst="rect">
+                      <a:avLst/>
+                    </a:prstGeom>
+                  </pic:spPr>
+                </pic:pic>
+              </a:graphicData>
+            </a:graphic>
+          </wp:inline>
+        </w:drawing>
+      </w:r>
+    </w:p>
+    <w:p>
+      <w:pPr>
+        <w:spacing w:line="360" w:lineRule="auto"/>
+        <w:jc w:val="center"/>
+        <w:rPr>
+          <w:rFonts w:ascii="Times New Roman" w:hAnsi="Times New Roman" w:cs="Times New Roman"/>
+          <w:b/>
+          <w:bCs/>
+          <w:sz w:val="24"/>
+          <w:szCs w:val="24"/>
+        </w:rPr>
+      </w:pPr>
+      <w:r>
+        <w:rPr>
+          <w:rFonts w:ascii="Times New Roman" w:hAnsi="Times New Roman" w:cs="Times New Roman"/>
+          <w:b/>
+          <w:bCs/>
+          <w:noProof/>
+          <w:sz w:val="24"/>
+          <w:szCs w:val="24"/>
+        </w:rPr>
+        <w:drawing>
+          <wp:inline distT="0" distB="0" distL="0" distR="0" wp14:anchorId="457B289E" wp14:editId="20D20DE4">
+            <wp:extent cx="1743318" cy="457264"/>
+            <wp:effectExtent l="0" t="0" r="0" b="0"/>
+            <wp:docPr id="40" name="Picture 40"/>
+            <wp:cNvGraphicFramePr>
+              <a:graphicFrameLocks xmlns:a="http://schemas.openxmlformats.org/drawingml/2006/main" noChangeAspect="1"/>
+            </wp:cNvGraphicFramePr>
+            <a:graphic xmlns:a="http://schemas.openxmlformats.org/drawingml/2006/main">
+              <a:graphicData uri="http://schemas.openxmlformats.org/drawingml/2006/picture">
+                <pic:pic xmlns:pic="http://schemas.openxmlformats.org/drawingml/2006/picture">
+                  <pic:nvPicPr>
+                    <pic:cNvPr id="1" name=""/>
+                    <pic:cNvPicPr/>
+                  </pic:nvPicPr>
+                  <pic:blipFill>
+                    <a:blip r:embed="rId28"/>
+                    <a:stretch>
+                      <a:fillRect/>
+                    </a:stretch>
+                  </pic:blipFill>
+                  <pic:spPr>
+                    <a:xfrm>
+                      <a:off x="0" y="0"/>
+                      <a:ext cx="1743318" cy="457264"/>
+                    </a:xfrm>
+                    <a:prstGeom prst="rect">
+                      <a:avLst/>
+                    </a:prstGeom>
+                  </pic:spPr>
+                </pic:pic>
+              </a:graphicData>
+            </a:graphic>
+          </wp:inline>
+        </w:drawing>
+      </w:r>
+    </w:p>
+    <w:p>
+      <w:pPr>
+        <w:pStyle w:val="ListParagraph"/>
+        <w:numPr>
+          <w:ilvl w:val="0"/>
+          <w:numId w:val="7"/>
+        </w:numPr>
+        <w:spacing w:line="360" w:lineRule="auto"/>
+        <w:jc w:val="both"/>
+        <w:rPr>
+          <w:rFonts w:ascii="Times New Roman" w:hAnsi="Times New Roman" w:cs="Times New Roman"/>
+          <w:b/>
+          <w:bCs/>
+          <w:sz w:val="24"/>
+          <w:szCs w:val="24"/>
+        </w:rPr>
+      </w:pPr>
+      <w:r>
+        <w:rPr>
+          <w:rFonts w:ascii="Times New Roman" w:hAnsi="Times New Roman" w:cs="Times New Roman"/>
+          <w:b/>
+          <w:bCs/>
+          <w:sz w:val="24"/>
+          <w:szCs w:val="24"/>
+        </w:rPr>
+        <w:t>let if variable.js</w:t>
+      </w:r>
+    </w:p>
+    <w:p>
+      <w:pPr>
+        <w:spacing w:line="360" w:lineRule="auto"/>
+        <w:jc w:val="center"/>
+        <w:rPr>
+          <w:rFonts w:ascii="Times New Roman" w:hAnsi="Times New Roman" w:cs="Times New Roman"/>
+          <w:b/>
+          <w:bCs/>
+          <w:sz w:val="24"/>
+          <w:szCs w:val="24"/>
+        </w:rPr>
+      </w:pPr>
+      <w:r>
+        <w:rPr>
+          <w:rFonts w:ascii="Times New Roman" w:hAnsi="Times New Roman" w:cs="Times New Roman"/>
+          <w:b/>
+          <w:bCs/>
+          <w:noProof/>
+          <w:sz w:val="24"/>
+          <w:szCs w:val="24"/>
+        </w:rPr>
+        <w:lastRenderedPageBreak/>
+        <w:drawing>
+          <wp:inline distT="0" distB="0" distL="0" distR="0" wp14:anchorId="302F1845" wp14:editId="19C2D820">
+            <wp:extent cx="3410426" cy="943107"/>
+            <wp:effectExtent l="0" t="0" r="0" b="9525"/>
+            <wp:docPr id="39" name="Picture 39"/>
+            <wp:cNvGraphicFramePr>
+              <a:graphicFrameLocks xmlns:a="http://schemas.openxmlformats.org/drawingml/2006/main" noChangeAspect="1"/>
+            </wp:cNvGraphicFramePr>
+            <a:graphic xmlns:a="http://schemas.openxmlformats.org/drawingml/2006/main">
+              <a:graphicData uri="http://schemas.openxmlformats.org/drawingml/2006/picture">
+                <pic:pic xmlns:pic="http://schemas.openxmlformats.org/drawingml/2006/picture">
+                  <pic:nvPicPr>
+                    <pic:cNvPr id="1" name=""/>
+                    <pic:cNvPicPr/>
+                  </pic:nvPicPr>
+                  <pic:blipFill>
+                    <a:blip r:embed="rId29"/>
+                    <a:stretch>
+                      <a:fillRect/>
+                    </a:stretch>
+                  </pic:blipFill>
+                  <pic:spPr>
+                    <a:xfrm>
+                      <a:off x="0" y="0"/>
+                      <a:ext cx="3410426" cy="943107"/>
+                    </a:xfrm>
+                    <a:prstGeom prst="rect">
+                      <a:avLst/>
+                    </a:prstGeom>
+                  </pic:spPr>
+                </pic:pic>
+              </a:graphicData>
+            </a:graphic>
+          </wp:inline>
+        </w:drawing>
+      </w:r>
+    </w:p>
+    <w:p>
+      <w:pPr>
+        <w:spacing w:line="360" w:lineRule="auto"/>
+        <w:jc w:val="center"/>
+        <w:rPr>
+          <w:rFonts w:ascii="Times New Roman" w:hAnsi="Times New Roman" w:cs="Times New Roman"/>
+          <w:b/>
+          <w:bCs/>
+          <w:sz w:val="24"/>
+          <w:szCs w:val="24"/>
+        </w:rPr>
+      </w:pPr>
+      <w:r>
+        <w:rPr>
+          <w:rFonts w:ascii="Times New Roman" w:hAnsi="Times New Roman" w:cs="Times New Roman"/>
+          <w:b/>
+          <w:bCs/>
+          <w:noProof/>
+          <w:sz w:val="24"/>
+          <w:szCs w:val="24"/>
+        </w:rPr>
+        <w:drawing>
+          <wp:inline distT="0" distB="0" distL="0" distR="0" wp14:anchorId="46740B69" wp14:editId="6CE6968E">
+            <wp:extent cx="1752845" cy="485843"/>
+            <wp:effectExtent l="0" t="0" r="0" b="9525"/>
+            <wp:docPr id="38" name="Picture 38"/>
+            <wp:cNvGraphicFramePr>
+              <a:graphicFrameLocks xmlns:a="http://schemas.openxmlformats.org/drawingml/2006/main" noChangeAspect="1"/>
+            </wp:cNvGraphicFramePr>
+            <a:graphic xmlns:a="http://schemas.openxmlformats.org/drawingml/2006/main">
+              <a:graphicData uri="http://schemas.openxmlformats.org/drawingml/2006/picture">
+                <pic:pic xmlns:pic="http://schemas.openxmlformats.org/drawingml/2006/picture">
+                  <pic:nvPicPr>
+                    <pic:cNvPr id="1" name=""/>
+                    <pic:cNvPicPr/>
+                  </pic:nvPicPr>
+                  <pic:blipFill>
+                    <a:blip r:embed="rId30"/>
+                    <a:stretch>
+                      <a:fillRect/>
+                    </a:stretch>
+                  </pic:blipFill>
+                  <pic:spPr>
+                    <a:xfrm>
+                      <a:off x="0" y="0"/>
+                      <a:ext cx="1752845" cy="485843"/>
+                    </a:xfrm>
+                    <a:prstGeom prst="rect">
+                      <a:avLst/>
+                    </a:prstGeom>
+                  </pic:spPr>
+                </pic:pic>
+              </a:graphicData>
+            </a:graphic>
+          </wp:inline>
+        </w:drawing>
+      </w:r>
+    </w:p>
+    <w:p>
+      <w:pPr>
+        <w:pStyle w:val="ListParagraph"/>
+        <w:numPr>
+          <w:ilvl w:val="0"/>
+          <w:numId w:val="7"/>
+        </w:numPr>
+        <w:spacing w:line="360" w:lineRule="auto"/>
+        <w:jc w:val="both"/>
+        <w:rPr>
+          <w:rFonts w:ascii="Times New Roman" w:hAnsi="Times New Roman" w:cs="Times New Roman"/>
+          <w:b/>
+          <w:bCs/>
+          <w:sz w:val="24"/>
+          <w:szCs w:val="24"/>
+        </w:rPr>
+      </w:pPr>
+      <w:r>
+        <w:rPr>
+          <w:rFonts w:ascii="Times New Roman" w:hAnsi="Times New Roman" w:cs="Times New Roman"/>
+          <w:b/>
+          <w:bCs/>
+          <w:sz w:val="24"/>
+          <w:szCs w:val="24"/>
+        </w:rPr>
+        <w:t>decimal.js</w:t>
+      </w:r>
+    </w:p>
+    <w:p>
+      <w:pPr>
+        <w:spacing w:line="360" w:lineRule="auto"/>
+        <w:jc w:val="center"/>
+        <w:rPr>
+          <w:rFonts w:ascii="Times New Roman" w:hAnsi="Times New Roman" w:cs="Times New Roman"/>
+          <w:b/>
+          <w:bCs/>
+          <w:sz w:val="24"/>
+          <w:szCs w:val="24"/>
+        </w:rPr>
+      </w:pPr>
+      <w:r>
+        <w:rPr>
+          <w:rFonts w:ascii="Times New Roman" w:hAnsi="Times New Roman" w:cs="Times New Roman"/>
+          <w:b/>
+          <w:bCs/>
+          <w:noProof/>
+          <w:sz w:val="24"/>
+          <w:szCs w:val="24"/>
+        </w:rPr>
+        <w:drawing>
+          <wp:inline distT="0" distB="0" distL="0" distR="0" wp14:anchorId="4785E35B" wp14:editId="766FEC70">
+            <wp:extent cx="2972215" cy="1552792"/>
+            <wp:effectExtent l="0" t="0" r="0" b="9525"/>
+            <wp:docPr id="41" name="Picture 41"/>
+            <wp:cNvGraphicFramePr>
+              <a:graphicFrameLocks xmlns:a="http://schemas.openxmlformats.org/drawingml/2006/main" noChangeAspect="1"/>
+            </wp:cNvGraphicFramePr>
+            <a:graphic xmlns:a="http://schemas.openxmlformats.org/drawingml/2006/main">
+              <a:graphicData uri="http://schemas.openxmlformats.org/drawingml/2006/picture">
+                <pic:pic xmlns:pic="http://schemas.openxmlformats.org/drawingml/2006/picture">
+                  <pic:nvPicPr>
+                    <pic:cNvPr id="1" name=""/>
+                    <pic:cNvPicPr/>
+                  </pic:nvPicPr>
+                  <pic:blipFill>
+                    <a:blip r:embed="rId31"/>
+                    <a:stretch>
+                      <a:fillRect/>
+                    </a:stretch>
+                  </pic:blipFill>
+                  <pic:spPr>
+                    <a:xfrm>
+                      <a:off x="0" y="0"/>
+                      <a:ext cx="2972215" cy="1552792"/>
+                    </a:xfrm>
+                    <a:prstGeom prst="rect">
+                      <a:avLst/>
+                    </a:prstGeom>
+                  </pic:spPr>
+                </pic:pic>
+              </a:graphicData>
+            </a:graphic>
+          </wp:inline>
+        </w:drawing>
+      </w:r>
+    </w:p>
+    <w:p>
+      <w:pPr>
+        <w:spacing w:line="360" w:lineRule="auto"/>
+        <w:jc w:val="center"/>
+        <w:rPr>
+          <w:rFonts w:ascii="Times New Roman" w:hAnsi="Times New Roman" w:cs="Times New Roman"/>
+          <w:b/>
+          <w:bCs/>
+          <w:sz w:val="24"/>
+          <w:szCs w:val="24"/>
+        </w:rPr>
+      </w:pPr>
+      <w:r>
+        <w:rPr>
+          <w:rFonts w:ascii="Times New Roman" w:hAnsi="Times New Roman" w:cs="Times New Roman"/>
+          <w:b/>
+          <w:bCs/>
+          <w:noProof/>
+          <w:sz w:val="24"/>
+          <w:szCs w:val="24"/>
+        </w:rPr>
+        <w:drawing>
+          <wp:inline distT="0" distB="0" distL="0" distR="0" wp14:anchorId="3BB91E06" wp14:editId="7AA490A0">
+            <wp:extent cx="5247640" cy="1182370"/>
+            <wp:effectExtent l="0" t="0" r="0" b="0"/>
+            <wp:docPr id="42" name="Picture 42"/>
+            <wp:cNvGraphicFramePr>
+              <a:graphicFrameLocks xmlns:a="http://schemas.openxmlformats.org/drawingml/2006/main" noChangeAspect="1"/>
+            </wp:cNvGraphicFramePr>
+            <a:graphic xmlns:a="http://schemas.openxmlformats.org/drawingml/2006/main">
+              <a:graphicData uri="http://schemas.openxmlformats.org/drawingml/2006/picture">
+                <pic:pic xmlns:pic="http://schemas.openxmlformats.org/drawingml/2006/picture">
+                  <pic:nvPicPr>
+                    <pic:cNvPr id="1" name=""/>
+                    <pic:cNvPicPr/>
+                  </pic:nvPicPr>
+                  <pic:blipFill>
+                    <a:blip r:embed="rId32"/>
+                    <a:stretch>
+                      <a:fillRect/>
+                    </a:stretch>
+                  </pic:blipFill>
+                  <pic:spPr>
+                    <a:xfrm>
+                      <a:off x="0" y="0"/>
+                      <a:ext cx="5247640" cy="1182370"/>
+                    </a:xfrm>
+                    <a:prstGeom prst="rect">
+                      <a:avLst/>
+                    </a:prstGeom>
+                  </pic:spPr>
+                </pic:pic>
+              </a:graphicData>
+            </a:graphic>
+          </wp:inline>
+        </w:drawing>
+      </w:r>
+    </w:p>
+    <w:p>
+      <w:pPr>
+        <w:pStyle w:val="ListParagraph"/>
+        <w:numPr>
+          <w:ilvl w:val="0"/>
+          <w:numId w:val="7"/>
+        </w:numPr>
+        <w:spacing w:line="360" w:lineRule="auto"/>
+        <w:jc w:val="both"/>
+        <w:rPr>
+          <w:rFonts w:ascii="Times New Roman" w:hAnsi="Times New Roman" w:cs="Times New Roman"/>
+          <w:b/>
+          <w:bCs/>
+          <w:sz w:val="24"/>
+          <w:szCs w:val="24"/>
+        </w:rPr>
+      </w:pPr>
+      <w:r>
+        <w:rPr>
+          <w:rFonts w:ascii="Times New Roman" w:hAnsi="Times New Roman" w:cs="Times New Roman"/>
+          <w:b/>
+          <w:bCs/>
+          <w:sz w:val="24"/>
+          <w:szCs w:val="24"/>
+        </w:rPr>
+        <w:t>nan.js</w:t>
+      </w:r>
+    </w:p>
+    <w:p>
+      <w:pPr>
+        <w:spacing w:line="360" w:lineRule="auto"/>
+        <w:jc w:val="center"/>
+        <w:rPr>
+          <w:rFonts w:ascii="Times New Roman" w:hAnsi="Times New Roman" w:cs="Times New Roman"/>
+          <w:b/>
+          <w:bCs/>
+          <w:sz w:val="24"/>
+          <w:szCs w:val="24"/>
+        </w:rPr>
+      </w:pPr>
+      <w:r>
+        <w:rPr>
+          <w:rFonts w:ascii="Times New Roman" w:hAnsi="Times New Roman" w:cs="Times New Roman"/>
+          <w:b/>
+          <w:bCs/>
+          <w:noProof/>
+          <w:sz w:val="24"/>
+          <w:szCs w:val="24"/>
+        </w:rPr>
+        <w:drawing>
+          <wp:inline distT="0" distB="0" distL="0" distR="0" wp14:anchorId="4BFAF729" wp14:editId="75E8C6D8">
+            <wp:extent cx="2324424" cy="914528"/>
+            <wp:effectExtent l="0" t="0" r="0" b="0"/>
+            <wp:docPr id="47" name="Picture 47"/>
+            <wp:cNvGraphicFramePr>
+              <a:graphicFrameLocks xmlns:a="http://schemas.openxmlformats.org/drawingml/2006/main" noChangeAspect="1"/>
+            </wp:cNvGraphicFramePr>
+            <a:graphic xmlns:a="http://schemas.openxmlformats.org/drawingml/2006/main">
+              <a:graphicData uri="http://schemas.openxmlformats.org/drawingml/2006/picture">
+                <pic:pic xmlns:pic="http://schemas.openxmlformats.org/drawingml/2006/picture">
+                  <pic:nvPicPr>
+                    <pic:cNvPr id="1" name=""/>
+                    <pic:cNvPicPr/>
+                  </pic:nvPicPr>
+                  <pic:blipFill>
+                    <a:blip r:embed="rId33"/>
+                    <a:stretch>
+                      <a:fillRect/>
+                    </a:stretch>
+                  </pic:blipFill>
+                  <pic:spPr>
+                    <a:xfrm>
+                      <a:off x="0" y="0"/>
+                      <a:ext cx="2324424" cy="914528"/>
+                    </a:xfrm>
+                    <a:prstGeom prst="rect">
+                      <a:avLst/>
+                    </a:prstGeom>
+                  </pic:spPr>
+                </pic:pic>
+              </a:graphicData>
+            </a:graphic>
+          </wp:inline>
+        </w:drawing>
+      </w:r>
+    </w:p>
+    <w:p>
+      <w:pPr>
+        <w:spacing w:line="360" w:lineRule="auto"/>
+        <w:jc w:val="center"/>
+        <w:rPr>
+          <w:rFonts w:ascii="Times New Roman" w:hAnsi="Times New Roman" w:cs="Times New Roman"/>
+          <w:b/>
+          <w:bCs/>
+          <w:sz w:val="24"/>
+          <w:szCs w:val="24"/>
+        </w:rPr>
+      </w:pPr>
+      <w:r>
+        <w:rPr>
+          <w:rFonts w:ascii="Times New Roman" w:hAnsi="Times New Roman" w:cs="Times New Roman"/>
+          <w:b/>
+          <w:bCs/>
+          <w:noProof/>
+          <w:sz w:val="24"/>
+          <w:szCs w:val="24"/>
+        </w:rPr>
+        <w:lastRenderedPageBreak/>
+        <w:drawing>
+          <wp:inline distT="0" distB="0" distL="0" distR="0" wp14:anchorId="5C81D9BF" wp14:editId="6EAFBC5A">
+            <wp:extent cx="5247640" cy="971550"/>
+            <wp:effectExtent l="0" t="0" r="0" b="0"/>
+            <wp:docPr id="48" name="Picture 48"/>
+            <wp:cNvGraphicFramePr>
+              <a:graphicFrameLocks xmlns:a="http://schemas.openxmlformats.org/drawingml/2006/main" noChangeAspect="1"/>
+            </wp:cNvGraphicFramePr>
+            <a:graphic xmlns:a="http://schemas.openxmlformats.org/drawingml/2006/main">
+              <a:graphicData uri="http://schemas.openxmlformats.org/drawingml/2006/picture">
+                <pic:pic xmlns:pic="http://schemas.openxmlformats.org/drawingml/2006/picture">
+                  <pic:nvPicPr>
+                    <pic:cNvPr id="1" name=""/>
+                    <pic:cNvPicPr/>
+                  </pic:nvPicPr>
+                  <pic:blipFill>
+                    <a:blip r:embed="rId34"/>
+                    <a:stretch>
+                      <a:fillRect/>
+                    </a:stretch>
+                  </pic:blipFill>
+                  <pic:spPr>
+                    <a:xfrm>
+                      <a:off x="0" y="0"/>
+                      <a:ext cx="5247640" cy="971550"/>
+                    </a:xfrm>
+                    <a:prstGeom prst="rect">
+                      <a:avLst/>
+                    </a:prstGeom>
+                  </pic:spPr>
+                </pic:pic>
+              </a:graphicData>
+            </a:graphic>
+          </wp:inline>
+        </w:drawing>
+      </w:r>
+    </w:p>
+    <w:p>
+      <w:pPr>
+        <w:pStyle w:val="ListParagraph"/>
+        <w:numPr>
+          <w:ilvl w:val="0"/>
+          <w:numId w:val="7"/>
+        </w:numPr>
+        <w:spacing w:line="360" w:lineRule="auto"/>
+        <w:jc w:val="both"/>
+        <w:rPr>
+          <w:rFonts w:ascii="Times New Roman" w:hAnsi="Times New Roman" w:cs="Times New Roman"/>
+          <w:b/>
+          <w:bCs/>
+          <w:sz w:val="24"/>
+          <w:szCs w:val="24"/>
+        </w:rPr>
+      </w:pPr>
+      <w:r>
+        <w:rPr>
+          <w:rFonts w:ascii="Times New Roman" w:hAnsi="Times New Roman" w:cs="Times New Roman"/>
+          <w:b/>
+          <w:bCs/>
+          <w:sz w:val="24"/>
+          <w:szCs w:val="24"/>
+        </w:rPr>
+        <w:t>bigint.js</w:t>
+      </w:r>
+    </w:p>
+    <w:p>
+      <w:pPr>
+        <w:spacing w:line="360" w:lineRule="auto"/>
+        <w:jc w:val="center"/>
+        <w:rPr>
+          <w:rFonts w:ascii="Times New Roman" w:hAnsi="Times New Roman" w:cs="Times New Roman"/>
+          <w:b/>
+          <w:bCs/>
+          <w:sz w:val="24"/>
+          <w:szCs w:val="24"/>
+        </w:rPr>
+      </w:pPr>
+      <w:r>
+        <w:rPr>
+          <w:rFonts w:ascii="Times New Roman" w:hAnsi="Times New Roman" w:cs="Times New Roman"/>
+          <w:b/>
+          <w:bCs/>
+          <w:noProof/>
+          <w:sz w:val="24"/>
+          <w:szCs w:val="24"/>
+        </w:rPr>
+        <w:drawing>
+          <wp:inline distT="0" distB="0" distL="0" distR="0" wp14:anchorId="0E1E2E83" wp14:editId="36EB1B53">
+            <wp:extent cx="3934374" cy="552527"/>
+            <wp:effectExtent l="0" t="0" r="9525" b="0"/>
+            <wp:docPr id="43" name="Picture 43"/>
+            <wp:cNvGraphicFramePr>
+              <a:graphicFrameLocks xmlns:a="http://schemas.openxmlformats.org/drawingml/2006/main" noChangeAspect="1"/>
+            </wp:cNvGraphicFramePr>
+            <a:graphic xmlns:a="http://schemas.openxmlformats.org/drawingml/2006/main">
+              <a:graphicData uri="http://schemas.openxmlformats.org/drawingml/2006/picture">
+                <pic:pic xmlns:pic="http://schemas.openxmlformats.org/drawingml/2006/picture">
+                  <pic:nvPicPr>
+                    <pic:cNvPr id="1" name=""/>
+                    <pic:cNvPicPr/>
+                  </pic:nvPicPr>
+                  <pic:blipFill>
+                    <a:blip r:embed="rId35"/>
+                    <a:stretch>
+                      <a:fillRect/>
+                    </a:stretch>
+                  </pic:blipFill>
+                  <pic:spPr>
+                    <a:xfrm>
+                      <a:off x="0" y="0"/>
+                      <a:ext cx="3934374" cy="552527"/>
+                    </a:xfrm>
+                    <a:prstGeom prst="rect">
+                      <a:avLst/>
+                    </a:prstGeom>
+                  </pic:spPr>
+                </pic:pic>
+              </a:graphicData>
+            </a:graphic>
+          </wp:inline>
+        </w:drawing>
+      </w:r>
+    </w:p>
+    <w:p>
+      <w:pPr>
+        <w:spacing w:line="360" w:lineRule="auto"/>
+        <w:jc w:val="center"/>
+        <w:rPr>
+          <w:rFonts w:ascii="Times New Roman" w:hAnsi="Times New Roman" w:cs="Times New Roman"/>
+          <w:b/>
+          <w:bCs/>
+          <w:sz w:val="24"/>
+          <w:szCs w:val="24"/>
+        </w:rPr>
+      </w:pPr>
+      <w:r>
+        <w:rPr>
+          <w:rFonts w:ascii="Times New Roman" w:hAnsi="Times New Roman" w:cs="Times New Roman"/>
+          <w:b/>
+          <w:bCs/>
+          <w:noProof/>
+          <w:sz w:val="24"/>
+          <w:szCs w:val="24"/>
+        </w:rPr>
+        <w:drawing>
+          <wp:inline distT="0" distB="0" distL="0" distR="0" wp14:anchorId="325044B6" wp14:editId="002C6A23">
+            <wp:extent cx="5247640" cy="778510"/>
+            <wp:effectExtent l="0" t="0" r="0" b="2540"/>
+            <wp:docPr id="44" name="Picture 44"/>
+            <wp:cNvGraphicFramePr>
+              <a:graphicFrameLocks xmlns:a="http://schemas.openxmlformats.org/drawingml/2006/main" noChangeAspect="1"/>
+            </wp:cNvGraphicFramePr>
+            <a:graphic xmlns:a="http://schemas.openxmlformats.org/drawingml/2006/main">
+              <a:graphicData uri="http://schemas.openxmlformats.org/drawingml/2006/picture">
+                <pic:pic xmlns:pic="http://schemas.openxmlformats.org/drawingml/2006/picture">
+                  <pic:nvPicPr>
+                    <pic:cNvPr id="1" name=""/>
+                    <pic:cNvPicPr/>
+                  </pic:nvPicPr>
+                  <pic:blipFill>
+                    <a:blip r:embed="rId36"/>
+                    <a:stretch>
+                      <a:fillRect/>
+                    </a:stretch>
+                  </pic:blipFill>
+                  <pic:spPr>
+                    <a:xfrm>
+                      <a:off x="0" y="0"/>
+                      <a:ext cx="5247640" cy="778510"/>
+                    </a:xfrm>
+                    <a:prstGeom prst="rect">
+                      <a:avLst/>
+                    </a:prstGeom>
+                  </pic:spPr>
+                </pic:pic>
+              </a:graphicData>
+            </a:graphic>
+          </wp:inline>
+        </w:drawing>
+      </w:r>
+    </w:p>
+    <w:p>
+      <w:pPr>
+        <w:pStyle w:val="ListParagraph"/>
+        <w:numPr>
+          <w:ilvl w:val="0"/>
+          <w:numId w:val="7"/>
+        </w:numPr>
+        <w:spacing w:line="360" w:lineRule="auto"/>
+        <w:jc w:val="both"/>
+        <w:rPr>
+          <w:rFonts w:ascii="Times New Roman" w:hAnsi="Times New Roman" w:cs="Times New Roman"/>
+          <w:b/>
+          <w:bCs/>
+          <w:sz w:val="24"/>
+          <w:szCs w:val="24"/>
+        </w:rPr>
+      </w:pPr>
+      <w:r>
+        <w:rPr>
+          <w:rFonts w:ascii="Times New Roman" w:hAnsi="Times New Roman" w:cs="Times New Roman"/>
+          <w:b/>
+          <w:bCs/>
+          <w:sz w:val="24"/>
+          <w:szCs w:val="24"/>
+        </w:rPr>
+        <w:t>string.js</w:t>
+      </w:r>
+    </w:p>
+    <w:p>
+      <w:pPr>
+        <w:spacing w:line="360" w:lineRule="auto"/>
+        <w:jc w:val="center"/>
+        <w:rPr>
+          <w:rFonts w:ascii="Times New Roman" w:hAnsi="Times New Roman" w:cs="Times New Roman"/>
+          <w:b/>
+          <w:bCs/>
+          <w:sz w:val="24"/>
+          <w:szCs w:val="24"/>
+        </w:rPr>
+      </w:pPr>
+      <w:r>
+        <w:rPr>
+          <w:rFonts w:ascii="Times New Roman" w:hAnsi="Times New Roman" w:cs="Times New Roman"/>
+          <w:b/>
+          <w:bCs/>
+          <w:noProof/>
+          <w:sz w:val="24"/>
+          <w:szCs w:val="24"/>
+        </w:rPr>
+        <w:drawing>
+          <wp:inline distT="0" distB="0" distL="0" distR="0" wp14:anchorId="5FFABDFD" wp14:editId="31577717">
+            <wp:extent cx="2133898" cy="428685"/>
+            <wp:effectExtent l="0" t="0" r="0" b="9525"/>
+            <wp:docPr id="45" name="Picture 45"/>
+            <wp:cNvGraphicFramePr>
+              <a:graphicFrameLocks xmlns:a="http://schemas.openxmlformats.org/drawingml/2006/main" noChangeAspect="1"/>
+            </wp:cNvGraphicFramePr>
+            <a:graphic xmlns:a="http://schemas.openxmlformats.org/drawingml/2006/main">
+              <a:graphicData uri="http://schemas.openxmlformats.org/drawingml/2006/picture">
+                <pic:pic xmlns:pic="http://schemas.openxmlformats.org/drawingml/2006/picture">
+                  <pic:nvPicPr>
+                    <pic:cNvPr id="1" name=""/>
+                    <pic:cNvPicPr/>
+                  </pic:nvPicPr>
+                  <pic:blipFill>
+                    <a:blip r:embed="rId37"/>
+                    <a:stretch>
+                      <a:fillRect/>
+                    </a:stretch>
+                  </pic:blipFill>
+                  <pic:spPr>
+                    <a:xfrm>
+                      <a:off x="0" y="0"/>
+                      <a:ext cx="2133898" cy="428685"/>
+                    </a:xfrm>
+                    <a:prstGeom prst="rect">
+                      <a:avLst/>
+                    </a:prstGeom>
+                  </pic:spPr>
+                </pic:pic>
+              </a:graphicData>
+            </a:graphic>
+          </wp:inline>
+        </w:drawing>
+      </w:r>
+    </w:p>
+    <w:p>
+      <w:pPr>
+        <w:spacing w:line="360" w:lineRule="auto"/>
+        <w:jc w:val="center"/>
+        <w:rPr>
+          <w:rFonts w:ascii="Times New Roman" w:hAnsi="Times New Roman" w:cs="Times New Roman"/>
+          <w:b/>
+          <w:bCs/>
+          <w:sz w:val="24"/>
+          <w:szCs w:val="24"/>
+        </w:rPr>
+      </w:pPr>
+      <w:r>
+        <w:rPr>
+          <w:rFonts w:ascii="Times New Roman" w:hAnsi="Times New Roman" w:cs="Times New Roman"/>
+          <w:b/>
+          <w:bCs/>
+          <w:noProof/>
+          <w:sz w:val="24"/>
+          <w:szCs w:val="24"/>
+        </w:rPr>
+        <w:drawing>
+          <wp:inline distT="0" distB="0" distL="0" distR="0" wp14:anchorId="25A20788" wp14:editId="647DFFD8">
+            <wp:extent cx="5247640" cy="795655"/>
+            <wp:effectExtent l="0" t="0" r="0" b="4445"/>
+            <wp:docPr id="46" name="Picture 46"/>
+            <wp:cNvGraphicFramePr>
+              <a:graphicFrameLocks xmlns:a="http://schemas.openxmlformats.org/drawingml/2006/main" noChangeAspect="1"/>
+            </wp:cNvGraphicFramePr>
+            <a:graphic xmlns:a="http://schemas.openxmlformats.org/drawingml/2006/main">
+              <a:graphicData uri="http://schemas.openxmlformats.org/drawingml/2006/picture">
+                <pic:pic xmlns:pic="http://schemas.openxmlformats.org/drawingml/2006/picture">
+                  <pic:nvPicPr>
+                    <pic:cNvPr id="1" name=""/>
+                    <pic:cNvPicPr/>
+                  </pic:nvPicPr>
+                  <pic:blipFill>
+                    <a:blip r:embed="rId38"/>
+                    <a:stretch>
+                      <a:fillRect/>
+                    </a:stretch>
+                  </pic:blipFill>
+                  <pic:spPr>
+                    <a:xfrm>
+                      <a:off x="0" y="0"/>
+                      <a:ext cx="5247640" cy="795655"/>
+                    </a:xfrm>
+                    <a:prstGeom prst="rect">
+                      <a:avLst/>
+                    </a:prstGeom>
+                  </pic:spPr>
+                </pic:pic>
+              </a:graphicData>
+            </a:graphic>
+          </wp:inline>
+        </w:drawing>
+      </w:r>
+    </w:p>
+    <w:p>
+      <w:pPr>
+        <w:pStyle w:val="ListParagraph"/>
+        <w:numPr>
+          <w:ilvl w:val="0"/>
+          <w:numId w:val="7"/>
+        </w:numPr>
+        <w:spacing w:line="360" w:lineRule="auto"/>
+        <w:jc w:val="both"/>
+        <w:rPr>
+          <w:rFonts w:ascii="Times New Roman" w:hAnsi="Times New Roman" w:cs="Times New Roman"/>
+          <w:b/>
+          <w:bCs/>
+          <w:sz w:val="24"/>
+          <w:szCs w:val="24"/>
+        </w:rPr>
+      </w:pPr>
+      <w:r>
+        <w:rPr>
+          <w:rFonts w:ascii="Times New Roman" w:hAnsi="Times New Roman" w:cs="Times New Roman"/>
+          <w:b/>
+          <w:bCs/>
+          <w:sz w:val="24"/>
+          <w:szCs w:val="24"/>
+        </w:rPr>
+        <w:t>boolean.js</w:t>
+      </w:r>
+    </w:p>
+    <w:p>
+      <w:pPr>
+        <w:spacing w:line="360" w:lineRule="auto"/>
+        <w:jc w:val="center"/>
+        <w:rPr>
+          <w:rFonts w:ascii="Times New Roman" w:hAnsi="Times New Roman" w:cs="Times New Roman"/>
+          <w:b/>
+          <w:bCs/>
+          <w:sz w:val="24"/>
+          <w:szCs w:val="24"/>
+        </w:rPr>
+      </w:pPr>
+      <w:r>
+        <w:rPr>
+          <w:rFonts w:ascii="Times New Roman" w:hAnsi="Times New Roman" w:cs="Times New Roman"/>
+          <w:b/>
+          <w:bCs/>
+          <w:sz w:val="24"/>
+          <w:szCs w:val="24"/>
+        </w:rPr>
+        <w:drawing>
+          <wp:inline distT="0" distB="0" distL="0" distR="0" wp14:anchorId="738D25DF" wp14:editId="08F2D1E1">
+            <wp:extent cx="2381582" cy="695422"/>
+            <wp:effectExtent l="0" t="0" r="0" b="9525"/>
+            <wp:docPr id="6" name="Picture 6"/>
+            <wp:cNvGraphicFramePr>
+              <a:graphicFrameLocks xmlns:a="http://schemas.openxmlformats.org/drawingml/2006/main" noChangeAspect="1"/>
+            </wp:cNvGraphicFramePr>
+            <a:graphic xmlns:a="http://schemas.openxmlformats.org/drawingml/2006/main">
+              <a:graphicData uri="http://schemas.openxmlformats.org/drawingml/2006/picture">
+                <pic:pic xmlns:pic="http://schemas.openxmlformats.org/drawingml/2006/picture">
+                  <pic:nvPicPr>
+                    <pic:cNvPr id="1" name=""/>
+                    <pic:cNvPicPr/>
+                  </pic:nvPicPr>
+                  <pic:blipFill>
+                    <a:blip r:embed="rId39"/>
+                    <a:stretch>
+                      <a:fillRect/>
+                    </a:stretch>
+                  </pic:blipFill>
+                  <pic:spPr>
+                    <a:xfrm>
+                      <a:off x="0" y="0"/>
+                      <a:ext cx="2381582" cy="695422"/>
+                    </a:xfrm>
+                    <a:prstGeom prst="rect">
+                      <a:avLst/>
+                    </a:prstGeom>
+                  </pic:spPr>
+                </pic:pic>
+              </a:graphicData>
+            </a:graphic>
+          </wp:inline>
+        </w:drawing>
+      </w:r>
+    </w:p>
+    <w:p>
+      <w:pPr>
+        <w:spacing w:line="360" w:lineRule="auto"/>
+        <w:jc w:val="center"/>
+        <w:rPr>
+          <w:rFonts w:ascii="Times New Roman" w:hAnsi="Times New Roman" w:cs="Times New Roman"/>
+          <w:b/>
+          <w:bCs/>
+          <w:sz w:val="24"/>
+          <w:szCs w:val="24"/>
+        </w:rPr>
+      </w:pPr>
+      <w:r>
+        <w:rPr>
+          <w:rFonts w:ascii="Times New Roman" w:hAnsi="Times New Roman" w:cs="Times New Roman"/>
+          <w:b/>
+          <w:bCs/>
+          <w:sz w:val="24"/>
+          <w:szCs w:val="24"/>
+        </w:rPr>
+        <w:drawing>
+          <wp:inline distT="0" distB="0" distL="0" distR="0" wp14:anchorId="743E7106" wp14:editId="7080B8D6">
+            <wp:extent cx="5247640" cy="740410"/>
+            <wp:effectExtent l="0" t="0" r="0" b="2540"/>
+            <wp:docPr id="5" name="Picture 5"/>
+            <wp:cNvGraphicFramePr>
+              <a:graphicFrameLocks xmlns:a="http://schemas.openxmlformats.org/drawingml/2006/main" noChangeAspect="1"/>
+            </wp:cNvGraphicFramePr>
+            <a:graphic xmlns:a="http://schemas.openxmlformats.org/drawingml/2006/main">
+              <a:graphicData uri="http://schemas.openxmlformats.org/drawingml/2006/picture">
+                <pic:pic xmlns:pic="http://schemas.openxmlformats.org/drawingml/2006/picture">
+                  <pic:nvPicPr>
+                    <pic:cNvPr id="1" name=""/>
+                    <pic:cNvPicPr/>
+                  </pic:nvPicPr>
+                  <pic:blipFill>
+                    <a:blip r:embed="rId40"/>
+                    <a:stretch>
+                      <a:fillRect/>
+                    </a:stretch>
+                  </pic:blipFill>
+                  <pic:spPr>
+                    <a:xfrm>
+                      <a:off x="0" y="0"/>
+                      <a:ext cx="5247640" cy="740410"/>
+                    </a:xfrm>
+                    <a:prstGeom prst="rect">
+                      <a:avLst/>
+                    </a:prstGeom>
+                  </pic:spPr>
+                </pic:pic>
+              </a:graphicData>
+            </a:graphic>
+          </wp:inline>
+        </w:drawing>
+      </w:r>
+    </w:p>
+    <w:p>
+      <w:pPr>
+        <w:pStyle w:val="ListParagraph"/>
+        <w:numPr>
+          <w:ilvl w:val="0"/>
+          <w:numId w:val="7"/>
+        </w:numPr>
+        <w:spacing w:line="360" w:lineRule="auto"/>
+        <w:jc w:val="both"/>
+        <w:rPr>
+          <w:rFonts w:ascii="Times New Roman" w:hAnsi="Times New Roman" w:cs="Times New Roman"/>
+          <w:b/>
+          <w:bCs/>
+          <w:sz w:val="24"/>
+          <w:szCs w:val="24"/>
+        </w:rPr>
+      </w:pPr>
+      <w:r>
+        <w:rPr>
+          <w:rFonts w:ascii="Times New Roman" w:hAnsi="Times New Roman" w:cs="Times New Roman"/>
+          <w:b/>
+          <w:bCs/>
+          <w:sz w:val="24"/>
+          <w:szCs w:val="24"/>
+        </w:rPr>
+        <w:lastRenderedPageBreak/>
+        <w:t>undefined.j</w:t>
+      </w:r>
+      <w:r>
+        <w:rPr>
+          <w:rFonts w:ascii="Times New Roman" w:hAnsi="Times New Roman" w:cs="Times New Roman"/>
+          <w:b/>
+          <w:bCs/>
+          <w:sz w:val="24"/>
+          <w:szCs w:val="24"/>
+        </w:rPr>
+        <w:t>s</w:t>
+      </w:r>
+    </w:p>
+    <w:p>
+      <w:pPr>
+        <w:spacing w:line="360" w:lineRule="auto"/>
+        <w:jc w:val="center"/>
+        <w:rPr>
+          <w:rFonts w:ascii="Times New Roman" w:hAnsi="Times New Roman" w:cs="Times New Roman"/>
+          <w:b/>
+          <w:bCs/>
+          <w:sz w:val="24"/>
+          <w:szCs w:val="24"/>
+        </w:rPr>
+      </w:pPr>
+      <w:r>
+        <w:rPr>
+          <w:rFonts w:ascii="Times New Roman" w:hAnsi="Times New Roman" w:cs="Times New Roman"/>
+          <w:b/>
+          <w:bCs/>
+          <w:sz w:val="24"/>
+          <w:szCs w:val="24"/>
+        </w:rPr>
+        <w:drawing>
+          <wp:inline distT="0" distB="0" distL="0" distR="0" wp14:anchorId="127FA23C" wp14:editId="457F8BA6">
+            <wp:extent cx="2038635" cy="504895"/>
+            <wp:effectExtent l="0" t="0" r="0" b="0"/>
+            <wp:docPr id="13" name="Picture 13"/>
+            <wp:cNvGraphicFramePr>
+              <a:graphicFrameLocks xmlns:a="http://schemas.openxmlformats.org/drawingml/2006/main" noChangeAspect="1"/>
+            </wp:cNvGraphicFramePr>
+            <a:graphic xmlns:a="http://schemas.openxmlformats.org/drawingml/2006/main">
+              <a:graphicData uri="http://schemas.openxmlformats.org/drawingml/2006/picture">
+                <pic:pic xmlns:pic="http://schemas.openxmlformats.org/drawingml/2006/picture">
+                  <pic:nvPicPr>
+                    <pic:cNvPr id="1" name=""/>
+                    <pic:cNvPicPr/>
+                  </pic:nvPicPr>
+                  <pic:blipFill>
+                    <a:blip r:embed="rId41"/>
+                    <a:stretch>
+                      <a:fillRect/>
+                    </a:stretch>
+                  </pic:blipFill>
+                  <pic:spPr>
+                    <a:xfrm>
+                      <a:off x="0" y="0"/>
+                      <a:ext cx="2038635" cy="504895"/>
+                    </a:xfrm>
+                    <a:prstGeom prst="rect">
+                      <a:avLst/>
+                    </a:prstGeom>
+                  </pic:spPr>
+                </pic:pic>
+              </a:graphicData>
+            </a:graphic>
+          </wp:inline>
+        </w:drawing>
+      </w:r>
+    </w:p>
+    <w:p>
+      <w:pPr>
+        <w:spacing w:line="360" w:lineRule="auto"/>
+        <w:jc w:val="center"/>
+        <w:rPr>
+          <w:rFonts w:ascii="Times New Roman" w:hAnsi="Times New Roman" w:cs="Times New Roman"/>
+          <w:b/>
+          <w:bCs/>
+          <w:sz w:val="24"/>
+          <w:szCs w:val="24"/>
+        </w:rPr>
+      </w:pPr>
+      <w:r>
+        <w:rPr>
+          <w:rFonts w:ascii="Times New Roman" w:hAnsi="Times New Roman" w:cs="Times New Roman"/>
+          <w:b/>
+          <w:bCs/>
+          <w:noProof/>
+          <w:sz w:val="24"/>
+          <w:szCs w:val="24"/>
+        </w:rPr>
+        <w:drawing>
+          <wp:inline distT="0" distB="0" distL="0" distR="0" wp14:anchorId="683D35D3" wp14:editId="641D1DF6">
+            <wp:extent cx="5401310" cy="847725"/>
+            <wp:effectExtent l="0" t="0" r="8890" b="9525"/>
+            <wp:docPr id="10" name="Picture 10"/>
+            <wp:cNvGraphicFramePr>
+              <a:graphicFrameLocks xmlns:a="http://schemas.openxmlformats.org/drawingml/2006/main" noChangeAspect="1"/>
+            </wp:cNvGraphicFramePr>
+            <a:graphic xmlns:a="http://schemas.openxmlformats.org/drawingml/2006/main">
+              <a:graphicData uri="http://schemas.openxmlformats.org/drawingml/2006/picture">
+                <pic:pic xmlns:pic="http://schemas.openxmlformats.org/drawingml/2006/picture">
+                  <pic:nvPicPr>
+                    <pic:cNvPr id="0" name="Picture 2"/>
+                    <pic:cNvPicPr>
+                      <a:picLocks noChangeAspect="1" noChangeArrowheads="1"/>
+                    </pic:cNvPicPr>
+                  </pic:nvPicPr>
+                  <pic:blipFill>
+                    <a:blip r:embed="rId42">
+                      <a:extLst>
+                        <a:ext uri="{28A0092B-C50C-407E-A947-70E740481C1C}">
+                          <a14:useLocalDpi xmlns:a14="http://schemas.microsoft.com/office/drawing/2010/main" val="0"/>
+                        </a:ext>
+                      </a:extLst>
+                    </a:blip>
+                    <a:srcRect/>
+                    <a:stretch>
+                      <a:fillRect/>
+                    </a:stretch>
+                  </pic:blipFill>
+                  <pic:spPr bwMode="auto">
+                    <a:xfrm>
+                      <a:off x="0" y="0"/>
+                      <a:ext cx="5401310" cy="847725"/>
+                    </a:xfrm>
+                    <a:prstGeom prst="rect">
+                      <a:avLst/>
+                    </a:prstGeom>
+                    <a:noFill/>
+                  </pic:spPr>
+                </pic:pic>
+              </a:graphicData>
+            </a:graphic>
+          </wp:inline>
+        </w:drawing>
+      </w:r>
+    </w:p>
+    <w:p>
+      <w:pPr>
+        <w:pStyle w:val="ListParagraph"/>
+        <w:numPr>
+          <w:ilvl w:val="0"/>
+          <w:numId w:val="7"/>
+        </w:numPr>
+        <w:spacing w:line="360" w:lineRule="auto"/>
+        <w:jc w:val="both"/>
+        <w:rPr>
+          <w:rFonts w:ascii="Times New Roman" w:hAnsi="Times New Roman" w:cs="Times New Roman"/>
+          <w:b/>
+          <w:bCs/>
+          <w:sz w:val="24"/>
+          <w:szCs w:val="24"/>
+        </w:rPr>
+      </w:pPr>
+      <w:r>
+        <w:rPr>
+          <w:rFonts w:ascii="Times New Roman" w:hAnsi="Times New Roman" w:cs="Times New Roman"/>
+          <w:b/>
+          <w:bCs/>
+          <w:sz w:val="24"/>
+          <w:szCs w:val="24"/>
+        </w:rPr>
+        <w:t>null.js</w:t>
+      </w:r>
+    </w:p>
+    <w:p>
+      <w:pPr>
+        <w:spacing w:line="360" w:lineRule="auto"/>
+        <w:jc w:val="center"/>
+        <w:rPr>
+          <w:rFonts w:ascii="Times New Roman" w:hAnsi="Times New Roman" w:cs="Times New Roman"/>
+          <w:b/>
+          <w:bCs/>
+          <w:sz w:val="24"/>
+          <w:szCs w:val="24"/>
+        </w:rPr>
+      </w:pPr>
+      <w:r>
+        <w:rPr>
+          <w:rFonts w:ascii="Times New Roman" w:hAnsi="Times New Roman" w:cs="Times New Roman"/>
+          <w:b/>
+          <w:bCs/>
+          <w:sz w:val="24"/>
+          <w:szCs w:val="24"/>
+        </w:rPr>
+        <w:drawing>
+          <wp:inline distT="0" distB="0" distL="0" distR="0" wp14:anchorId="44642521" wp14:editId="50F144FE">
+            <wp:extent cx="2010056" cy="466790"/>
+            <wp:effectExtent l="0" t="0" r="9525" b="9525"/>
+            <wp:docPr id="14" name="Picture 14"/>
+            <wp:cNvGraphicFramePr>
+              <a:graphicFrameLocks xmlns:a="http://schemas.openxmlformats.org/drawingml/2006/main" noChangeAspect="1"/>
+            </wp:cNvGraphicFramePr>
+            <a:graphic xmlns:a="http://schemas.openxmlformats.org/drawingml/2006/main">
+              <a:graphicData uri="http://schemas.openxmlformats.org/drawingml/2006/picture">
+                <pic:pic xmlns:pic="http://schemas.openxmlformats.org/drawingml/2006/picture">
+                  <pic:nvPicPr>
+                    <pic:cNvPr id="1" name=""/>
+                    <pic:cNvPicPr/>
+                  </pic:nvPicPr>
+                  <pic:blipFill>
+                    <a:blip r:embed="rId43"/>
+                    <a:stretch>
+                      <a:fillRect/>
+                    </a:stretch>
+                  </pic:blipFill>
+                  <pic:spPr>
+                    <a:xfrm>
+                      <a:off x="0" y="0"/>
+                      <a:ext cx="2010056" cy="466790"/>
+                    </a:xfrm>
+                    <a:prstGeom prst="rect">
+                      <a:avLst/>
+                    </a:prstGeom>
+                  </pic:spPr>
+                </pic:pic>
+              </a:graphicData>
+            </a:graphic>
+          </wp:inline>
+        </w:drawing>
+      </w:r>
+    </w:p>
+    <w:p>
+      <w:pPr>
+        <w:spacing w:line="360" w:lineRule="auto"/>
+        <w:jc w:val="center"/>
+        <w:rPr>
+          <w:rFonts w:ascii="Times New Roman" w:hAnsi="Times New Roman" w:cs="Times New Roman"/>
+          <w:b/>
+          <w:bCs/>
+          <w:sz w:val="24"/>
+          <w:szCs w:val="24"/>
+        </w:rPr>
+      </w:pPr>
+      <w:r>
+        <w:rPr>
+          <w:rFonts w:ascii="Times New Roman" w:hAnsi="Times New Roman" w:cs="Times New Roman"/>
+          <w:b/>
+          <w:bCs/>
+          <w:sz w:val="24"/>
+          <w:szCs w:val="24"/>
+        </w:rPr>
+        <w:drawing>
+          <wp:inline distT="0" distB="0" distL="0" distR="0" wp14:anchorId="07504FCD" wp14:editId="19590362">
+            <wp:extent cx="5247640" cy="811530"/>
+            <wp:effectExtent l="0" t="0" r="0" b="7620"/>
+            <wp:docPr id="24" name="Picture 24"/>
+            <wp:cNvGraphicFramePr>
+              <a:graphicFrameLocks xmlns:a="http://schemas.openxmlformats.org/drawingml/2006/main" noChangeAspect="1"/>
+            </wp:cNvGraphicFramePr>
+            <a:graphic xmlns:a="http://schemas.openxmlformats.org/drawingml/2006/main">
+              <a:graphicData uri="http://schemas.openxmlformats.org/drawingml/2006/picture">
+                <pic:pic xmlns:pic="http://schemas.openxmlformats.org/drawingml/2006/picture">
+                  <pic:nvPicPr>
+                    <pic:cNvPr id="1" name=""/>
+                    <pic:cNvPicPr/>
+                  </pic:nvPicPr>
+                  <pic:blipFill>
+                    <a:blip r:embed="rId44"/>
+                    <a:stretch>
+                      <a:fillRect/>
+                    </a:stretch>
+                  </pic:blipFill>
+                  <pic:spPr>
+                    <a:xfrm>
+                      <a:off x="0" y="0"/>
+                      <a:ext cx="5247640" cy="811530"/>
+                    </a:xfrm>
+                    <a:prstGeom prst="rect">
+                      <a:avLst/>
+                    </a:prstGeom>
+                  </pic:spPr>
+                </pic:pic>
+              </a:graphicData>
+            </a:graphic>
+          </wp:inline>
+        </w:drawing>
+      </w:r>
+    </w:p>
+    <w:p>
+      <w:pPr>
+        <w:pStyle w:val="ListParagraph"/>
+        <w:numPr>
+          <w:ilvl w:val="0"/>
+          <w:numId w:val="7"/>
+        </w:numPr>
+        <w:spacing w:line="360" w:lineRule="auto"/>
+        <w:jc w:val="both"/>
+        <w:rPr>
+          <w:rFonts w:ascii="Times New Roman" w:hAnsi="Times New Roman" w:cs="Times New Roman"/>
+          <w:b/>
+          <w:bCs/>
+          <w:sz w:val="24"/>
+          <w:szCs w:val="24"/>
+        </w:rPr>
+      </w:pPr>
+      <w:r>
+        <w:rPr>
+          <w:rFonts w:ascii="Times New Roman" w:hAnsi="Times New Roman" w:cs="Times New Roman"/>
+          <w:b/>
+          <w:bCs/>
+          <w:sz w:val="24"/>
+          <w:szCs w:val="24"/>
+        </w:rPr>
+        <w:t>symbol.js</w:t>
+      </w:r>
+    </w:p>
+    <w:p>
+      <w:pPr>
+        <w:spacing w:line="360" w:lineRule="auto"/>
+        <w:jc w:val="center"/>
+        <w:rPr>
+          <w:rFonts w:ascii="Times New Roman" w:hAnsi="Times New Roman" w:cs="Times New Roman"/>
+          <w:b/>
+          <w:bCs/>
+          <w:sz w:val="24"/>
+          <w:szCs w:val="24"/>
+        </w:rPr>
+      </w:pPr>
+      <w:r>
+        <w:rPr>
+          <w:rFonts w:ascii="Times New Roman" w:hAnsi="Times New Roman" w:cs="Times New Roman"/>
+          <w:b/>
+          <w:bCs/>
+          <w:sz w:val="24"/>
+          <w:szCs w:val="24"/>
+        </w:rPr>
+        <w:drawing>
+          <wp:inline distT="0" distB="0" distL="0" distR="0" wp14:anchorId="1B4FA647" wp14:editId="59AAB561">
+            <wp:extent cx="2667372" cy="647790"/>
+            <wp:effectExtent l="0" t="0" r="0" b="0"/>
+            <wp:docPr id="25" name="Picture 25"/>
+            <wp:cNvGraphicFramePr>
+              <a:graphicFrameLocks xmlns:a="http://schemas.openxmlformats.org/drawingml/2006/main" noChangeAspect="1"/>
+            </wp:cNvGraphicFramePr>
+            <a:graphic xmlns:a="http://schemas.openxmlformats.org/drawingml/2006/main">
+              <a:graphicData uri="http://schemas.openxmlformats.org/drawingml/2006/picture">
+                <pic:pic xmlns:pic="http://schemas.openxmlformats.org/drawingml/2006/picture">
+                  <pic:nvPicPr>
+                    <pic:cNvPr id="1" name=""/>
+                    <pic:cNvPicPr/>
+                  </pic:nvPicPr>
+                  <pic:blipFill>
+                    <a:blip r:embed="rId45"/>
+                    <a:stretch>
+                      <a:fillRect/>
+                    </a:stretch>
+                  </pic:blipFill>
+                  <pic:spPr>
+                    <a:xfrm>
+                      <a:off x="0" y="0"/>
+                      <a:ext cx="2667372" cy="647790"/>
+                    </a:xfrm>
+                    <a:prstGeom prst="rect">
+                      <a:avLst/>
+                    </a:prstGeom>
+                  </pic:spPr>
+                </pic:pic>
+              </a:graphicData>
+            </a:graphic>
+          </wp:inline>
+        </w:drawing>
+      </w:r>
+    </w:p>
+    <w:p>
+      <w:pPr>
+        <w:spacing w:line="360" w:lineRule="auto"/>
+        <w:jc w:val="center"/>
+        <w:rPr>
+          <w:rFonts w:ascii="Times New Roman" w:hAnsi="Times New Roman" w:cs="Times New Roman"/>
+          <w:b/>
+          <w:bCs/>
+          <w:sz w:val="24"/>
+          <w:szCs w:val="24"/>
+        </w:rPr>
+      </w:pPr>
+      <w:r>
+        <w:rPr>
+          <w:rFonts w:ascii="Times New Roman" w:hAnsi="Times New Roman" w:cs="Times New Roman"/>
+          <w:b/>
+          <w:bCs/>
+          <w:sz w:val="24"/>
+          <w:szCs w:val="24"/>
+        </w:rPr>
+        <w:drawing>
+          <wp:inline distT="0" distB="0" distL="0" distR="0" wp14:anchorId="26333D76" wp14:editId="16C9A007">
+            <wp:extent cx="828791" cy="447737"/>
+            <wp:effectExtent l="0" t="0" r="9525" b="0"/>
+            <wp:docPr id="49" name="Picture 49"/>
+            <wp:cNvGraphicFramePr>
+              <a:graphicFrameLocks xmlns:a="http://schemas.openxmlformats.org/drawingml/2006/main" noChangeAspect="1"/>
+            </wp:cNvGraphicFramePr>
+            <a:graphic xmlns:a="http://schemas.openxmlformats.org/drawingml/2006/main">
+              <a:graphicData uri="http://schemas.openxmlformats.org/drawingml/2006/picture">
+                <pic:pic xmlns:pic="http://schemas.openxmlformats.org/drawingml/2006/picture">
+                  <pic:nvPicPr>
+                    <pic:cNvPr id="1" name=""/>
+                    <pic:cNvPicPr/>
+                  </pic:nvPicPr>
+                  <pic:blipFill>
+                    <a:blip r:embed="rId46"/>
+                    <a:stretch>
+                      <a:fillRect/>
+                    </a:stretch>
+                  </pic:blipFill>
+                  <pic:spPr>
+                    <a:xfrm>
+                      <a:off x="0" y="0"/>
+                      <a:ext cx="828791" cy="447737"/>
+                    </a:xfrm>
+                    <a:prstGeom prst="rect">
+                      <a:avLst/>
+                    </a:prstGeom>
+                  </pic:spPr>
+                </pic:pic>
+              </a:graphicData>
+            </a:graphic>
+          </wp:inline>
+        </w:drawing>
+      </w:r>
+    </w:p>
+    <w:p>
+      <w:pPr>
+        <w:pStyle w:val="ListParagraph"/>
+        <w:numPr>
+          <w:ilvl w:val="0"/>
+          <w:numId w:val="7"/>
+        </w:numPr>
+        <w:spacing w:line="360" w:lineRule="auto"/>
+        <w:jc w:val="both"/>
+        <w:rPr>
+          <w:rFonts w:ascii="Times New Roman" w:hAnsi="Times New Roman" w:cs="Times New Roman"/>
+          <w:b/>
+          <w:bCs/>
+          <w:sz w:val="24"/>
+          <w:szCs w:val="24"/>
+        </w:rPr>
+      </w:pPr>
+      <w:r>
+        <w:rPr>
+          <w:rFonts w:ascii="Times New Roman" w:hAnsi="Times New Roman" w:cs="Times New Roman"/>
+          <w:b/>
+          <w:bCs/>
+          <w:sz w:val="24"/>
+          <w:szCs w:val="24"/>
+        </w:rPr>
+        <w:t>object.js</w:t>
+      </w:r>
+    </w:p>
+    <w:p>
+      <w:pPr>
+        <w:spacing w:line="360" w:lineRule="auto"/>
+        <w:jc w:val="center"/>
+        <w:rPr>
+          <w:rFonts w:ascii="Times New Roman" w:hAnsi="Times New Roman" w:cs="Times New Roman"/>
+          <w:b/>
+          <w:bCs/>
+          <w:sz w:val="24"/>
+          <w:szCs w:val="24"/>
+        </w:rPr>
+      </w:pPr>
+      <w:r>
+        <w:rPr>
+          <w:rFonts w:ascii="Times New Roman" w:hAnsi="Times New Roman" w:cs="Times New Roman"/>
+          <w:b/>
+          <w:bCs/>
+          <w:sz w:val="24"/>
+          <w:szCs w:val="24"/>
+        </w:rPr>
+        <w:drawing>
+          <wp:inline distT="0" distB="0" distL="0" distR="0" wp14:anchorId="45EC9EFB" wp14:editId="29A5FBFC">
+            <wp:extent cx="5247640" cy="1184275"/>
+            <wp:effectExtent l="0" t="0" r="0" b="0"/>
+            <wp:docPr id="51" name="Picture 51"/>
+            <wp:cNvGraphicFramePr>
+              <a:graphicFrameLocks xmlns:a="http://schemas.openxmlformats.org/drawingml/2006/main" noChangeAspect="1"/>
+            </wp:cNvGraphicFramePr>
+            <a:graphic xmlns:a="http://schemas.openxmlformats.org/drawingml/2006/main">
+              <a:graphicData uri="http://schemas.openxmlformats.org/drawingml/2006/picture">
+                <pic:pic xmlns:pic="http://schemas.openxmlformats.org/drawingml/2006/picture">
+                  <pic:nvPicPr>
+                    <pic:cNvPr id="1" name=""/>
+                    <pic:cNvPicPr/>
+                  </pic:nvPicPr>
+                  <pic:blipFill>
+                    <a:blip r:embed="rId47"/>
+                    <a:stretch>
+                      <a:fillRect/>
+                    </a:stretch>
+                  </pic:blipFill>
+                  <pic:spPr>
+                    <a:xfrm>
+                      <a:off x="0" y="0"/>
+                      <a:ext cx="5247640" cy="1184275"/>
+                    </a:xfrm>
+                    <a:prstGeom prst="rect">
+                      <a:avLst/>
+                    </a:prstGeom>
+                  </pic:spPr>
+                </pic:pic>
+              </a:graphicData>
+            </a:graphic>
+          </wp:inline>
+        </w:drawing>
+      </w:r>
+    </w:p>
+    <w:p>
+      <w:pPr>
+        <w:spacing w:line="360" w:lineRule="auto"/>
+        <w:jc w:val="center"/>
+        <w:rPr>
+          <w:rFonts w:ascii="Times New Roman" w:hAnsi="Times New Roman" w:cs="Times New Roman"/>
+          <w:b/>
+          <w:bCs/>
+          <w:sz w:val="24"/>
+          <w:szCs w:val="24"/>
+        </w:rPr>
+      </w:pPr>
+      <w:r>
+        <w:rPr>
+          <w:rFonts w:ascii="Times New Roman" w:hAnsi="Times New Roman" w:cs="Times New Roman"/>
+          <w:b/>
+          <w:bCs/>
+          <w:sz w:val="24"/>
+          <w:szCs w:val="24"/>
+        </w:rPr>
+        <w:lastRenderedPageBreak/>
+        <w:drawing>
+          <wp:inline distT="0" distB="0" distL="0" distR="0" wp14:anchorId="07DAD000" wp14:editId="660045B8">
+            <wp:extent cx="5247640" cy="752475"/>
+            <wp:effectExtent l="0" t="0" r="0" b="9525"/>
+            <wp:docPr id="52" name="Picture 52"/>
+            <wp:cNvGraphicFramePr>
+              <a:graphicFrameLocks xmlns:a="http://schemas.openxmlformats.org/drawingml/2006/main" noChangeAspect="1"/>
+            </wp:cNvGraphicFramePr>
+            <a:graphic xmlns:a="http://schemas.openxmlformats.org/drawingml/2006/main">
+              <a:graphicData uri="http://schemas.openxmlformats.org/drawingml/2006/picture">
+                <pic:pic xmlns:pic="http://schemas.openxmlformats.org/drawingml/2006/picture">
+                  <pic:nvPicPr>
+                    <pic:cNvPr id="1" name=""/>
+                    <pic:cNvPicPr/>
+                  </pic:nvPicPr>
+                  <pic:blipFill>
+                    <a:blip r:embed="rId48"/>
+                    <a:stretch>
+                      <a:fillRect/>
+                    </a:stretch>
+                  </pic:blipFill>
+                  <pic:spPr>
+                    <a:xfrm>
+                      <a:off x="0" y="0"/>
+                      <a:ext cx="5247640" cy="752475"/>
+                    </a:xfrm>
+                    <a:prstGeom prst="rect">
+                      <a:avLst/>
+                    </a:prstGeom>
+                  </pic:spPr>
+                </pic:pic>
+              </a:graphicData>
+            </a:graphic>
+          </wp:inline>
+        </w:drawing>
+      </w:r>
+    </w:p>
+    <w:p>
+      <w:pPr>
+        <w:pStyle w:val="ListParagraph"/>
+        <w:numPr>
+          <w:ilvl w:val="0"/>
+          <w:numId w:val="7"/>
+        </w:numPr>
+        <w:spacing w:line="360" w:lineRule="auto"/>
+        <w:jc w:val="both"/>
+        <w:rPr>
+          <w:rFonts w:ascii="Times New Roman" w:hAnsi="Times New Roman" w:cs="Times New Roman"/>
+          <w:b/>
+          <w:bCs/>
+          <w:sz w:val="24"/>
+          <w:szCs w:val="24"/>
+        </w:rPr>
+      </w:pPr>
+      <w:proofErr w:type="spellStart"/>
+      <w:r>
+        <w:rPr>
+          <w:rFonts w:ascii="Times New Roman" w:hAnsi="Times New Roman" w:cs="Times New Roman"/>
+          <w:b/>
+          <w:bCs/>
+          <w:sz w:val="24"/>
+          <w:szCs w:val="24"/>
+        </w:rPr>
+        <w:t>convertion</w:t>
+      </w:r>
+      <w:proofErr w:type="spellEnd"/>
+      <w:r>
+        <w:rPr>
+          <w:rFonts w:ascii="Times New Roman" w:hAnsi="Times New Roman" w:cs="Times New Roman"/>
+          <w:b/>
+          <w:bCs/>
+          <w:sz w:val="24"/>
+          <w:szCs w:val="24"/>
+        </w:rPr>
+        <w:t xml:space="preserve"> string.js</w:t>
+      </w:r>
+    </w:p>
+    <w:p>
+      <w:pPr>
+        <w:spacing w:line="360" w:lineRule="auto"/>
+        <w:jc w:val="center"/>
+        <w:rPr>
+          <w:rFonts w:ascii="Times New Roman" w:hAnsi="Times New Roman" w:cs="Times New Roman"/>
+          <w:b/>
+          <w:bCs/>
+          <w:sz w:val="24"/>
+          <w:szCs w:val="24"/>
+        </w:rPr>
+      </w:pPr>
+      <w:r>
+        <w:rPr>
+          <w:rFonts w:ascii="Times New Roman" w:hAnsi="Times New Roman" w:cs="Times New Roman"/>
+          <w:b/>
+          <w:bCs/>
+          <w:sz w:val="24"/>
+          <w:szCs w:val="24"/>
+        </w:rPr>
+        <w:drawing>
+          <wp:inline distT="0" distB="0" distL="0" distR="0" wp14:anchorId="311587DA" wp14:editId="22097AAF">
+            <wp:extent cx="2248214" cy="485843"/>
+            <wp:effectExtent l="0" t="0" r="0" b="9525"/>
+            <wp:docPr id="54" name="Picture 54"/>
+            <wp:cNvGraphicFramePr>
+              <a:graphicFrameLocks xmlns:a="http://schemas.openxmlformats.org/drawingml/2006/main" noChangeAspect="1"/>
+            </wp:cNvGraphicFramePr>
+            <a:graphic xmlns:a="http://schemas.openxmlformats.org/drawingml/2006/main">
+              <a:graphicData uri="http://schemas.openxmlformats.org/drawingml/2006/picture">
+                <pic:pic xmlns:pic="http://schemas.openxmlformats.org/drawingml/2006/picture">
+                  <pic:nvPicPr>
+                    <pic:cNvPr id="1" name=""/>
+                    <pic:cNvPicPr/>
+                  </pic:nvPicPr>
+                  <pic:blipFill>
+                    <a:blip r:embed="rId49"/>
+                    <a:stretch>
+                      <a:fillRect/>
+                    </a:stretch>
+                  </pic:blipFill>
+                  <pic:spPr>
+                    <a:xfrm>
+                      <a:off x="0" y="0"/>
+                      <a:ext cx="2248214" cy="485843"/>
+                    </a:xfrm>
+                    <a:prstGeom prst="rect">
+                      <a:avLst/>
+                    </a:prstGeom>
+                  </pic:spPr>
+                </pic:pic>
+              </a:graphicData>
+            </a:graphic>
+          </wp:inline>
+        </w:drawing>
+      </w:r>
+    </w:p>
+    <w:p>
+      <w:pPr>
+        <w:spacing w:line="360" w:lineRule="auto"/>
+        <w:jc w:val="center"/>
+        <w:rPr>
+          <w:rFonts w:ascii="Times New Roman" w:hAnsi="Times New Roman" w:cs="Times New Roman"/>
+          <w:b/>
+          <w:bCs/>
+          <w:sz w:val="24"/>
+          <w:szCs w:val="24"/>
+        </w:rPr>
+      </w:pPr>
+      <w:r>
+        <w:rPr>
+          <w:rFonts w:ascii="Times New Roman" w:hAnsi="Times New Roman" w:cs="Times New Roman"/>
+          <w:b/>
+          <w:bCs/>
+          <w:sz w:val="24"/>
+          <w:szCs w:val="24"/>
+        </w:rPr>
+        <w:drawing>
+          <wp:inline distT="0" distB="0" distL="0" distR="0" wp14:anchorId="31658A02" wp14:editId="1F6C4951">
+            <wp:extent cx="4248743" cy="1162212"/>
+            <wp:effectExtent l="0" t="0" r="0" b="0"/>
+            <wp:docPr id="53" name="Picture 53"/>
+            <wp:cNvGraphicFramePr>
+              <a:graphicFrameLocks xmlns:a="http://schemas.openxmlformats.org/drawingml/2006/main" noChangeAspect="1"/>
+            </wp:cNvGraphicFramePr>
+            <a:graphic xmlns:a="http://schemas.openxmlformats.org/drawingml/2006/main">
+              <a:graphicData uri="http://schemas.openxmlformats.org/drawingml/2006/picture">
+                <pic:pic xmlns:pic="http://schemas.openxmlformats.org/drawingml/2006/picture">
+                  <pic:nvPicPr>
+                    <pic:cNvPr id="1" name=""/>
+                    <pic:cNvPicPr/>
+                  </pic:nvPicPr>
+                  <pic:blipFill>
+                    <a:blip r:embed="rId50"/>
+                    <a:stretch>
+                      <a:fillRect/>
+                    </a:stretch>
+                  </pic:blipFill>
+                  <pic:spPr>
+                    <a:xfrm>
+                      <a:off x="0" y="0"/>
+                      <a:ext cx="4248743" cy="1162212"/>
+                    </a:xfrm>
+                    <a:prstGeom prst="rect">
+                      <a:avLst/>
+                    </a:prstGeom>
+                  </pic:spPr>
+                </pic:pic>
+              </a:graphicData>
+            </a:graphic>
+          </wp:inline>
+        </w:drawing>
+      </w:r>
+    </w:p>
+    <w:p>
+      <w:pPr>
+        <w:pStyle w:val="ListParagraph"/>
+        <w:numPr>
+          <w:ilvl w:val="0"/>
+          <w:numId w:val="7"/>
+        </w:numPr>
+        <w:spacing w:line="360" w:lineRule="auto"/>
+        <w:jc w:val="both"/>
+        <w:rPr>
+          <w:rFonts w:ascii="Times New Roman" w:hAnsi="Times New Roman" w:cs="Times New Roman"/>
+          <w:b/>
+          <w:bCs/>
+          <w:sz w:val="24"/>
+          <w:szCs w:val="24"/>
+        </w:rPr>
+      </w:pPr>
+      <w:proofErr w:type="spellStart"/>
+      <w:r>
+        <w:rPr>
+          <w:rFonts w:ascii="Times New Roman" w:hAnsi="Times New Roman" w:cs="Times New Roman"/>
+          <w:b/>
+          <w:bCs/>
+          <w:sz w:val="24"/>
+          <w:szCs w:val="24"/>
+        </w:rPr>
+        <w:t>convertion</w:t>
+      </w:r>
+      <w:proofErr w:type="spellEnd"/>
+      <w:r>
+        <w:rPr>
+          <w:rFonts w:ascii="Times New Roman" w:hAnsi="Times New Roman" w:cs="Times New Roman"/>
+          <w:b/>
+          <w:bCs/>
+          <w:sz w:val="24"/>
+          <w:szCs w:val="24"/>
+        </w:rPr>
+        <w:t xml:space="preserve"> numeric.js</w:t>
+      </w:r>
+    </w:p>
+    <w:p>
+      <w:pPr>
+        <w:spacing w:line="360" w:lineRule="auto"/>
+        <w:jc w:val="center"/>
+        <w:rPr>
+          <w:rFonts w:ascii="Times New Roman" w:hAnsi="Times New Roman" w:cs="Times New Roman"/>
+          <w:b/>
+          <w:bCs/>
+          <w:sz w:val="24"/>
+          <w:szCs w:val="24"/>
+        </w:rPr>
+      </w:pPr>
+      <w:r>
+        <w:rPr>
+          <w:rFonts w:ascii="Times New Roman" w:hAnsi="Times New Roman" w:cs="Times New Roman"/>
+          <w:b/>
+          <w:bCs/>
+          <w:sz w:val="24"/>
+          <w:szCs w:val="24"/>
+        </w:rPr>
+        <w:drawing>
+          <wp:inline distT="0" distB="0" distL="0" distR="0" wp14:anchorId="72534BC8" wp14:editId="008F3611">
+            <wp:extent cx="2105319" cy="666843"/>
+            <wp:effectExtent l="0" t="0" r="9525" b="0"/>
+            <wp:docPr id="55" name="Picture 55"/>
+            <wp:cNvGraphicFramePr>
+              <a:graphicFrameLocks xmlns:a="http://schemas.openxmlformats.org/drawingml/2006/main" noChangeAspect="1"/>
+            </wp:cNvGraphicFramePr>
+            <a:graphic xmlns:a="http://schemas.openxmlformats.org/drawingml/2006/main">
+              <a:graphicData uri="http://schemas.openxmlformats.org/drawingml/2006/picture">
+                <pic:pic xmlns:pic="http://schemas.openxmlformats.org/drawingml/2006/picture">
+                  <pic:nvPicPr>
+                    <pic:cNvPr id="1" name=""/>
+                    <pic:cNvPicPr/>
+                  </pic:nvPicPr>
+                  <pic:blipFill>
+                    <a:blip r:embed="rId51"/>
+                    <a:stretch>
+                      <a:fillRect/>
+                    </a:stretch>
+                  </pic:blipFill>
+                  <pic:spPr>
+                    <a:xfrm>
+                      <a:off x="0" y="0"/>
+                      <a:ext cx="2105319" cy="666843"/>
+                    </a:xfrm>
+                    <a:prstGeom prst="rect">
+                      <a:avLst/>
+                    </a:prstGeom>
+                  </pic:spPr>
+                </pic:pic>
+              </a:graphicData>
+            </a:graphic>
+          </wp:inline>
+        </w:drawing>
+      </w:r>
+    </w:p>
+    <w:p>
+      <w:pPr>
+        <w:spacing w:line="360" w:lineRule="auto"/>
+        <w:jc w:val="center"/>
+        <w:rPr>
+          <w:rFonts w:ascii="Times New Roman" w:hAnsi="Times New Roman" w:cs="Times New Roman"/>
+          <w:b/>
+          <w:bCs/>
+          <w:sz w:val="24"/>
+          <w:szCs w:val="24"/>
+        </w:rPr>
+      </w:pPr>
+      <w:r>
+        <w:rPr>
+          <w:rFonts w:ascii="Times New Roman" w:hAnsi="Times New Roman" w:cs="Times New Roman"/>
+          <w:b/>
+          <w:bCs/>
+          <w:sz w:val="24"/>
+          <w:szCs w:val="24"/>
+        </w:rPr>
+        <w:drawing>
+          <wp:inline distT="0" distB="0" distL="0" distR="0" wp14:anchorId="7FAB0751" wp14:editId="5F44A58F">
+            <wp:extent cx="4248743" cy="1171739"/>
+            <wp:effectExtent l="0" t="0" r="0" b="9525"/>
+            <wp:docPr id="56" name="Picture 56"/>
+            <wp:cNvGraphicFramePr>
+              <a:graphicFrameLocks xmlns:a="http://schemas.openxmlformats.org/drawingml/2006/main" noChangeAspect="1"/>
+            </wp:cNvGraphicFramePr>
+            <a:graphic xmlns:a="http://schemas.openxmlformats.org/drawingml/2006/main">
+              <a:graphicData uri="http://schemas.openxmlformats.org/drawingml/2006/picture">
+                <pic:pic xmlns:pic="http://schemas.openxmlformats.org/drawingml/2006/picture">
+                  <pic:nvPicPr>
+                    <pic:cNvPr id="1" name=""/>
+                    <pic:cNvPicPr/>
+                  </pic:nvPicPr>
+                  <pic:blipFill>
+                    <a:blip r:embed="rId52"/>
+                    <a:stretch>
+                      <a:fillRect/>
+                    </a:stretch>
+                  </pic:blipFill>
+                  <pic:spPr>
+                    <a:xfrm>
+                      <a:off x="0" y="0"/>
+                      <a:ext cx="4248743" cy="1171739"/>
+                    </a:xfrm>
+                    <a:prstGeom prst="rect">
+                      <a:avLst/>
+                    </a:prstGeom>
+                  </pic:spPr>
+                </pic:pic>
+              </a:graphicData>
+            </a:graphic>
+          </wp:inline>
+        </w:drawing>
+      </w:r>
+    </w:p>
+    <w:p>
+      <w:pPr>
+        <w:pStyle w:val="ListParagraph"/>
+        <w:numPr>
+          <w:ilvl w:val="0"/>
+          <w:numId w:val="7"/>
+        </w:numPr>
+        <w:spacing w:line="360" w:lineRule="auto"/>
+        <w:jc w:val="both"/>
+        <w:rPr>
+          <w:rFonts w:ascii="Times New Roman" w:hAnsi="Times New Roman" w:cs="Times New Roman"/>
+          <w:b/>
+          <w:bCs/>
+          <w:sz w:val="24"/>
+          <w:szCs w:val="24"/>
+        </w:rPr>
+      </w:pPr>
+      <w:proofErr w:type="spellStart"/>
+      <w:r>
+        <w:rPr>
+          <w:rFonts w:ascii="Times New Roman" w:hAnsi="Times New Roman" w:cs="Times New Roman"/>
+          <w:b/>
+          <w:bCs/>
+          <w:sz w:val="24"/>
+          <w:szCs w:val="24"/>
+        </w:rPr>
+        <w:t>convertion</w:t>
+      </w:r>
+      <w:proofErr w:type="spellEnd"/>
+      <w:r>
+        <w:rPr>
+          <w:rFonts w:ascii="Times New Roman" w:hAnsi="Times New Roman" w:cs="Times New Roman"/>
+          <w:b/>
+          <w:bCs/>
+          <w:sz w:val="24"/>
+          <w:szCs w:val="24"/>
+        </w:rPr>
+        <w:t xml:space="preserve"> </w:t>
+      </w:r>
+      <w:r>
+        <w:rPr>
+          <w:rFonts w:ascii="Times New Roman" w:hAnsi="Times New Roman" w:cs="Times New Roman"/>
+          <w:b/>
+          <w:bCs/>
+          <w:sz w:val="24"/>
+          <w:szCs w:val="24"/>
+        </w:rPr>
+        <w:t>b</w:t>
+      </w:r>
+      <w:r>
+        <w:rPr>
+          <w:rFonts w:ascii="Times New Roman" w:hAnsi="Times New Roman" w:cs="Times New Roman"/>
+          <w:b/>
+          <w:bCs/>
+          <w:sz w:val="24"/>
+          <w:szCs w:val="24"/>
+        </w:rPr>
+        <w:t>oolean.js</w:t>
+      </w:r>
+    </w:p>
+    <w:p>
+      <w:pPr>
+        <w:spacing w:line="360" w:lineRule="auto"/>
+        <w:jc w:val="center"/>
+        <w:rPr>
+          <w:rFonts w:ascii="Times New Roman" w:hAnsi="Times New Roman" w:cs="Times New Roman"/>
+          <w:b/>
+          <w:bCs/>
+          <w:sz w:val="24"/>
+          <w:szCs w:val="24"/>
+        </w:rPr>
+      </w:pPr>
+      <w:r>
+        <w:rPr>
+          <w:rFonts w:ascii="Times New Roman" w:hAnsi="Times New Roman" w:cs="Times New Roman"/>
+          <w:b/>
+          <w:bCs/>
+          <w:sz w:val="24"/>
+          <w:szCs w:val="24"/>
+        </w:rPr>
+        <w:drawing>
+          <wp:inline distT="0" distB="0" distL="0" distR="0" wp14:anchorId="0AD8575D" wp14:editId="289C4515">
+            <wp:extent cx="1752845" cy="352474"/>
+            <wp:effectExtent l="0" t="0" r="0" b="9525"/>
+            <wp:docPr id="57" name="Picture 57"/>
+            <wp:cNvGraphicFramePr>
+              <a:graphicFrameLocks xmlns:a="http://schemas.openxmlformats.org/drawingml/2006/main" noChangeAspect="1"/>
+            </wp:cNvGraphicFramePr>
+            <a:graphic xmlns:a="http://schemas.openxmlformats.org/drawingml/2006/main">
+              <a:graphicData uri="http://schemas.openxmlformats.org/drawingml/2006/picture">
+                <pic:pic xmlns:pic="http://schemas.openxmlformats.org/drawingml/2006/picture">
+                  <pic:nvPicPr>
+                    <pic:cNvPr id="1" name=""/>
+                    <pic:cNvPicPr/>
+                  </pic:nvPicPr>
+                  <pic:blipFill>
+                    <a:blip r:embed="rId53"/>
+                    <a:stretch>
+                      <a:fillRect/>
+                    </a:stretch>
+                  </pic:blipFill>
+                  <pic:spPr>
+                    <a:xfrm>
+                      <a:off x="0" y="0"/>
+                      <a:ext cx="1752845" cy="352474"/>
+                    </a:xfrm>
+                    <a:prstGeom prst="rect">
+                      <a:avLst/>
+                    </a:prstGeom>
+                  </pic:spPr>
+                </pic:pic>
+              </a:graphicData>
+            </a:graphic>
+          </wp:inline>
+        </w:drawing>
+      </w:r>
+    </w:p>
+    <w:p>
+      <w:pPr>
+        <w:spacing w:line="360" w:lineRule="auto"/>
+        <w:jc w:val="center"/>
+        <w:rPr>
+          <w:rFonts w:ascii="Times New Roman" w:hAnsi="Times New Roman" w:cs="Times New Roman"/>
+          <w:b/>
+          <w:bCs/>
+          <w:sz w:val="24"/>
+          <w:szCs w:val="24"/>
+        </w:rPr>
+      </w:pPr>
+      <w:r>
+        <w:rPr>
+          <w:rFonts w:ascii="Times New Roman" w:hAnsi="Times New Roman" w:cs="Times New Roman"/>
+          <w:b/>
+          <w:bCs/>
+          <w:sz w:val="24"/>
+          <w:szCs w:val="24"/>
+        </w:rPr>
+        <w:lastRenderedPageBreak/>
+        <w:drawing>
+          <wp:inline distT="0" distB="0" distL="0" distR="0" wp14:anchorId="0EB017B1" wp14:editId="1489900F">
+            <wp:extent cx="4277322" cy="1209844"/>
+            <wp:effectExtent l="0" t="0" r="9525" b="9525"/>
+            <wp:docPr id="58" name="Picture 58"/>
+            <wp:cNvGraphicFramePr>
+              <a:graphicFrameLocks xmlns:a="http://schemas.openxmlformats.org/drawingml/2006/main" noChangeAspect="1"/>
+            </wp:cNvGraphicFramePr>
+            <a:graphic xmlns:a="http://schemas.openxmlformats.org/drawingml/2006/main">
+              <a:graphicData uri="http://schemas.openxmlformats.org/drawingml/2006/picture">
+                <pic:pic xmlns:pic="http://schemas.openxmlformats.org/drawingml/2006/picture">
+                  <pic:nvPicPr>
+                    <pic:cNvPr id="1" name=""/>
+                    <pic:cNvPicPr/>
+                  </pic:nvPicPr>
+                  <pic:blipFill>
+                    <a:blip r:embed="rId54"/>
+                    <a:stretch>
+                      <a:fillRect/>
+                    </a:stretch>
+                  </pic:blipFill>
+                  <pic:spPr>
+                    <a:xfrm>
+                      <a:off x="0" y="0"/>
+                      <a:ext cx="4277322" cy="1209844"/>
+                    </a:xfrm>
+                    <a:prstGeom prst="rect">
+                      <a:avLst/>
+                    </a:prstGeom>
+                  </pic:spPr>
+                </pic:pic>
+              </a:graphicData>
+            </a:graphic>
+          </wp:inline>
+        </w:drawing>
+      </w:r>
+    </w:p>
+    <w:p>
+      <w:pPr>
+        <w:pStyle w:val="ListParagraph"/>
+        <w:numPr>
+          <w:ilvl w:val="0"/>
+          <w:numId w:val="7"/>
+        </w:numPr>
+        <w:spacing w:line="360" w:lineRule="auto"/>
+        <w:jc w:val="both"/>
+        <w:rPr>
+          <w:rFonts w:ascii="Times New Roman" w:hAnsi="Times New Roman" w:cs="Times New Roman"/>
+          <w:b/>
+          <w:bCs/>
+          <w:sz w:val="24"/>
+          <w:szCs w:val="24"/>
+        </w:rPr>
+      </w:pPr>
+      <w:r>
+        <w:rPr>
+          <w:rFonts w:ascii="Times New Roman" w:hAnsi="Times New Roman" w:cs="Times New Roman"/>
+          <w:b/>
+          <w:bCs/>
+          <w:sz w:val="24"/>
+          <w:szCs w:val="24"/>
+        </w:rPr>
+        <w:t>aritmatika.js</w:t>
+      </w:r>
+    </w:p>
+    <w:p>
+      <w:pPr>
+        <w:spacing w:line="360" w:lineRule="auto"/>
+        <w:jc w:val="center"/>
+        <w:rPr>
+          <w:rFonts w:ascii="Times New Roman" w:hAnsi="Times New Roman" w:cs="Times New Roman"/>
+          <w:b/>
+          <w:bCs/>
+          <w:sz w:val="24"/>
+          <w:szCs w:val="24"/>
+        </w:rPr>
+      </w:pPr>
+      <w:r>
+        <w:rPr>
+          <w:rFonts w:ascii="Times New Roman" w:hAnsi="Times New Roman" w:cs="Times New Roman"/>
+          <w:b/>
+          <w:bCs/>
+          <w:sz w:val="24"/>
+          <w:szCs w:val="24"/>
+        </w:rPr>
+        <w:drawing>
+          <wp:inline distT="0" distB="0" distL="0" distR="0" wp14:anchorId="51815033" wp14:editId="68EEA7EA">
+            <wp:extent cx="1867161" cy="1419423"/>
+            <wp:effectExtent l="0" t="0" r="0" b="9525"/>
+            <wp:docPr id="59" name="Picture 59"/>
+            <wp:cNvGraphicFramePr>
+              <a:graphicFrameLocks xmlns:a="http://schemas.openxmlformats.org/drawingml/2006/main" noChangeAspect="1"/>
+            </wp:cNvGraphicFramePr>
+            <a:graphic xmlns:a="http://schemas.openxmlformats.org/drawingml/2006/main">
+              <a:graphicData uri="http://schemas.openxmlformats.org/drawingml/2006/picture">
+                <pic:pic xmlns:pic="http://schemas.openxmlformats.org/drawingml/2006/picture">
+                  <pic:nvPicPr>
+                    <pic:cNvPr id="1" name=""/>
+                    <pic:cNvPicPr/>
+                  </pic:nvPicPr>
+                  <pic:blipFill>
+                    <a:blip r:embed="rId55"/>
+                    <a:stretch>
+                      <a:fillRect/>
+                    </a:stretch>
+                  </pic:blipFill>
+                  <pic:spPr>
+                    <a:xfrm>
+                      <a:off x="0" y="0"/>
+                      <a:ext cx="1867161" cy="1419423"/>
+                    </a:xfrm>
+                    <a:prstGeom prst="rect">
+                      <a:avLst/>
+                    </a:prstGeom>
+                  </pic:spPr>
+                </pic:pic>
+              </a:graphicData>
+            </a:graphic>
+          </wp:inline>
+        </w:drawing>
+      </w:r>
+    </w:p>
+    <w:p>
+      <w:pPr>
+        <w:spacing w:line="360" w:lineRule="auto"/>
+        <w:jc w:val="center"/>
+        <w:rPr>
+          <w:rFonts w:ascii="Times New Roman" w:hAnsi="Times New Roman" w:cs="Times New Roman"/>
+          <w:b/>
+          <w:bCs/>
+          <w:sz w:val="24"/>
+          <w:szCs w:val="24"/>
+        </w:rPr>
+      </w:pPr>
+      <w:r>
+        <w:rPr>
+          <w:rFonts w:ascii="Times New Roman" w:hAnsi="Times New Roman" w:cs="Times New Roman"/>
+          <w:b/>
+          <w:bCs/>
+          <w:sz w:val="24"/>
+          <w:szCs w:val="24"/>
+        </w:rPr>
+        <w:drawing>
+          <wp:inline distT="0" distB="0" distL="0" distR="0" wp14:anchorId="1A1F1221" wp14:editId="350730BD">
+            <wp:extent cx="409632" cy="1295581"/>
+            <wp:effectExtent l="0" t="0" r="9525" b="0"/>
+            <wp:docPr id="60" name="Picture 60"/>
+            <wp:cNvGraphicFramePr>
+              <a:graphicFrameLocks xmlns:a="http://schemas.openxmlformats.org/drawingml/2006/main" noChangeAspect="1"/>
+            </wp:cNvGraphicFramePr>
+            <a:graphic xmlns:a="http://schemas.openxmlformats.org/drawingml/2006/main">
+              <a:graphicData uri="http://schemas.openxmlformats.org/drawingml/2006/picture">
+                <pic:pic xmlns:pic="http://schemas.openxmlformats.org/drawingml/2006/picture">
+                  <pic:nvPicPr>
+                    <pic:cNvPr id="1" name=""/>
+                    <pic:cNvPicPr/>
+                  </pic:nvPicPr>
+                  <pic:blipFill>
+                    <a:blip r:embed="rId56"/>
+                    <a:stretch>
+                      <a:fillRect/>
+                    </a:stretch>
+                  </pic:blipFill>
+                  <pic:spPr>
+                    <a:xfrm>
+                      <a:off x="0" y="0"/>
+                      <a:ext cx="409632" cy="1295581"/>
+                    </a:xfrm>
+                    <a:prstGeom prst="rect">
+                      <a:avLst/>
+                    </a:prstGeom>
+                  </pic:spPr>
+                </pic:pic>
+              </a:graphicData>
+            </a:graphic>
+          </wp:inline>
+        </w:drawing>
+      </w:r>
+    </w:p>
+    <w:p>
+      <w:pPr>
+        <w:pStyle w:val="ListParagraph"/>
+        <w:numPr>
+          <w:ilvl w:val="0"/>
+          <w:numId w:val="7"/>
+        </w:numPr>
+        <w:spacing w:line="360" w:lineRule="auto"/>
+        <w:jc w:val="both"/>
+        <w:rPr>
+          <w:rFonts w:ascii="Times New Roman" w:hAnsi="Times New Roman" w:cs="Times New Roman"/>
+          <w:b/>
+          <w:bCs/>
+          <w:sz w:val="24"/>
+          <w:szCs w:val="24"/>
+        </w:rPr>
+      </w:pPr>
+      <w:r>
+        <w:rPr>
+          <w:rFonts w:ascii="Times New Roman" w:hAnsi="Times New Roman" w:cs="Times New Roman"/>
+          <w:b/>
+          <w:bCs/>
+          <w:sz w:val="24"/>
+          <w:szCs w:val="24"/>
+        </w:rPr>
+        <w:t>comparison.js</w:t>
+      </w:r>
+    </w:p>
+    <w:p>
+      <w:pPr>
+        <w:spacing w:line="360" w:lineRule="auto"/>
+        <w:jc w:val="center"/>
+        <w:rPr>
+          <w:rFonts w:ascii="Times New Roman" w:hAnsi="Times New Roman" w:cs="Times New Roman"/>
+          <w:b/>
+          <w:bCs/>
+          <w:sz w:val="24"/>
+          <w:szCs w:val="24"/>
+        </w:rPr>
+      </w:pPr>
+      <w:r>
+        <w:rPr>
+          <w:rFonts w:ascii="Times New Roman" w:hAnsi="Times New Roman" w:cs="Times New Roman"/>
+          <w:b/>
+          <w:bCs/>
+          <w:sz w:val="24"/>
+          <w:szCs w:val="24"/>
+        </w:rPr>
+        <w:drawing>
+          <wp:inline distT="0" distB="0" distL="0" distR="0" wp14:anchorId="50EE3E2C" wp14:editId="5ED3FAAB">
+            <wp:extent cx="1876687" cy="1105054"/>
+            <wp:effectExtent l="0" t="0" r="9525" b="0"/>
+            <wp:docPr id="61" name="Picture 61"/>
+            <wp:cNvGraphicFramePr>
+              <a:graphicFrameLocks xmlns:a="http://schemas.openxmlformats.org/drawingml/2006/main" noChangeAspect="1"/>
+            </wp:cNvGraphicFramePr>
+            <a:graphic xmlns:a="http://schemas.openxmlformats.org/drawingml/2006/main">
+              <a:graphicData uri="http://schemas.openxmlformats.org/drawingml/2006/picture">
+                <pic:pic xmlns:pic="http://schemas.openxmlformats.org/drawingml/2006/picture">
+                  <pic:nvPicPr>
+                    <pic:cNvPr id="1" name=""/>
+                    <pic:cNvPicPr/>
+                  </pic:nvPicPr>
+                  <pic:blipFill>
+                    <a:blip r:embed="rId57"/>
+                    <a:stretch>
+                      <a:fillRect/>
+                    </a:stretch>
+                  </pic:blipFill>
+                  <pic:spPr>
+                    <a:xfrm>
+                      <a:off x="0" y="0"/>
+                      <a:ext cx="1876687" cy="1105054"/>
+                    </a:xfrm>
+                    <a:prstGeom prst="rect">
+                      <a:avLst/>
+                    </a:prstGeom>
+                  </pic:spPr>
+                </pic:pic>
+              </a:graphicData>
+            </a:graphic>
+          </wp:inline>
+        </w:drawing>
+      </w:r>
+    </w:p>
+    <w:p>
+      <w:pPr>
+        <w:spacing w:line="360" w:lineRule="auto"/>
+        <w:jc w:val="center"/>
+        <w:rPr>
+          <w:rFonts w:ascii="Times New Roman" w:hAnsi="Times New Roman" w:cs="Times New Roman"/>
+          <w:b/>
+          <w:bCs/>
+          <w:sz w:val="24"/>
+          <w:szCs w:val="24"/>
+        </w:rPr>
+      </w:pPr>
+      <w:r>
+        <w:rPr>
+          <w:rFonts w:ascii="Times New Roman" w:hAnsi="Times New Roman" w:cs="Times New Roman"/>
+          <w:b/>
+          <w:bCs/>
+          <w:sz w:val="24"/>
+          <w:szCs w:val="24"/>
+        </w:rPr>
+        <w:drawing>
+          <wp:inline distT="0" distB="0" distL="0" distR="0" wp14:anchorId="1F19B2F7" wp14:editId="37F37DFB">
+            <wp:extent cx="562053" cy="885949"/>
+            <wp:effectExtent l="0" t="0" r="0" b="9525"/>
+            <wp:docPr id="62" name="Picture 62"/>
+            <wp:cNvGraphicFramePr>
+              <a:graphicFrameLocks xmlns:a="http://schemas.openxmlformats.org/drawingml/2006/main" noChangeAspect="1"/>
+            </wp:cNvGraphicFramePr>
+            <a:graphic xmlns:a="http://schemas.openxmlformats.org/drawingml/2006/main">
+              <a:graphicData uri="http://schemas.openxmlformats.org/drawingml/2006/picture">
+                <pic:pic xmlns:pic="http://schemas.openxmlformats.org/drawingml/2006/picture">
+                  <pic:nvPicPr>
+                    <pic:cNvPr id="1" name=""/>
+                    <pic:cNvPicPr/>
+                  </pic:nvPicPr>
+                  <pic:blipFill>
+                    <a:blip r:embed="rId58"/>
+                    <a:stretch>
+                      <a:fillRect/>
+                    </a:stretch>
+                  </pic:blipFill>
+                  <pic:spPr>
+                    <a:xfrm>
+                      <a:off x="0" y="0"/>
+                      <a:ext cx="562053" cy="885949"/>
+                    </a:xfrm>
+                    <a:prstGeom prst="rect">
+                      <a:avLst/>
+                    </a:prstGeom>
+                  </pic:spPr>
+                </pic:pic>
+              </a:graphicData>
+            </a:graphic>
+          </wp:inline>
+        </w:drawing>
+      </w:r>
+    </w:p>
+    <w:p>
+      <w:pPr>
+        <w:pStyle w:val="ListParagraph"/>
+        <w:numPr>
+          <w:ilvl w:val="0"/>
+          <w:numId w:val="7"/>
+        </w:numPr>
+        <w:spacing w:line="360" w:lineRule="auto"/>
+        <w:jc w:val="both"/>
+        <w:rPr>
+          <w:rFonts w:ascii="Times New Roman" w:hAnsi="Times New Roman" w:cs="Times New Roman"/>
+          <w:b/>
+          <w:bCs/>
+          <w:sz w:val="24"/>
+          <w:szCs w:val="24"/>
+        </w:rPr>
+      </w:pPr>
+      <w:r>
+        <w:rPr>
+          <w:rFonts w:ascii="Times New Roman" w:hAnsi="Times New Roman" w:cs="Times New Roman"/>
+          <w:b/>
+          <w:bCs/>
+          <w:sz w:val="24"/>
+          <w:szCs w:val="24"/>
+        </w:rPr>
+        <w:lastRenderedPageBreak/>
+        <w:t>logic.js</w:t>
+      </w:r>
+    </w:p>
+    <w:p>
+      <w:pPr>
+        <w:spacing w:line="360" w:lineRule="auto"/>
+        <w:jc w:val="center"/>
+        <w:rPr>
+          <w:rFonts w:ascii="Times New Roman" w:hAnsi="Times New Roman" w:cs="Times New Roman"/>
+          <w:b/>
+          <w:bCs/>
+          <w:sz w:val="24"/>
+          <w:szCs w:val="24"/>
+        </w:rPr>
+      </w:pPr>
+      <w:r>
+        <w:rPr>
+          <w:rFonts w:ascii="Times New Roman" w:hAnsi="Times New Roman" w:cs="Times New Roman"/>
+          <w:b/>
+          <w:bCs/>
+          <w:sz w:val="24"/>
+          <w:szCs w:val="24"/>
+        </w:rPr>
+        <w:drawing>
+          <wp:inline distT="0" distB="0" distL="0" distR="0" wp14:anchorId="39E55120" wp14:editId="2D65FA1D">
+            <wp:extent cx="1848108" cy="952633"/>
+            <wp:effectExtent l="0" t="0" r="0" b="0"/>
+            <wp:docPr id="63" name="Picture 63"/>
+            <wp:cNvGraphicFramePr>
+              <a:graphicFrameLocks xmlns:a="http://schemas.openxmlformats.org/drawingml/2006/main" noChangeAspect="1"/>
+            </wp:cNvGraphicFramePr>
+            <a:graphic xmlns:a="http://schemas.openxmlformats.org/drawingml/2006/main">
+              <a:graphicData uri="http://schemas.openxmlformats.org/drawingml/2006/picture">
+                <pic:pic xmlns:pic="http://schemas.openxmlformats.org/drawingml/2006/picture">
+                  <pic:nvPicPr>
+                    <pic:cNvPr id="1" name=""/>
+                    <pic:cNvPicPr/>
+                  </pic:nvPicPr>
+                  <pic:blipFill>
+                    <a:blip r:embed="rId59"/>
+                    <a:stretch>
+                      <a:fillRect/>
+                    </a:stretch>
+                  </pic:blipFill>
+                  <pic:spPr>
+                    <a:xfrm>
+                      <a:off x="0" y="0"/>
+                      <a:ext cx="1848108" cy="952633"/>
+                    </a:xfrm>
+                    <a:prstGeom prst="rect">
+                      <a:avLst/>
+                    </a:prstGeom>
+                  </pic:spPr>
+                </pic:pic>
+              </a:graphicData>
+            </a:graphic>
+          </wp:inline>
+        </w:drawing>
+      </w:r>
+    </w:p>
+    <w:p>
+      <w:pPr>
+        <w:spacing w:line="360" w:lineRule="auto"/>
+        <w:jc w:val="center"/>
+        <w:rPr>
+          <w:rFonts w:ascii="Times New Roman" w:hAnsi="Times New Roman" w:cs="Times New Roman"/>
+          <w:b/>
+          <w:bCs/>
+          <w:sz w:val="24"/>
+          <w:szCs w:val="24"/>
+        </w:rPr>
+      </w:pPr>
+      <w:r>
+        <w:rPr>
+          <w:rFonts w:ascii="Times New Roman" w:hAnsi="Times New Roman" w:cs="Times New Roman"/>
+          <w:b/>
+          <w:bCs/>
+          <w:sz w:val="24"/>
+          <w:szCs w:val="24"/>
+        </w:rPr>
+        <w:drawing>
+          <wp:inline distT="0" distB="0" distL="0" distR="0" wp14:anchorId="5BB02BA9" wp14:editId="1087DC1F">
+            <wp:extent cx="571580" cy="676369"/>
+            <wp:effectExtent l="0" t="0" r="0" b="0"/>
+            <wp:docPr id="64" name="Picture 64"/>
+            <wp:cNvGraphicFramePr>
+              <a:graphicFrameLocks xmlns:a="http://schemas.openxmlformats.org/drawingml/2006/main" noChangeAspect="1"/>
+            </wp:cNvGraphicFramePr>
+            <a:graphic xmlns:a="http://schemas.openxmlformats.org/drawingml/2006/main">
+              <a:graphicData uri="http://schemas.openxmlformats.org/drawingml/2006/picture">
+                <pic:pic xmlns:pic="http://schemas.openxmlformats.org/drawingml/2006/picture">
+                  <pic:nvPicPr>
+                    <pic:cNvPr id="1" name=""/>
+                    <pic:cNvPicPr/>
+                  </pic:nvPicPr>
+                  <pic:blipFill>
+                    <a:blip r:embed="rId60"/>
+                    <a:stretch>
+                      <a:fillRect/>
+                    </a:stretch>
+                  </pic:blipFill>
+                  <pic:spPr>
+                    <a:xfrm>
+                      <a:off x="0" y="0"/>
+                      <a:ext cx="571580" cy="676369"/>
+                    </a:xfrm>
+                    <a:prstGeom prst="rect">
+                      <a:avLst/>
+                    </a:prstGeom>
+                  </pic:spPr>
+                </pic:pic>
+              </a:graphicData>
+            </a:graphic>
+          </wp:inline>
+        </w:drawing>
+      </w:r>
+    </w:p>
+    <w:p>
+      <w:pPr>
+        <w:pStyle w:val="ListParagraph"/>
+        <w:numPr>
+          <w:ilvl w:val="0"/>
+          <w:numId w:val="7"/>
+        </w:numPr>
+        <w:spacing w:line="360" w:lineRule="auto"/>
+        <w:jc w:val="both"/>
+        <w:rPr>
+          <w:rFonts w:ascii="Times New Roman" w:hAnsi="Times New Roman" w:cs="Times New Roman"/>
+          <w:b/>
+          <w:bCs/>
+          <w:sz w:val="24"/>
+          <w:szCs w:val="24"/>
+        </w:rPr>
+      </w:pPr>
+      <w:r>
+        <w:rPr>
+          <w:rFonts w:ascii="Times New Roman" w:hAnsi="Times New Roman" w:cs="Times New Roman"/>
+          <w:b/>
+          <w:bCs/>
+          <w:sz w:val="24"/>
+          <w:szCs w:val="24"/>
+        </w:rPr>
+        <w:t>bitwise.js</w:t>
+      </w:r>
+    </w:p>
+    <w:p>
+      <w:pPr>
+        <w:spacing w:line="360" w:lineRule="auto"/>
+        <w:jc w:val="center"/>
+        <w:rPr>
+          <w:rFonts w:ascii="Times New Roman" w:hAnsi="Times New Roman" w:cs="Times New Roman"/>
+          <w:b/>
+          <w:bCs/>
+          <w:sz w:val="24"/>
+          <w:szCs w:val="24"/>
+        </w:rPr>
+      </w:pPr>
+      <w:r>
+        <w:rPr>
+          <w:rFonts w:ascii="Times New Roman" w:hAnsi="Times New Roman" w:cs="Times New Roman"/>
+          <w:b/>
+          <w:bCs/>
+          <w:sz w:val="24"/>
+          <w:szCs w:val="24"/>
+        </w:rPr>
+        <w:drawing>
+          <wp:inline distT="0" distB="0" distL="0" distR="0" wp14:anchorId="634A02C2" wp14:editId="2958C663">
+            <wp:extent cx="1819529" cy="1105054"/>
+            <wp:effectExtent l="0" t="0" r="9525" b="0"/>
+            <wp:docPr id="65" name="Picture 65"/>
+            <wp:cNvGraphicFramePr>
+              <a:graphicFrameLocks xmlns:a="http://schemas.openxmlformats.org/drawingml/2006/main" noChangeAspect="1"/>
+            </wp:cNvGraphicFramePr>
+            <a:graphic xmlns:a="http://schemas.openxmlformats.org/drawingml/2006/main">
+              <a:graphicData uri="http://schemas.openxmlformats.org/drawingml/2006/picture">
+                <pic:pic xmlns:pic="http://schemas.openxmlformats.org/drawingml/2006/picture">
+                  <pic:nvPicPr>
+                    <pic:cNvPr id="1" name=""/>
+                    <pic:cNvPicPr/>
+                  </pic:nvPicPr>
+                  <pic:blipFill>
+                    <a:blip r:embed="rId61"/>
+                    <a:stretch>
+                      <a:fillRect/>
+                    </a:stretch>
+                  </pic:blipFill>
+                  <pic:spPr>
+                    <a:xfrm>
+                      <a:off x="0" y="0"/>
+                      <a:ext cx="1819529" cy="1105054"/>
+                    </a:xfrm>
+                    <a:prstGeom prst="rect">
+                      <a:avLst/>
+                    </a:prstGeom>
+                  </pic:spPr>
+                </pic:pic>
+              </a:graphicData>
+            </a:graphic>
+          </wp:inline>
+        </w:drawing>
+      </w:r>
+    </w:p>
+    <w:p>
+      <w:pPr>
+        <w:spacing w:line="360" w:lineRule="auto"/>
+        <w:jc w:val="center"/>
+        <w:rPr>
+          <w:rFonts w:ascii="Times New Roman" w:hAnsi="Times New Roman" w:cs="Times New Roman"/>
+          <w:b/>
+          <w:bCs/>
+          <w:sz w:val="24"/>
+          <w:szCs w:val="24"/>
+        </w:rPr>
+      </w:pPr>
+      <w:r>
+        <w:rPr>
+          <w:rFonts w:ascii="Times New Roman" w:hAnsi="Times New Roman" w:cs="Times New Roman"/>
+          <w:b/>
+          <w:bCs/>
+          <w:sz w:val="24"/>
+          <w:szCs w:val="24"/>
+        </w:rPr>
+        <w:drawing>
+          <wp:inline distT="0" distB="0" distL="0" distR="0" wp14:anchorId="18E257F7" wp14:editId="3E556756">
+            <wp:extent cx="381053" cy="885949"/>
+            <wp:effectExtent l="0" t="0" r="0" b="9525"/>
+            <wp:docPr id="67" name="Picture 67"/>
+            <wp:cNvGraphicFramePr>
+              <a:graphicFrameLocks xmlns:a="http://schemas.openxmlformats.org/drawingml/2006/main" noChangeAspect="1"/>
+            </wp:cNvGraphicFramePr>
+            <a:graphic xmlns:a="http://schemas.openxmlformats.org/drawingml/2006/main">
+              <a:graphicData uri="http://schemas.openxmlformats.org/drawingml/2006/picture">
+                <pic:pic xmlns:pic="http://schemas.openxmlformats.org/drawingml/2006/picture">
+                  <pic:nvPicPr>
+                    <pic:cNvPr id="1" name=""/>
+                    <pic:cNvPicPr/>
+                  </pic:nvPicPr>
+                  <pic:blipFill>
+                    <a:blip r:embed="rId62"/>
+                    <a:stretch>
+                      <a:fillRect/>
+                    </a:stretch>
+                  </pic:blipFill>
+                  <pic:spPr>
+                    <a:xfrm>
+                      <a:off x="0" y="0"/>
+                      <a:ext cx="381053" cy="885949"/>
+                    </a:xfrm>
+                    <a:prstGeom prst="rect">
+                      <a:avLst/>
+                    </a:prstGeom>
+                  </pic:spPr>
+                </pic:pic>
+              </a:graphicData>
+            </a:graphic>
+          </wp:inline>
+        </w:drawing>
+      </w:r>
+    </w:p>
+    <w:p>
+      <w:pPr>
+        <w:pStyle w:val="ListParagraph"/>
+        <w:numPr>
+          <w:ilvl w:val="0"/>
+          <w:numId w:val="7"/>
+        </w:numPr>
+        <w:spacing w:line="360" w:lineRule="auto"/>
+        <w:jc w:val="both"/>
+        <w:rPr>
+          <w:rFonts w:ascii="Times New Roman" w:hAnsi="Times New Roman" w:cs="Times New Roman"/>
+          <w:b/>
+          <w:bCs/>
+          <w:sz w:val="24"/>
+          <w:szCs w:val="24"/>
+        </w:rPr>
+      </w:pPr>
+      <w:r>
+        <w:rPr>
+          <w:rFonts w:ascii="Times New Roman" w:hAnsi="Times New Roman" w:cs="Times New Roman"/>
+          <w:b/>
+          <w:bCs/>
+          <w:sz w:val="24"/>
+          <w:szCs w:val="24"/>
+        </w:rPr>
+        <w:t>ternary.js</w:t>
+      </w:r>
+    </w:p>
+    <w:p>
+      <w:pPr>
+        <w:spacing w:line="360" w:lineRule="auto"/>
+        <w:jc w:val="center"/>
+        <w:rPr>
+          <w:rFonts w:ascii="Times New Roman" w:hAnsi="Times New Roman" w:cs="Times New Roman"/>
+          <w:b/>
+          <w:bCs/>
+          <w:sz w:val="24"/>
+          <w:szCs w:val="24"/>
+        </w:rPr>
+      </w:pPr>
+      <w:r>
+        <w:rPr>
+          <w:rFonts w:ascii="Times New Roman" w:hAnsi="Times New Roman" w:cs="Times New Roman"/>
+          <w:b/>
+          <w:bCs/>
+          <w:sz w:val="24"/>
+          <w:szCs w:val="24"/>
+        </w:rPr>
+        <w:drawing>
+          <wp:inline distT="0" distB="0" distL="0" distR="0" wp14:anchorId="78E259C4" wp14:editId="1E9ABB3A">
+            <wp:extent cx="3372321" cy="695422"/>
+            <wp:effectExtent l="0" t="0" r="0" b="9525"/>
+            <wp:docPr id="69" name="Picture 69"/>
+            <wp:cNvGraphicFramePr>
+              <a:graphicFrameLocks xmlns:a="http://schemas.openxmlformats.org/drawingml/2006/main" noChangeAspect="1"/>
+            </wp:cNvGraphicFramePr>
+            <a:graphic xmlns:a="http://schemas.openxmlformats.org/drawingml/2006/main">
+              <a:graphicData uri="http://schemas.openxmlformats.org/drawingml/2006/picture">
+                <pic:pic xmlns:pic="http://schemas.openxmlformats.org/drawingml/2006/picture">
+                  <pic:nvPicPr>
+                    <pic:cNvPr id="1" name=""/>
+                    <pic:cNvPicPr/>
+                  </pic:nvPicPr>
+                  <pic:blipFill>
+                    <a:blip r:embed="rId63"/>
+                    <a:stretch>
+                      <a:fillRect/>
+                    </a:stretch>
+                  </pic:blipFill>
+                  <pic:spPr>
+                    <a:xfrm>
+                      <a:off x="0" y="0"/>
+                      <a:ext cx="3372321" cy="695422"/>
+                    </a:xfrm>
+                    <a:prstGeom prst="rect">
+                      <a:avLst/>
+                    </a:prstGeom>
+                  </pic:spPr>
+                </pic:pic>
+              </a:graphicData>
+            </a:graphic>
+          </wp:inline>
+        </w:drawing>
+      </w:r>
+    </w:p>
+    <w:p>
+      <w:pPr>
+        <w:spacing w:line="360" w:lineRule="auto"/>
+        <w:jc w:val="center"/>
+        <w:rPr>
+          <w:rFonts w:ascii="Times New Roman" w:hAnsi="Times New Roman" w:cs="Times New Roman"/>
+          <w:b/>
+          <w:bCs/>
+          <w:sz w:val="24"/>
+          <w:szCs w:val="24"/>
+        </w:rPr>
+      </w:pPr>
+      <w:r>
+        <w:rPr>
+          <w:rFonts w:ascii="Times New Roman" w:hAnsi="Times New Roman" w:cs="Times New Roman"/>
+          <w:b/>
+          <w:bCs/>
+          <w:sz w:val="24"/>
+          <w:szCs w:val="24"/>
+        </w:rPr>
+        <w:drawing>
+          <wp:inline distT="0" distB="0" distL="0" distR="0" wp14:anchorId="700E3E00" wp14:editId="6D6D7843">
+            <wp:extent cx="828791" cy="247685"/>
+            <wp:effectExtent l="0" t="0" r="0" b="0"/>
+            <wp:docPr id="70" name="Picture 70"/>
+            <wp:cNvGraphicFramePr>
+              <a:graphicFrameLocks xmlns:a="http://schemas.openxmlformats.org/drawingml/2006/main" noChangeAspect="1"/>
+            </wp:cNvGraphicFramePr>
+            <a:graphic xmlns:a="http://schemas.openxmlformats.org/drawingml/2006/main">
+              <a:graphicData uri="http://schemas.openxmlformats.org/drawingml/2006/picture">
+                <pic:pic xmlns:pic="http://schemas.openxmlformats.org/drawingml/2006/picture">
+                  <pic:nvPicPr>
+                    <pic:cNvPr id="1" name=""/>
+                    <pic:cNvPicPr/>
+                  </pic:nvPicPr>
+                  <pic:blipFill>
+                    <a:blip r:embed="rId64"/>
+                    <a:stretch>
+                      <a:fillRect/>
+                    </a:stretch>
+                  </pic:blipFill>
+                  <pic:spPr>
+                    <a:xfrm>
+                      <a:off x="0" y="0"/>
+                      <a:ext cx="828791" cy="247685"/>
+                    </a:xfrm>
+                    <a:prstGeom prst="rect">
+                      <a:avLst/>
+                    </a:prstGeom>
+                  </pic:spPr>
+                </pic:pic>
+              </a:graphicData>
+            </a:graphic>
+          </wp:inline>
+        </w:drawing>
+      </w:r>
+    </w:p>
+    <w:p>
+      <w:pPr>
+        <w:pStyle w:val="ListParagraph"/>
+        <w:numPr>
+          <w:ilvl w:val="0"/>
+          <w:numId w:val="7"/>
+        </w:numPr>
+        <w:spacing w:line="360" w:lineRule="auto"/>
+        <w:jc w:val="both"/>
+        <w:rPr>
+          <w:rFonts w:ascii="Times New Roman" w:hAnsi="Times New Roman" w:cs="Times New Roman"/>
+          <w:b/>
+          <w:bCs/>
+          <w:sz w:val="24"/>
+          <w:szCs w:val="24"/>
+        </w:rPr>
+      </w:pPr>
+      <w:r>
+        <w:rPr>
+          <w:rFonts w:ascii="Times New Roman" w:hAnsi="Times New Roman" w:cs="Times New Roman"/>
+          <w:b/>
+          <w:bCs/>
+          <w:sz w:val="24"/>
+          <w:szCs w:val="24"/>
+        </w:rPr>
+        <w:t>popup alert.js</w:t>
+      </w:r>
+    </w:p>
+    <w:p>
+      <w:pPr>
+        <w:spacing w:line="360" w:lineRule="auto"/>
+        <w:jc w:val="center"/>
+        <w:rPr>
+          <w:rFonts w:ascii="Times New Roman" w:hAnsi="Times New Roman" w:cs="Times New Roman"/>
+          <w:b/>
+          <w:bCs/>
+          <w:sz w:val="24"/>
+          <w:szCs w:val="24"/>
+        </w:rPr>
+      </w:pPr>
+      <w:r>
+        <w:rPr>
+          <w:rFonts w:ascii="Times New Roman" w:hAnsi="Times New Roman" w:cs="Times New Roman"/>
+          <w:b/>
+          <w:bCs/>
+          <w:sz w:val="24"/>
+          <w:szCs w:val="24"/>
+        </w:rPr>
+        <w:drawing>
+          <wp:inline distT="0" distB="0" distL="0" distR="0" wp14:anchorId="2FE461AE" wp14:editId="67842840">
+            <wp:extent cx="4572638" cy="171474"/>
+            <wp:effectExtent l="0" t="0" r="0" b="0"/>
+            <wp:docPr id="71" name="Picture 71"/>
+            <wp:cNvGraphicFramePr>
+              <a:graphicFrameLocks xmlns:a="http://schemas.openxmlformats.org/drawingml/2006/main" noChangeAspect="1"/>
+            </wp:cNvGraphicFramePr>
+            <a:graphic xmlns:a="http://schemas.openxmlformats.org/drawingml/2006/main">
+              <a:graphicData uri="http://schemas.openxmlformats.org/drawingml/2006/picture">
+                <pic:pic xmlns:pic="http://schemas.openxmlformats.org/drawingml/2006/picture">
+                  <pic:nvPicPr>
+                    <pic:cNvPr id="1" name=""/>
+                    <pic:cNvPicPr/>
+                  </pic:nvPicPr>
+                  <pic:blipFill>
+                    <a:blip r:embed="rId65"/>
+                    <a:stretch>
+                      <a:fillRect/>
+                    </a:stretch>
+                  </pic:blipFill>
+                  <pic:spPr>
+                    <a:xfrm>
+                      <a:off x="0" y="0"/>
+                      <a:ext cx="4572638" cy="171474"/>
+                    </a:xfrm>
+                    <a:prstGeom prst="rect">
+                      <a:avLst/>
+                    </a:prstGeom>
+                  </pic:spPr>
+                </pic:pic>
+              </a:graphicData>
+            </a:graphic>
+          </wp:inline>
+        </w:drawing>
+      </w:r>
+    </w:p>
+    <w:p>
+      <w:pPr>
+        <w:spacing w:line="360" w:lineRule="auto"/>
+        <w:jc w:val="center"/>
+        <w:rPr>
+          <w:rFonts w:ascii="Times New Roman" w:hAnsi="Times New Roman" w:cs="Times New Roman"/>
+          <w:b/>
+          <w:bCs/>
+          <w:sz w:val="24"/>
+          <w:szCs w:val="24"/>
+        </w:rPr>
+      </w:pPr>
+      <w:r>
+        <w:rPr>
+          <w:rFonts w:ascii="Times New Roman" w:hAnsi="Times New Roman" w:cs="Times New Roman"/>
+          <w:b/>
+          <w:bCs/>
+          <w:sz w:val="24"/>
+          <w:szCs w:val="24"/>
+        </w:rPr>
+        <w:lastRenderedPageBreak/>
+        <w:drawing>
+          <wp:inline distT="0" distB="0" distL="0" distR="0" wp14:anchorId="45F10BD8" wp14:editId="4B603642">
+            <wp:extent cx="4248743" cy="1190791"/>
+            <wp:effectExtent l="0" t="0" r="0" b="9525"/>
+            <wp:docPr id="72" name="Picture 72"/>
+            <wp:cNvGraphicFramePr>
+              <a:graphicFrameLocks xmlns:a="http://schemas.openxmlformats.org/drawingml/2006/main" noChangeAspect="1"/>
+            </wp:cNvGraphicFramePr>
+            <a:graphic xmlns:a="http://schemas.openxmlformats.org/drawingml/2006/main">
+              <a:graphicData uri="http://schemas.openxmlformats.org/drawingml/2006/picture">
+                <pic:pic xmlns:pic="http://schemas.openxmlformats.org/drawingml/2006/picture">
+                  <pic:nvPicPr>
+                    <pic:cNvPr id="1" name=""/>
+                    <pic:cNvPicPr/>
+                  </pic:nvPicPr>
+                  <pic:blipFill>
+                    <a:blip r:embed="rId66"/>
+                    <a:stretch>
+                      <a:fillRect/>
+                    </a:stretch>
+                  </pic:blipFill>
+                  <pic:spPr>
+                    <a:xfrm>
+                      <a:off x="0" y="0"/>
+                      <a:ext cx="4248743" cy="1190791"/>
+                    </a:xfrm>
+                    <a:prstGeom prst="rect">
+                      <a:avLst/>
+                    </a:prstGeom>
+                  </pic:spPr>
+                </pic:pic>
+              </a:graphicData>
+            </a:graphic>
+          </wp:inline>
+        </w:drawing>
+      </w:r>
+    </w:p>
+    <w:p>
+      <w:pPr>
+        <w:pStyle w:val="ListParagraph"/>
+        <w:numPr>
+          <w:ilvl w:val="0"/>
+          <w:numId w:val="7"/>
+        </w:numPr>
+        <w:spacing w:line="360" w:lineRule="auto"/>
+        <w:jc w:val="both"/>
+        <w:rPr>
+          <w:rFonts w:ascii="Times New Roman" w:hAnsi="Times New Roman" w:cs="Times New Roman"/>
+          <w:b/>
+          <w:bCs/>
+          <w:sz w:val="24"/>
+          <w:szCs w:val="24"/>
+        </w:rPr>
+      </w:pPr>
+      <w:r>
+        <w:rPr>
+          <w:rFonts w:ascii="Times New Roman" w:hAnsi="Times New Roman" w:cs="Times New Roman"/>
+          <w:b/>
+          <w:bCs/>
+          <w:sz w:val="24"/>
+          <w:szCs w:val="24"/>
+        </w:rPr>
+        <w:t>popup prompt.js</w:t>
+      </w:r>
+    </w:p>
+    <w:p>
+      <w:pPr>
+        <w:spacing w:line="360" w:lineRule="auto"/>
+        <w:jc w:val="center"/>
+        <w:rPr>
+          <w:rFonts w:ascii="Times New Roman" w:hAnsi="Times New Roman" w:cs="Times New Roman"/>
+          <w:b/>
+          <w:bCs/>
+          <w:sz w:val="24"/>
+          <w:szCs w:val="24"/>
+        </w:rPr>
+      </w:pPr>
+      <w:r>
+        <w:rPr>
+          <w:noProof/>
+        </w:rPr>
+        <w:drawing>
+          <wp:inline distT="0" distB="0" distL="0" distR="0" wp14:anchorId="2CA48F21" wp14:editId="4013A294">
+            <wp:extent cx="5114286" cy="380952"/>
+            <wp:effectExtent l="0" t="0" r="0" b="635"/>
+            <wp:docPr id="74" name="Picture 74"/>
+            <wp:cNvGraphicFramePr>
+              <a:graphicFrameLocks xmlns:a="http://schemas.openxmlformats.org/drawingml/2006/main" noChangeAspect="1"/>
+            </wp:cNvGraphicFramePr>
+            <a:graphic xmlns:a="http://schemas.openxmlformats.org/drawingml/2006/main">
+              <a:graphicData uri="http://schemas.openxmlformats.org/drawingml/2006/picture">
+                <pic:pic xmlns:pic="http://schemas.openxmlformats.org/drawingml/2006/picture">
+                  <pic:nvPicPr>
+                    <pic:cNvPr id="1" name=""/>
+                    <pic:cNvPicPr/>
+                  </pic:nvPicPr>
+                  <pic:blipFill>
+                    <a:blip r:embed="rId67"/>
+                    <a:stretch>
+                      <a:fillRect/>
+                    </a:stretch>
+                  </pic:blipFill>
+                  <pic:spPr>
+                    <a:xfrm>
+                      <a:off x="0" y="0"/>
+                      <a:ext cx="5114286" cy="380952"/>
+                    </a:xfrm>
+                    <a:prstGeom prst="rect">
+                      <a:avLst/>
+                    </a:prstGeom>
+                  </pic:spPr>
+                </pic:pic>
+              </a:graphicData>
+            </a:graphic>
+          </wp:inline>
+        </w:drawing>
+      </w:r>
+    </w:p>
+    <w:p>
+      <w:pPr>
+        <w:spacing w:line="360" w:lineRule="auto"/>
+        <w:jc w:val="center"/>
+        <w:rPr>
+          <w:rFonts w:ascii="Times New Roman" w:hAnsi="Times New Roman" w:cs="Times New Roman"/>
+          <w:b/>
+          <w:bCs/>
+          <w:sz w:val="24"/>
+          <w:szCs w:val="24"/>
+        </w:rPr>
+      </w:pPr>
+      <w:r>
+        <w:rPr>
+          <w:rFonts w:ascii="Times New Roman" w:hAnsi="Times New Roman" w:cs="Times New Roman"/>
+          <w:b/>
+          <w:bCs/>
+          <w:sz w:val="24"/>
+          <w:szCs w:val="24"/>
+        </w:rPr>
+        <w:drawing>
+          <wp:inline distT="0" distB="0" distL="0" distR="0" wp14:anchorId="07D679A3" wp14:editId="4A05292C">
+            <wp:extent cx="4248743" cy="1533739"/>
+            <wp:effectExtent l="0" t="0" r="0" b="9525"/>
+            <wp:docPr id="73" name="Picture 73"/>
+            <wp:cNvGraphicFramePr>
+              <a:graphicFrameLocks xmlns:a="http://schemas.openxmlformats.org/drawingml/2006/main" noChangeAspect="1"/>
+            </wp:cNvGraphicFramePr>
+            <a:graphic xmlns:a="http://schemas.openxmlformats.org/drawingml/2006/main">
+              <a:graphicData uri="http://schemas.openxmlformats.org/drawingml/2006/picture">
+                <pic:pic xmlns:pic="http://schemas.openxmlformats.org/drawingml/2006/picture">
+                  <pic:nvPicPr>
+                    <pic:cNvPr id="1" name=""/>
+                    <pic:cNvPicPr/>
+                  </pic:nvPicPr>
+                  <pic:blipFill>
+                    <a:blip r:embed="rId68"/>
+                    <a:stretch>
+                      <a:fillRect/>
+                    </a:stretch>
+                  </pic:blipFill>
+                  <pic:spPr>
+                    <a:xfrm>
+                      <a:off x="0" y="0"/>
+                      <a:ext cx="4248743" cy="1533739"/>
+                    </a:xfrm>
+                    <a:prstGeom prst="rect">
+                      <a:avLst/>
+                    </a:prstGeom>
+                  </pic:spPr>
+                </pic:pic>
+              </a:graphicData>
+            </a:graphic>
+          </wp:inline>
+        </w:drawing>
+      </w:r>
+    </w:p>
+    <w:p>
+      <w:pPr>
+        <w:spacing w:line="360" w:lineRule="auto"/>
+        <w:jc w:val="center"/>
+        <w:rPr>
+          <w:rFonts w:ascii="Times New Roman" w:hAnsi="Times New Roman" w:cs="Times New Roman"/>
+          <w:b/>
+          <w:bCs/>
+          <w:sz w:val="24"/>
+          <w:szCs w:val="24"/>
+        </w:rPr>
+      </w:pPr>
+      <w:r>
+        <w:rPr>
+          <w:rFonts w:ascii="Times New Roman" w:hAnsi="Times New Roman" w:cs="Times New Roman"/>
+          <w:b/>
+          <w:bCs/>
+          <w:sz w:val="24"/>
+          <w:szCs w:val="24"/>
+        </w:rPr>
+        <w:drawing>
+          <wp:inline distT="0" distB="0" distL="0" distR="0" wp14:anchorId="7024844F" wp14:editId="43F4BA58">
+            <wp:extent cx="4258269" cy="1171739"/>
+            <wp:effectExtent l="0" t="0" r="0" b="9525"/>
+            <wp:docPr id="75" name="Picture 75"/>
+            <wp:cNvGraphicFramePr>
+              <a:graphicFrameLocks xmlns:a="http://schemas.openxmlformats.org/drawingml/2006/main" noChangeAspect="1"/>
+            </wp:cNvGraphicFramePr>
+            <a:graphic xmlns:a="http://schemas.openxmlformats.org/drawingml/2006/main">
+              <a:graphicData uri="http://schemas.openxmlformats.org/drawingml/2006/picture">
+                <pic:pic xmlns:pic="http://schemas.openxmlformats.org/drawingml/2006/picture">
+                  <pic:nvPicPr>
+                    <pic:cNvPr id="1" name=""/>
+                    <pic:cNvPicPr/>
+                  </pic:nvPicPr>
+                  <pic:blipFill>
+                    <a:blip r:embed="rId69"/>
+                    <a:stretch>
+                      <a:fillRect/>
+                    </a:stretch>
+                  </pic:blipFill>
+                  <pic:spPr>
+                    <a:xfrm>
+                      <a:off x="0" y="0"/>
+                      <a:ext cx="4258269" cy="1171739"/>
+                    </a:xfrm>
+                    <a:prstGeom prst="rect">
+                      <a:avLst/>
+                    </a:prstGeom>
+                  </pic:spPr>
+                </pic:pic>
+              </a:graphicData>
+            </a:graphic>
+          </wp:inline>
+        </w:drawing>
+      </w:r>
+    </w:p>
+    <w:p>
+      <w:pPr>
+        <w:pStyle w:val="ListParagraph"/>
+        <w:numPr>
+          <w:ilvl w:val="0"/>
+          <w:numId w:val="7"/>
+        </w:numPr>
+        <w:spacing w:line="360" w:lineRule="auto"/>
+        <w:jc w:val="both"/>
+        <w:rPr>
+          <w:rFonts w:ascii="Times New Roman" w:hAnsi="Times New Roman" w:cs="Times New Roman"/>
+          <w:b/>
+          <w:bCs/>
+          <w:sz w:val="24"/>
+          <w:szCs w:val="24"/>
+        </w:rPr>
+      </w:pPr>
+      <w:r>
+        <w:rPr>
+          <w:rFonts w:ascii="Times New Roman" w:hAnsi="Times New Roman" w:cs="Times New Roman"/>
+          <w:b/>
+          <w:bCs/>
+          <w:sz w:val="24"/>
+          <w:szCs w:val="24"/>
+        </w:rPr>
+        <w:t>popup confirm.js</w:t>
+      </w:r>
+    </w:p>
+    <w:p>
+      <w:pPr>
+        <w:spacing w:line="360" w:lineRule="auto"/>
+        <w:jc w:val="center"/>
+        <w:rPr>
+          <w:rFonts w:ascii="Times New Roman" w:hAnsi="Times New Roman" w:cs="Times New Roman"/>
+          <w:b/>
+          <w:bCs/>
+          <w:sz w:val="24"/>
+          <w:szCs w:val="24"/>
+        </w:rPr>
+      </w:pPr>
+      <w:r>
+        <w:rPr>
+          <w:rFonts w:ascii="Times New Roman" w:hAnsi="Times New Roman" w:cs="Times New Roman"/>
+          <w:b/>
+          <w:bCs/>
+          <w:sz w:val="24"/>
+          <w:szCs w:val="24"/>
+        </w:rPr>
+        <w:drawing>
+          <wp:inline distT="0" distB="0" distL="0" distR="0" wp14:anchorId="4545E180" wp14:editId="24E8C75D">
+            <wp:extent cx="5134692" cy="552527"/>
+            <wp:effectExtent l="0" t="0" r="8890" b="0"/>
+            <wp:docPr id="76" name="Picture 76"/>
+            <wp:cNvGraphicFramePr>
+              <a:graphicFrameLocks xmlns:a="http://schemas.openxmlformats.org/drawingml/2006/main" noChangeAspect="1"/>
+            </wp:cNvGraphicFramePr>
+            <a:graphic xmlns:a="http://schemas.openxmlformats.org/drawingml/2006/main">
+              <a:graphicData uri="http://schemas.openxmlformats.org/drawingml/2006/picture">
+                <pic:pic xmlns:pic="http://schemas.openxmlformats.org/drawingml/2006/picture">
+                  <pic:nvPicPr>
+                    <pic:cNvPr id="1" name=""/>
+                    <pic:cNvPicPr/>
+                  </pic:nvPicPr>
+                  <pic:blipFill>
+                    <a:blip r:embed="rId70"/>
+                    <a:stretch>
+                      <a:fillRect/>
+                    </a:stretch>
+                  </pic:blipFill>
+                  <pic:spPr>
+                    <a:xfrm>
+                      <a:off x="0" y="0"/>
+                      <a:ext cx="5134692" cy="552527"/>
+                    </a:xfrm>
+                    <a:prstGeom prst="rect">
+                      <a:avLst/>
+                    </a:prstGeom>
+                  </pic:spPr>
+                </pic:pic>
+              </a:graphicData>
+            </a:graphic>
+          </wp:inline>
+        </w:drawing>
+      </w:r>
+    </w:p>
+    <w:p>
+      <w:pPr>
+        <w:spacing w:line="360" w:lineRule="auto"/>
+        <w:jc w:val="center"/>
+        <w:rPr>
+          <w:rFonts w:ascii="Times New Roman" w:hAnsi="Times New Roman" w:cs="Times New Roman"/>
+          <w:b/>
+          <w:bCs/>
+          <w:sz w:val="24"/>
+          <w:szCs w:val="24"/>
+        </w:rPr>
+      </w:pPr>
+      <w:r>
+        <w:rPr>
+          <w:rFonts w:ascii="Times New Roman" w:hAnsi="Times New Roman" w:cs="Times New Roman"/>
+          <w:b/>
+          <w:bCs/>
+          <w:sz w:val="24"/>
+          <w:szCs w:val="24"/>
+        </w:rPr>
+        <w:lastRenderedPageBreak/>
+        <w:drawing>
+          <wp:inline distT="0" distB="0" distL="0" distR="0" wp14:anchorId="034CB981" wp14:editId="317531CD">
+            <wp:extent cx="4277322" cy="1200318"/>
+            <wp:effectExtent l="0" t="0" r="0" b="0"/>
+            <wp:docPr id="77" name="Picture 77"/>
+            <wp:cNvGraphicFramePr>
+              <a:graphicFrameLocks xmlns:a="http://schemas.openxmlformats.org/drawingml/2006/main" noChangeAspect="1"/>
+            </wp:cNvGraphicFramePr>
+            <a:graphic xmlns:a="http://schemas.openxmlformats.org/drawingml/2006/main">
+              <a:graphicData uri="http://schemas.openxmlformats.org/drawingml/2006/picture">
+                <pic:pic xmlns:pic="http://schemas.openxmlformats.org/drawingml/2006/picture">
+                  <pic:nvPicPr>
+                    <pic:cNvPr id="1" name=""/>
+                    <pic:cNvPicPr/>
+                  </pic:nvPicPr>
+                  <pic:blipFill>
+                    <a:blip r:embed="rId71"/>
+                    <a:stretch>
+                      <a:fillRect/>
+                    </a:stretch>
+                  </pic:blipFill>
+                  <pic:spPr>
+                    <a:xfrm>
+                      <a:off x="0" y="0"/>
+                      <a:ext cx="4277322" cy="1200318"/>
+                    </a:xfrm>
+                    <a:prstGeom prst="rect">
+                      <a:avLst/>
+                    </a:prstGeom>
+                  </pic:spPr>
+                </pic:pic>
+              </a:graphicData>
+            </a:graphic>
+          </wp:inline>
+        </w:drawing>
+      </w:r>
+    </w:p>
+    <w:p>
+      <w:pPr>
+        <w:spacing w:line="360" w:lineRule="auto"/>
+        <w:jc w:val="center"/>
+        <w:rPr>
+          <w:rFonts w:ascii="Times New Roman" w:hAnsi="Times New Roman" w:cs="Times New Roman"/>
+          <w:b/>
+          <w:bCs/>
+          <w:sz w:val="24"/>
+          <w:szCs w:val="24"/>
+        </w:rPr>
+      </w:pPr>
+      <w:r>
+        <w:rPr>
+          <w:rFonts w:ascii="Times New Roman" w:hAnsi="Times New Roman" w:cs="Times New Roman"/>
+          <w:b/>
+          <w:bCs/>
+          <w:sz w:val="24"/>
+          <w:szCs w:val="24"/>
+        </w:rPr>
+        <w:drawing>
+          <wp:inline distT="0" distB="0" distL="0" distR="0" wp14:anchorId="4ADF42B9" wp14:editId="720F8F84">
+            <wp:extent cx="4267796" cy="1181265"/>
+            <wp:effectExtent l="0" t="0" r="0" b="0"/>
+            <wp:docPr id="78" name="Picture 78"/>
+            <wp:cNvGraphicFramePr>
+              <a:graphicFrameLocks xmlns:a="http://schemas.openxmlformats.org/drawingml/2006/main" noChangeAspect="1"/>
+            </wp:cNvGraphicFramePr>
+            <a:graphic xmlns:a="http://schemas.openxmlformats.org/drawingml/2006/main">
+              <a:graphicData uri="http://schemas.openxmlformats.org/drawingml/2006/picture">
+                <pic:pic xmlns:pic="http://schemas.openxmlformats.org/drawingml/2006/picture">
+                  <pic:nvPicPr>
+                    <pic:cNvPr id="1" name=""/>
+                    <pic:cNvPicPr/>
+                  </pic:nvPicPr>
+                  <pic:blipFill>
+                    <a:blip r:embed="rId72"/>
+                    <a:stretch>
+                      <a:fillRect/>
+                    </a:stretch>
+                  </pic:blipFill>
+                  <pic:spPr>
+                    <a:xfrm>
+                      <a:off x="0" y="0"/>
+                      <a:ext cx="4267796" cy="1181265"/>
+                    </a:xfrm>
+                    <a:prstGeom prst="rect">
+                      <a:avLst/>
+                    </a:prstGeom>
+                  </pic:spPr>
+                </pic:pic>
+              </a:graphicData>
+            </a:graphic>
+          </wp:inline>
+        </w:drawing>
+      </w:r>
+    </w:p>
+    <w:p>
+      <w:pPr>
+        <w:pStyle w:val="ListParagraph"/>
+        <w:numPr>
+          <w:ilvl w:val="0"/>
+          <w:numId w:val="7"/>
+        </w:numPr>
+        <w:spacing w:line="360" w:lineRule="auto"/>
+        <w:jc w:val="both"/>
+        <w:rPr>
+          <w:rFonts w:ascii="Times New Roman" w:hAnsi="Times New Roman" w:cs="Times New Roman"/>
+          <w:b/>
+          <w:bCs/>
+          <w:sz w:val="24"/>
+          <w:szCs w:val="24"/>
+        </w:rPr>
+      </w:pPr>
+      <w:r>
+        <w:rPr>
+          <w:rFonts w:ascii="Times New Roman" w:hAnsi="Times New Roman" w:cs="Times New Roman"/>
+          <w:b/>
+          <w:bCs/>
+          <w:sz w:val="24"/>
+          <w:szCs w:val="24"/>
+        </w:rPr>
+        <w:t>if.js</w:t>
+      </w:r>
+    </w:p>
+    <w:p>
+      <w:pPr>
+        <w:spacing w:line="360" w:lineRule="auto"/>
+        <w:jc w:val="center"/>
+        <w:rPr>
+          <w:rFonts w:ascii="Times New Roman" w:hAnsi="Times New Roman" w:cs="Times New Roman"/>
+          <w:b/>
+          <w:bCs/>
+          <w:sz w:val="24"/>
+          <w:szCs w:val="24"/>
+        </w:rPr>
+      </w:pPr>
+      <w:r>
+        <w:rPr>
+          <w:rFonts w:ascii="Times New Roman" w:hAnsi="Times New Roman" w:cs="Times New Roman"/>
+          <w:b/>
+          <w:bCs/>
+          <w:sz w:val="24"/>
+          <w:szCs w:val="24"/>
+        </w:rPr>
+        <w:drawing>
+          <wp:inline distT="0" distB="0" distL="0" distR="0" wp14:anchorId="685B48A8" wp14:editId="10FF3385">
+            <wp:extent cx="5106113" cy="819264"/>
+            <wp:effectExtent l="0" t="0" r="0" b="0"/>
+            <wp:docPr id="79" name="Picture 79"/>
+            <wp:cNvGraphicFramePr>
+              <a:graphicFrameLocks xmlns:a="http://schemas.openxmlformats.org/drawingml/2006/main" noChangeAspect="1"/>
+            </wp:cNvGraphicFramePr>
+            <a:graphic xmlns:a="http://schemas.openxmlformats.org/drawingml/2006/main">
+              <a:graphicData uri="http://schemas.openxmlformats.org/drawingml/2006/picture">
+                <pic:pic xmlns:pic="http://schemas.openxmlformats.org/drawingml/2006/picture">
+                  <pic:nvPicPr>
+                    <pic:cNvPr id="1" name=""/>
+                    <pic:cNvPicPr/>
+                  </pic:nvPicPr>
+                  <pic:blipFill>
+                    <a:blip r:embed="rId73"/>
+                    <a:stretch>
+                      <a:fillRect/>
+                    </a:stretch>
+                  </pic:blipFill>
+                  <pic:spPr>
+                    <a:xfrm>
+                      <a:off x="0" y="0"/>
+                      <a:ext cx="5106113" cy="819264"/>
+                    </a:xfrm>
+                    <a:prstGeom prst="rect">
+                      <a:avLst/>
+                    </a:prstGeom>
+                  </pic:spPr>
+                </pic:pic>
+              </a:graphicData>
+            </a:graphic>
+          </wp:inline>
+        </w:drawing>
+      </w:r>
+    </w:p>
+    <w:p>
+      <w:pPr>
+        <w:spacing w:line="360" w:lineRule="auto"/>
+        <w:jc w:val="center"/>
+        <w:rPr>
+          <w:rFonts w:ascii="Times New Roman" w:hAnsi="Times New Roman" w:cs="Times New Roman"/>
+          <w:b/>
+          <w:bCs/>
+          <w:sz w:val="24"/>
+          <w:szCs w:val="24"/>
+        </w:rPr>
+      </w:pPr>
+      <w:r>
+        <w:rPr>
+          <w:noProof/>
+        </w:rPr>
+        <w:drawing>
+          <wp:inline distT="0" distB="0" distL="0" distR="0" wp14:anchorId="370C7707" wp14:editId="743F05CE">
+            <wp:extent cx="4304762" cy="1161905"/>
+            <wp:effectExtent l="0" t="0" r="635" b="635"/>
+            <wp:docPr id="81" name="Picture 81"/>
+            <wp:cNvGraphicFramePr>
+              <a:graphicFrameLocks xmlns:a="http://schemas.openxmlformats.org/drawingml/2006/main" noChangeAspect="1"/>
+            </wp:cNvGraphicFramePr>
+            <a:graphic xmlns:a="http://schemas.openxmlformats.org/drawingml/2006/main">
+              <a:graphicData uri="http://schemas.openxmlformats.org/drawingml/2006/picture">
+                <pic:pic xmlns:pic="http://schemas.openxmlformats.org/drawingml/2006/picture">
+                  <pic:nvPicPr>
+                    <pic:cNvPr id="1" name=""/>
+                    <pic:cNvPicPr/>
+                  </pic:nvPicPr>
+                  <pic:blipFill>
+                    <a:blip r:embed="rId74"/>
+                    <a:stretch>
+                      <a:fillRect/>
+                    </a:stretch>
+                  </pic:blipFill>
+                  <pic:spPr>
+                    <a:xfrm>
+                      <a:off x="0" y="0"/>
+                      <a:ext cx="4304762" cy="1161905"/>
+                    </a:xfrm>
+                    <a:prstGeom prst="rect">
+                      <a:avLst/>
+                    </a:prstGeom>
+                  </pic:spPr>
+                </pic:pic>
+              </a:graphicData>
+            </a:graphic>
+          </wp:inline>
+        </w:drawing>
+      </w:r>
+    </w:p>
+    <w:p>
+      <w:pPr>
+        <w:spacing w:line="360" w:lineRule="auto"/>
+        <w:jc w:val="center"/>
+        <w:rPr>
+          <w:rFonts w:ascii="Times New Roman" w:hAnsi="Times New Roman" w:cs="Times New Roman"/>
+          <w:b/>
+          <w:bCs/>
+          <w:sz w:val="24"/>
+          <w:szCs w:val="24"/>
+        </w:rPr>
+      </w:pPr>
+      <w:r>
+        <w:rPr>
+          <w:rFonts w:ascii="Times New Roman" w:hAnsi="Times New Roman" w:cs="Times New Roman"/>
+          <w:b/>
+          <w:bCs/>
+          <w:sz w:val="24"/>
+          <w:szCs w:val="24"/>
+        </w:rPr>
+        <w:drawing>
+          <wp:inline distT="0" distB="0" distL="0" distR="0" wp14:anchorId="4AA2BFAF" wp14:editId="60A06853">
+            <wp:extent cx="4248743" cy="1181265"/>
+            <wp:effectExtent l="0" t="0" r="0" b="0"/>
+            <wp:docPr id="80" name="Picture 80"/>
+            <wp:cNvGraphicFramePr>
+              <a:graphicFrameLocks xmlns:a="http://schemas.openxmlformats.org/drawingml/2006/main" noChangeAspect="1"/>
+            </wp:cNvGraphicFramePr>
+            <a:graphic xmlns:a="http://schemas.openxmlformats.org/drawingml/2006/main">
+              <a:graphicData uri="http://schemas.openxmlformats.org/drawingml/2006/picture">
+                <pic:pic xmlns:pic="http://schemas.openxmlformats.org/drawingml/2006/picture">
+                  <pic:nvPicPr>
+                    <pic:cNvPr id="1" name=""/>
+                    <pic:cNvPicPr/>
+                  </pic:nvPicPr>
+                  <pic:blipFill>
+                    <a:blip r:embed="rId75"/>
+                    <a:stretch>
+                      <a:fillRect/>
+                    </a:stretch>
+                  </pic:blipFill>
+                  <pic:spPr>
+                    <a:xfrm>
+                      <a:off x="0" y="0"/>
+                      <a:ext cx="4248743" cy="1181265"/>
+                    </a:xfrm>
+                    <a:prstGeom prst="rect">
+                      <a:avLst/>
+                    </a:prstGeom>
+                  </pic:spPr>
+                </pic:pic>
+              </a:graphicData>
+            </a:graphic>
+          </wp:inline>
+        </w:drawing>
+      </w:r>
+    </w:p>
+    <w:p>
+      <w:pPr>
+        <w:pStyle w:val="ListParagraph"/>
+        <w:numPr>
+          <w:ilvl w:val="0"/>
+          <w:numId w:val="7"/>
+        </w:numPr>
+        <w:spacing w:line="360" w:lineRule="auto"/>
+        <w:jc w:val="both"/>
+        <w:rPr>
+          <w:rFonts w:ascii="Times New Roman" w:hAnsi="Times New Roman" w:cs="Times New Roman"/>
+          <w:b/>
+          <w:bCs/>
+          <w:sz w:val="24"/>
+          <w:szCs w:val="24"/>
+        </w:rPr>
+      </w:pPr>
+      <w:r>
+        <w:rPr>
+          <w:rFonts w:ascii="Times New Roman" w:hAnsi="Times New Roman" w:cs="Times New Roman"/>
+          <w:b/>
+          <w:bCs/>
+          <w:sz w:val="24"/>
+          <w:szCs w:val="24"/>
+        </w:rPr>
+        <w:t>if-else.js</w:t>
+      </w:r>
+    </w:p>
+    <w:p>
+      <w:pPr>
+        <w:spacing w:line="360" w:lineRule="auto"/>
+        <w:jc w:val="center"/>
+        <w:rPr>
+          <w:rFonts w:ascii="Times New Roman" w:hAnsi="Times New Roman" w:cs="Times New Roman"/>
+          <w:b/>
+          <w:bCs/>
+          <w:sz w:val="24"/>
+          <w:szCs w:val="24"/>
+        </w:rPr>
+      </w:pPr>
+      <w:r>
+        <w:rPr>
+          <w:rFonts w:ascii="Times New Roman" w:hAnsi="Times New Roman" w:cs="Times New Roman"/>
+          <w:b/>
+          <w:bCs/>
+          <w:sz w:val="24"/>
+          <w:szCs w:val="24"/>
+        </w:rPr>
+        <w:lastRenderedPageBreak/>
+        <w:drawing>
+          <wp:inline distT="0" distB="0" distL="0" distR="0" wp14:anchorId="47B313C0" wp14:editId="3C09767B">
+            <wp:extent cx="2791215" cy="1714739"/>
+            <wp:effectExtent l="0" t="0" r="9525" b="0"/>
+            <wp:docPr id="82" name="Picture 82"/>
+            <wp:cNvGraphicFramePr>
+              <a:graphicFrameLocks xmlns:a="http://schemas.openxmlformats.org/drawingml/2006/main" noChangeAspect="1"/>
+            </wp:cNvGraphicFramePr>
+            <a:graphic xmlns:a="http://schemas.openxmlformats.org/drawingml/2006/main">
+              <a:graphicData uri="http://schemas.openxmlformats.org/drawingml/2006/picture">
+                <pic:pic xmlns:pic="http://schemas.openxmlformats.org/drawingml/2006/picture">
+                  <pic:nvPicPr>
+                    <pic:cNvPr id="1" name=""/>
+                    <pic:cNvPicPr/>
+                  </pic:nvPicPr>
+                  <pic:blipFill>
+                    <a:blip r:embed="rId76"/>
+                    <a:stretch>
+                      <a:fillRect/>
+                    </a:stretch>
+                  </pic:blipFill>
+                  <pic:spPr>
+                    <a:xfrm>
+                      <a:off x="0" y="0"/>
+                      <a:ext cx="2791215" cy="1714739"/>
+                    </a:xfrm>
+                    <a:prstGeom prst="rect">
+                      <a:avLst/>
+                    </a:prstGeom>
+                  </pic:spPr>
+                </pic:pic>
+              </a:graphicData>
+            </a:graphic>
+          </wp:inline>
+        </w:drawing>
+      </w:r>
+    </w:p>
+    <w:p>
+      <w:pPr>
+        <w:spacing w:line="360" w:lineRule="auto"/>
+        <w:jc w:val="center"/>
+        <w:rPr>
+          <w:rFonts w:ascii="Times New Roman" w:hAnsi="Times New Roman" w:cs="Times New Roman"/>
+          <w:b/>
+          <w:bCs/>
+          <w:sz w:val="24"/>
+          <w:szCs w:val="24"/>
+        </w:rPr>
+      </w:pPr>
+      <w:r>
+        <w:rPr>
+          <w:rFonts w:ascii="Times New Roman" w:hAnsi="Times New Roman" w:cs="Times New Roman"/>
+          <w:b/>
+          <w:bCs/>
+          <w:sz w:val="24"/>
+          <w:szCs w:val="24"/>
+        </w:rPr>
+        <w:drawing>
+          <wp:inline distT="0" distB="0" distL="0" distR="0" wp14:anchorId="7C6DB3DA" wp14:editId="1799AFB4">
+            <wp:extent cx="4248743" cy="1524213"/>
+            <wp:effectExtent l="0" t="0" r="0" b="0"/>
+            <wp:docPr id="83" name="Picture 83"/>
+            <wp:cNvGraphicFramePr>
+              <a:graphicFrameLocks xmlns:a="http://schemas.openxmlformats.org/drawingml/2006/main" noChangeAspect="1"/>
+            </wp:cNvGraphicFramePr>
+            <a:graphic xmlns:a="http://schemas.openxmlformats.org/drawingml/2006/main">
+              <a:graphicData uri="http://schemas.openxmlformats.org/drawingml/2006/picture">
+                <pic:pic xmlns:pic="http://schemas.openxmlformats.org/drawingml/2006/picture">
+                  <pic:nvPicPr>
+                    <pic:cNvPr id="1" name=""/>
+                    <pic:cNvPicPr/>
+                  </pic:nvPicPr>
+                  <pic:blipFill>
+                    <a:blip r:embed="rId77"/>
+                    <a:stretch>
+                      <a:fillRect/>
+                    </a:stretch>
+                  </pic:blipFill>
+                  <pic:spPr>
+                    <a:xfrm>
+                      <a:off x="0" y="0"/>
+                      <a:ext cx="4248743" cy="1524213"/>
+                    </a:xfrm>
+                    <a:prstGeom prst="rect">
+                      <a:avLst/>
+                    </a:prstGeom>
+                  </pic:spPr>
+                </pic:pic>
+              </a:graphicData>
+            </a:graphic>
+          </wp:inline>
+        </w:drawing>
+      </w:r>
+    </w:p>
+    <w:p>
+      <w:pPr>
+        <w:spacing w:line="360" w:lineRule="auto"/>
+        <w:jc w:val="center"/>
+        <w:rPr>
+          <w:rFonts w:ascii="Times New Roman" w:hAnsi="Times New Roman" w:cs="Times New Roman"/>
+          <w:b/>
+          <w:bCs/>
+          <w:sz w:val="24"/>
+          <w:szCs w:val="24"/>
+        </w:rPr>
+      </w:pPr>
+      <w:r>
+        <w:rPr>
+          <w:rFonts w:ascii="Times New Roman" w:hAnsi="Times New Roman" w:cs="Times New Roman"/>
+          <w:b/>
+          <w:bCs/>
+          <w:sz w:val="24"/>
+          <w:szCs w:val="24"/>
+        </w:rPr>
+        <w:drawing>
+          <wp:inline distT="0" distB="0" distL="0" distR="0" wp14:anchorId="10AE9050" wp14:editId="13E2FD3F">
+            <wp:extent cx="4258269" cy="1524213"/>
+            <wp:effectExtent l="0" t="0" r="0" b="0"/>
+            <wp:docPr id="87" name="Picture 87"/>
+            <wp:cNvGraphicFramePr>
+              <a:graphicFrameLocks xmlns:a="http://schemas.openxmlformats.org/drawingml/2006/main" noChangeAspect="1"/>
+            </wp:cNvGraphicFramePr>
+            <a:graphic xmlns:a="http://schemas.openxmlformats.org/drawingml/2006/main">
+              <a:graphicData uri="http://schemas.openxmlformats.org/drawingml/2006/picture">
+                <pic:pic xmlns:pic="http://schemas.openxmlformats.org/drawingml/2006/picture">
+                  <pic:nvPicPr>
+                    <pic:cNvPr id="1" name=""/>
+                    <pic:cNvPicPr/>
+                  </pic:nvPicPr>
+                  <pic:blipFill>
+                    <a:blip r:embed="rId78"/>
+                    <a:stretch>
+                      <a:fillRect/>
+                    </a:stretch>
+                  </pic:blipFill>
+                  <pic:spPr>
+                    <a:xfrm>
+                      <a:off x="0" y="0"/>
+                      <a:ext cx="4258269" cy="1524213"/>
+                    </a:xfrm>
+                    <a:prstGeom prst="rect">
+                      <a:avLst/>
+                    </a:prstGeom>
+                  </pic:spPr>
+                </pic:pic>
+              </a:graphicData>
+            </a:graphic>
+          </wp:inline>
+        </w:drawing>
+      </w:r>
+    </w:p>
+    <w:p>
+      <w:pPr>
+        <w:spacing w:line="360" w:lineRule="auto"/>
+        <w:jc w:val="center"/>
+        <w:rPr>
+          <w:rFonts w:ascii="Times New Roman" w:hAnsi="Times New Roman" w:cs="Times New Roman"/>
+          <w:b/>
+          <w:bCs/>
+          <w:sz w:val="24"/>
+          <w:szCs w:val="24"/>
+        </w:rPr>
+      </w:pPr>
+      <w:r>
+        <w:rPr>
+          <w:rFonts w:ascii="Times New Roman" w:hAnsi="Times New Roman" w:cs="Times New Roman"/>
+          <w:b/>
+          <w:bCs/>
+          <w:sz w:val="24"/>
+          <w:szCs w:val="24"/>
+        </w:rPr>
+        <w:drawing>
+          <wp:inline distT="0" distB="0" distL="0" distR="0" wp14:anchorId="7F2A0790" wp14:editId="0A7112C8">
+            <wp:extent cx="4277322" cy="1190791"/>
+            <wp:effectExtent l="0" t="0" r="9525" b="9525"/>
+            <wp:docPr id="84" name="Picture 84"/>
+            <wp:cNvGraphicFramePr>
+              <a:graphicFrameLocks xmlns:a="http://schemas.openxmlformats.org/drawingml/2006/main" noChangeAspect="1"/>
+            </wp:cNvGraphicFramePr>
+            <a:graphic xmlns:a="http://schemas.openxmlformats.org/drawingml/2006/main">
+              <a:graphicData uri="http://schemas.openxmlformats.org/drawingml/2006/picture">
+                <pic:pic xmlns:pic="http://schemas.openxmlformats.org/drawingml/2006/picture">
+                  <pic:nvPicPr>
+                    <pic:cNvPr id="1" name=""/>
+                    <pic:cNvPicPr/>
+                  </pic:nvPicPr>
+                  <pic:blipFill>
+                    <a:blip r:embed="rId79"/>
+                    <a:stretch>
+                      <a:fillRect/>
+                    </a:stretch>
+                  </pic:blipFill>
+                  <pic:spPr>
+                    <a:xfrm>
+                      <a:off x="0" y="0"/>
+                      <a:ext cx="4277322" cy="1190791"/>
+                    </a:xfrm>
+                    <a:prstGeom prst="rect">
+                      <a:avLst/>
+                    </a:prstGeom>
+                  </pic:spPr>
+                </pic:pic>
+              </a:graphicData>
+            </a:graphic>
+          </wp:inline>
+        </w:drawing>
+      </w:r>
+    </w:p>
+    <w:p>
+      <w:pPr>
+        <w:spacing w:line="360" w:lineRule="auto"/>
+        <w:jc w:val="center"/>
+        <w:rPr>
+          <w:rFonts w:ascii="Times New Roman" w:hAnsi="Times New Roman" w:cs="Times New Roman"/>
+          <w:b/>
+          <w:bCs/>
+          <w:sz w:val="24"/>
+          <w:szCs w:val="24"/>
+        </w:rPr>
+      </w:pPr>
+      <w:r>
+        <w:rPr>
+          <w:rFonts w:ascii="Times New Roman" w:hAnsi="Times New Roman" w:cs="Times New Roman"/>
+          <w:b/>
+          <w:bCs/>
+          <w:sz w:val="24"/>
+          <w:szCs w:val="24"/>
+        </w:rPr>
+        <w:lastRenderedPageBreak/>
+        <w:drawing>
+          <wp:inline distT="0" distB="0" distL="0" distR="0" wp14:anchorId="530BD423" wp14:editId="07D61823">
+            <wp:extent cx="4258269" cy="1533739"/>
+            <wp:effectExtent l="0" t="0" r="9525" b="9525"/>
+            <wp:docPr id="85" name="Picture 85"/>
+            <wp:cNvGraphicFramePr>
+              <a:graphicFrameLocks xmlns:a="http://schemas.openxmlformats.org/drawingml/2006/main" noChangeAspect="1"/>
+            </wp:cNvGraphicFramePr>
+            <a:graphic xmlns:a="http://schemas.openxmlformats.org/drawingml/2006/main">
+              <a:graphicData uri="http://schemas.openxmlformats.org/drawingml/2006/picture">
+                <pic:pic xmlns:pic="http://schemas.openxmlformats.org/drawingml/2006/picture">
+                  <pic:nvPicPr>
+                    <pic:cNvPr id="1" name=""/>
+                    <pic:cNvPicPr/>
+                  </pic:nvPicPr>
+                  <pic:blipFill>
+                    <a:blip r:embed="rId80"/>
+                    <a:stretch>
+                      <a:fillRect/>
+                    </a:stretch>
+                  </pic:blipFill>
+                  <pic:spPr>
+                    <a:xfrm>
+                      <a:off x="0" y="0"/>
+                      <a:ext cx="4258269" cy="1533739"/>
+                    </a:xfrm>
+                    <a:prstGeom prst="rect">
+                      <a:avLst/>
+                    </a:prstGeom>
+                  </pic:spPr>
+                </pic:pic>
+              </a:graphicData>
+            </a:graphic>
+          </wp:inline>
+        </w:drawing>
+      </w:r>
+    </w:p>
+    <w:p>
+      <w:pPr>
+        <w:spacing w:line="360" w:lineRule="auto"/>
+        <w:jc w:val="center"/>
+        <w:rPr>
+          <w:rFonts w:ascii="Times New Roman" w:hAnsi="Times New Roman" w:cs="Times New Roman"/>
+          <w:b/>
+          <w:bCs/>
+          <w:sz w:val="24"/>
+          <w:szCs w:val="24"/>
+        </w:rPr>
+      </w:pPr>
+      <w:r>
+        <w:rPr>
+          <w:rFonts w:ascii="Times New Roman" w:hAnsi="Times New Roman" w:cs="Times New Roman"/>
+          <w:b/>
+          <w:bCs/>
+          <w:sz w:val="24"/>
+          <w:szCs w:val="24"/>
+        </w:rPr>
+        <w:drawing>
+          <wp:inline distT="0" distB="0" distL="0" distR="0" wp14:anchorId="3E0A47B8" wp14:editId="2B6E2028">
+            <wp:extent cx="4248743" cy="1181265"/>
+            <wp:effectExtent l="0" t="0" r="0" b="0"/>
+            <wp:docPr id="86" name="Picture 86"/>
+            <wp:cNvGraphicFramePr>
+              <a:graphicFrameLocks xmlns:a="http://schemas.openxmlformats.org/drawingml/2006/main" noChangeAspect="1"/>
+            </wp:cNvGraphicFramePr>
+            <a:graphic xmlns:a="http://schemas.openxmlformats.org/drawingml/2006/main">
+              <a:graphicData uri="http://schemas.openxmlformats.org/drawingml/2006/picture">
+                <pic:pic xmlns:pic="http://schemas.openxmlformats.org/drawingml/2006/picture">
+                  <pic:nvPicPr>
+                    <pic:cNvPr id="1" name=""/>
+                    <pic:cNvPicPr/>
+                  </pic:nvPicPr>
+                  <pic:blipFill>
+                    <a:blip r:embed="rId81"/>
+                    <a:stretch>
+                      <a:fillRect/>
+                    </a:stretch>
+                  </pic:blipFill>
+                  <pic:spPr>
+                    <a:xfrm>
+                      <a:off x="0" y="0"/>
+                      <a:ext cx="4248743" cy="1181265"/>
+                    </a:xfrm>
+                    <a:prstGeom prst="rect">
+                      <a:avLst/>
+                    </a:prstGeom>
+                  </pic:spPr>
+                </pic:pic>
+              </a:graphicData>
+            </a:graphic>
+          </wp:inline>
+        </w:drawing>
+      </w:r>
+    </w:p>
+    <w:p>
+      <w:pPr>
+        <w:spacing w:line="360" w:lineRule="auto"/>
+        <w:jc w:val="center"/>
+        <w:rPr>
+          <w:rFonts w:ascii="Times New Roman" w:hAnsi="Times New Roman" w:cs="Times New Roman"/>
+          <w:b/>
+          <w:bCs/>
+          <w:sz w:val="24"/>
+          <w:szCs w:val="24"/>
+        </w:rPr>
+      </w:pPr>
+      <w:r>
+        <w:rPr>
+          <w:rFonts w:ascii="Times New Roman" w:hAnsi="Times New Roman" w:cs="Times New Roman"/>
+          <w:b/>
+          <w:bCs/>
+          <w:sz w:val="24"/>
+          <w:szCs w:val="24"/>
+        </w:rPr>
+        <w:drawing>
+          <wp:inline distT="0" distB="0" distL="0" distR="0" wp14:anchorId="76849EDA" wp14:editId="58CEFFA3">
+            <wp:extent cx="4258269" cy="1533739"/>
+            <wp:effectExtent l="0" t="0" r="9525" b="9525"/>
+            <wp:docPr id="88" name="Picture 88"/>
+            <wp:cNvGraphicFramePr>
+              <a:graphicFrameLocks xmlns:a="http://schemas.openxmlformats.org/drawingml/2006/main" noChangeAspect="1"/>
+            </wp:cNvGraphicFramePr>
+            <a:graphic xmlns:a="http://schemas.openxmlformats.org/drawingml/2006/main">
+              <a:graphicData uri="http://schemas.openxmlformats.org/drawingml/2006/picture">
+                <pic:pic xmlns:pic="http://schemas.openxmlformats.org/drawingml/2006/picture">
+                  <pic:nvPicPr>
+                    <pic:cNvPr id="1" name=""/>
+                    <pic:cNvPicPr/>
+                  </pic:nvPicPr>
+                  <pic:blipFill>
+                    <a:blip r:embed="rId82"/>
+                    <a:stretch>
+                      <a:fillRect/>
+                    </a:stretch>
+                  </pic:blipFill>
+                  <pic:spPr>
+                    <a:xfrm>
+                      <a:off x="0" y="0"/>
+                      <a:ext cx="4258269" cy="1533739"/>
+                    </a:xfrm>
+                    <a:prstGeom prst="rect">
+                      <a:avLst/>
+                    </a:prstGeom>
+                  </pic:spPr>
+                </pic:pic>
+              </a:graphicData>
+            </a:graphic>
+          </wp:inline>
+        </w:drawing>
+      </w:r>
+    </w:p>
+    <w:p>
+      <w:pPr>
+        <w:spacing w:line="360" w:lineRule="auto"/>
+        <w:jc w:val="center"/>
+        <w:rPr>
+          <w:rFonts w:ascii="Times New Roman" w:hAnsi="Times New Roman" w:cs="Times New Roman"/>
+          <w:b/>
+          <w:bCs/>
+          <w:sz w:val="24"/>
+          <w:szCs w:val="24"/>
+        </w:rPr>
+      </w:pPr>
+      <w:r>
+        <w:rPr>
+          <w:rFonts w:ascii="Times New Roman" w:hAnsi="Times New Roman" w:cs="Times New Roman"/>
+          <w:b/>
+          <w:bCs/>
+          <w:sz w:val="24"/>
+          <w:szCs w:val="24"/>
+        </w:rPr>
+        <w:drawing>
+          <wp:inline distT="0" distB="0" distL="0" distR="0" wp14:anchorId="54D292DB" wp14:editId="2D58CFB3">
+            <wp:extent cx="4239217" cy="1171739"/>
+            <wp:effectExtent l="0" t="0" r="0" b="9525"/>
+            <wp:docPr id="89" name="Picture 89"/>
+            <wp:cNvGraphicFramePr>
+              <a:graphicFrameLocks xmlns:a="http://schemas.openxmlformats.org/drawingml/2006/main" noChangeAspect="1"/>
+            </wp:cNvGraphicFramePr>
+            <a:graphic xmlns:a="http://schemas.openxmlformats.org/drawingml/2006/main">
+              <a:graphicData uri="http://schemas.openxmlformats.org/drawingml/2006/picture">
+                <pic:pic xmlns:pic="http://schemas.openxmlformats.org/drawingml/2006/picture">
+                  <pic:nvPicPr>
+                    <pic:cNvPr id="1" name=""/>
+                    <pic:cNvPicPr/>
+                  </pic:nvPicPr>
+                  <pic:blipFill>
+                    <a:blip r:embed="rId83"/>
+                    <a:stretch>
+                      <a:fillRect/>
+                    </a:stretch>
+                  </pic:blipFill>
+                  <pic:spPr>
+                    <a:xfrm>
+                      <a:off x="0" y="0"/>
+                      <a:ext cx="4239217" cy="1171739"/>
+                    </a:xfrm>
+                    <a:prstGeom prst="rect">
+                      <a:avLst/>
+                    </a:prstGeom>
+                  </pic:spPr>
+                </pic:pic>
+              </a:graphicData>
+            </a:graphic>
+          </wp:inline>
+        </w:drawing>
+      </w:r>
+    </w:p>
+    <w:p>
+      <w:pPr>
+        <w:pStyle w:val="ListParagraph"/>
+        <w:numPr>
+          <w:ilvl w:val="0"/>
+          <w:numId w:val="7"/>
+        </w:numPr>
+        <w:spacing w:line="360" w:lineRule="auto"/>
+        <w:jc w:val="both"/>
+        <w:rPr>
+          <w:rFonts w:ascii="Times New Roman" w:hAnsi="Times New Roman" w:cs="Times New Roman"/>
+          <w:b/>
+          <w:bCs/>
+          <w:sz w:val="24"/>
+          <w:szCs w:val="24"/>
+        </w:rPr>
+      </w:pPr>
+      <w:r>
+        <w:rPr>
+          <w:rFonts w:ascii="Times New Roman" w:hAnsi="Times New Roman" w:cs="Times New Roman"/>
+          <w:b/>
+          <w:bCs/>
+          <w:sz w:val="24"/>
+          <w:szCs w:val="24"/>
+        </w:rPr>
+        <w:t>else if.js</w:t>
+      </w:r>
+    </w:p>
+    <w:p>
+      <w:pPr>
+        <w:spacing w:line="360" w:lineRule="auto"/>
+        <w:jc w:val="center"/>
+        <w:rPr>
+          <w:rFonts w:ascii="Times New Roman" w:hAnsi="Times New Roman" w:cs="Times New Roman"/>
+          <w:b/>
+          <w:bCs/>
+          <w:sz w:val="24"/>
+          <w:szCs w:val="24"/>
+        </w:rPr>
+      </w:pPr>
+      <w:proofErr w:type="spellStart"/>
+      <w:r>
+        <w:rPr>
+          <w:rFonts w:ascii="Times New Roman" w:hAnsi="Times New Roman" w:cs="Times New Roman"/>
+          <w:b/>
+          <w:bCs/>
+          <w:sz w:val="24"/>
+          <w:szCs w:val="24"/>
+        </w:rPr>
+        <w:t>apa</w:t>
+      </w:r>
+      <w:proofErr w:type="spellEnd"/>
+      <w:r>
+        <w:rPr>
+          <w:rFonts w:ascii="Times New Roman" w:hAnsi="Times New Roman" w:cs="Times New Roman"/>
+          <w:b/>
+          <w:bCs/>
+          <w:sz w:val="24"/>
+          <w:szCs w:val="24"/>
+        </w:rPr>
+        <w:t xml:space="preserve"> saja dan </w:t>
+      </w:r>
+      <w:proofErr w:type="spellStart"/>
+      <w:r>
+        <w:rPr>
+          <w:rFonts w:ascii="Times New Roman" w:hAnsi="Times New Roman" w:cs="Times New Roman"/>
+          <w:b/>
+          <w:bCs/>
+          <w:sz w:val="24"/>
+          <w:szCs w:val="24"/>
+        </w:rPr>
+        <w:t>jelaskan</w:t>
+      </w:r>
+      <w:proofErr w:type="spellEnd"/>
+      <w:r>
+        <w:rPr>
+          <w:rFonts w:ascii="Times New Roman" w:hAnsi="Times New Roman" w:cs="Times New Roman"/>
+          <w:b/>
+          <w:bCs/>
+          <w:sz w:val="24"/>
+          <w:szCs w:val="24"/>
+        </w:rPr>
+        <w:t xml:space="preserve"> </w:t>
+      </w:r>
+      <w:proofErr w:type="spellStart"/>
+      <w:r>
+        <w:rPr>
+          <w:rFonts w:ascii="Times New Roman" w:hAnsi="Times New Roman" w:cs="Times New Roman"/>
+          <w:b/>
+          <w:bCs/>
+          <w:sz w:val="24"/>
+          <w:szCs w:val="24"/>
+        </w:rPr>
+        <w:t>pengembangan</w:t>
+      </w:r>
+      <w:proofErr w:type="spellEnd"/>
+      <w:r>
+        <w:rPr>
+          <w:rFonts w:ascii="Times New Roman" w:hAnsi="Times New Roman" w:cs="Times New Roman"/>
+          <w:b/>
+          <w:bCs/>
+          <w:sz w:val="24"/>
+          <w:szCs w:val="24"/>
+        </w:rPr>
+        <w:t xml:space="preserve"> </w:t>
+      </w:r>
+      <w:proofErr w:type="spellStart"/>
+      <w:r>
+        <w:rPr>
+          <w:rFonts w:ascii="Times New Roman" w:hAnsi="Times New Roman" w:cs="Times New Roman"/>
+          <w:b/>
+          <w:bCs/>
+          <w:sz w:val="24"/>
+          <w:szCs w:val="24"/>
+        </w:rPr>
+        <w:t>kompetensi</w:t>
+      </w:r>
+      <w:proofErr w:type="spellEnd"/>
+      <w:r>
+        <w:rPr>
+          <w:rFonts w:ascii="Times New Roman" w:hAnsi="Times New Roman" w:cs="Times New Roman"/>
+          <w:b/>
+          <w:bCs/>
+          <w:sz w:val="24"/>
+          <w:szCs w:val="24"/>
+        </w:rPr>
+        <w:t xml:space="preserve"> yang </w:t>
+      </w:r>
+      <w:proofErr w:type="spellStart"/>
+      <w:r>
+        <w:rPr>
+          <w:rFonts w:ascii="Times New Roman" w:hAnsi="Times New Roman" w:cs="Times New Roman"/>
+          <w:b/>
+          <w:bCs/>
+          <w:sz w:val="24"/>
+          <w:szCs w:val="24"/>
+        </w:rPr>
+        <w:t>rtelah</w:t>
+      </w:r>
+      <w:proofErr w:type="spellEnd"/>
+      <w:r>
+        <w:rPr>
+          <w:rFonts w:ascii="Times New Roman" w:hAnsi="Times New Roman" w:cs="Times New Roman"/>
+          <w:b/>
+          <w:bCs/>
+          <w:sz w:val="24"/>
+          <w:szCs w:val="24"/>
+        </w:rPr>
+        <w:t xml:space="preserve"> </w:t>
+      </w:r>
+      <w:proofErr w:type="spellStart"/>
+      <w:r>
+        <w:rPr>
+          <w:rFonts w:ascii="Times New Roman" w:hAnsi="Times New Roman" w:cs="Times New Roman"/>
+          <w:b/>
+          <w:bCs/>
+          <w:sz w:val="24"/>
+          <w:szCs w:val="24"/>
+        </w:rPr>
+        <w:t>didapat</w:t>
+      </w:r>
+      <w:proofErr w:type="spellEnd"/>
+    </w:p>
+    <w:p>
+      <w:pPr>
+        <w:pStyle w:val="ListParagraph"/>
+        <w:numPr>
+          <w:ilvl w:val="0"/>
+          <w:numId w:val="7"/>
+        </w:numPr>
+        <w:spacing w:line="360" w:lineRule="auto"/>
+        <w:jc w:val="both"/>
+        <w:rPr>
+          <w:rFonts w:ascii="Times New Roman" w:hAnsi="Times New Roman" w:cs="Times New Roman"/>
+          <w:b/>
+          <w:bCs/>
+          <w:sz w:val="24"/>
+          <w:szCs w:val="24"/>
+        </w:rPr>
+      </w:pPr>
+      <w:r>
+        <w:rPr>
+          <w:rFonts w:ascii="Times New Roman" w:hAnsi="Times New Roman" w:cs="Times New Roman"/>
+          <w:b/>
+          <w:bCs/>
+          <w:sz w:val="24"/>
+          <w:szCs w:val="24"/>
+        </w:rPr>
+        <w:t>switch.js</w:t>
+      </w:r>
+    </w:p>
+    <w:p>
+      <w:pPr>
+        <w:spacing w:line="360" w:lineRule="auto"/>
+        <w:jc w:val="center"/>
+        <w:rPr>
+          <w:rFonts w:ascii="Times New Roman" w:hAnsi="Times New Roman" w:cs="Times New Roman"/>
+          <w:b/>
+          <w:bCs/>
+          <w:sz w:val="24"/>
+          <w:szCs w:val="24"/>
+        </w:rPr>
+      </w:pPr>
+    </w:p>
+    <w:p>
+      <w:pPr>
+        <w:pStyle w:val="ListParagraph"/>
+        <w:numPr>
+          <w:ilvl w:val="0"/>
+          <w:numId w:val="7"/>
+        </w:numPr>
+        <w:spacing w:line="360" w:lineRule="auto"/>
+        <w:jc w:val="both"/>
+        <w:rPr>
+          <w:rFonts w:ascii="Times New Roman" w:hAnsi="Times New Roman" w:cs="Times New Roman"/>
+          <w:b/>
+          <w:bCs/>
+          <w:sz w:val="24"/>
+          <w:szCs w:val="24"/>
+        </w:rPr>
+      </w:pPr>
+      <w:r>
+        <w:rPr>
+          <w:rFonts w:ascii="Times New Roman" w:hAnsi="Times New Roman" w:cs="Times New Roman"/>
+          <w:b/>
+          <w:bCs/>
+          <w:sz w:val="24"/>
+          <w:szCs w:val="24"/>
+        </w:rPr>
+        <w:lastRenderedPageBreak/>
+        <w:t>for.js</w:t>
+      </w:r>
+    </w:p>
+    <w:p>
+      <w:pPr>
+        <w:spacing w:line="360" w:lineRule="auto"/>
+        <w:jc w:val="center"/>
+        <w:rPr>
+          <w:rFonts w:ascii="Times New Roman" w:hAnsi="Times New Roman" w:cs="Times New Roman"/>
+          <w:b/>
+          <w:bCs/>
+          <w:sz w:val="24"/>
+          <w:szCs w:val="24"/>
+        </w:rPr>
+      </w:pPr>
+    </w:p>
+    <w:p>
+      <w:pPr>
+        <w:pStyle w:val="ListParagraph"/>
+        <w:numPr>
+          <w:ilvl w:val="0"/>
+          <w:numId w:val="7"/>
+        </w:numPr>
+        <w:spacing w:line="360" w:lineRule="auto"/>
+        <w:jc w:val="both"/>
+        <w:rPr>
+          <w:rFonts w:ascii="Times New Roman" w:hAnsi="Times New Roman" w:cs="Times New Roman"/>
+          <w:b/>
+          <w:bCs/>
+          <w:sz w:val="24"/>
+          <w:szCs w:val="24"/>
+        </w:rPr>
+      </w:pPr>
+      <w:r>
+        <w:rPr>
+          <w:rFonts w:ascii="Times New Roman" w:hAnsi="Times New Roman" w:cs="Times New Roman"/>
+          <w:b/>
+          <w:bCs/>
+          <w:sz w:val="24"/>
+          <w:szCs w:val="24"/>
+        </w:rPr>
+        <w:t>while.js</w:t>
+      </w:r>
+    </w:p>
+    <w:p>
+      <w:pPr>
+        <w:spacing w:line="360" w:lineRule="auto"/>
+        <w:jc w:val="center"/>
+        <w:rPr>
+          <w:rFonts w:ascii="Times New Roman" w:hAnsi="Times New Roman" w:cs="Times New Roman"/>
+          <w:b/>
+          <w:bCs/>
+          <w:sz w:val="24"/>
+          <w:szCs w:val="24"/>
+        </w:rPr>
+      </w:pPr>
+    </w:p>
+    <w:p>
+      <w:pPr>
+        <w:pStyle w:val="ListParagraph"/>
+        <w:numPr>
+          <w:ilvl w:val="0"/>
+          <w:numId w:val="7"/>
+        </w:numPr>
+        <w:spacing w:line="360" w:lineRule="auto"/>
+        <w:jc w:val="both"/>
+        <w:rPr>
+          <w:rFonts w:ascii="Times New Roman" w:hAnsi="Times New Roman" w:cs="Times New Roman"/>
+          <w:b/>
+          <w:bCs/>
+          <w:sz w:val="24"/>
+          <w:szCs w:val="24"/>
+        </w:rPr>
+      </w:pPr>
+      <w:r>
+        <w:rPr>
+          <w:rFonts w:ascii="Times New Roman" w:hAnsi="Times New Roman" w:cs="Times New Roman"/>
+          <w:b/>
+          <w:bCs/>
+          <w:sz w:val="24"/>
+          <w:szCs w:val="24"/>
+        </w:rPr>
+        <w:t>do-while.js</w:t>
+      </w:r>
+    </w:p>
+    <w:p>
+      <w:pPr>
+        <w:spacing w:line="360" w:lineRule="auto"/>
+        <w:jc w:val="center"/>
+        <w:rPr>
+          <w:rFonts w:ascii="Times New Roman" w:hAnsi="Times New Roman" w:cs="Times New Roman"/>
+          <w:b/>
+          <w:bCs/>
+          <w:sz w:val="24"/>
+          <w:szCs w:val="24"/>
+        </w:rPr>
+      </w:pPr>
+    </w:p>
+    <w:p>
+      <w:pPr>
+        <w:pStyle w:val="ListParagraph"/>
+        <w:numPr>
+          <w:ilvl w:val="0"/>
+          <w:numId w:val="7"/>
+        </w:numPr>
+        <w:spacing w:line="360" w:lineRule="auto"/>
+        <w:jc w:val="both"/>
+        <w:rPr>
+          <w:rFonts w:ascii="Times New Roman" w:hAnsi="Times New Roman" w:cs="Times New Roman"/>
+          <w:b/>
+          <w:bCs/>
+          <w:sz w:val="24"/>
+          <w:szCs w:val="24"/>
+        </w:rPr>
+      </w:pPr>
+      <w:r>
+        <w:rPr>
+          <w:rFonts w:ascii="Times New Roman" w:hAnsi="Times New Roman" w:cs="Times New Roman"/>
+          <w:b/>
+          <w:bCs/>
+          <w:sz w:val="24"/>
+          <w:szCs w:val="24"/>
+        </w:rPr>
+        <w:t>break.js</w:t>
+      </w:r>
+    </w:p>
+    <w:p>
+      <w:pPr>
+        <w:spacing w:line="360" w:lineRule="auto"/>
+        <w:jc w:val="center"/>
+        <w:rPr>
+          <w:rFonts w:ascii="Times New Roman" w:hAnsi="Times New Roman" w:cs="Times New Roman"/>
+          <w:b/>
+          <w:bCs/>
+          <w:sz w:val="24"/>
+          <w:szCs w:val="24"/>
+        </w:rPr>
+      </w:pPr>
+    </w:p>
+    <w:p>
+      <w:pPr>
+        <w:pStyle w:val="ListParagraph"/>
+        <w:numPr>
+          <w:ilvl w:val="0"/>
+          <w:numId w:val="7"/>
+        </w:numPr>
+        <w:spacing w:line="360" w:lineRule="auto"/>
+        <w:jc w:val="both"/>
+        <w:rPr>
+          <w:rFonts w:ascii="Times New Roman" w:hAnsi="Times New Roman" w:cs="Times New Roman"/>
+          <w:b/>
+          <w:bCs/>
+          <w:sz w:val="24"/>
+          <w:szCs w:val="24"/>
+        </w:rPr>
+      </w:pPr>
+      <w:r>
+        <w:rPr>
+          <w:rFonts w:ascii="Times New Roman" w:hAnsi="Times New Roman" w:cs="Times New Roman"/>
+          <w:b/>
+          <w:bCs/>
+          <w:sz w:val="24"/>
+          <w:szCs w:val="24"/>
+        </w:rPr>
+        <w:t>continue.js</w:t>
+      </w:r>
+    </w:p>
+    <w:p>
+      <w:pPr>
+        <w:spacing w:line="360" w:lineRule="auto"/>
+        <w:jc w:val="center"/>
+        <w:rPr>
+          <w:rFonts w:ascii="Times New Roman" w:hAnsi="Times New Roman" w:cs="Times New Roman"/>
+          <w:b/>
+          <w:bCs/>
+          <w:sz w:val="24"/>
+          <w:szCs w:val="24"/>
+        </w:rPr>
+      </w:pPr>
+    </w:p>
+    <w:p>
+      <w:pPr>
+        <w:pStyle w:val="ListParagraph"/>
+        <w:numPr>
+          <w:ilvl w:val="0"/>
+          <w:numId w:val="1"/>
+        </w:numPr>
+        <w:spacing w:line="360" w:lineRule="auto"/>
+        <w:ind w:left="360"/>
+        <w:jc w:val="both"/>
+        <w:rPr>
+          <w:rFonts w:ascii="Times New Roman" w:hAnsi="Times New Roman" w:cs="Times New Roman"/>
+          <w:b/>
+          <w:bCs/>
+          <w:sz w:val="24"/>
+          <w:szCs w:val="24"/>
+        </w:rPr>
+      </w:pPr>
+      <w:r>
+        <w:rPr>
+          <w:rFonts w:ascii="Times New Roman" w:hAnsi="Times New Roman" w:cs="Times New Roman"/>
+          <w:b/>
+          <w:bCs/>
+          <w:sz w:val="24"/>
+          <w:szCs w:val="24"/>
+        </w:rPr>
+        <w:t xml:space="preserve">Edit index.html dan </w:t>
+      </w:r>
+      <w:proofErr w:type="spellStart"/>
+      <w:r>
+        <w:rPr>
+          <w:rFonts w:ascii="Times New Roman" w:hAnsi="Times New Roman" w:cs="Times New Roman"/>
+          <w:b/>
+          <w:bCs/>
+          <w:sz w:val="24"/>
+          <w:szCs w:val="24"/>
+        </w:rPr>
+        <w:t>menampilkan</w:t>
+      </w:r>
+      <w:proofErr w:type="spellEnd"/>
+      <w:r>
+        <w:rPr>
+          <w:rFonts w:ascii="Times New Roman" w:hAnsi="Times New Roman" w:cs="Times New Roman"/>
+          <w:b/>
+          <w:bCs/>
+          <w:sz w:val="24"/>
+          <w:szCs w:val="24"/>
+        </w:rPr>
+        <w:t xml:space="preserve"> carousel</w:t>
+      </w:r>
+    </w:p>
+    <w:p>
+      <w:pPr>
+        <w:spacing w:line="360" w:lineRule="auto"/>
+        <w:jc w:val="center"/>
+        <w:rPr>
+          <w:rFonts w:ascii="Times New Roman" w:hAnsi="Times New Roman" w:cs="Times New Roman"/>
+          <w:sz w:val="24"/>
+          <w:szCs w:val="24"/>
+        </w:rPr>
+      </w:pPr>
+      <w:r>
+        <w:rPr>
+          <w:rFonts w:ascii="Times New Roman" w:hAnsi="Times New Roman" w:cs="Times New Roman"/>
+          <w:noProof/>
+          <w:sz w:val="24"/>
+          <w:szCs w:val="24"/>
+        </w:rPr>
+        <w:lastRenderedPageBreak/>
+        <w:drawing>
+          <wp:inline distT="0" distB="0" distL="0" distR="0" wp14:anchorId="7CB16BD6" wp14:editId="3BE9567C">
+            <wp:extent cx="5247640" cy="6101715"/>
+            <wp:effectExtent l="0" t="0" r="0" b="0"/>
+            <wp:docPr id="9" name="Picture 9"/>
+            <wp:cNvGraphicFramePr>
+              <a:graphicFrameLocks xmlns:a="http://schemas.openxmlformats.org/drawingml/2006/main" noChangeAspect="1"/>
+            </wp:cNvGraphicFramePr>
+            <a:graphic xmlns:a="http://schemas.openxmlformats.org/drawingml/2006/main">
+              <a:graphicData uri="http://schemas.openxmlformats.org/drawingml/2006/picture">
+                <pic:pic xmlns:pic="http://schemas.openxmlformats.org/drawingml/2006/picture">
+                  <pic:nvPicPr>
+                    <pic:cNvPr id="1" name=""/>
+                    <pic:cNvPicPr/>
+                  </pic:nvPicPr>
+                  <pic:blipFill>
+                    <a:blip r:embed="rId84"/>
+                    <a:stretch>
+                      <a:fillRect/>
+                    </a:stretch>
+                  </pic:blipFill>
+                  <pic:spPr>
+                    <a:xfrm>
+                      <a:off x="0" y="0"/>
+                      <a:ext cx="5247640" cy="6101715"/>
+                    </a:xfrm>
+                    <a:prstGeom prst="rect">
+                      <a:avLst/>
+                    </a:prstGeom>
+                  </pic:spPr>
+                </pic:pic>
+              </a:graphicData>
+            </a:graphic>
+          </wp:inline>
+        </w:drawing>
+      </w:r>
+    </w:p>
+    <w:p>
+      <w:pPr>
+        <w:spacing w:line="360" w:lineRule="auto"/>
+        <w:jc w:val="center"/>
+        <w:rPr>
+          <w:rFonts w:ascii="Times New Roman" w:hAnsi="Times New Roman" w:cs="Times New Roman"/>
+          <w:sz w:val="24"/>
+          <w:szCs w:val="24"/>
+        </w:rPr>
+      </w:pPr>
+      <w:r>
+        <w:rPr>
+          <w:rFonts w:ascii="Times New Roman" w:hAnsi="Times New Roman" w:cs="Times New Roman"/>
+          <w:noProof/>
+          <w:sz w:val="24"/>
+          <w:szCs w:val="24"/>
+        </w:rPr>
+        <w:lastRenderedPageBreak/>
+        <w:drawing>
+          <wp:inline distT="0" distB="0" distL="0" distR="0" wp14:anchorId="3F1F9D97" wp14:editId="27063248">
+            <wp:extent cx="5247640" cy="4679950"/>
+            <wp:effectExtent l="0" t="0" r="0" b="6350"/>
+            <wp:docPr id="11" name="Picture 11"/>
+            <wp:cNvGraphicFramePr>
+              <a:graphicFrameLocks xmlns:a="http://schemas.openxmlformats.org/drawingml/2006/main" noChangeAspect="1"/>
+            </wp:cNvGraphicFramePr>
+            <a:graphic xmlns:a="http://schemas.openxmlformats.org/drawingml/2006/main">
+              <a:graphicData uri="http://schemas.openxmlformats.org/drawingml/2006/picture">
+                <pic:pic xmlns:pic="http://schemas.openxmlformats.org/drawingml/2006/picture">
+                  <pic:nvPicPr>
+                    <pic:cNvPr id="1" name=""/>
+                    <pic:cNvPicPr/>
+                  </pic:nvPicPr>
+                  <pic:blipFill>
+                    <a:blip r:embed="rId85"/>
+                    <a:stretch>
+                      <a:fillRect/>
+                    </a:stretch>
+                  </pic:blipFill>
+                  <pic:spPr>
+                    <a:xfrm>
+                      <a:off x="0" y="0"/>
+                      <a:ext cx="5247640" cy="4679950"/>
+                    </a:xfrm>
+                    <a:prstGeom prst="rect">
+                      <a:avLst/>
+                    </a:prstGeom>
+                  </pic:spPr>
+                </pic:pic>
+              </a:graphicData>
+            </a:graphic>
+          </wp:inline>
+        </w:drawing>
+      </w:r>
+    </w:p>
+    <w:p>
+      <w:pPr>
+        <w:spacing w:line="360" w:lineRule="auto"/>
+        <w:jc w:val="center"/>
+        <w:rPr>
+          <w:rFonts w:ascii="Times New Roman" w:hAnsi="Times New Roman" w:cs="Times New Roman"/>
+          <w:sz w:val="24"/>
+          <w:szCs w:val="24"/>
+        </w:rPr>
+      </w:pPr>
+      <w:r>
+        <w:rPr>
+          <w:noProof/>
+        </w:rPr>
+        <w:lastRenderedPageBreak/>
+        <w:drawing>
+          <wp:inline distT="0" distB="0" distL="0" distR="0" wp14:anchorId="6942ECC8" wp14:editId="2DF87336">
+            <wp:extent cx="5247640" cy="2952115"/>
+            <wp:effectExtent l="0" t="0" r="0" b="635"/>
+            <wp:docPr id="12" name="Picture 12"/>
+            <wp:cNvGraphicFramePr>
+              <a:graphicFrameLocks xmlns:a="http://schemas.openxmlformats.org/drawingml/2006/main" noChangeAspect="1"/>
+            </wp:cNvGraphicFramePr>
+            <a:graphic xmlns:a="http://schemas.openxmlformats.org/drawingml/2006/main">
+              <a:graphicData uri="http://schemas.openxmlformats.org/drawingml/2006/picture">
+                <pic:pic xmlns:pic="http://schemas.openxmlformats.org/drawingml/2006/picture">
+                  <pic:nvPicPr>
+                    <pic:cNvPr id="1" name=""/>
+                    <pic:cNvPicPr/>
+                  </pic:nvPicPr>
+                  <pic:blipFill>
+                    <a:blip r:embed="rId86"/>
+                    <a:stretch>
+                      <a:fillRect/>
+                    </a:stretch>
+                  </pic:blipFill>
+                  <pic:spPr>
+                    <a:xfrm>
+                      <a:off x="0" y="0"/>
+                      <a:ext cx="5247640" cy="2952115"/>
+                    </a:xfrm>
+                    <a:prstGeom prst="rect">
+                      <a:avLst/>
+                    </a:prstGeom>
+                  </pic:spPr>
+                </pic:pic>
+              </a:graphicData>
+            </a:graphic>
+          </wp:inline>
+        </w:drawing>
+      </w:r>
+    </w:p>
+    <w:p>
+      <w:pPr>
+        <w:pStyle w:val="ListParagraph"/>
+        <w:numPr>
+          <w:ilvl w:val="0"/>
+          <w:numId w:val="1"/>
+        </w:numPr>
+        <w:spacing w:line="360" w:lineRule="auto"/>
+        <w:ind w:left="360"/>
+        <w:jc w:val="both"/>
+        <w:rPr>
+          <w:rFonts w:ascii="Times New Roman" w:hAnsi="Times New Roman" w:cs="Times New Roman"/>
+          <w:b/>
+          <w:bCs/>
+          <w:sz w:val="24"/>
+          <w:szCs w:val="24"/>
+        </w:rPr>
+      </w:pPr>
+      <w:r>
+        <w:rPr>
+          <w:rFonts w:ascii="Times New Roman" w:hAnsi="Times New Roman" w:cs="Times New Roman"/>
+          <w:b/>
+          <w:bCs/>
+          <w:sz w:val="24"/>
+          <w:szCs w:val="24"/>
+        </w:rPr>
+        <w:t xml:space="preserve">Buka Terminal dan </w:t>
+      </w:r>
+      <w:proofErr w:type="spellStart"/>
+      <w:r>
+        <w:rPr>
+          <w:rFonts w:ascii="Times New Roman" w:hAnsi="Times New Roman" w:cs="Times New Roman"/>
+          <w:b/>
+          <w:bCs/>
+          <w:sz w:val="24"/>
+          <w:szCs w:val="24"/>
+        </w:rPr>
+        <w:t>ketik</w:t>
+      </w:r>
+      <w:proofErr w:type="spellEnd"/>
+      <w:r>
+        <w:rPr>
+          <w:rFonts w:ascii="Times New Roman" w:hAnsi="Times New Roman" w:cs="Times New Roman"/>
+          <w:b/>
+          <w:bCs/>
+          <w:sz w:val="24"/>
+          <w:szCs w:val="24"/>
+        </w:rPr>
+        <w:t xml:space="preserve"> git </w:t>
+      </w:r>
+      <w:proofErr w:type="spellStart"/>
+      <w:r>
+        <w:rPr>
+          <w:rFonts w:ascii="Times New Roman" w:hAnsi="Times New Roman" w:cs="Times New Roman"/>
+          <w:b/>
+          <w:bCs/>
+          <w:sz w:val="24"/>
+          <w:szCs w:val="24"/>
+        </w:rPr>
+        <w:t>init</w:t>
+      </w:r>
+      <w:proofErr w:type="spellEnd"/>
+    </w:p>
+    <w:p>
+      <w:pPr>
+        <w:spacing w:line="360" w:lineRule="auto"/>
+        <w:jc w:val="center"/>
+        <w:rPr>
+          <w:rFonts w:ascii="Times New Roman" w:hAnsi="Times New Roman" w:cs="Times New Roman"/>
+          <w:b/>
+          <w:bCs/>
+          <w:sz w:val="24"/>
+          <w:szCs w:val="24"/>
+        </w:rPr>
+      </w:pPr>
+      <w:r>
+        <w:rPr>
+          <w:rFonts w:ascii="Times New Roman" w:hAnsi="Times New Roman" w:cs="Times New Roman"/>
+          <w:b/>
+          <w:bCs/>
+          <w:noProof/>
+          <w:sz w:val="24"/>
+          <w:szCs w:val="24"/>
+        </w:rPr>
+        <w:drawing>
+          <wp:inline distT="0" distB="0" distL="0" distR="0" wp14:anchorId="2723517C" wp14:editId="066A8C59">
+            <wp:extent cx="5247640" cy="538480"/>
+            <wp:effectExtent l="0" t="0" r="0" b="0"/>
+            <wp:docPr id="15" name="Picture 15"/>
+            <wp:cNvGraphicFramePr>
+              <a:graphicFrameLocks xmlns:a="http://schemas.openxmlformats.org/drawingml/2006/main" noChangeAspect="1"/>
+            </wp:cNvGraphicFramePr>
+            <a:graphic xmlns:a="http://schemas.openxmlformats.org/drawingml/2006/main">
+              <a:graphicData uri="http://schemas.openxmlformats.org/drawingml/2006/picture">
+                <pic:pic xmlns:pic="http://schemas.openxmlformats.org/drawingml/2006/picture">
+                  <pic:nvPicPr>
+                    <pic:cNvPr id="1" name=""/>
+                    <pic:cNvPicPr/>
+                  </pic:nvPicPr>
+                  <pic:blipFill>
+                    <a:blip r:embed="rId87"/>
+                    <a:stretch>
+                      <a:fillRect/>
+                    </a:stretch>
+                  </pic:blipFill>
+                  <pic:spPr>
+                    <a:xfrm>
+                      <a:off x="0" y="0"/>
+                      <a:ext cx="5247640" cy="538480"/>
+                    </a:xfrm>
+                    <a:prstGeom prst="rect">
+                      <a:avLst/>
+                    </a:prstGeom>
+                  </pic:spPr>
+                </pic:pic>
+              </a:graphicData>
+            </a:graphic>
+          </wp:inline>
+        </w:drawing>
+      </w:r>
+    </w:p>
+    <w:p>
+      <w:pPr>
+        <w:rPr>
+          <w:rFonts w:ascii="Times New Roman" w:hAnsi="Times New Roman" w:cs="Times New Roman"/>
+          <w:b/>
+          <w:bCs/>
+          <w:sz w:val="24"/>
+          <w:szCs w:val="24"/>
+        </w:rPr>
+      </w:pPr>
+      <w:r>
+        <w:rPr>
+          <w:rFonts w:ascii="Times New Roman" w:hAnsi="Times New Roman" w:cs="Times New Roman"/>
+          <w:b/>
+          <w:bCs/>
+          <w:sz w:val="24"/>
+          <w:szCs w:val="24"/>
+        </w:rPr>
+        <w:br w:type="page"/>
+      </w:r>
+    </w:p>
+    <w:p>
+      <w:pPr>
+        <w:pStyle w:val="ListParagraph"/>
+        <w:numPr>
+          <w:ilvl w:val="0"/>
+          <w:numId w:val="1"/>
+        </w:numPr>
+        <w:spacing w:line="360" w:lineRule="auto"/>
+        <w:ind w:left="360"/>
+        <w:jc w:val="both"/>
+        <w:rPr>
+          <w:rFonts w:ascii="Times New Roman" w:hAnsi="Times New Roman" w:cs="Times New Roman"/>
+          <w:b/>
+          <w:bCs/>
+          <w:sz w:val="24"/>
+          <w:szCs w:val="24"/>
+        </w:rPr>
+      </w:pPr>
+      <w:proofErr w:type="spellStart"/>
+      <w:r>
+        <w:rPr>
+          <w:rFonts w:ascii="Times New Roman" w:hAnsi="Times New Roman" w:cs="Times New Roman"/>
+          <w:b/>
+          <w:bCs/>
+          <w:sz w:val="24"/>
+          <w:szCs w:val="24"/>
+        </w:rPr>
+        <w:lastRenderedPageBreak/>
+        <w:t>Hubungkan</w:t>
+      </w:r>
+      <w:proofErr w:type="spellEnd"/>
+      <w:r>
+        <w:rPr>
+          <w:rFonts w:ascii="Times New Roman" w:hAnsi="Times New Roman" w:cs="Times New Roman"/>
+          <w:b/>
+          <w:bCs/>
+          <w:sz w:val="24"/>
+          <w:szCs w:val="24"/>
+        </w:rPr>
+        <w:t xml:space="preserve"> </w:t>
+      </w:r>
+      <w:proofErr w:type="spellStart"/>
+      <w:r>
+        <w:rPr>
+          <w:rFonts w:ascii="Times New Roman" w:hAnsi="Times New Roman" w:cs="Times New Roman"/>
+          <w:b/>
+          <w:bCs/>
+          <w:sz w:val="24"/>
+          <w:szCs w:val="24"/>
+        </w:rPr>
+        <w:t>akun</w:t>
+      </w:r>
+      <w:proofErr w:type="spellEnd"/>
+      <w:r>
+        <w:rPr>
+          <w:rFonts w:ascii="Times New Roman" w:hAnsi="Times New Roman" w:cs="Times New Roman"/>
+          <w:b/>
+          <w:bCs/>
+          <w:sz w:val="24"/>
+          <w:szCs w:val="24"/>
+        </w:rPr>
+        <w:t xml:space="preserve"> GitHub dengan </w:t>
+      </w:r>
+      <w:proofErr w:type="spellStart"/>
+      <w:r>
+        <w:rPr>
+          <w:rFonts w:ascii="Times New Roman" w:hAnsi="Times New Roman" w:cs="Times New Roman"/>
+          <w:b/>
+          <w:bCs/>
+          <w:sz w:val="24"/>
+          <w:szCs w:val="24"/>
+        </w:rPr>
+        <w:t>lokal</w:t>
+      </w:r>
+      <w:proofErr w:type="spellEnd"/>
+    </w:p>
+    <w:p>
+      <w:pPr>
+        <w:spacing w:line="360" w:lineRule="auto"/>
+        <w:jc w:val="center"/>
+        <w:rPr>
+          <w:rFonts w:ascii="Times New Roman" w:hAnsi="Times New Roman" w:cs="Times New Roman"/>
+          <w:b/>
+          <w:bCs/>
+          <w:sz w:val="24"/>
+          <w:szCs w:val="24"/>
+        </w:rPr>
+      </w:pPr>
+      <w:r>
+        <w:rPr>
+          <w:rFonts w:ascii="Times New Roman" w:hAnsi="Times New Roman" w:cs="Times New Roman"/>
+          <w:b/>
+          <w:bCs/>
+          <w:noProof/>
+          <w:sz w:val="24"/>
+          <w:szCs w:val="24"/>
+        </w:rPr>
+        <w:drawing>
+          <wp:inline distT="0" distB="0" distL="0" distR="0" wp14:anchorId="376C31A7" wp14:editId="23C8A15F">
+            <wp:extent cx="5247640" cy="3146425"/>
+            <wp:effectExtent l="0" t="0" r="0" b="0"/>
+            <wp:docPr id="16" name="Picture 16"/>
+            <wp:cNvGraphicFramePr>
+              <a:graphicFrameLocks xmlns:a="http://schemas.openxmlformats.org/drawingml/2006/main" noChangeAspect="1"/>
+            </wp:cNvGraphicFramePr>
+            <a:graphic xmlns:a="http://schemas.openxmlformats.org/drawingml/2006/main">
+              <a:graphicData uri="http://schemas.openxmlformats.org/drawingml/2006/picture">
+                <pic:pic xmlns:pic="http://schemas.openxmlformats.org/drawingml/2006/picture">
+                  <pic:nvPicPr>
+                    <pic:cNvPr id="1" name=""/>
+                    <pic:cNvPicPr/>
+                  </pic:nvPicPr>
+                  <pic:blipFill>
+                    <a:blip r:embed="rId88"/>
+                    <a:stretch>
+                      <a:fillRect/>
+                    </a:stretch>
+                  </pic:blipFill>
+                  <pic:spPr>
+                    <a:xfrm>
+                      <a:off x="0" y="0"/>
+                      <a:ext cx="5247640" cy="3146425"/>
+                    </a:xfrm>
+                    <a:prstGeom prst="rect">
+                      <a:avLst/>
+                    </a:prstGeom>
+                  </pic:spPr>
+                </pic:pic>
+              </a:graphicData>
+            </a:graphic>
+          </wp:inline>
+        </w:drawing>
+      </w:r>
+    </w:p>
+    <w:p>
+      <w:pPr>
+        <w:pStyle w:val="ListParagraph"/>
+        <w:numPr>
+          <w:ilvl w:val="0"/>
+          <w:numId w:val="1"/>
+        </w:numPr>
+        <w:spacing w:line="360" w:lineRule="auto"/>
+        <w:ind w:left="360"/>
+        <w:jc w:val="both"/>
+        <w:rPr>
+          <w:rFonts w:ascii="Times New Roman" w:hAnsi="Times New Roman" w:cs="Times New Roman"/>
+          <w:b/>
+          <w:bCs/>
+          <w:sz w:val="24"/>
+          <w:szCs w:val="24"/>
+        </w:rPr>
+      </w:pPr>
+      <w:r>
+        <w:rPr>
+          <w:rFonts w:ascii="Times New Roman" w:hAnsi="Times New Roman" w:cs="Times New Roman"/>
+          <w:b/>
+          <w:bCs/>
+          <w:sz w:val="24"/>
+          <w:szCs w:val="24"/>
+        </w:rPr>
+        <w:t xml:space="preserve">Masukkan </w:t>
+      </w:r>
+      <w:proofErr w:type="spellStart"/>
+      <w:r>
+        <w:rPr>
+          <w:rFonts w:ascii="Times New Roman" w:hAnsi="Times New Roman" w:cs="Times New Roman"/>
+          <w:b/>
+          <w:bCs/>
+          <w:sz w:val="24"/>
+          <w:szCs w:val="24"/>
+        </w:rPr>
+        <w:t>perintah</w:t>
+      </w:r>
+      <w:proofErr w:type="spellEnd"/>
+      <w:r>
+        <w:rPr>
+          <w:rFonts w:ascii="Times New Roman" w:hAnsi="Times New Roman" w:cs="Times New Roman"/>
+          <w:b/>
+          <w:bCs/>
+          <w:sz w:val="24"/>
+          <w:szCs w:val="24"/>
+        </w:rPr>
+        <w:t xml:space="preserve"> git add dan git co</w:t>
+      </w:r>
+      <w:r>
+        <w:rPr>
+          <w:rFonts w:ascii="Times New Roman" w:hAnsi="Times New Roman" w:cs="Times New Roman"/>
+          <w:b/>
+          <w:bCs/>
+          <w:sz w:val="24"/>
+          <w:szCs w:val="24"/>
+        </w:rPr>
+        <w:t>m</w:t>
+      </w:r>
+      <w:r>
+        <w:rPr>
+          <w:rFonts w:ascii="Times New Roman" w:hAnsi="Times New Roman" w:cs="Times New Roman"/>
+          <w:b/>
+          <w:bCs/>
+          <w:sz w:val="24"/>
+          <w:szCs w:val="24"/>
+        </w:rPr>
+        <w:t>mit</w:t>
+      </w:r>
+    </w:p>
+    <w:p>
+      <w:pPr>
+        <w:spacing w:line="360" w:lineRule="auto"/>
+        <w:jc w:val="center"/>
+        <w:rPr>
+          <w:rFonts w:ascii="Times New Roman" w:hAnsi="Times New Roman" w:cs="Times New Roman"/>
+          <w:b/>
+          <w:bCs/>
+          <w:sz w:val="24"/>
+          <w:szCs w:val="24"/>
+        </w:rPr>
+      </w:pPr>
+      <w:r>
+        <w:rPr>
+          <w:rFonts w:ascii="Times New Roman" w:hAnsi="Times New Roman" w:cs="Times New Roman"/>
+          <w:b/>
+          <w:bCs/>
+          <w:noProof/>
+          <w:sz w:val="24"/>
+          <w:szCs w:val="24"/>
+        </w:rPr>
+        <w:drawing>
+          <wp:inline distT="0" distB="0" distL="0" distR="0" wp14:anchorId="2989AE65" wp14:editId="17469783">
+            <wp:extent cx="5247640" cy="3065145"/>
+            <wp:effectExtent l="0" t="0" r="0" b="0"/>
+            <wp:docPr id="17" name="Picture 17"/>
+            <wp:cNvGraphicFramePr>
+              <a:graphicFrameLocks xmlns:a="http://schemas.openxmlformats.org/drawingml/2006/main" noChangeAspect="1"/>
+            </wp:cNvGraphicFramePr>
+            <a:graphic xmlns:a="http://schemas.openxmlformats.org/drawingml/2006/main">
+              <a:graphicData uri="http://schemas.openxmlformats.org/drawingml/2006/picture">
+                <pic:pic xmlns:pic="http://schemas.openxmlformats.org/drawingml/2006/picture">
+                  <pic:nvPicPr>
+                    <pic:cNvPr id="1" name=""/>
+                    <pic:cNvPicPr/>
+                  </pic:nvPicPr>
+                  <pic:blipFill>
+                    <a:blip r:embed="rId89"/>
+                    <a:stretch>
+                      <a:fillRect/>
+                    </a:stretch>
+                  </pic:blipFill>
+                  <pic:spPr>
+                    <a:xfrm>
+                      <a:off x="0" y="0"/>
+                      <a:ext cx="5247640" cy="3065145"/>
+                    </a:xfrm>
+                    <a:prstGeom prst="rect">
+                      <a:avLst/>
+                    </a:prstGeom>
+                  </pic:spPr>
+                </pic:pic>
+              </a:graphicData>
+            </a:graphic>
+          </wp:inline>
+        </w:drawing>
+      </w:r>
+    </w:p>
+    <w:p>
+      <w:pPr>
+        <w:spacing w:line="360" w:lineRule="auto"/>
+        <w:jc w:val="center"/>
+        <w:rPr>
+          <w:rFonts w:ascii="Times New Roman" w:hAnsi="Times New Roman" w:cs="Times New Roman"/>
+          <w:b/>
+          <w:bCs/>
+          <w:sz w:val="24"/>
+          <w:szCs w:val="24"/>
+        </w:rPr>
+      </w:pPr>
+      <w:r>
+        <w:rPr>
+          <w:rFonts w:ascii="Times New Roman" w:hAnsi="Times New Roman" w:cs="Times New Roman"/>
+          <w:b/>
+          <w:bCs/>
+          <w:noProof/>
+          <w:sz w:val="24"/>
+          <w:szCs w:val="24"/>
+        </w:rPr>
+        <w:lastRenderedPageBreak/>
+        <w:drawing>
+          <wp:inline distT="0" distB="0" distL="0" distR="0" wp14:anchorId="0EBAEA37" wp14:editId="2916CBCD">
+            <wp:extent cx="5247640" cy="4747260"/>
+            <wp:effectExtent l="0" t="0" r="0" b="0"/>
+            <wp:docPr id="18" name="Picture 18"/>
+            <wp:cNvGraphicFramePr>
+              <a:graphicFrameLocks xmlns:a="http://schemas.openxmlformats.org/drawingml/2006/main" noChangeAspect="1"/>
+            </wp:cNvGraphicFramePr>
+            <a:graphic xmlns:a="http://schemas.openxmlformats.org/drawingml/2006/main">
+              <a:graphicData uri="http://schemas.openxmlformats.org/drawingml/2006/picture">
+                <pic:pic xmlns:pic="http://schemas.openxmlformats.org/drawingml/2006/picture">
+                  <pic:nvPicPr>
+                    <pic:cNvPr id="1" name=""/>
+                    <pic:cNvPicPr/>
+                  </pic:nvPicPr>
+                  <pic:blipFill>
+                    <a:blip r:embed="rId90"/>
+                    <a:stretch>
+                      <a:fillRect/>
+                    </a:stretch>
+                  </pic:blipFill>
+                  <pic:spPr>
+                    <a:xfrm>
+                      <a:off x="0" y="0"/>
                       <a:ext cx="5247640" cy="4747260"/>
                     </a:xfrm>
                     <a:prstGeom prst="rect">
@@ -1747,7 +7358,7 @@
                     </pic:cNvPicPr>
                   </pic:nvPicPr>
                   <pic:blipFill rotWithShape="1">
-                    <a:blip r:embed="rId16">
+                    <a:blip r:embed="rId91">
                       <a:extLst>
                         <a:ext uri="{28A0092B-C50C-407E-A947-70E740481C1C}">
                           <a14:useLocalDpi xmlns:a14="http://schemas.microsoft.com/office/drawing/2010/main" val="0"/>
@@ -1822,7 +7433,7 @@
           <w:szCs w:val="24"/>
         </w:rPr>
       </w:pPr>
-      <w:hyperlink r:id="rId17" w:history="1">
+      <w:hyperlink r:id="rId92" w:history="1">
         <w:r>
           <w:rPr>
             <w:rStyle w:val="Hyperlink"/>
@@ -2022,6 +7633,92 @@
     </w:lvl>
   </w:abstractNum>
   <w:abstractNum w:abstractNumId="2" w15:restartNumberingAfterBreak="0">
+    <w:nsid w:val="3B8C199D"/>
+    <w:multiLevelType w:val="hybridMultilevel"/>
+    <w:tmpl w:val="2C7CFE62"/>
+    <w:lvl w:ilvl="0" w:tplc="04090011">
+      <w:start w:val="1"/>
+      <w:numFmt w:val="decimal"/>
+      <w:lvlText w:val="%1)"/>
+      <w:lvlJc w:val="left"/>
+      <w:pPr>
+        <w:ind w:left="720" w:hanging="360"/>
+      </w:pPr>
+    </w:lvl>
+    <w:lvl w:ilvl="1" w:tplc="04090019" w:tentative="1">
+      <w:start w:val="1"/>
+      <w:numFmt w:val="lowerLetter"/>
+      <w:lvlText w:val="%2."/>
+      <w:lvlJc w:val="left"/>
+      <w:pPr>
+        <w:ind w:left="1440" w:hanging="360"/>
+      </w:pPr>
+    </w:lvl>
+    <w:lvl w:ilvl="2" w:tplc="0409001B" w:tentative="1">
+      <w:start w:val="1"/>
+      <w:numFmt w:val="lowerRoman"/>
+      <w:lvlText w:val="%3."/>
+      <w:lvlJc w:val="right"/>
+      <w:pPr>
+        <w:ind w:left="2160" w:hanging="180"/>
+      </w:pPr>
+    </w:lvl>
+    <w:lvl w:ilvl="3" w:tplc="0409000F" w:tentative="1">
+      <w:start w:val="1"/>
+      <w:numFmt w:val="decimal"/>
+      <w:lvlText w:val="%4."/>
+      <w:lvlJc w:val="left"/>
+      <w:pPr>
+        <w:ind w:left="2880" w:hanging="360"/>
+      </w:pPr>
+    </w:lvl>
+    <w:lvl w:ilvl="4" w:tplc="04090019" w:tentative="1">
+      <w:start w:val="1"/>
+      <w:numFmt w:val="lowerLetter"/>
+      <w:lvlText w:val="%5."/>
+      <w:lvlJc w:val="left"/>
+      <w:pPr>
+        <w:ind w:left="3600" w:hanging="360"/>
+      </w:pPr>
+    </w:lvl>
+    <w:lvl w:ilvl="5" w:tplc="0409001B" w:tentative="1">
+      <w:start w:val="1"/>
+      <w:numFmt w:val="lowerRoman"/>
+      <w:lvlText w:val="%6."/>
+      <w:lvlJc w:val="right"/>
+      <w:pPr>
+        <w:ind w:left="4320" w:hanging="180"/>
+      </w:pPr>
+    </w:lvl>
+    <w:lvl w:ilvl="6" w:tplc="0409000F" w:tentative="1">
+      <w:start w:val="1"/>
+      <w:numFmt w:val="decimal"/>
+      <w:lvlText w:val="%7."/>
+      <w:lvlJc w:val="left"/>
+      <w:pPr>
+        <w:ind w:left="5040" w:hanging="360"/>
+      </w:pPr>
+    </w:lvl>
+    <w:lvl w:ilvl="7" w:tplc="04090019" w:tentative="1">
+      <w:start w:val="1"/>
+      <w:numFmt w:val="lowerLetter"/>
+      <w:lvlText w:val="%8."/>
+      <w:lvlJc w:val="left"/>
+      <w:pPr>
+        <w:ind w:left="5760" w:hanging="360"/>
+      </w:pPr>
+    </w:lvl>
+    <w:lvl w:ilvl="8" w:tplc="0409001B" w:tentative="1">
+      <w:start w:val="1"/>
+      <w:numFmt w:val="lowerRoman"/>
+      <w:lvlText w:val="%9."/>
+      <w:lvlJc w:val="right"/>
+      <w:pPr>
+        <w:ind w:left="6480" w:hanging="180"/>
+      </w:pPr>
+    </w:lvl>
+  </w:abstractNum>
+  <w:abstractNum w:abstractNumId="3" w15:restartNumberingAfterBreak="0">
     <w:nsid w:val="429B63D8"/>
     <w:multiLevelType w:val="hybridMultilevel"/>
     <w:tmpl w:val="C068C80C"/>
@@ -2110,7 +7807,7 @@
       </w:pPr>
     </w:lvl>
   </w:abstractNum>
-  <w:abstractNum w:abstractNumId="3" w15:restartNumberingAfterBreak="0">
+  <w:abstractNum w:abstractNumId="4" w15:restartNumberingAfterBreak="0">
     <w:nsid w:val="54212E3D"/>
     <w:multiLevelType w:val="hybridMultilevel"/>
     <w:tmpl w:val="821AC826"/>
@@ -2199,7 +7896,7 @@
       </w:pPr>
     </w:lvl>
   </w:abstractNum>
-  <w:abstractNum w:abstractNumId="4" w15:restartNumberingAfterBreak="0">
+  <w:abstractNum w:abstractNumId="5" w15:restartNumberingAfterBreak="0">
     <w:nsid w:val="7A7E02A8"/>
     <w:multiLevelType w:val="hybridMultilevel"/>
     <w:tmpl w:val="138EAA7A"/>
@@ -2285,7 +7982,7 @@
       </w:pPr>
     </w:lvl>
   </w:abstractNum>
-  <w:abstractNum w:abstractNumId="5" w15:restartNumberingAfterBreak="0">
+  <w:abstractNum w:abstractNumId="6" w15:restartNumberingAfterBreak="0">
     <w:nsid w:val="7C9949C6"/>
     <w:multiLevelType w:val="hybridMultilevel"/>
     <w:tmpl w:val="C4FA31C6"/>
@@ -2375,10 +8072,10 @@
     </w:lvl>
   </w:abstractNum>
   <w:num w:numId="1" w16cid:durableId="1303460783">
-    <w:abstractNumId w:val="4"/>
+    <w:abstractNumId w:val="5"/>
   </w:num>
   <w:num w:numId="2" w16cid:durableId="1563367290">
-    <w:abstractNumId w:val="2"/>
+    <w:abstractNumId w:val="3"/>
   </w:num>
   <w:num w:numId="3" w16cid:durableId="552733137">
     <w:abstractNumId w:val="1"/>
@@ -2387,10 +8084,13 @@
     <w:abstractNumId w:val="0"/>
   </w:num>
   <w:num w:numId="5" w16cid:durableId="1684552575">
-    <w:abstractNumId w:val="5"/>
+    <w:abstractNumId w:val="6"/>
   </w:num>
   <w:num w:numId="6" w16cid:durableId="1889996450">
-    <w:abstractNumId w:val="3"/>
+    <w:abstractNumId w:val="4"/>
+  </w:num>
+  <w:num w:numId="7" w16cid:durableId="577517035">
+    <w:abstractNumId w:val="2"/>
   </w:num>
 </w:numbering>
 </file>

--- a/P6_FSWD3_RIZKY JEIN NUR AULIA.docx
+++ b/P6_FSWD3_RIZKY JEIN NUR AULIA.docx
@@ -5749,124 +5749,124 @@
         </w:rPr>
         <w:lastRenderedPageBreak/>
         <w:drawing>
-          <wp:inline distT="0" distB="0" distL="0" distR="0" wp14:anchorId="47B313C0" wp14:editId="3C09767B">
-            <wp:extent cx="2791215" cy="1714739"/>
+          <wp:inline distT="0" distB="0" distL="0" distR="0" wp14:anchorId="783FB08B" wp14:editId="3E64C838">
+            <wp:extent cx="5087060" cy="1133633"/>
+            <wp:effectExtent l="0" t="0" r="0" b="9525"/>
+            <wp:docPr id="95" name="Picture 95"/>
+            <wp:cNvGraphicFramePr>
+              <a:graphicFrameLocks xmlns:a="http://schemas.openxmlformats.org/drawingml/2006/main" noChangeAspect="1"/>
+            </wp:cNvGraphicFramePr>
+            <a:graphic xmlns:a="http://schemas.openxmlformats.org/drawingml/2006/main">
+              <a:graphicData uri="http://schemas.openxmlformats.org/drawingml/2006/picture">
+                <pic:pic xmlns:pic="http://schemas.openxmlformats.org/drawingml/2006/picture">
+                  <pic:nvPicPr>
+                    <pic:cNvPr id="1" name=""/>
+                    <pic:cNvPicPr/>
+                  </pic:nvPicPr>
+                  <pic:blipFill>
+                    <a:blip r:embed="rId76"/>
+                    <a:stretch>
+                      <a:fillRect/>
+                    </a:stretch>
+                  </pic:blipFill>
+                  <pic:spPr>
+                    <a:xfrm>
+                      <a:off x="0" y="0"/>
+                      <a:ext cx="5087060" cy="1133633"/>
+                    </a:xfrm>
+                    <a:prstGeom prst="rect">
+                      <a:avLst/>
+                    </a:prstGeom>
+                  </pic:spPr>
+                </pic:pic>
+              </a:graphicData>
+            </a:graphic>
+          </wp:inline>
+        </w:drawing>
+      </w:r>
+    </w:p>
+    <w:p>
+      <w:pPr>
+        <w:spacing w:line="360" w:lineRule="auto"/>
+        <w:jc w:val="center"/>
+        <w:rPr>
+          <w:rFonts w:ascii="Times New Roman" w:hAnsi="Times New Roman" w:cs="Times New Roman"/>
+          <w:b/>
+          <w:bCs/>
+          <w:sz w:val="24"/>
+          <w:szCs w:val="24"/>
+        </w:rPr>
+      </w:pPr>
+      <w:r>
+        <w:rPr>
+          <w:rFonts w:ascii="Times New Roman" w:hAnsi="Times New Roman" w:cs="Times New Roman"/>
+          <w:b/>
+          <w:bCs/>
+          <w:sz w:val="24"/>
+          <w:szCs w:val="24"/>
+        </w:rPr>
+        <w:drawing>
+          <wp:inline distT="0" distB="0" distL="0" distR="0" wp14:anchorId="4FCA0B58" wp14:editId="1521FE05">
+            <wp:extent cx="4277322" cy="1200318"/>
+            <wp:effectExtent l="0" t="0" r="0" b="0"/>
+            <wp:docPr id="96" name="Picture 96"/>
+            <wp:cNvGraphicFramePr>
+              <a:graphicFrameLocks xmlns:a="http://schemas.openxmlformats.org/drawingml/2006/main" noChangeAspect="1"/>
+            </wp:cNvGraphicFramePr>
+            <a:graphic xmlns:a="http://schemas.openxmlformats.org/drawingml/2006/main">
+              <a:graphicData uri="http://schemas.openxmlformats.org/drawingml/2006/picture">
+                <pic:pic xmlns:pic="http://schemas.openxmlformats.org/drawingml/2006/picture">
+                  <pic:nvPicPr>
+                    <pic:cNvPr id="1" name=""/>
+                    <pic:cNvPicPr/>
+                  </pic:nvPicPr>
+                  <pic:blipFill>
+                    <a:blip r:embed="rId77"/>
+                    <a:stretch>
+                      <a:fillRect/>
+                    </a:stretch>
+                  </pic:blipFill>
+                  <pic:spPr>
+                    <a:xfrm>
+                      <a:off x="0" y="0"/>
+                      <a:ext cx="4277322" cy="1200318"/>
+                    </a:xfrm>
+                    <a:prstGeom prst="rect">
+                      <a:avLst/>
+                    </a:prstGeom>
+                  </pic:spPr>
+                </pic:pic>
+              </a:graphicData>
+            </a:graphic>
+          </wp:inline>
+        </w:drawing>
+      </w:r>
+    </w:p>
+    <w:p>
+      <w:pPr>
+        <w:spacing w:line="360" w:lineRule="auto"/>
+        <w:jc w:val="center"/>
+        <w:rPr>
+          <w:rFonts w:ascii="Times New Roman" w:hAnsi="Times New Roman" w:cs="Times New Roman"/>
+          <w:b/>
+          <w:bCs/>
+          <w:sz w:val="24"/>
+          <w:szCs w:val="24"/>
+        </w:rPr>
+      </w:pPr>
+      <w:r>
+        <w:rPr>
+          <w:rFonts w:ascii="Times New Roman" w:hAnsi="Times New Roman" w:cs="Times New Roman"/>
+          <w:b/>
+          <w:bCs/>
+          <w:sz w:val="24"/>
+          <w:szCs w:val="24"/>
+        </w:rPr>
+        <w:drawing>
+          <wp:inline distT="0" distB="0" distL="0" distR="0" wp14:anchorId="4BE188BC" wp14:editId="26478298">
+            <wp:extent cx="4277322" cy="1181265"/>
             <wp:effectExtent l="0" t="0" r="9525" b="0"/>
-            <wp:docPr id="82" name="Picture 82"/>
-            <wp:cNvGraphicFramePr>
-              <a:graphicFrameLocks xmlns:a="http://schemas.openxmlformats.org/drawingml/2006/main" noChangeAspect="1"/>
-            </wp:cNvGraphicFramePr>
-            <a:graphic xmlns:a="http://schemas.openxmlformats.org/drawingml/2006/main">
-              <a:graphicData uri="http://schemas.openxmlformats.org/drawingml/2006/picture">
-                <pic:pic xmlns:pic="http://schemas.openxmlformats.org/drawingml/2006/picture">
-                  <pic:nvPicPr>
-                    <pic:cNvPr id="1" name=""/>
-                    <pic:cNvPicPr/>
-                  </pic:nvPicPr>
-                  <pic:blipFill>
-                    <a:blip r:embed="rId76"/>
-                    <a:stretch>
-                      <a:fillRect/>
-                    </a:stretch>
-                  </pic:blipFill>
-                  <pic:spPr>
-                    <a:xfrm>
-                      <a:off x="0" y="0"/>
-                      <a:ext cx="2791215" cy="1714739"/>
-                    </a:xfrm>
-                    <a:prstGeom prst="rect">
-                      <a:avLst/>
-                    </a:prstGeom>
-                  </pic:spPr>
-                </pic:pic>
-              </a:graphicData>
-            </a:graphic>
-          </wp:inline>
-        </w:drawing>
-      </w:r>
-    </w:p>
-    <w:p>
-      <w:pPr>
-        <w:spacing w:line="360" w:lineRule="auto"/>
-        <w:jc w:val="center"/>
-        <w:rPr>
-          <w:rFonts w:ascii="Times New Roman" w:hAnsi="Times New Roman" w:cs="Times New Roman"/>
-          <w:b/>
-          <w:bCs/>
-          <w:sz w:val="24"/>
-          <w:szCs w:val="24"/>
-        </w:rPr>
-      </w:pPr>
-      <w:r>
-        <w:rPr>
-          <w:rFonts w:ascii="Times New Roman" w:hAnsi="Times New Roman" w:cs="Times New Roman"/>
-          <w:b/>
-          <w:bCs/>
-          <w:sz w:val="24"/>
-          <w:szCs w:val="24"/>
-        </w:rPr>
-        <w:drawing>
-          <wp:inline distT="0" distB="0" distL="0" distR="0" wp14:anchorId="7C6DB3DA" wp14:editId="1799AFB4">
-            <wp:extent cx="4248743" cy="1524213"/>
-            <wp:effectExtent l="0" t="0" r="0" b="0"/>
-            <wp:docPr id="83" name="Picture 83"/>
-            <wp:cNvGraphicFramePr>
-              <a:graphicFrameLocks xmlns:a="http://schemas.openxmlformats.org/drawingml/2006/main" noChangeAspect="1"/>
-            </wp:cNvGraphicFramePr>
-            <a:graphic xmlns:a="http://schemas.openxmlformats.org/drawingml/2006/main">
-              <a:graphicData uri="http://schemas.openxmlformats.org/drawingml/2006/picture">
-                <pic:pic xmlns:pic="http://schemas.openxmlformats.org/drawingml/2006/picture">
-                  <pic:nvPicPr>
-                    <pic:cNvPr id="1" name=""/>
-                    <pic:cNvPicPr/>
-                  </pic:nvPicPr>
-                  <pic:blipFill>
-                    <a:blip r:embed="rId77"/>
-                    <a:stretch>
-                      <a:fillRect/>
-                    </a:stretch>
-                  </pic:blipFill>
-                  <pic:spPr>
-                    <a:xfrm>
-                      <a:off x="0" y="0"/>
-                      <a:ext cx="4248743" cy="1524213"/>
-                    </a:xfrm>
-                    <a:prstGeom prst="rect">
-                      <a:avLst/>
-                    </a:prstGeom>
-                  </pic:spPr>
-                </pic:pic>
-              </a:graphicData>
-            </a:graphic>
-          </wp:inline>
-        </w:drawing>
-      </w:r>
-    </w:p>
-    <w:p>
-      <w:pPr>
-        <w:spacing w:line="360" w:lineRule="auto"/>
-        <w:jc w:val="center"/>
-        <w:rPr>
-          <w:rFonts w:ascii="Times New Roman" w:hAnsi="Times New Roman" w:cs="Times New Roman"/>
-          <w:b/>
-          <w:bCs/>
-          <w:sz w:val="24"/>
-          <w:szCs w:val="24"/>
-        </w:rPr>
-      </w:pPr>
-      <w:r>
-        <w:rPr>
-          <w:rFonts w:ascii="Times New Roman" w:hAnsi="Times New Roman" w:cs="Times New Roman"/>
-          <w:b/>
-          <w:bCs/>
-          <w:sz w:val="24"/>
-          <w:szCs w:val="24"/>
-        </w:rPr>
-        <w:drawing>
-          <wp:inline distT="0" distB="0" distL="0" distR="0" wp14:anchorId="10AE9050" wp14:editId="13E2FD3F">
-            <wp:extent cx="4258269" cy="1524213"/>
-            <wp:effectExtent l="0" t="0" r="0" b="0"/>
-            <wp:docPr id="87" name="Picture 87"/>
+            <wp:docPr id="97" name="Picture 97"/>
             <wp:cNvGraphicFramePr>
               <a:graphicFrameLocks xmlns:a="http://schemas.openxmlformats.org/drawingml/2006/main" noChangeAspect="1"/>
             </wp:cNvGraphicFramePr>
@@ -5886,44 +5886,44 @@
                   <pic:spPr>
                     <a:xfrm>
                       <a:off x="0" y="0"/>
-                      <a:ext cx="4258269" cy="1524213"/>
-                    </a:xfrm>
-                    <a:prstGeom prst="rect">
-                      <a:avLst/>
-                    </a:prstGeom>
-                  </pic:spPr>
-                </pic:pic>
-              </a:graphicData>
-            </a:graphic>
-          </wp:inline>
-        </w:drawing>
-      </w:r>
-    </w:p>
-    <w:p>
-      <w:pPr>
-        <w:spacing w:line="360" w:lineRule="auto"/>
-        <w:jc w:val="center"/>
-        <w:rPr>
-          <w:rFonts w:ascii="Times New Roman" w:hAnsi="Times New Roman" w:cs="Times New Roman"/>
-          <w:b/>
-          <w:bCs/>
-          <w:sz w:val="24"/>
-          <w:szCs w:val="24"/>
-        </w:rPr>
-      </w:pPr>
-      <w:r>
-        <w:rPr>
-          <w:rFonts w:ascii="Times New Roman" w:hAnsi="Times New Roman" w:cs="Times New Roman"/>
-          <w:b/>
-          <w:bCs/>
-          <w:sz w:val="24"/>
-          <w:szCs w:val="24"/>
-        </w:rPr>
-        <w:drawing>
-          <wp:inline distT="0" distB="0" distL="0" distR="0" wp14:anchorId="7F2A0790" wp14:editId="0A7112C8">
-            <wp:extent cx="4277322" cy="1190791"/>
-            <wp:effectExtent l="0" t="0" r="9525" b="9525"/>
-            <wp:docPr id="84" name="Picture 84"/>
+                      <a:ext cx="4277322" cy="1181265"/>
+                    </a:xfrm>
+                    <a:prstGeom prst="rect">
+                      <a:avLst/>
+                    </a:prstGeom>
+                  </pic:spPr>
+                </pic:pic>
+              </a:graphicData>
+            </a:graphic>
+          </wp:inline>
+        </w:drawing>
+      </w:r>
+    </w:p>
+    <w:p>
+      <w:pPr>
+        <w:spacing w:line="360" w:lineRule="auto"/>
+        <w:jc w:val="center"/>
+        <w:rPr>
+          <w:rFonts w:ascii="Times New Roman" w:hAnsi="Times New Roman" w:cs="Times New Roman"/>
+          <w:b/>
+          <w:bCs/>
+          <w:sz w:val="24"/>
+          <w:szCs w:val="24"/>
+        </w:rPr>
+      </w:pPr>
+      <w:r>
+        <w:rPr>
+          <w:rFonts w:ascii="Times New Roman" w:hAnsi="Times New Roman" w:cs="Times New Roman"/>
+          <w:b/>
+          <w:bCs/>
+          <w:sz w:val="24"/>
+          <w:szCs w:val="24"/>
+        </w:rPr>
+        <w:drawing>
+          <wp:inline distT="0" distB="0" distL="0" distR="0" wp14:anchorId="6CB61F05" wp14:editId="21D103FF">
+            <wp:extent cx="4248743" cy="1171739"/>
+            <wp:effectExtent l="0" t="0" r="0" b="9525"/>
+            <wp:docPr id="98" name="Picture 98"/>
             <wp:cNvGraphicFramePr>
               <a:graphicFrameLocks xmlns:a="http://schemas.openxmlformats.org/drawingml/2006/main" noChangeAspect="1"/>
             </wp:cNvGraphicFramePr>
@@ -5943,236 +5943,7 @@
                   <pic:spPr>
                     <a:xfrm>
                       <a:off x="0" y="0"/>
-                      <a:ext cx="4277322" cy="1190791"/>
-                    </a:xfrm>
-                    <a:prstGeom prst="rect">
-                      <a:avLst/>
-                    </a:prstGeom>
-                  </pic:spPr>
-                </pic:pic>
-              </a:graphicData>
-            </a:graphic>
-          </wp:inline>
-        </w:drawing>
-      </w:r>
-    </w:p>
-    <w:p>
-      <w:pPr>
-        <w:spacing w:line="360" w:lineRule="auto"/>
-        <w:jc w:val="center"/>
-        <w:rPr>
-          <w:rFonts w:ascii="Times New Roman" w:hAnsi="Times New Roman" w:cs="Times New Roman"/>
-          <w:b/>
-          <w:bCs/>
-          <w:sz w:val="24"/>
-          <w:szCs w:val="24"/>
-        </w:rPr>
-      </w:pPr>
-      <w:r>
-        <w:rPr>
-          <w:rFonts w:ascii="Times New Roman" w:hAnsi="Times New Roman" w:cs="Times New Roman"/>
-          <w:b/>
-          <w:bCs/>
-          <w:sz w:val="24"/>
-          <w:szCs w:val="24"/>
-        </w:rPr>
-        <w:lastRenderedPageBreak/>
-        <w:drawing>
-          <wp:inline distT="0" distB="0" distL="0" distR="0" wp14:anchorId="530BD423" wp14:editId="07D61823">
-            <wp:extent cx="4258269" cy="1533739"/>
-            <wp:effectExtent l="0" t="0" r="9525" b="9525"/>
-            <wp:docPr id="85" name="Picture 85"/>
-            <wp:cNvGraphicFramePr>
-              <a:graphicFrameLocks xmlns:a="http://schemas.openxmlformats.org/drawingml/2006/main" noChangeAspect="1"/>
-            </wp:cNvGraphicFramePr>
-            <a:graphic xmlns:a="http://schemas.openxmlformats.org/drawingml/2006/main">
-              <a:graphicData uri="http://schemas.openxmlformats.org/drawingml/2006/picture">
-                <pic:pic xmlns:pic="http://schemas.openxmlformats.org/drawingml/2006/picture">
-                  <pic:nvPicPr>
-                    <pic:cNvPr id="1" name=""/>
-                    <pic:cNvPicPr/>
-                  </pic:nvPicPr>
-                  <pic:blipFill>
-                    <a:blip r:embed="rId80"/>
-                    <a:stretch>
-                      <a:fillRect/>
-                    </a:stretch>
-                  </pic:blipFill>
-                  <pic:spPr>
-                    <a:xfrm>
-                      <a:off x="0" y="0"/>
-                      <a:ext cx="4258269" cy="1533739"/>
-                    </a:xfrm>
-                    <a:prstGeom prst="rect">
-                      <a:avLst/>
-                    </a:prstGeom>
-                  </pic:spPr>
-                </pic:pic>
-              </a:graphicData>
-            </a:graphic>
-          </wp:inline>
-        </w:drawing>
-      </w:r>
-    </w:p>
-    <w:p>
-      <w:pPr>
-        <w:spacing w:line="360" w:lineRule="auto"/>
-        <w:jc w:val="center"/>
-        <w:rPr>
-          <w:rFonts w:ascii="Times New Roman" w:hAnsi="Times New Roman" w:cs="Times New Roman"/>
-          <w:b/>
-          <w:bCs/>
-          <w:sz w:val="24"/>
-          <w:szCs w:val="24"/>
-        </w:rPr>
-      </w:pPr>
-      <w:r>
-        <w:rPr>
-          <w:rFonts w:ascii="Times New Roman" w:hAnsi="Times New Roman" w:cs="Times New Roman"/>
-          <w:b/>
-          <w:bCs/>
-          <w:sz w:val="24"/>
-          <w:szCs w:val="24"/>
-        </w:rPr>
-        <w:drawing>
-          <wp:inline distT="0" distB="0" distL="0" distR="0" wp14:anchorId="3E0A47B8" wp14:editId="2B6E2028">
-            <wp:extent cx="4248743" cy="1181265"/>
-            <wp:effectExtent l="0" t="0" r="0" b="0"/>
-            <wp:docPr id="86" name="Picture 86"/>
-            <wp:cNvGraphicFramePr>
-              <a:graphicFrameLocks xmlns:a="http://schemas.openxmlformats.org/drawingml/2006/main" noChangeAspect="1"/>
-            </wp:cNvGraphicFramePr>
-            <a:graphic xmlns:a="http://schemas.openxmlformats.org/drawingml/2006/main">
-              <a:graphicData uri="http://schemas.openxmlformats.org/drawingml/2006/picture">
-                <pic:pic xmlns:pic="http://schemas.openxmlformats.org/drawingml/2006/picture">
-                  <pic:nvPicPr>
-                    <pic:cNvPr id="1" name=""/>
-                    <pic:cNvPicPr/>
-                  </pic:nvPicPr>
-                  <pic:blipFill>
-                    <a:blip r:embed="rId81"/>
-                    <a:stretch>
-                      <a:fillRect/>
-                    </a:stretch>
-                  </pic:blipFill>
-                  <pic:spPr>
-                    <a:xfrm>
-                      <a:off x="0" y="0"/>
-                      <a:ext cx="4248743" cy="1181265"/>
-                    </a:xfrm>
-                    <a:prstGeom prst="rect">
-                      <a:avLst/>
-                    </a:prstGeom>
-                  </pic:spPr>
-                </pic:pic>
-              </a:graphicData>
-            </a:graphic>
-          </wp:inline>
-        </w:drawing>
-      </w:r>
-    </w:p>
-    <w:p>
-      <w:pPr>
-        <w:spacing w:line="360" w:lineRule="auto"/>
-        <w:jc w:val="center"/>
-        <w:rPr>
-          <w:rFonts w:ascii="Times New Roman" w:hAnsi="Times New Roman" w:cs="Times New Roman"/>
-          <w:b/>
-          <w:bCs/>
-          <w:sz w:val="24"/>
-          <w:szCs w:val="24"/>
-        </w:rPr>
-      </w:pPr>
-      <w:r>
-        <w:rPr>
-          <w:rFonts w:ascii="Times New Roman" w:hAnsi="Times New Roman" w:cs="Times New Roman"/>
-          <w:b/>
-          <w:bCs/>
-          <w:sz w:val="24"/>
-          <w:szCs w:val="24"/>
-        </w:rPr>
-        <w:drawing>
-          <wp:inline distT="0" distB="0" distL="0" distR="0" wp14:anchorId="76849EDA" wp14:editId="58CEFFA3">
-            <wp:extent cx="4258269" cy="1533739"/>
-            <wp:effectExtent l="0" t="0" r="9525" b="9525"/>
-            <wp:docPr id="88" name="Picture 88"/>
-            <wp:cNvGraphicFramePr>
-              <a:graphicFrameLocks xmlns:a="http://schemas.openxmlformats.org/drawingml/2006/main" noChangeAspect="1"/>
-            </wp:cNvGraphicFramePr>
-            <a:graphic xmlns:a="http://schemas.openxmlformats.org/drawingml/2006/main">
-              <a:graphicData uri="http://schemas.openxmlformats.org/drawingml/2006/picture">
-                <pic:pic xmlns:pic="http://schemas.openxmlformats.org/drawingml/2006/picture">
-                  <pic:nvPicPr>
-                    <pic:cNvPr id="1" name=""/>
-                    <pic:cNvPicPr/>
-                  </pic:nvPicPr>
-                  <pic:blipFill>
-                    <a:blip r:embed="rId82"/>
-                    <a:stretch>
-                      <a:fillRect/>
-                    </a:stretch>
-                  </pic:blipFill>
-                  <pic:spPr>
-                    <a:xfrm>
-                      <a:off x="0" y="0"/>
-                      <a:ext cx="4258269" cy="1533739"/>
-                    </a:xfrm>
-                    <a:prstGeom prst="rect">
-                      <a:avLst/>
-                    </a:prstGeom>
-                  </pic:spPr>
-                </pic:pic>
-              </a:graphicData>
-            </a:graphic>
-          </wp:inline>
-        </w:drawing>
-      </w:r>
-    </w:p>
-    <w:p>
-      <w:pPr>
-        <w:spacing w:line="360" w:lineRule="auto"/>
-        <w:jc w:val="center"/>
-        <w:rPr>
-          <w:rFonts w:ascii="Times New Roman" w:hAnsi="Times New Roman" w:cs="Times New Roman"/>
-          <w:b/>
-          <w:bCs/>
-          <w:sz w:val="24"/>
-          <w:szCs w:val="24"/>
-        </w:rPr>
-      </w:pPr>
-      <w:r>
-        <w:rPr>
-          <w:rFonts w:ascii="Times New Roman" w:hAnsi="Times New Roman" w:cs="Times New Roman"/>
-          <w:b/>
-          <w:bCs/>
-          <w:sz w:val="24"/>
-          <w:szCs w:val="24"/>
-        </w:rPr>
-        <w:drawing>
-          <wp:inline distT="0" distB="0" distL="0" distR="0" wp14:anchorId="54D292DB" wp14:editId="2D58CFB3">
-            <wp:extent cx="4239217" cy="1171739"/>
-            <wp:effectExtent l="0" t="0" r="0" b="9525"/>
-            <wp:docPr id="89" name="Picture 89"/>
-            <wp:cNvGraphicFramePr>
-              <a:graphicFrameLocks xmlns:a="http://schemas.openxmlformats.org/drawingml/2006/main" noChangeAspect="1"/>
-            </wp:cNvGraphicFramePr>
-            <a:graphic xmlns:a="http://schemas.openxmlformats.org/drawingml/2006/main">
-              <a:graphicData uri="http://schemas.openxmlformats.org/drawingml/2006/picture">
-                <pic:pic xmlns:pic="http://schemas.openxmlformats.org/drawingml/2006/picture">
-                  <pic:nvPicPr>
-                    <pic:cNvPr id="1" name=""/>
-                    <pic:cNvPicPr/>
-                  </pic:nvPicPr>
-                  <pic:blipFill>
-                    <a:blip r:embed="rId83"/>
-                    <a:stretch>
-                      <a:fillRect/>
-                    </a:stretch>
-                  </pic:blipFill>
-                  <pic:spPr>
-                    <a:xfrm>
-                      <a:off x="0" y="0"/>
-                      <a:ext cx="4239217" cy="1171739"/>
+                      <a:ext cx="4248743" cy="1171739"/>
                     </a:xfrm>
                     <a:prstGeom prst="rect">
                       <a:avLst/>
@@ -6225,128 +5996,566 @@
           <w:szCs w:val="24"/>
         </w:rPr>
       </w:pPr>
-      <w:proofErr w:type="spellStart"/>
-      <w:r>
-        <w:rPr>
-          <w:rFonts w:ascii="Times New Roman" w:hAnsi="Times New Roman" w:cs="Times New Roman"/>
-          <w:b/>
-          <w:bCs/>
-          <w:sz w:val="24"/>
-          <w:szCs w:val="24"/>
-        </w:rPr>
-        <w:t>apa</w:t>
-      </w:r>
-      <w:proofErr w:type="spellEnd"/>
-      <w:r>
-        <w:rPr>
-          <w:rFonts w:ascii="Times New Roman" w:hAnsi="Times New Roman" w:cs="Times New Roman"/>
-          <w:b/>
-          <w:bCs/>
-          <w:sz w:val="24"/>
-          <w:szCs w:val="24"/>
-        </w:rPr>
-        <w:t xml:space="preserve"> saja dan </w:t>
-      </w:r>
-      <w:proofErr w:type="spellStart"/>
-      <w:r>
-        <w:rPr>
-          <w:rFonts w:ascii="Times New Roman" w:hAnsi="Times New Roman" w:cs="Times New Roman"/>
-          <w:b/>
-          <w:bCs/>
-          <w:sz w:val="24"/>
-          <w:szCs w:val="24"/>
-        </w:rPr>
-        <w:t>jelaskan</w:t>
-      </w:r>
-      <w:proofErr w:type="spellEnd"/>
-      <w:r>
-        <w:rPr>
-          <w:rFonts w:ascii="Times New Roman" w:hAnsi="Times New Roman" w:cs="Times New Roman"/>
-          <w:b/>
-          <w:bCs/>
-          <w:sz w:val="24"/>
-          <w:szCs w:val="24"/>
-        </w:rPr>
-        <w:t xml:space="preserve"> </w:t>
-      </w:r>
-      <w:proofErr w:type="spellStart"/>
-      <w:r>
-        <w:rPr>
-          <w:rFonts w:ascii="Times New Roman" w:hAnsi="Times New Roman" w:cs="Times New Roman"/>
-          <w:b/>
-          <w:bCs/>
-          <w:sz w:val="24"/>
-          <w:szCs w:val="24"/>
-        </w:rPr>
-        <w:t>pengembangan</w:t>
-      </w:r>
-      <w:proofErr w:type="spellEnd"/>
-      <w:r>
-        <w:rPr>
-          <w:rFonts w:ascii="Times New Roman" w:hAnsi="Times New Roman" w:cs="Times New Roman"/>
-          <w:b/>
-          <w:bCs/>
-          <w:sz w:val="24"/>
-          <w:szCs w:val="24"/>
-        </w:rPr>
-        <w:t xml:space="preserve"> </w:t>
-      </w:r>
-      <w:proofErr w:type="spellStart"/>
-      <w:r>
-        <w:rPr>
-          <w:rFonts w:ascii="Times New Roman" w:hAnsi="Times New Roman" w:cs="Times New Roman"/>
-          <w:b/>
-          <w:bCs/>
-          <w:sz w:val="24"/>
-          <w:szCs w:val="24"/>
-        </w:rPr>
-        <w:t>kompetensi</w:t>
-      </w:r>
-      <w:proofErr w:type="spellEnd"/>
-      <w:r>
-        <w:rPr>
-          <w:rFonts w:ascii="Times New Roman" w:hAnsi="Times New Roman" w:cs="Times New Roman"/>
-          <w:b/>
-          <w:bCs/>
-          <w:sz w:val="24"/>
-          <w:szCs w:val="24"/>
-        </w:rPr>
-        <w:t xml:space="preserve"> yang </w:t>
-      </w:r>
-      <w:proofErr w:type="spellStart"/>
-      <w:r>
-        <w:rPr>
-          <w:rFonts w:ascii="Times New Roman" w:hAnsi="Times New Roman" w:cs="Times New Roman"/>
-          <w:b/>
-          <w:bCs/>
-          <w:sz w:val="24"/>
-          <w:szCs w:val="24"/>
-        </w:rPr>
-        <w:t>rtelah</w:t>
-      </w:r>
-      <w:proofErr w:type="spellEnd"/>
-      <w:r>
-        <w:rPr>
-          <w:rFonts w:ascii="Times New Roman" w:hAnsi="Times New Roman" w:cs="Times New Roman"/>
-          <w:b/>
-          <w:bCs/>
-          <w:sz w:val="24"/>
-          <w:szCs w:val="24"/>
-        </w:rPr>
-        <w:t xml:space="preserve"> </w:t>
-      </w:r>
-      <w:proofErr w:type="spellStart"/>
-      <w:r>
-        <w:rPr>
-          <w:rFonts w:ascii="Times New Roman" w:hAnsi="Times New Roman" w:cs="Times New Roman"/>
-          <w:b/>
-          <w:bCs/>
-          <w:sz w:val="24"/>
-          <w:szCs w:val="24"/>
-        </w:rPr>
-        <w:t>didapat</w:t>
-      </w:r>
-      <w:proofErr w:type="spellEnd"/>
+      <w:r>
+        <w:rPr>
+          <w:rFonts w:ascii="Times New Roman" w:hAnsi="Times New Roman" w:cs="Times New Roman"/>
+          <w:b/>
+          <w:bCs/>
+          <w:sz w:val="24"/>
+          <w:szCs w:val="24"/>
+        </w:rPr>
+        <w:lastRenderedPageBreak/>
+        <w:drawing>
+          <wp:inline distT="0" distB="0" distL="0" distR="0" wp14:anchorId="614FAFD5" wp14:editId="49197AAF">
+            <wp:extent cx="2838846" cy="1752845"/>
+            <wp:effectExtent l="0" t="0" r="0" b="0"/>
+            <wp:docPr id="92" name="Picture 92"/>
+            <wp:cNvGraphicFramePr>
+              <a:graphicFrameLocks xmlns:a="http://schemas.openxmlformats.org/drawingml/2006/main" noChangeAspect="1"/>
+            </wp:cNvGraphicFramePr>
+            <a:graphic xmlns:a="http://schemas.openxmlformats.org/drawingml/2006/main">
+              <a:graphicData uri="http://schemas.openxmlformats.org/drawingml/2006/picture">
+                <pic:pic xmlns:pic="http://schemas.openxmlformats.org/drawingml/2006/picture">
+                  <pic:nvPicPr>
+                    <pic:cNvPr id="1" name=""/>
+                    <pic:cNvPicPr/>
+                  </pic:nvPicPr>
+                  <pic:blipFill>
+                    <a:blip r:embed="rId80"/>
+                    <a:stretch>
+                      <a:fillRect/>
+                    </a:stretch>
+                  </pic:blipFill>
+                  <pic:spPr>
+                    <a:xfrm>
+                      <a:off x="0" y="0"/>
+                      <a:ext cx="2838846" cy="1752845"/>
+                    </a:xfrm>
+                    <a:prstGeom prst="rect">
+                      <a:avLst/>
+                    </a:prstGeom>
+                  </pic:spPr>
+                </pic:pic>
+              </a:graphicData>
+            </a:graphic>
+          </wp:inline>
+        </w:drawing>
+      </w:r>
+    </w:p>
+    <w:p>
+      <w:pPr>
+        <w:spacing w:line="360" w:lineRule="auto"/>
+        <w:jc w:val="center"/>
+        <w:rPr>
+          <w:rFonts w:ascii="Times New Roman" w:hAnsi="Times New Roman" w:cs="Times New Roman"/>
+          <w:b/>
+          <w:bCs/>
+          <w:sz w:val="24"/>
+          <w:szCs w:val="24"/>
+        </w:rPr>
+      </w:pPr>
+      <w:r>
+        <w:rPr>
+          <w:rFonts w:ascii="Times New Roman" w:hAnsi="Times New Roman" w:cs="Times New Roman"/>
+          <w:b/>
+          <w:bCs/>
+          <w:sz w:val="24"/>
+          <w:szCs w:val="24"/>
+        </w:rPr>
+        <w:drawing>
+          <wp:inline distT="0" distB="0" distL="0" distR="0" wp14:anchorId="46BDA29F" wp14:editId="741484FA">
+            <wp:extent cx="4248743" cy="1524213"/>
+            <wp:effectExtent l="0" t="0" r="0" b="0"/>
+            <wp:docPr id="83" name="Picture 83"/>
+            <wp:cNvGraphicFramePr>
+              <a:graphicFrameLocks xmlns:a="http://schemas.openxmlformats.org/drawingml/2006/main" noChangeAspect="1"/>
+            </wp:cNvGraphicFramePr>
+            <a:graphic xmlns:a="http://schemas.openxmlformats.org/drawingml/2006/main">
+              <a:graphicData uri="http://schemas.openxmlformats.org/drawingml/2006/picture">
+                <pic:pic xmlns:pic="http://schemas.openxmlformats.org/drawingml/2006/picture">
+                  <pic:nvPicPr>
+                    <pic:cNvPr id="1" name=""/>
+                    <pic:cNvPicPr/>
+                  </pic:nvPicPr>
+                  <pic:blipFill>
+                    <a:blip r:embed="rId81"/>
+                    <a:stretch>
+                      <a:fillRect/>
+                    </a:stretch>
+                  </pic:blipFill>
+                  <pic:spPr>
+                    <a:xfrm>
+                      <a:off x="0" y="0"/>
+                      <a:ext cx="4248743" cy="1524213"/>
+                    </a:xfrm>
+                    <a:prstGeom prst="rect">
+                      <a:avLst/>
+                    </a:prstGeom>
+                  </pic:spPr>
+                </pic:pic>
+              </a:graphicData>
+            </a:graphic>
+          </wp:inline>
+        </w:drawing>
+      </w:r>
+    </w:p>
+    <w:p>
+      <w:pPr>
+        <w:spacing w:line="360" w:lineRule="auto"/>
+        <w:jc w:val="center"/>
+        <w:rPr>
+          <w:rFonts w:ascii="Times New Roman" w:hAnsi="Times New Roman" w:cs="Times New Roman"/>
+          <w:b/>
+          <w:bCs/>
+          <w:sz w:val="24"/>
+          <w:szCs w:val="24"/>
+        </w:rPr>
+      </w:pPr>
+      <w:r>
+        <w:rPr>
+          <w:rFonts w:ascii="Times New Roman" w:hAnsi="Times New Roman" w:cs="Times New Roman"/>
+          <w:b/>
+          <w:bCs/>
+          <w:sz w:val="24"/>
+          <w:szCs w:val="24"/>
+        </w:rPr>
+        <w:drawing>
+          <wp:inline distT="0" distB="0" distL="0" distR="0" wp14:anchorId="4B4CAF8A" wp14:editId="57F710B5">
+            <wp:extent cx="4258269" cy="1524213"/>
+            <wp:effectExtent l="0" t="0" r="0" b="0"/>
+            <wp:docPr id="87" name="Picture 87"/>
+            <wp:cNvGraphicFramePr>
+              <a:graphicFrameLocks xmlns:a="http://schemas.openxmlformats.org/drawingml/2006/main" noChangeAspect="1"/>
+            </wp:cNvGraphicFramePr>
+            <a:graphic xmlns:a="http://schemas.openxmlformats.org/drawingml/2006/main">
+              <a:graphicData uri="http://schemas.openxmlformats.org/drawingml/2006/picture">
+                <pic:pic xmlns:pic="http://schemas.openxmlformats.org/drawingml/2006/picture">
+                  <pic:nvPicPr>
+                    <pic:cNvPr id="1" name=""/>
+                    <pic:cNvPicPr/>
+                  </pic:nvPicPr>
+                  <pic:blipFill>
+                    <a:blip r:embed="rId82"/>
+                    <a:stretch>
+                      <a:fillRect/>
+                    </a:stretch>
+                  </pic:blipFill>
+                  <pic:spPr>
+                    <a:xfrm>
+                      <a:off x="0" y="0"/>
+                      <a:ext cx="4258269" cy="1524213"/>
+                    </a:xfrm>
+                    <a:prstGeom prst="rect">
+                      <a:avLst/>
+                    </a:prstGeom>
+                  </pic:spPr>
+                </pic:pic>
+              </a:graphicData>
+            </a:graphic>
+          </wp:inline>
+        </w:drawing>
+      </w:r>
+    </w:p>
+    <w:p>
+      <w:pPr>
+        <w:spacing w:line="360" w:lineRule="auto"/>
+        <w:jc w:val="center"/>
+        <w:rPr>
+          <w:rFonts w:ascii="Times New Roman" w:hAnsi="Times New Roman" w:cs="Times New Roman"/>
+          <w:b/>
+          <w:bCs/>
+          <w:sz w:val="24"/>
+          <w:szCs w:val="24"/>
+        </w:rPr>
+      </w:pPr>
+      <w:r>
+        <w:rPr>
+          <w:rFonts w:ascii="Times New Roman" w:hAnsi="Times New Roman" w:cs="Times New Roman"/>
+          <w:b/>
+          <w:bCs/>
+          <w:sz w:val="24"/>
+          <w:szCs w:val="24"/>
+        </w:rPr>
+        <w:drawing>
+          <wp:inline distT="0" distB="0" distL="0" distR="0" wp14:anchorId="3C48C5D9" wp14:editId="4EDAE45B">
+            <wp:extent cx="4277322" cy="1190791"/>
+            <wp:effectExtent l="0" t="0" r="9525" b="9525"/>
+            <wp:docPr id="84" name="Picture 84"/>
+            <wp:cNvGraphicFramePr>
+              <a:graphicFrameLocks xmlns:a="http://schemas.openxmlformats.org/drawingml/2006/main" noChangeAspect="1"/>
+            </wp:cNvGraphicFramePr>
+            <a:graphic xmlns:a="http://schemas.openxmlformats.org/drawingml/2006/main">
+              <a:graphicData uri="http://schemas.openxmlformats.org/drawingml/2006/picture">
+                <pic:pic xmlns:pic="http://schemas.openxmlformats.org/drawingml/2006/picture">
+                  <pic:nvPicPr>
+                    <pic:cNvPr id="1" name=""/>
+                    <pic:cNvPicPr/>
+                  </pic:nvPicPr>
+                  <pic:blipFill>
+                    <a:blip r:embed="rId83"/>
+                    <a:stretch>
+                      <a:fillRect/>
+                    </a:stretch>
+                  </pic:blipFill>
+                  <pic:spPr>
+                    <a:xfrm>
+                      <a:off x="0" y="0"/>
+                      <a:ext cx="4277322" cy="1190791"/>
+                    </a:xfrm>
+                    <a:prstGeom prst="rect">
+                      <a:avLst/>
+                    </a:prstGeom>
+                  </pic:spPr>
+                </pic:pic>
+              </a:graphicData>
+            </a:graphic>
+          </wp:inline>
+        </w:drawing>
+      </w:r>
+    </w:p>
+    <w:p>
+      <w:pPr>
+        <w:spacing w:line="360" w:lineRule="auto"/>
+        <w:jc w:val="center"/>
+        <w:rPr>
+          <w:rFonts w:ascii="Times New Roman" w:hAnsi="Times New Roman" w:cs="Times New Roman"/>
+          <w:b/>
+          <w:bCs/>
+          <w:sz w:val="24"/>
+          <w:szCs w:val="24"/>
+        </w:rPr>
+      </w:pPr>
+      <w:r>
+        <w:rPr>
+          <w:rFonts w:ascii="Times New Roman" w:hAnsi="Times New Roman" w:cs="Times New Roman"/>
+          <w:b/>
+          <w:bCs/>
+          <w:sz w:val="24"/>
+          <w:szCs w:val="24"/>
+        </w:rPr>
+        <w:lastRenderedPageBreak/>
+        <w:drawing>
+          <wp:inline distT="0" distB="0" distL="0" distR="0" wp14:anchorId="3E775EAF" wp14:editId="0478416F">
+            <wp:extent cx="4258269" cy="1533739"/>
+            <wp:effectExtent l="0" t="0" r="9525" b="9525"/>
+            <wp:docPr id="85" name="Picture 85"/>
+            <wp:cNvGraphicFramePr>
+              <a:graphicFrameLocks xmlns:a="http://schemas.openxmlformats.org/drawingml/2006/main" noChangeAspect="1"/>
+            </wp:cNvGraphicFramePr>
+            <a:graphic xmlns:a="http://schemas.openxmlformats.org/drawingml/2006/main">
+              <a:graphicData uri="http://schemas.openxmlformats.org/drawingml/2006/picture">
+                <pic:pic xmlns:pic="http://schemas.openxmlformats.org/drawingml/2006/picture">
+                  <pic:nvPicPr>
+                    <pic:cNvPr id="1" name=""/>
+                    <pic:cNvPicPr/>
+                  </pic:nvPicPr>
+                  <pic:blipFill>
+                    <a:blip r:embed="rId84"/>
+                    <a:stretch>
+                      <a:fillRect/>
+                    </a:stretch>
+                  </pic:blipFill>
+                  <pic:spPr>
+                    <a:xfrm>
+                      <a:off x="0" y="0"/>
+                      <a:ext cx="4258269" cy="1533739"/>
+                    </a:xfrm>
+                    <a:prstGeom prst="rect">
+                      <a:avLst/>
+                    </a:prstGeom>
+                  </pic:spPr>
+                </pic:pic>
+              </a:graphicData>
+            </a:graphic>
+          </wp:inline>
+        </w:drawing>
+      </w:r>
+    </w:p>
+    <w:p>
+      <w:pPr>
+        <w:spacing w:line="360" w:lineRule="auto"/>
+        <w:jc w:val="center"/>
+        <w:rPr>
+          <w:rFonts w:ascii="Times New Roman" w:hAnsi="Times New Roman" w:cs="Times New Roman"/>
+          <w:b/>
+          <w:bCs/>
+          <w:sz w:val="24"/>
+          <w:szCs w:val="24"/>
+        </w:rPr>
+      </w:pPr>
+      <w:r>
+        <w:rPr>
+          <w:rFonts w:ascii="Times New Roman" w:hAnsi="Times New Roman" w:cs="Times New Roman"/>
+          <w:b/>
+          <w:bCs/>
+          <w:sz w:val="24"/>
+          <w:szCs w:val="24"/>
+        </w:rPr>
+        <w:drawing>
+          <wp:inline distT="0" distB="0" distL="0" distR="0" wp14:anchorId="1472FB58" wp14:editId="1A212567">
+            <wp:extent cx="4248743" cy="1181265"/>
+            <wp:effectExtent l="0" t="0" r="0" b="0"/>
+            <wp:docPr id="86" name="Picture 86"/>
+            <wp:cNvGraphicFramePr>
+              <a:graphicFrameLocks xmlns:a="http://schemas.openxmlformats.org/drawingml/2006/main" noChangeAspect="1"/>
+            </wp:cNvGraphicFramePr>
+            <a:graphic xmlns:a="http://schemas.openxmlformats.org/drawingml/2006/main">
+              <a:graphicData uri="http://schemas.openxmlformats.org/drawingml/2006/picture">
+                <pic:pic xmlns:pic="http://schemas.openxmlformats.org/drawingml/2006/picture">
+                  <pic:nvPicPr>
+                    <pic:cNvPr id="1" name=""/>
+                    <pic:cNvPicPr/>
+                  </pic:nvPicPr>
+                  <pic:blipFill>
+                    <a:blip r:embed="rId85"/>
+                    <a:stretch>
+                      <a:fillRect/>
+                    </a:stretch>
+                  </pic:blipFill>
+                  <pic:spPr>
+                    <a:xfrm>
+                      <a:off x="0" y="0"/>
+                      <a:ext cx="4248743" cy="1181265"/>
+                    </a:xfrm>
+                    <a:prstGeom prst="rect">
+                      <a:avLst/>
+                    </a:prstGeom>
+                  </pic:spPr>
+                </pic:pic>
+              </a:graphicData>
+            </a:graphic>
+          </wp:inline>
+        </w:drawing>
+      </w:r>
+    </w:p>
+    <w:p>
+      <w:pPr>
+        <w:spacing w:line="360" w:lineRule="auto"/>
+        <w:jc w:val="center"/>
+        <w:rPr>
+          <w:rFonts w:ascii="Times New Roman" w:hAnsi="Times New Roman" w:cs="Times New Roman"/>
+          <w:b/>
+          <w:bCs/>
+          <w:sz w:val="24"/>
+          <w:szCs w:val="24"/>
+        </w:rPr>
+      </w:pPr>
+      <w:r>
+        <w:rPr>
+          <w:rFonts w:ascii="Times New Roman" w:hAnsi="Times New Roman" w:cs="Times New Roman"/>
+          <w:b/>
+          <w:bCs/>
+          <w:sz w:val="24"/>
+          <w:szCs w:val="24"/>
+        </w:rPr>
+        <w:drawing>
+          <wp:inline distT="0" distB="0" distL="0" distR="0" wp14:anchorId="04A4B05F" wp14:editId="3D0ED8B8">
+            <wp:extent cx="4258269" cy="1533739"/>
+            <wp:effectExtent l="0" t="0" r="9525" b="9525"/>
+            <wp:docPr id="88" name="Picture 88"/>
+            <wp:cNvGraphicFramePr>
+              <a:graphicFrameLocks xmlns:a="http://schemas.openxmlformats.org/drawingml/2006/main" noChangeAspect="1"/>
+            </wp:cNvGraphicFramePr>
+            <a:graphic xmlns:a="http://schemas.openxmlformats.org/drawingml/2006/main">
+              <a:graphicData uri="http://schemas.openxmlformats.org/drawingml/2006/picture">
+                <pic:pic xmlns:pic="http://schemas.openxmlformats.org/drawingml/2006/picture">
+                  <pic:nvPicPr>
+                    <pic:cNvPr id="1" name=""/>
+                    <pic:cNvPicPr/>
+                  </pic:nvPicPr>
+                  <pic:blipFill>
+                    <a:blip r:embed="rId86"/>
+                    <a:stretch>
+                      <a:fillRect/>
+                    </a:stretch>
+                  </pic:blipFill>
+                  <pic:spPr>
+                    <a:xfrm>
+                      <a:off x="0" y="0"/>
+                      <a:ext cx="4258269" cy="1533739"/>
+                    </a:xfrm>
+                    <a:prstGeom prst="rect">
+                      <a:avLst/>
+                    </a:prstGeom>
+                  </pic:spPr>
+                </pic:pic>
+              </a:graphicData>
+            </a:graphic>
+          </wp:inline>
+        </w:drawing>
+      </w:r>
+    </w:p>
+    <w:p>
+      <w:pPr>
+        <w:spacing w:line="360" w:lineRule="auto"/>
+        <w:jc w:val="center"/>
+        <w:rPr>
+          <w:rFonts w:ascii="Times New Roman" w:hAnsi="Times New Roman" w:cs="Times New Roman"/>
+          <w:b/>
+          <w:bCs/>
+          <w:sz w:val="24"/>
+          <w:szCs w:val="24"/>
+        </w:rPr>
+      </w:pPr>
+      <w:r>
+        <w:rPr>
+          <w:rFonts w:ascii="Times New Roman" w:hAnsi="Times New Roman" w:cs="Times New Roman"/>
+          <w:b/>
+          <w:bCs/>
+          <w:sz w:val="24"/>
+          <w:szCs w:val="24"/>
+        </w:rPr>
+        <w:drawing>
+          <wp:inline distT="0" distB="0" distL="0" distR="0" wp14:anchorId="7D9CEB20" wp14:editId="07F51421">
+            <wp:extent cx="4239217" cy="1171739"/>
+            <wp:effectExtent l="0" t="0" r="0" b="9525"/>
+            <wp:docPr id="89" name="Picture 89"/>
+            <wp:cNvGraphicFramePr>
+              <a:graphicFrameLocks xmlns:a="http://schemas.openxmlformats.org/drawingml/2006/main" noChangeAspect="1"/>
+            </wp:cNvGraphicFramePr>
+            <a:graphic xmlns:a="http://schemas.openxmlformats.org/drawingml/2006/main">
+              <a:graphicData uri="http://schemas.openxmlformats.org/drawingml/2006/picture">
+                <pic:pic xmlns:pic="http://schemas.openxmlformats.org/drawingml/2006/picture">
+                  <pic:nvPicPr>
+                    <pic:cNvPr id="1" name=""/>
+                    <pic:cNvPicPr/>
+                  </pic:nvPicPr>
+                  <pic:blipFill>
+                    <a:blip r:embed="rId87"/>
+                    <a:stretch>
+                      <a:fillRect/>
+                    </a:stretch>
+                  </pic:blipFill>
+                  <pic:spPr>
+                    <a:xfrm>
+                      <a:off x="0" y="0"/>
+                      <a:ext cx="4239217" cy="1171739"/>
+                    </a:xfrm>
+                    <a:prstGeom prst="rect">
+                      <a:avLst/>
+                    </a:prstGeom>
+                  </pic:spPr>
+                </pic:pic>
+              </a:graphicData>
+            </a:graphic>
+          </wp:inline>
+        </w:drawing>
+      </w:r>
+    </w:p>
+    <w:p>
+      <w:pPr>
+        <w:spacing w:line="360" w:lineRule="auto"/>
+        <w:jc w:val="center"/>
+        <w:rPr>
+          <w:rFonts w:ascii="Times New Roman" w:hAnsi="Times New Roman" w:cs="Times New Roman"/>
+          <w:b/>
+          <w:bCs/>
+          <w:sz w:val="24"/>
+          <w:szCs w:val="24"/>
+        </w:rPr>
+      </w:pPr>
+      <w:r>
+        <w:rPr>
+          <w:rFonts w:ascii="Times New Roman" w:hAnsi="Times New Roman" w:cs="Times New Roman"/>
+          <w:b/>
+          <w:bCs/>
+          <w:sz w:val="24"/>
+          <w:szCs w:val="24"/>
+        </w:rPr>
+        <w:lastRenderedPageBreak/>
+        <w:drawing>
+          <wp:inline distT="0" distB="0" distL="0" distR="0" wp14:anchorId="6011DFDF" wp14:editId="28C65C75">
+            <wp:extent cx="4258269" cy="1543265"/>
+            <wp:effectExtent l="0" t="0" r="9525" b="0"/>
+            <wp:docPr id="90" name="Picture 90"/>
+            <wp:cNvGraphicFramePr>
+              <a:graphicFrameLocks xmlns:a="http://schemas.openxmlformats.org/drawingml/2006/main" noChangeAspect="1"/>
+            </wp:cNvGraphicFramePr>
+            <a:graphic xmlns:a="http://schemas.openxmlformats.org/drawingml/2006/main">
+              <a:graphicData uri="http://schemas.openxmlformats.org/drawingml/2006/picture">
+                <pic:pic xmlns:pic="http://schemas.openxmlformats.org/drawingml/2006/picture">
+                  <pic:nvPicPr>
+                    <pic:cNvPr id="1" name=""/>
+                    <pic:cNvPicPr/>
+                  </pic:nvPicPr>
+                  <pic:blipFill>
+                    <a:blip r:embed="rId88"/>
+                    <a:stretch>
+                      <a:fillRect/>
+                    </a:stretch>
+                  </pic:blipFill>
+                  <pic:spPr>
+                    <a:xfrm>
+                      <a:off x="0" y="0"/>
+                      <a:ext cx="4258269" cy="1543265"/>
+                    </a:xfrm>
+                    <a:prstGeom prst="rect">
+                      <a:avLst/>
+                    </a:prstGeom>
+                  </pic:spPr>
+                </pic:pic>
+              </a:graphicData>
+            </a:graphic>
+          </wp:inline>
+        </w:drawing>
+      </w:r>
+    </w:p>
+    <w:p>
+      <w:pPr>
+        <w:spacing w:line="360" w:lineRule="auto"/>
+        <w:jc w:val="center"/>
+        <w:rPr>
+          <w:rFonts w:ascii="Times New Roman" w:hAnsi="Times New Roman" w:cs="Times New Roman"/>
+          <w:b/>
+          <w:bCs/>
+          <w:sz w:val="24"/>
+          <w:szCs w:val="24"/>
+        </w:rPr>
+      </w:pPr>
+      <w:r>
+        <w:rPr>
+          <w:rFonts w:ascii="Times New Roman" w:hAnsi="Times New Roman" w:cs="Times New Roman"/>
+          <w:b/>
+          <w:bCs/>
+          <w:sz w:val="24"/>
+          <w:szCs w:val="24"/>
+        </w:rPr>
+        <w:drawing>
+          <wp:inline distT="0" distB="0" distL="0" distR="0" wp14:anchorId="5CD5C44D" wp14:editId="0FD8A8F9">
+            <wp:extent cx="4267796" cy="1171739"/>
+            <wp:effectExtent l="0" t="0" r="0" b="9525"/>
+            <wp:docPr id="91" name="Picture 91"/>
+            <wp:cNvGraphicFramePr>
+              <a:graphicFrameLocks xmlns:a="http://schemas.openxmlformats.org/drawingml/2006/main" noChangeAspect="1"/>
+            </wp:cNvGraphicFramePr>
+            <a:graphic xmlns:a="http://schemas.openxmlformats.org/drawingml/2006/main">
+              <a:graphicData uri="http://schemas.openxmlformats.org/drawingml/2006/picture">
+                <pic:pic xmlns:pic="http://schemas.openxmlformats.org/drawingml/2006/picture">
+                  <pic:nvPicPr>
+                    <pic:cNvPr id="1" name=""/>
+                    <pic:cNvPicPr/>
+                  </pic:nvPicPr>
+                  <pic:blipFill>
+                    <a:blip r:embed="rId89"/>
+                    <a:stretch>
+                      <a:fillRect/>
+                    </a:stretch>
+                  </pic:blipFill>
+                  <pic:spPr>
+                    <a:xfrm>
+                      <a:off x="0" y="0"/>
+                      <a:ext cx="4267796" cy="1171739"/>
+                    </a:xfrm>
+                    <a:prstGeom prst="rect">
+                      <a:avLst/>
+                    </a:prstGeom>
+                  </pic:spPr>
+                </pic:pic>
+              </a:graphicData>
+            </a:graphic>
+          </wp:inline>
+        </w:drawing>
+      </w:r>
     </w:p>
     <w:p>
       <w:pPr>
@@ -6388,6 +6597,107 @@
           <w:szCs w:val="24"/>
         </w:rPr>
       </w:pPr>
+      <w:r>
+        <w:rPr>
+          <w:rFonts w:ascii="Times New Roman" w:hAnsi="Times New Roman" w:cs="Times New Roman"/>
+          <w:b/>
+          <w:bCs/>
+          <w:sz w:val="24"/>
+          <w:szCs w:val="24"/>
+        </w:rPr>
+        <w:drawing>
+          <wp:inline distT="0" distB="0" distL="0" distR="0" wp14:anchorId="5140A344" wp14:editId="37C454CD">
+            <wp:extent cx="3858163" cy="2143424"/>
+            <wp:effectExtent l="0" t="0" r="9525" b="9525"/>
+            <wp:docPr id="93" name="Picture 93"/>
+            <wp:cNvGraphicFramePr>
+              <a:graphicFrameLocks xmlns:a="http://schemas.openxmlformats.org/drawingml/2006/main" noChangeAspect="1"/>
+            </wp:cNvGraphicFramePr>
+            <a:graphic xmlns:a="http://schemas.openxmlformats.org/drawingml/2006/main">
+              <a:graphicData uri="http://schemas.openxmlformats.org/drawingml/2006/picture">
+                <pic:pic xmlns:pic="http://schemas.openxmlformats.org/drawingml/2006/picture">
+                  <pic:nvPicPr>
+                    <pic:cNvPr id="1" name=""/>
+                    <pic:cNvPicPr/>
+                  </pic:nvPicPr>
+                  <pic:blipFill>
+                    <a:blip r:embed="rId90"/>
+                    <a:stretch>
+                      <a:fillRect/>
+                    </a:stretch>
+                  </pic:blipFill>
+                  <pic:spPr>
+                    <a:xfrm>
+                      <a:off x="0" y="0"/>
+                      <a:ext cx="3858163" cy="2143424"/>
+                    </a:xfrm>
+                    <a:prstGeom prst="rect">
+                      <a:avLst/>
+                    </a:prstGeom>
+                  </pic:spPr>
+                </pic:pic>
+              </a:graphicData>
+            </a:graphic>
+          </wp:inline>
+        </w:drawing>
+      </w:r>
+    </w:p>
+    <w:p>
+      <w:pPr>
+        <w:spacing w:line="360" w:lineRule="auto"/>
+        <w:jc w:val="center"/>
+        <w:rPr>
+          <w:rFonts w:ascii="Times New Roman" w:hAnsi="Times New Roman" w:cs="Times New Roman"/>
+          <w:b/>
+          <w:bCs/>
+          <w:sz w:val="24"/>
+          <w:szCs w:val="24"/>
+        </w:rPr>
+      </w:pPr>
+      <w:r>
+        <w:rPr>
+          <w:rFonts w:ascii="Times New Roman" w:hAnsi="Times New Roman" w:cs="Times New Roman"/>
+          <w:b/>
+          <w:bCs/>
+          <w:sz w:val="24"/>
+          <w:szCs w:val="24"/>
+        </w:rPr>
+        <w:drawing>
+          <wp:inline distT="0" distB="0" distL="0" distR="0" wp14:anchorId="66408400" wp14:editId="5414F267">
+            <wp:extent cx="4258269" cy="1181265"/>
+            <wp:effectExtent l="0" t="0" r="0" b="0"/>
+            <wp:docPr id="94" name="Picture 94"/>
+            <wp:cNvGraphicFramePr>
+              <a:graphicFrameLocks xmlns:a="http://schemas.openxmlformats.org/drawingml/2006/main" noChangeAspect="1"/>
+            </wp:cNvGraphicFramePr>
+            <a:graphic xmlns:a="http://schemas.openxmlformats.org/drawingml/2006/main">
+              <a:graphicData uri="http://schemas.openxmlformats.org/drawingml/2006/picture">
+                <pic:pic xmlns:pic="http://schemas.openxmlformats.org/drawingml/2006/picture">
+                  <pic:nvPicPr>
+                    <pic:cNvPr id="1" name=""/>
+                    <pic:cNvPicPr/>
+                  </pic:nvPicPr>
+                  <pic:blipFill>
+                    <a:blip r:embed="rId91"/>
+                    <a:stretch>
+                      <a:fillRect/>
+                    </a:stretch>
+                  </pic:blipFill>
+                  <pic:spPr>
+                    <a:xfrm>
+                      <a:off x="0" y="0"/>
+                      <a:ext cx="4258269" cy="1181265"/>
+                    </a:xfrm>
+                    <a:prstGeom prst="rect">
+                      <a:avLst/>
+                    </a:prstGeom>
+                  </pic:spPr>
+                </pic:pic>
+              </a:graphicData>
+            </a:graphic>
+          </wp:inline>
+        </w:drawing>
+      </w:r>
     </w:p>
     <w:p>
       <w:pPr>
@@ -6414,22 +6724,123 @@
           <w:sz w:val="24"/>
           <w:szCs w:val="24"/>
         </w:rPr>
+        <w:t>for.js</w:t>
+      </w:r>
+    </w:p>
+    <w:p>
+      <w:pPr>
+        <w:spacing w:line="360" w:lineRule="auto"/>
+        <w:jc w:val="center"/>
+        <w:rPr>
+          <w:rFonts w:ascii="Times New Roman" w:hAnsi="Times New Roman" w:cs="Times New Roman"/>
+          <w:b/>
+          <w:bCs/>
+          <w:sz w:val="24"/>
+          <w:szCs w:val="24"/>
+        </w:rPr>
+      </w:pPr>
+      <w:r>
+        <w:rPr>
+          <w:rFonts w:ascii="Times New Roman" w:hAnsi="Times New Roman" w:cs="Times New Roman"/>
+          <w:b/>
+          <w:bCs/>
+          <w:sz w:val="24"/>
+          <w:szCs w:val="24"/>
+        </w:rPr>
         <w:lastRenderedPageBreak/>
-        <w:t>for.js</w:t>
-      </w:r>
-    </w:p>
-    <w:p>
-      <w:pPr>
-        <w:spacing w:line="360" w:lineRule="auto"/>
-        <w:jc w:val="center"/>
-        <w:rPr>
-          <w:rFonts w:ascii="Times New Roman" w:hAnsi="Times New Roman" w:cs="Times New Roman"/>
-          <w:b/>
-          <w:bCs/>
-          <w:sz w:val="24"/>
-          <w:szCs w:val="24"/>
-        </w:rPr>
-      </w:pPr>
+        <w:drawing>
+          <wp:inline distT="0" distB="0" distL="0" distR="0" wp14:anchorId="717E8DF0" wp14:editId="1F18284D">
+            <wp:extent cx="2495898" cy="666843"/>
+            <wp:effectExtent l="0" t="0" r="0" b="0"/>
+            <wp:docPr id="99" name="Picture 99"/>
+            <wp:cNvGraphicFramePr>
+              <a:graphicFrameLocks xmlns:a="http://schemas.openxmlformats.org/drawingml/2006/main" noChangeAspect="1"/>
+            </wp:cNvGraphicFramePr>
+            <a:graphic xmlns:a="http://schemas.openxmlformats.org/drawingml/2006/main">
+              <a:graphicData uri="http://schemas.openxmlformats.org/drawingml/2006/picture">
+                <pic:pic xmlns:pic="http://schemas.openxmlformats.org/drawingml/2006/picture">
+                  <pic:nvPicPr>
+                    <pic:cNvPr id="1" name=""/>
+                    <pic:cNvPicPr/>
+                  </pic:nvPicPr>
+                  <pic:blipFill>
+                    <a:blip r:embed="rId92"/>
+                    <a:stretch>
+                      <a:fillRect/>
+                    </a:stretch>
+                  </pic:blipFill>
+                  <pic:spPr>
+                    <a:xfrm>
+                      <a:off x="0" y="0"/>
+                      <a:ext cx="2495898" cy="666843"/>
+                    </a:xfrm>
+                    <a:prstGeom prst="rect">
+                      <a:avLst/>
+                    </a:prstGeom>
+                  </pic:spPr>
+                </pic:pic>
+              </a:graphicData>
+            </a:graphic>
+          </wp:inline>
+        </w:drawing>
+      </w:r>
+    </w:p>
+    <w:p>
+      <w:pPr>
+        <w:spacing w:line="360" w:lineRule="auto"/>
+        <w:jc w:val="center"/>
+        <w:rPr>
+          <w:rFonts w:ascii="Times New Roman" w:hAnsi="Times New Roman" w:cs="Times New Roman"/>
+          <w:b/>
+          <w:bCs/>
+          <w:sz w:val="24"/>
+          <w:szCs w:val="24"/>
+        </w:rPr>
+      </w:pPr>
+      <w:r>
+        <w:rPr>
+          <w:rFonts w:ascii="Times New Roman" w:hAnsi="Times New Roman" w:cs="Times New Roman"/>
+          <w:b/>
+          <w:bCs/>
+          <w:sz w:val="24"/>
+          <w:szCs w:val="24"/>
+        </w:rPr>
+        <w:drawing>
+          <wp:inline distT="0" distB="0" distL="0" distR="0" wp14:anchorId="64B33451" wp14:editId="0D40C6E9">
+            <wp:extent cx="5247640" cy="1295400"/>
+            <wp:effectExtent l="0" t="0" r="0" b="0"/>
+            <wp:docPr id="100" name="Picture 100"/>
+            <wp:cNvGraphicFramePr>
+              <a:graphicFrameLocks xmlns:a="http://schemas.openxmlformats.org/drawingml/2006/main" noChangeAspect="1"/>
+            </wp:cNvGraphicFramePr>
+            <a:graphic xmlns:a="http://schemas.openxmlformats.org/drawingml/2006/main">
+              <a:graphicData uri="http://schemas.openxmlformats.org/drawingml/2006/picture">
+                <pic:pic xmlns:pic="http://schemas.openxmlformats.org/drawingml/2006/picture">
+                  <pic:nvPicPr>
+                    <pic:cNvPr id="1" name=""/>
+                    <pic:cNvPicPr/>
+                  </pic:nvPicPr>
+                  <pic:blipFill>
+                    <a:blip r:embed="rId93"/>
+                    <a:stretch>
+                      <a:fillRect/>
+                    </a:stretch>
+                  </pic:blipFill>
+                  <pic:spPr>
+                    <a:xfrm>
+                      <a:off x="0" y="0"/>
+                      <a:ext cx="5247640" cy="1295400"/>
+                    </a:xfrm>
+                    <a:prstGeom prst="rect">
+                      <a:avLst/>
+                    </a:prstGeom>
+                  </pic:spPr>
+                </pic:pic>
+              </a:graphicData>
+            </a:graphic>
+          </wp:inline>
+        </w:drawing>
+      </w:r>
     </w:p>
     <w:p>
       <w:pPr>
@@ -6471,6 +6882,107 @@
           <w:szCs w:val="24"/>
         </w:rPr>
       </w:pPr>
+      <w:r>
+        <w:rPr>
+          <w:rFonts w:ascii="Times New Roman" w:hAnsi="Times New Roman" w:cs="Times New Roman"/>
+          <w:b/>
+          <w:bCs/>
+          <w:sz w:val="24"/>
+          <w:szCs w:val="24"/>
+        </w:rPr>
+        <w:drawing>
+          <wp:inline distT="0" distB="0" distL="0" distR="0" wp14:anchorId="171958C9" wp14:editId="426FDBCE">
+            <wp:extent cx="2400635" cy="1143160"/>
+            <wp:effectExtent l="0" t="0" r="0" b="0"/>
+            <wp:docPr id="104" name="Picture 104"/>
+            <wp:cNvGraphicFramePr>
+              <a:graphicFrameLocks xmlns:a="http://schemas.openxmlformats.org/drawingml/2006/main" noChangeAspect="1"/>
+            </wp:cNvGraphicFramePr>
+            <a:graphic xmlns:a="http://schemas.openxmlformats.org/drawingml/2006/main">
+              <a:graphicData uri="http://schemas.openxmlformats.org/drawingml/2006/picture">
+                <pic:pic xmlns:pic="http://schemas.openxmlformats.org/drawingml/2006/picture">
+                  <pic:nvPicPr>
+                    <pic:cNvPr id="1" name=""/>
+                    <pic:cNvPicPr/>
+                  </pic:nvPicPr>
+                  <pic:blipFill>
+                    <a:blip r:embed="rId94"/>
+                    <a:stretch>
+                      <a:fillRect/>
+                    </a:stretch>
+                  </pic:blipFill>
+                  <pic:spPr>
+                    <a:xfrm>
+                      <a:off x="0" y="0"/>
+                      <a:ext cx="2400635" cy="1143160"/>
+                    </a:xfrm>
+                    <a:prstGeom prst="rect">
+                      <a:avLst/>
+                    </a:prstGeom>
+                  </pic:spPr>
+                </pic:pic>
+              </a:graphicData>
+            </a:graphic>
+          </wp:inline>
+        </w:drawing>
+      </w:r>
+    </w:p>
+    <w:p>
+      <w:pPr>
+        <w:spacing w:line="360" w:lineRule="auto"/>
+        <w:jc w:val="center"/>
+        <w:rPr>
+          <w:rFonts w:ascii="Times New Roman" w:hAnsi="Times New Roman" w:cs="Times New Roman"/>
+          <w:b/>
+          <w:bCs/>
+          <w:sz w:val="24"/>
+          <w:szCs w:val="24"/>
+        </w:rPr>
+      </w:pPr>
+      <w:r>
+        <w:rPr>
+          <w:rFonts w:ascii="Times New Roman" w:hAnsi="Times New Roman" w:cs="Times New Roman"/>
+          <w:b/>
+          <w:bCs/>
+          <w:sz w:val="24"/>
+          <w:szCs w:val="24"/>
+        </w:rPr>
+        <w:drawing>
+          <wp:inline distT="0" distB="0" distL="0" distR="0" wp14:anchorId="23E6D34C" wp14:editId="773CC417">
+            <wp:extent cx="5247640" cy="1224280"/>
+            <wp:effectExtent l="0" t="0" r="0" b="0"/>
+            <wp:docPr id="103" name="Picture 103"/>
+            <wp:cNvGraphicFramePr>
+              <a:graphicFrameLocks xmlns:a="http://schemas.openxmlformats.org/drawingml/2006/main" noChangeAspect="1"/>
+            </wp:cNvGraphicFramePr>
+            <a:graphic xmlns:a="http://schemas.openxmlformats.org/drawingml/2006/main">
+              <a:graphicData uri="http://schemas.openxmlformats.org/drawingml/2006/picture">
+                <pic:pic xmlns:pic="http://schemas.openxmlformats.org/drawingml/2006/picture">
+                  <pic:nvPicPr>
+                    <pic:cNvPr id="1" name=""/>
+                    <pic:cNvPicPr/>
+                  </pic:nvPicPr>
+                  <pic:blipFill>
+                    <a:blip r:embed="rId95"/>
+                    <a:stretch>
+                      <a:fillRect/>
+                    </a:stretch>
+                  </pic:blipFill>
+                  <pic:spPr>
+                    <a:xfrm>
+                      <a:off x="0" y="0"/>
+                      <a:ext cx="5247640" cy="1224280"/>
+                    </a:xfrm>
+                    <a:prstGeom prst="rect">
+                      <a:avLst/>
+                    </a:prstGeom>
+                  </pic:spPr>
+                </pic:pic>
+              </a:graphicData>
+            </a:graphic>
+          </wp:inline>
+        </w:drawing>
+      </w:r>
     </w:p>
     <w:p>
       <w:pPr>
@@ -6512,6 +7024,108 @@
           <w:szCs w:val="24"/>
         </w:rPr>
       </w:pPr>
+      <w:r>
+        <w:rPr>
+          <w:rFonts w:ascii="Times New Roman" w:hAnsi="Times New Roman" w:cs="Times New Roman"/>
+          <w:b/>
+          <w:bCs/>
+          <w:sz w:val="24"/>
+          <w:szCs w:val="24"/>
+        </w:rPr>
+        <w:drawing>
+          <wp:inline distT="0" distB="0" distL="0" distR="0" wp14:anchorId="052BAAA3" wp14:editId="773DEB01">
+            <wp:extent cx="3038899" cy="1409897"/>
+            <wp:effectExtent l="0" t="0" r="0" b="0"/>
+            <wp:docPr id="110" name="Picture 110"/>
+            <wp:cNvGraphicFramePr>
+              <a:graphicFrameLocks xmlns:a="http://schemas.openxmlformats.org/drawingml/2006/main" noChangeAspect="1"/>
+            </wp:cNvGraphicFramePr>
+            <a:graphic xmlns:a="http://schemas.openxmlformats.org/drawingml/2006/main">
+              <a:graphicData uri="http://schemas.openxmlformats.org/drawingml/2006/picture">
+                <pic:pic xmlns:pic="http://schemas.openxmlformats.org/drawingml/2006/picture">
+                  <pic:nvPicPr>
+                    <pic:cNvPr id="1" name=""/>
+                    <pic:cNvPicPr/>
+                  </pic:nvPicPr>
+                  <pic:blipFill>
+                    <a:blip r:embed="rId96"/>
+                    <a:stretch>
+                      <a:fillRect/>
+                    </a:stretch>
+                  </pic:blipFill>
+                  <pic:spPr>
+                    <a:xfrm>
+                      <a:off x="0" y="0"/>
+                      <a:ext cx="3038899" cy="1409897"/>
+                    </a:xfrm>
+                    <a:prstGeom prst="rect">
+                      <a:avLst/>
+                    </a:prstGeom>
+                  </pic:spPr>
+                </pic:pic>
+              </a:graphicData>
+            </a:graphic>
+          </wp:inline>
+        </w:drawing>
+      </w:r>
+    </w:p>
+    <w:p>
+      <w:pPr>
+        <w:spacing w:line="360" w:lineRule="auto"/>
+        <w:jc w:val="center"/>
+        <w:rPr>
+          <w:rFonts w:ascii="Times New Roman" w:hAnsi="Times New Roman" w:cs="Times New Roman"/>
+          <w:b/>
+          <w:bCs/>
+          <w:sz w:val="24"/>
+          <w:szCs w:val="24"/>
+        </w:rPr>
+      </w:pPr>
+      <w:r>
+        <w:rPr>
+          <w:rFonts w:ascii="Times New Roman" w:hAnsi="Times New Roman" w:cs="Times New Roman"/>
+          <w:b/>
+          <w:bCs/>
+          <w:sz w:val="24"/>
+          <w:szCs w:val="24"/>
+        </w:rPr>
+        <w:lastRenderedPageBreak/>
+        <w:drawing>
+          <wp:inline distT="0" distB="0" distL="0" distR="0" wp14:anchorId="441881B7" wp14:editId="29D6D32C">
+            <wp:extent cx="5247640" cy="1518920"/>
+            <wp:effectExtent l="0" t="0" r="0" b="5080"/>
+            <wp:docPr id="111" name="Picture 111"/>
+            <wp:cNvGraphicFramePr>
+              <a:graphicFrameLocks xmlns:a="http://schemas.openxmlformats.org/drawingml/2006/main" noChangeAspect="1"/>
+            </wp:cNvGraphicFramePr>
+            <a:graphic xmlns:a="http://schemas.openxmlformats.org/drawingml/2006/main">
+              <a:graphicData uri="http://schemas.openxmlformats.org/drawingml/2006/picture">
+                <pic:pic xmlns:pic="http://schemas.openxmlformats.org/drawingml/2006/picture">
+                  <pic:nvPicPr>
+                    <pic:cNvPr id="1" name=""/>
+                    <pic:cNvPicPr/>
+                  </pic:nvPicPr>
+                  <pic:blipFill>
+                    <a:blip r:embed="rId97"/>
+                    <a:stretch>
+                      <a:fillRect/>
+                    </a:stretch>
+                  </pic:blipFill>
+                  <pic:spPr>
+                    <a:xfrm>
+                      <a:off x="0" y="0"/>
+                      <a:ext cx="5247640" cy="1518920"/>
+                    </a:xfrm>
+                    <a:prstGeom prst="rect">
+                      <a:avLst/>
+                    </a:prstGeom>
+                  </pic:spPr>
+                </pic:pic>
+              </a:graphicData>
+            </a:graphic>
+          </wp:inline>
+        </w:drawing>
+      </w:r>
     </w:p>
     <w:p>
       <w:pPr>
@@ -6553,6 +7167,107 @@
           <w:szCs w:val="24"/>
         </w:rPr>
       </w:pPr>
+      <w:r>
+        <w:rPr>
+          <w:rFonts w:ascii="Times New Roman" w:hAnsi="Times New Roman" w:cs="Times New Roman"/>
+          <w:b/>
+          <w:bCs/>
+          <w:sz w:val="24"/>
+          <w:szCs w:val="24"/>
+        </w:rPr>
+        <w:drawing>
+          <wp:inline distT="0" distB="0" distL="0" distR="0" wp14:anchorId="4E2165F3" wp14:editId="7250FB08">
+            <wp:extent cx="2791215" cy="1562318"/>
+            <wp:effectExtent l="0" t="0" r="9525" b="0"/>
+            <wp:docPr id="115" name="Picture 115"/>
+            <wp:cNvGraphicFramePr>
+              <a:graphicFrameLocks xmlns:a="http://schemas.openxmlformats.org/drawingml/2006/main" noChangeAspect="1"/>
+            </wp:cNvGraphicFramePr>
+            <a:graphic xmlns:a="http://schemas.openxmlformats.org/drawingml/2006/main">
+              <a:graphicData uri="http://schemas.openxmlformats.org/drawingml/2006/picture">
+                <pic:pic xmlns:pic="http://schemas.openxmlformats.org/drawingml/2006/picture">
+                  <pic:nvPicPr>
+                    <pic:cNvPr id="1" name=""/>
+                    <pic:cNvPicPr/>
+                  </pic:nvPicPr>
+                  <pic:blipFill>
+                    <a:blip r:embed="rId98"/>
+                    <a:stretch>
+                      <a:fillRect/>
+                    </a:stretch>
+                  </pic:blipFill>
+                  <pic:spPr>
+                    <a:xfrm>
+                      <a:off x="0" y="0"/>
+                      <a:ext cx="2791215" cy="1562318"/>
+                    </a:xfrm>
+                    <a:prstGeom prst="rect">
+                      <a:avLst/>
+                    </a:prstGeom>
+                  </pic:spPr>
+                </pic:pic>
+              </a:graphicData>
+            </a:graphic>
+          </wp:inline>
+        </w:drawing>
+      </w:r>
+    </w:p>
+    <w:p>
+      <w:pPr>
+        <w:spacing w:line="360" w:lineRule="auto"/>
+        <w:jc w:val="center"/>
+        <w:rPr>
+          <w:rFonts w:ascii="Times New Roman" w:hAnsi="Times New Roman" w:cs="Times New Roman"/>
+          <w:b/>
+          <w:bCs/>
+          <w:sz w:val="24"/>
+          <w:szCs w:val="24"/>
+        </w:rPr>
+      </w:pPr>
+      <w:r>
+        <w:rPr>
+          <w:rFonts w:ascii="Times New Roman" w:hAnsi="Times New Roman" w:cs="Times New Roman"/>
+          <w:b/>
+          <w:bCs/>
+          <w:sz w:val="24"/>
+          <w:szCs w:val="24"/>
+        </w:rPr>
+        <w:drawing>
+          <wp:inline distT="0" distB="0" distL="0" distR="0" wp14:anchorId="548C0186" wp14:editId="32F809C5">
+            <wp:extent cx="5247640" cy="1154430"/>
+            <wp:effectExtent l="0" t="0" r="0" b="7620"/>
+            <wp:docPr id="109" name="Picture 109"/>
+            <wp:cNvGraphicFramePr>
+              <a:graphicFrameLocks xmlns:a="http://schemas.openxmlformats.org/drawingml/2006/main" noChangeAspect="1"/>
+            </wp:cNvGraphicFramePr>
+            <a:graphic xmlns:a="http://schemas.openxmlformats.org/drawingml/2006/main">
+              <a:graphicData uri="http://schemas.openxmlformats.org/drawingml/2006/picture">
+                <pic:pic xmlns:pic="http://schemas.openxmlformats.org/drawingml/2006/picture">
+                  <pic:nvPicPr>
+                    <pic:cNvPr id="1" name=""/>
+                    <pic:cNvPicPr/>
+                  </pic:nvPicPr>
+                  <pic:blipFill>
+                    <a:blip r:embed="rId99"/>
+                    <a:stretch>
+                      <a:fillRect/>
+                    </a:stretch>
+                  </pic:blipFill>
+                  <pic:spPr>
+                    <a:xfrm>
+                      <a:off x="0" y="0"/>
+                      <a:ext cx="5247640" cy="1154430"/>
+                    </a:xfrm>
+                    <a:prstGeom prst="rect">
+                      <a:avLst/>
+                    </a:prstGeom>
+                  </pic:spPr>
+                </pic:pic>
+              </a:graphicData>
+            </a:graphic>
+          </wp:inline>
+        </w:drawing>
+      </w:r>
     </w:p>
     <w:p>
       <w:pPr>
@@ -6594,6 +7309,108 @@
           <w:szCs w:val="24"/>
         </w:rPr>
       </w:pPr>
+      <w:r>
+        <w:rPr>
+          <w:rFonts w:ascii="Times New Roman" w:hAnsi="Times New Roman" w:cs="Times New Roman"/>
+          <w:b/>
+          <w:bCs/>
+          <w:sz w:val="24"/>
+          <w:szCs w:val="24"/>
+        </w:rPr>
+        <w:drawing>
+          <wp:inline distT="0" distB="0" distL="0" distR="0" wp14:anchorId="491B704A" wp14:editId="3CAF946F">
+            <wp:extent cx="2753109" cy="1495634"/>
+            <wp:effectExtent l="0" t="0" r="0" b="9525"/>
+            <wp:docPr id="112" name="Picture 112"/>
+            <wp:cNvGraphicFramePr>
+              <a:graphicFrameLocks xmlns:a="http://schemas.openxmlformats.org/drawingml/2006/main" noChangeAspect="1"/>
+            </wp:cNvGraphicFramePr>
+            <a:graphic xmlns:a="http://schemas.openxmlformats.org/drawingml/2006/main">
+              <a:graphicData uri="http://schemas.openxmlformats.org/drawingml/2006/picture">
+                <pic:pic xmlns:pic="http://schemas.openxmlformats.org/drawingml/2006/picture">
+                  <pic:nvPicPr>
+                    <pic:cNvPr id="1" name=""/>
+                    <pic:cNvPicPr/>
+                  </pic:nvPicPr>
+                  <pic:blipFill>
+                    <a:blip r:embed="rId100"/>
+                    <a:stretch>
+                      <a:fillRect/>
+                    </a:stretch>
+                  </pic:blipFill>
+                  <pic:spPr>
+                    <a:xfrm>
+                      <a:off x="0" y="0"/>
+                      <a:ext cx="2753109" cy="1495634"/>
+                    </a:xfrm>
+                    <a:prstGeom prst="rect">
+                      <a:avLst/>
+                    </a:prstGeom>
+                  </pic:spPr>
+                </pic:pic>
+              </a:graphicData>
+            </a:graphic>
+          </wp:inline>
+        </w:drawing>
+      </w:r>
+    </w:p>
+    <w:p>
+      <w:pPr>
+        <w:spacing w:line="360" w:lineRule="auto"/>
+        <w:jc w:val="center"/>
+        <w:rPr>
+          <w:rFonts w:ascii="Times New Roman" w:hAnsi="Times New Roman" w:cs="Times New Roman"/>
+          <w:b/>
+          <w:bCs/>
+          <w:sz w:val="24"/>
+          <w:szCs w:val="24"/>
+        </w:rPr>
+      </w:pPr>
+      <w:r>
+        <w:rPr>
+          <w:rFonts w:ascii="Times New Roman" w:hAnsi="Times New Roman" w:cs="Times New Roman"/>
+          <w:b/>
+          <w:bCs/>
+          <w:sz w:val="24"/>
+          <w:szCs w:val="24"/>
+        </w:rPr>
+        <w:lastRenderedPageBreak/>
+        <w:drawing>
+          <wp:inline distT="0" distB="0" distL="0" distR="0" wp14:anchorId="7643C032" wp14:editId="418DFC7D">
+            <wp:extent cx="5247640" cy="1293495"/>
+            <wp:effectExtent l="0" t="0" r="0" b="1905"/>
+            <wp:docPr id="113" name="Picture 113"/>
+            <wp:cNvGraphicFramePr>
+              <a:graphicFrameLocks xmlns:a="http://schemas.openxmlformats.org/drawingml/2006/main" noChangeAspect="1"/>
+            </wp:cNvGraphicFramePr>
+            <a:graphic xmlns:a="http://schemas.openxmlformats.org/drawingml/2006/main">
+              <a:graphicData uri="http://schemas.openxmlformats.org/drawingml/2006/picture">
+                <pic:pic xmlns:pic="http://schemas.openxmlformats.org/drawingml/2006/picture">
+                  <pic:nvPicPr>
+                    <pic:cNvPr id="1" name=""/>
+                    <pic:cNvPicPr/>
+                  </pic:nvPicPr>
+                  <pic:blipFill>
+                    <a:blip r:embed="rId101"/>
+                    <a:stretch>
+                      <a:fillRect/>
+                    </a:stretch>
+                  </pic:blipFill>
+                  <pic:spPr>
+                    <a:xfrm>
+                      <a:off x="0" y="0"/>
+                      <a:ext cx="5247640" cy="1293495"/>
+                    </a:xfrm>
+                    <a:prstGeom prst="rect">
+                      <a:avLst/>
+                    </a:prstGeom>
+                  </pic:spPr>
+                </pic:pic>
+              </a:graphicData>
+            </a:graphic>
+          </wp:inline>
+        </w:drawing>
+      </w:r>
     </w:p>
     <w:p>
       <w:pPr>
@@ -6680,7 +7497,7 @@
                     <pic:cNvPicPr/>
                   </pic:nvPicPr>
                   <pic:blipFill>
-                    <a:blip r:embed="rId84"/>
+                    <a:blip r:embed="rId102"/>
                     <a:stretch>
                       <a:fillRect/>
                     </a:stretch>
@@ -6735,7 +7552,7 @@
                     <pic:cNvPicPr/>
                   </pic:nvPicPr>
                   <pic:blipFill>
-                    <a:blip r:embed="rId85"/>
+                    <a:blip r:embed="rId103"/>
                     <a:stretch>
                       <a:fillRect/>
                     </a:stretch>
@@ -6787,7 +7604,7 @@
                     <pic:cNvPicPr/>
                   </pic:nvPicPr>
                   <pic:blipFill>
-                    <a:blip r:embed="rId86"/>
+                    <a:blip r:embed="rId104"/>
                     <a:stretch>
                       <a:fillRect/>
                     </a:stretch>
@@ -6834,89 +7651,54 @@
           <w:sz w:val="24"/>
           <w:szCs w:val="24"/>
         </w:rPr>
-        <w:t xml:space="preserve">Buka Terminal dan </w:t>
-      </w:r>
-      <w:proofErr w:type="spellStart"/>
-      <w:r>
-        <w:rPr>
-          <w:rFonts w:ascii="Times New Roman" w:hAnsi="Times New Roman" w:cs="Times New Roman"/>
-          <w:b/>
-          <w:bCs/>
-          <w:sz w:val="24"/>
-          <w:szCs w:val="24"/>
-        </w:rPr>
-        <w:t>ketik</w:t>
-      </w:r>
-      <w:proofErr w:type="spellEnd"/>
-      <w:r>
-        <w:rPr>
-          <w:rFonts w:ascii="Times New Roman" w:hAnsi="Times New Roman" w:cs="Times New Roman"/>
-          <w:b/>
-          <w:bCs/>
-          <w:sz w:val="24"/>
-          <w:szCs w:val="24"/>
-        </w:rPr>
-        <w:t xml:space="preserve"> git </w:t>
-      </w:r>
-      <w:proofErr w:type="spellStart"/>
-      <w:r>
-        <w:rPr>
-          <w:rFonts w:ascii="Times New Roman" w:hAnsi="Times New Roman" w:cs="Times New Roman"/>
-          <w:b/>
-          <w:bCs/>
-          <w:sz w:val="24"/>
-          <w:szCs w:val="24"/>
-        </w:rPr>
-        <w:t>init</w:t>
-      </w:r>
-      <w:proofErr w:type="spellEnd"/>
-    </w:p>
-    <w:p>
-      <w:pPr>
-        <w:spacing w:line="360" w:lineRule="auto"/>
-        <w:jc w:val="center"/>
-        <w:rPr>
-          <w:rFonts w:ascii="Times New Roman" w:hAnsi="Times New Roman" w:cs="Times New Roman"/>
-          <w:b/>
-          <w:bCs/>
-          <w:sz w:val="24"/>
-          <w:szCs w:val="24"/>
-        </w:rPr>
-      </w:pPr>
-      <w:r>
-        <w:rPr>
-          <w:rFonts w:ascii="Times New Roman" w:hAnsi="Times New Roman" w:cs="Times New Roman"/>
-          <w:b/>
-          <w:bCs/>
-          <w:noProof/>
-          <w:sz w:val="24"/>
-          <w:szCs w:val="24"/>
-        </w:rPr>
-        <w:drawing>
-          <wp:inline distT="0" distB="0" distL="0" distR="0" wp14:anchorId="2723517C" wp14:editId="066A8C59">
-            <wp:extent cx="5247640" cy="538480"/>
-            <wp:effectExtent l="0" t="0" r="0" b="0"/>
-            <wp:docPr id="15" name="Picture 15"/>
-            <wp:cNvGraphicFramePr>
-              <a:graphicFrameLocks xmlns:a="http://schemas.openxmlformats.org/drawingml/2006/main" noChangeAspect="1"/>
-            </wp:cNvGraphicFramePr>
-            <a:graphic xmlns:a="http://schemas.openxmlformats.org/drawingml/2006/main">
-              <a:graphicData uri="http://schemas.openxmlformats.org/drawingml/2006/picture">
-                <pic:pic xmlns:pic="http://schemas.openxmlformats.org/drawingml/2006/picture">
-                  <pic:nvPicPr>
-                    <pic:cNvPr id="1" name=""/>
-                    <pic:cNvPicPr/>
-                  </pic:nvPicPr>
-                  <pic:blipFill>
-                    <a:blip r:embed="rId87"/>
-                    <a:stretch>
-                      <a:fillRect/>
-                    </a:stretch>
-                  </pic:blipFill>
-                  <pic:spPr>
-                    <a:xfrm>
-                      <a:off x="0" y="0"/>
-                      <a:ext cx="5247640" cy="538480"/>
+        <w:t>Upload ke GitHub</w:t>
+      </w:r>
+    </w:p>
+    <w:p>
+      <w:pPr>
+        <w:spacing w:line="360" w:lineRule="auto"/>
+        <w:jc w:val="center"/>
+        <w:rPr>
+          <w:rFonts w:ascii="Times New Roman" w:hAnsi="Times New Roman" w:cs="Times New Roman"/>
+          <w:b/>
+          <w:bCs/>
+          <w:sz w:val="24"/>
+          <w:szCs w:val="24"/>
+        </w:rPr>
+      </w:pPr>
+      <w:r>
+        <w:rPr>
+          <w:rFonts w:ascii="Times New Roman" w:hAnsi="Times New Roman" w:cs="Times New Roman"/>
+          <w:b/>
+          <w:bCs/>
+          <w:sz w:val="24"/>
+          <w:szCs w:val="24"/>
+        </w:rPr>
+        <w:drawing>
+          <wp:inline distT="0" distB="0" distL="0" distR="0" wp14:anchorId="20963405" wp14:editId="3D56720B">
+            <wp:extent cx="4763165" cy="2314898"/>
+            <wp:effectExtent l="0" t="0" r="0" b="9525"/>
+            <wp:docPr id="116" name="Picture 116"/>
+            <wp:cNvGraphicFramePr>
+              <a:graphicFrameLocks xmlns:a="http://schemas.openxmlformats.org/drawingml/2006/main" noChangeAspect="1"/>
+            </wp:cNvGraphicFramePr>
+            <a:graphic xmlns:a="http://schemas.openxmlformats.org/drawingml/2006/main">
+              <a:graphicData uri="http://schemas.openxmlformats.org/drawingml/2006/picture">
+                <pic:pic xmlns:pic="http://schemas.openxmlformats.org/drawingml/2006/picture">
+                  <pic:nvPicPr>
+                    <pic:cNvPr id="1" name=""/>
+                    <pic:cNvPicPr/>
+                  </pic:nvPicPr>
+                  <pic:blipFill>
+                    <a:blip r:embed="rId105"/>
+                    <a:stretch>
+                      <a:fillRect/>
+                    </a:stretch>
+                  </pic:blipFill>
+                  <pic:spPr>
+                    <a:xfrm>
+                      <a:off x="0" y="0"/>
+                      <a:ext cx="4763165" cy="2314898"/>
                     </a:xfrm>
                     <a:prstGeom prst="rect">
                       <a:avLst/>
@@ -6952,495 +7734,48 @@
     </w:p>
     <w:p>
       <w:pPr>
-        <w:pStyle w:val="ListParagraph"/>
-        <w:numPr>
-          <w:ilvl w:val="0"/>
-          <w:numId w:val="1"/>
-        </w:numPr>
-        <w:spacing w:line="360" w:lineRule="auto"/>
-        <w:ind w:left="360"/>
+        <w:spacing w:line="360" w:lineRule="auto"/>
         <w:jc w:val="both"/>
         <w:rPr>
           <w:rFonts w:ascii="Times New Roman" w:hAnsi="Times New Roman" w:cs="Times New Roman"/>
-          <w:b/>
-          <w:bCs/>
-          <w:sz w:val="24"/>
-          <w:szCs w:val="24"/>
-        </w:rPr>
-      </w:pPr>
-      <w:proofErr w:type="spellStart"/>
-      <w:r>
-        <w:rPr>
-          <w:rFonts w:ascii="Times New Roman" w:hAnsi="Times New Roman" w:cs="Times New Roman"/>
-          <w:b/>
-          <w:bCs/>
+          <w:sz w:val="24"/>
+          <w:szCs w:val="24"/>
+        </w:rPr>
+      </w:pPr>
+      <w:r>
+        <w:rPr>
+          <w:rFonts w:ascii="Times New Roman" w:hAnsi="Times New Roman" w:cs="Times New Roman"/>
           <w:sz w:val="24"/>
           <w:szCs w:val="24"/>
         </w:rPr>
         <w:lastRenderedPageBreak/>
-        <w:t>Hubungkan</w:t>
-      </w:r>
-      <w:proofErr w:type="spellEnd"/>
-      <w:r>
-        <w:rPr>
-          <w:rFonts w:ascii="Times New Roman" w:hAnsi="Times New Roman" w:cs="Times New Roman"/>
-          <w:b/>
-          <w:bCs/>
-          <w:sz w:val="24"/>
-          <w:szCs w:val="24"/>
-        </w:rPr>
-        <w:t xml:space="preserve"> </w:t>
-      </w:r>
-      <w:proofErr w:type="spellStart"/>
-      <w:r>
-        <w:rPr>
-          <w:rFonts w:ascii="Times New Roman" w:hAnsi="Times New Roman" w:cs="Times New Roman"/>
-          <w:b/>
-          <w:bCs/>
-          <w:sz w:val="24"/>
-          <w:szCs w:val="24"/>
-        </w:rPr>
-        <w:t>akun</w:t>
-      </w:r>
-      <w:proofErr w:type="spellEnd"/>
-      <w:r>
-        <w:rPr>
-          <w:rFonts w:ascii="Times New Roman" w:hAnsi="Times New Roman" w:cs="Times New Roman"/>
-          <w:b/>
-          <w:bCs/>
-          <w:sz w:val="24"/>
-          <w:szCs w:val="24"/>
-        </w:rPr>
-        <w:t xml:space="preserve"> GitHub dengan </w:t>
-      </w:r>
-      <w:proofErr w:type="spellStart"/>
-      <w:r>
-        <w:rPr>
-          <w:rFonts w:ascii="Times New Roman" w:hAnsi="Times New Roman" w:cs="Times New Roman"/>
-          <w:b/>
-          <w:bCs/>
-          <w:sz w:val="24"/>
-          <w:szCs w:val="24"/>
-        </w:rPr>
-        <w:t>lokal</w:t>
-      </w:r>
-      <w:proofErr w:type="spellEnd"/>
-    </w:p>
-    <w:p>
-      <w:pPr>
-        <w:spacing w:line="360" w:lineRule="auto"/>
-        <w:jc w:val="center"/>
-        <w:rPr>
-          <w:rFonts w:ascii="Times New Roman" w:hAnsi="Times New Roman" w:cs="Times New Roman"/>
-          <w:b/>
-          <w:bCs/>
-          <w:sz w:val="24"/>
-          <w:szCs w:val="24"/>
-        </w:rPr>
-      </w:pPr>
-      <w:r>
-        <w:rPr>
-          <w:rFonts w:ascii="Times New Roman" w:hAnsi="Times New Roman" w:cs="Times New Roman"/>
-          <w:b/>
-          <w:bCs/>
-          <w:noProof/>
-          <w:sz w:val="24"/>
-          <w:szCs w:val="24"/>
-        </w:rPr>
-        <w:drawing>
-          <wp:inline distT="0" distB="0" distL="0" distR="0" wp14:anchorId="376C31A7" wp14:editId="23C8A15F">
-            <wp:extent cx="5247640" cy="3146425"/>
-            <wp:effectExtent l="0" t="0" r="0" b="0"/>
-            <wp:docPr id="16" name="Picture 16"/>
-            <wp:cNvGraphicFramePr>
-              <a:graphicFrameLocks xmlns:a="http://schemas.openxmlformats.org/drawingml/2006/main" noChangeAspect="1"/>
-            </wp:cNvGraphicFramePr>
-            <a:graphic xmlns:a="http://schemas.openxmlformats.org/drawingml/2006/main">
-              <a:graphicData uri="http://schemas.openxmlformats.org/drawingml/2006/picture">
-                <pic:pic xmlns:pic="http://schemas.openxmlformats.org/drawingml/2006/picture">
-                  <pic:nvPicPr>
-                    <pic:cNvPr id="1" name=""/>
-                    <pic:cNvPicPr/>
-                  </pic:nvPicPr>
-                  <pic:blipFill>
-                    <a:blip r:embed="rId88"/>
-                    <a:stretch>
-                      <a:fillRect/>
-                    </a:stretch>
-                  </pic:blipFill>
-                  <pic:spPr>
-                    <a:xfrm>
-                      <a:off x="0" y="0"/>
-                      <a:ext cx="5247640" cy="3146425"/>
-                    </a:xfrm>
-                    <a:prstGeom prst="rect">
-                      <a:avLst/>
-                    </a:prstGeom>
-                  </pic:spPr>
-                </pic:pic>
-              </a:graphicData>
-            </a:graphic>
-          </wp:inline>
-        </w:drawing>
-      </w:r>
-    </w:p>
-    <w:p>
-      <w:pPr>
-        <w:pStyle w:val="ListParagraph"/>
-        <w:numPr>
-          <w:ilvl w:val="0"/>
-          <w:numId w:val="1"/>
-        </w:numPr>
-        <w:spacing w:line="360" w:lineRule="auto"/>
-        <w:ind w:left="360"/>
+        <w:t>Link Repository GitHub:</w:t>
+      </w:r>
+    </w:p>
+    <w:p>
+      <w:pPr>
+        <w:spacing w:line="360" w:lineRule="auto"/>
         <w:jc w:val="both"/>
-        <w:rPr>
-          <w:rFonts w:ascii="Times New Roman" w:hAnsi="Times New Roman" w:cs="Times New Roman"/>
-          <w:b/>
-          <w:bCs/>
-          <w:sz w:val="24"/>
-          <w:szCs w:val="24"/>
-        </w:rPr>
-      </w:pPr>
-      <w:r>
-        <w:rPr>
-          <w:rFonts w:ascii="Times New Roman" w:hAnsi="Times New Roman" w:cs="Times New Roman"/>
-          <w:b/>
-          <w:bCs/>
-          <w:sz w:val="24"/>
-          <w:szCs w:val="24"/>
-        </w:rPr>
-        <w:t xml:space="preserve">Masukkan </w:t>
-      </w:r>
-      <w:proofErr w:type="spellStart"/>
-      <w:r>
-        <w:rPr>
-          <w:rFonts w:ascii="Times New Roman" w:hAnsi="Times New Roman" w:cs="Times New Roman"/>
-          <w:b/>
-          <w:bCs/>
-          <w:sz w:val="24"/>
-          <w:szCs w:val="24"/>
-        </w:rPr>
-        <w:t>perintah</w:t>
-      </w:r>
-      <w:proofErr w:type="spellEnd"/>
-      <w:r>
-        <w:rPr>
-          <w:rFonts w:ascii="Times New Roman" w:hAnsi="Times New Roman" w:cs="Times New Roman"/>
-          <w:b/>
-          <w:bCs/>
-          <w:sz w:val="24"/>
-          <w:szCs w:val="24"/>
-        </w:rPr>
-        <w:t xml:space="preserve"> git add dan git co</w:t>
-      </w:r>
-      <w:r>
-        <w:rPr>
-          <w:rFonts w:ascii="Times New Roman" w:hAnsi="Times New Roman" w:cs="Times New Roman"/>
-          <w:b/>
-          <w:bCs/>
-          <w:sz w:val="24"/>
-          <w:szCs w:val="24"/>
-        </w:rPr>
-        <w:t>m</w:t>
-      </w:r>
-      <w:r>
-        <w:rPr>
-          <w:rFonts w:ascii="Times New Roman" w:hAnsi="Times New Roman" w:cs="Times New Roman"/>
-          <w:b/>
-          <w:bCs/>
-          <w:sz w:val="24"/>
-          <w:szCs w:val="24"/>
-        </w:rPr>
-        <w:t>mit</w:t>
-      </w:r>
-    </w:p>
-    <w:p>
-      <w:pPr>
-        <w:spacing w:line="360" w:lineRule="auto"/>
-        <w:jc w:val="center"/>
-        <w:rPr>
-          <w:rFonts w:ascii="Times New Roman" w:hAnsi="Times New Roman" w:cs="Times New Roman"/>
-          <w:b/>
-          <w:bCs/>
-          <w:sz w:val="24"/>
-          <w:szCs w:val="24"/>
-        </w:rPr>
-      </w:pPr>
-      <w:r>
-        <w:rPr>
-          <w:rFonts w:ascii="Times New Roman" w:hAnsi="Times New Roman" w:cs="Times New Roman"/>
-          <w:b/>
-          <w:bCs/>
-          <w:noProof/>
-          <w:sz w:val="24"/>
-          <w:szCs w:val="24"/>
-        </w:rPr>
-        <w:drawing>
-          <wp:inline distT="0" distB="0" distL="0" distR="0" wp14:anchorId="2989AE65" wp14:editId="17469783">
-            <wp:extent cx="5247640" cy="3065145"/>
-            <wp:effectExtent l="0" t="0" r="0" b="0"/>
-            <wp:docPr id="17" name="Picture 17"/>
-            <wp:cNvGraphicFramePr>
-              <a:graphicFrameLocks xmlns:a="http://schemas.openxmlformats.org/drawingml/2006/main" noChangeAspect="1"/>
-            </wp:cNvGraphicFramePr>
-            <a:graphic xmlns:a="http://schemas.openxmlformats.org/drawingml/2006/main">
-              <a:graphicData uri="http://schemas.openxmlformats.org/drawingml/2006/picture">
-                <pic:pic xmlns:pic="http://schemas.openxmlformats.org/drawingml/2006/picture">
-                  <pic:nvPicPr>
-                    <pic:cNvPr id="1" name=""/>
-                    <pic:cNvPicPr/>
-                  </pic:nvPicPr>
-                  <pic:blipFill>
-                    <a:blip r:embed="rId89"/>
-                    <a:stretch>
-                      <a:fillRect/>
-                    </a:stretch>
-                  </pic:blipFill>
-                  <pic:spPr>
-                    <a:xfrm>
-                      <a:off x="0" y="0"/>
-                      <a:ext cx="5247640" cy="3065145"/>
-                    </a:xfrm>
-                    <a:prstGeom prst="rect">
-                      <a:avLst/>
-                    </a:prstGeom>
-                  </pic:spPr>
-                </pic:pic>
-              </a:graphicData>
-            </a:graphic>
-          </wp:inline>
-        </w:drawing>
-      </w:r>
-    </w:p>
-    <w:p>
-      <w:pPr>
-        <w:spacing w:line="360" w:lineRule="auto"/>
-        <w:jc w:val="center"/>
-        <w:rPr>
-          <w:rFonts w:ascii="Times New Roman" w:hAnsi="Times New Roman" w:cs="Times New Roman"/>
-          <w:b/>
-          <w:bCs/>
-          <w:sz w:val="24"/>
-          <w:szCs w:val="24"/>
-        </w:rPr>
-      </w:pPr>
-      <w:r>
-        <w:rPr>
-          <w:rFonts w:ascii="Times New Roman" w:hAnsi="Times New Roman" w:cs="Times New Roman"/>
-          <w:b/>
-          <w:bCs/>
-          <w:noProof/>
-          <w:sz w:val="24"/>
-          <w:szCs w:val="24"/>
-        </w:rPr>
-        <w:lastRenderedPageBreak/>
-        <w:drawing>
-          <wp:inline distT="0" distB="0" distL="0" distR="0" wp14:anchorId="0EBAEA37" wp14:editId="2916CBCD">
-            <wp:extent cx="5247640" cy="4747260"/>
-            <wp:effectExtent l="0" t="0" r="0" b="0"/>
-            <wp:docPr id="18" name="Picture 18"/>
-            <wp:cNvGraphicFramePr>
-              <a:graphicFrameLocks xmlns:a="http://schemas.openxmlformats.org/drawingml/2006/main" noChangeAspect="1"/>
-            </wp:cNvGraphicFramePr>
-            <a:graphic xmlns:a="http://schemas.openxmlformats.org/drawingml/2006/main">
-              <a:graphicData uri="http://schemas.openxmlformats.org/drawingml/2006/picture">
-                <pic:pic xmlns:pic="http://schemas.openxmlformats.org/drawingml/2006/picture">
-                  <pic:nvPicPr>
-                    <pic:cNvPr id="1" name=""/>
-                    <pic:cNvPicPr/>
-                  </pic:nvPicPr>
-                  <pic:blipFill>
-                    <a:blip r:embed="rId90"/>
-                    <a:stretch>
-                      <a:fillRect/>
-                    </a:stretch>
-                  </pic:blipFill>
-                  <pic:spPr>
-                    <a:xfrm>
-                      <a:off x="0" y="0"/>
-                      <a:ext cx="5247640" cy="4747260"/>
-                    </a:xfrm>
-                    <a:prstGeom prst="rect">
-                      <a:avLst/>
-                    </a:prstGeom>
-                  </pic:spPr>
-                </pic:pic>
-              </a:graphicData>
-            </a:graphic>
-          </wp:inline>
-        </w:drawing>
-      </w:r>
-    </w:p>
-    <w:p>
-      <w:pPr>
-        <w:pStyle w:val="ListParagraph"/>
-        <w:numPr>
-          <w:ilvl w:val="0"/>
-          <w:numId w:val="1"/>
-        </w:numPr>
-        <w:spacing w:line="360" w:lineRule="auto"/>
-        <w:ind w:left="360"/>
-        <w:jc w:val="both"/>
-        <w:rPr>
-          <w:rFonts w:ascii="Times New Roman" w:hAnsi="Times New Roman" w:cs="Times New Roman"/>
-          <w:b/>
-          <w:bCs/>
-          <w:sz w:val="24"/>
-          <w:szCs w:val="24"/>
-        </w:rPr>
-      </w:pPr>
-      <w:r>
-        <w:rPr>
-          <w:rFonts w:ascii="Times New Roman" w:hAnsi="Times New Roman" w:cs="Times New Roman"/>
-          <w:b/>
-          <w:bCs/>
-          <w:sz w:val="24"/>
-          <w:szCs w:val="24"/>
-        </w:rPr>
-        <w:t xml:space="preserve">Push </w:t>
-      </w:r>
-      <w:proofErr w:type="spellStart"/>
-      <w:r>
-        <w:rPr>
-          <w:rFonts w:ascii="Times New Roman" w:hAnsi="Times New Roman" w:cs="Times New Roman"/>
-          <w:b/>
-          <w:bCs/>
-          <w:sz w:val="24"/>
-          <w:szCs w:val="24"/>
-        </w:rPr>
-        <w:t>proyek</w:t>
-      </w:r>
-      <w:proofErr w:type="spellEnd"/>
-      <w:r>
-        <w:rPr>
-          <w:rFonts w:ascii="Times New Roman" w:hAnsi="Times New Roman" w:cs="Times New Roman"/>
-          <w:b/>
-          <w:bCs/>
-          <w:sz w:val="24"/>
-          <w:szCs w:val="24"/>
-        </w:rPr>
-        <w:t xml:space="preserve"> ke GitHub</w:t>
-      </w:r>
-    </w:p>
-    <w:p>
-      <w:pPr>
-        <w:spacing w:line="360" w:lineRule="auto"/>
-        <w:jc w:val="center"/>
-        <w:rPr>
-          <w:rFonts w:ascii="Times New Roman" w:hAnsi="Times New Roman" w:cs="Times New Roman"/>
-          <w:sz w:val="24"/>
-          <w:szCs w:val="24"/>
-        </w:rPr>
-      </w:pPr>
-      <w:r>
-        <w:rPr>
-          <w:rFonts w:ascii="Times New Roman" w:hAnsi="Times New Roman" w:cs="Times New Roman"/>
-          <w:noProof/>
-          <w:sz w:val="24"/>
-          <w:szCs w:val="24"/>
-        </w:rPr>
-        <w:drawing>
-          <wp:inline distT="0" distB="0" distL="0" distR="0" wp14:anchorId="75939576" wp14:editId="7593B992">
-            <wp:extent cx="2663295" cy="942229"/>
-            <wp:effectExtent l="0" t="0" r="0" b="0"/>
-            <wp:docPr id="19" name="Picture 19"/>
-            <wp:cNvGraphicFramePr>
-              <a:graphicFrameLocks xmlns:a="http://schemas.openxmlformats.org/drawingml/2006/main" noChangeAspect="1"/>
-            </wp:cNvGraphicFramePr>
-            <a:graphic xmlns:a="http://schemas.openxmlformats.org/drawingml/2006/main">
-              <a:graphicData uri="http://schemas.openxmlformats.org/drawingml/2006/picture">
-                <pic:pic xmlns:pic="http://schemas.openxmlformats.org/drawingml/2006/picture">
-                  <pic:nvPicPr>
-                    <pic:cNvPr id="0" name="Picture 8"/>
-                    <pic:cNvPicPr>
-                      <a:picLocks noChangeAspect="1" noChangeArrowheads="1"/>
-                    </pic:cNvPicPr>
-                  </pic:nvPicPr>
-                  <pic:blipFill rotWithShape="1">
-                    <a:blip r:embed="rId91">
-                      <a:extLst>
-                        <a:ext uri="{28A0092B-C50C-407E-A947-70E740481C1C}">
-                          <a14:useLocalDpi xmlns:a14="http://schemas.microsoft.com/office/drawing/2010/main" val="0"/>
-                        </a:ext>
-                      </a:extLst>
-                    </a:blip>
-                    <a:srcRect l="16153" t="79550" r="58593" b="3786"/>
-                    <a:stretch/>
-                  </pic:blipFill>
-                  <pic:spPr bwMode="auto">
-                    <a:xfrm>
-                      <a:off x="0" y="0"/>
-                      <a:ext cx="2684505" cy="949733"/>
-                    </a:xfrm>
-                    <a:prstGeom prst="rect">
-                      <a:avLst/>
-                    </a:prstGeom>
-                    <a:noFill/>
-                    <a:ln>
-                      <a:noFill/>
-                    </a:ln>
-                    <a:extLst>
-                      <a:ext uri="{53640926-AAD7-44D8-BBD7-CCE9431645EC}">
-                        <a14:shadowObscured xmlns:a14="http://schemas.microsoft.com/office/drawing/2010/main"/>
-                      </a:ext>
-                    </a:extLst>
-                  </pic:spPr>
-                </pic:pic>
-              </a:graphicData>
-            </a:graphic>
-          </wp:inline>
-        </w:drawing>
-      </w:r>
-    </w:p>
-    <w:p>
-      <w:pPr>
-        <w:spacing w:line="360" w:lineRule="auto"/>
-        <w:jc w:val="center"/>
-        <w:rPr>
-          <w:rFonts w:ascii="Times New Roman" w:hAnsi="Times New Roman" w:cs="Times New Roman"/>
-          <w:sz w:val="24"/>
-          <w:szCs w:val="24"/>
-        </w:rPr>
-      </w:pPr>
-    </w:p>
-    <w:p>
-      <w:pPr>
-        <w:spacing w:line="360" w:lineRule="auto"/>
-        <w:jc w:val="both"/>
-        <w:rPr>
-          <w:rFonts w:ascii="Times New Roman" w:hAnsi="Times New Roman" w:cs="Times New Roman"/>
-          <w:sz w:val="24"/>
-          <w:szCs w:val="24"/>
-        </w:rPr>
-      </w:pPr>
-      <w:r>
-        <w:rPr>
-          <w:rFonts w:ascii="Times New Roman" w:hAnsi="Times New Roman" w:cs="Times New Roman"/>
-          <w:sz w:val="24"/>
-          <w:szCs w:val="24"/>
-        </w:rPr>
-        <w:t>Link Repository GitHub:</w:t>
-      </w:r>
-    </w:p>
-    <w:p>
-      <w:pPr>
-        <w:spacing w:line="360" w:lineRule="auto"/>
-        <w:jc w:val="both"/>
-        <w:rPr>
-          <w:rFonts w:ascii="Times New Roman" w:hAnsi="Times New Roman" w:cs="Times New Roman"/>
-          <w:sz w:val="24"/>
-          <w:szCs w:val="24"/>
-        </w:rPr>
-      </w:pPr>
-      <w:hyperlink r:id="rId92" w:history="1">
+      </w:pPr>
+      <w:hyperlink r:id="rId106" w:history="1">
         <w:r>
           <w:rPr>
             <w:rStyle w:val="Hyperlink"/>
           </w:rPr>
-          <w:t>zetenn10/tugas2-fswd-arkatama (github.com)</w:t>
+          <w:t>https://github.com/zetenn10/TugasSIB24-rizky-jein.git</w:t>
         </w:r>
       </w:hyperlink>
+    </w:p>
+    <w:p>
+      <w:pPr>
+        <w:spacing w:line="360" w:lineRule="auto"/>
+        <w:jc w:val="both"/>
+        <w:rPr>
+          <w:rFonts w:ascii="Times New Roman" w:hAnsi="Times New Roman" w:cs="Times New Roman"/>
+          <w:sz w:val="24"/>
+          <w:szCs w:val="24"/>
+        </w:rPr>
+      </w:pPr>
     </w:p>
     <w:sectPr>
       <w:pgSz w:w="12240" w:h="15840"/>
@@ -8538,12 +8873,23 @@
     <w:name w:val="Hyperlink"/>
     <w:basedOn w:val="DefaultParagraphFont"/>
     <w:uiPriority w:val="99"/>
-    <w:semiHidden/>
     <w:unhideWhenUsed/>
     <w:rsid w:val="00A55ECE"/>
     <w:rPr>
       <w:color w:val="0000FF"/>
       <w:u w:val="single"/>
+    </w:rPr>
+  </w:style>
+  <w:style w:type="character" w:styleId="UnresolvedMention">
+    <w:name w:val="Unresolved Mention"/>
+    <w:basedOn w:val="DefaultParagraphFont"/>
+    <w:uiPriority w:val="99"/>
+    <w:semiHidden/>
+    <w:unhideWhenUsed/>
+    <w:rsid w:val="00213194"/>
+    <w:rPr>
+      <w:color w:val="605E5C"/>
+      <w:shd w:val="clear" w:color="auto" w:fill="E1DFDD"/>
     </w:rPr>
   </w:style>
 </w:styles>

--- a/P6_FSWD3_RIZKY JEIN NUR AULIA.docx
+++ b/P6_FSWD3_RIZKY JEIN NUR AULIA.docx
@@ -22,16 +22,6 @@
           <w:sz w:val="24"/>
           <w:szCs w:val="24"/>
         </w:rPr>
-        <w:t>4</w:t>
-      </w:r>
-      <w:r>
-        <w:rPr>
-          <w:rFonts w:ascii="Times New Roman" w:hAnsi="Times New Roman" w:cs="Times New Roman"/>
-          <w:b/>
-          <w:bCs/>
-          <w:sz w:val="24"/>
-          <w:szCs w:val="24"/>
-        </w:rPr>
         <w:t>LAPORAN</w:t>
       </w:r>
     </w:p>
@@ -78,30 +68,40 @@
           <w:sz w:val="24"/>
           <w:szCs w:val="24"/>
         </w:rPr>
-        <w:t>DASAR WEB DEVELOPMENT DAN COLLABORATIVE DEVELOPMENT</w:t>
-      </w:r>
-    </w:p>
-    <w:p>
-      <w:pPr>
-        <w:spacing w:line="360" w:lineRule="auto"/>
-        <w:jc w:val="center"/>
-        <w:rPr>
-          <w:rFonts w:ascii="Times New Roman" w:hAnsi="Times New Roman" w:cs="Times New Roman"/>
-          <w:b/>
-          <w:bCs/>
-          <w:sz w:val="24"/>
-          <w:szCs w:val="24"/>
-        </w:rPr>
-      </w:pPr>
-      <w:r>
-        <w:rPr>
-          <w:rFonts w:ascii="Times New Roman" w:hAnsi="Times New Roman" w:cs="Times New Roman"/>
-          <w:b/>
-          <w:bCs/>
-          <w:sz w:val="24"/>
-          <w:szCs w:val="24"/>
-        </w:rPr>
-        <w:t>PERTEMUAN 1</w:t>
+        <w:t>JAVASCRIPT</w:t>
+      </w:r>
+    </w:p>
+    <w:p>
+      <w:pPr>
+        <w:spacing w:line="360" w:lineRule="auto"/>
+        <w:jc w:val="center"/>
+        <w:rPr>
+          <w:rFonts w:ascii="Times New Roman" w:hAnsi="Times New Roman" w:cs="Times New Roman"/>
+          <w:b/>
+          <w:bCs/>
+          <w:sz w:val="24"/>
+          <w:szCs w:val="24"/>
+        </w:rPr>
+      </w:pPr>
+      <w:r>
+        <w:rPr>
+          <w:rFonts w:ascii="Times New Roman" w:hAnsi="Times New Roman" w:cs="Times New Roman"/>
+          <w:b/>
+          <w:bCs/>
+          <w:sz w:val="24"/>
+          <w:szCs w:val="24"/>
+        </w:rPr>
+        <w:t xml:space="preserve">PERTEMUAN </w:t>
+      </w:r>
+      <w:r>
+        <w:rPr>
+          <w:rFonts w:ascii="Times New Roman" w:hAnsi="Times New Roman" w:cs="Times New Roman"/>
+          <w:b/>
+          <w:bCs/>
+          <w:sz w:val="24"/>
+          <w:szCs w:val="24"/>
+        </w:rPr>
+        <w:t>6</w:t>
       </w:r>
     </w:p>
     <w:p>
@@ -266,58 +266,42 @@
           <w:rFonts w:ascii="Times New Roman" w:hAnsi="Times New Roman" w:cs="Times New Roman"/>
           <w:b/>
           <w:bCs/>
-          <w:i/>
-          <w:iCs/>
-          <w:sz w:val="24"/>
-          <w:szCs w:val="24"/>
-        </w:rPr>
-      </w:pPr>
-      <w:r>
-        <w:rPr>
-          <w:rFonts w:ascii="Times New Roman" w:hAnsi="Times New Roman" w:cs="Times New Roman"/>
-          <w:b/>
-          <w:bCs/>
-          <w:i/>
-          <w:iCs/>
-          <w:sz w:val="24"/>
-          <w:szCs w:val="24"/>
-        </w:rPr>
-        <w:t>Repository on GitHub</w:t>
-      </w:r>
-    </w:p>
-    <w:p>
-      <w:pPr>
-        <w:spacing w:line="360" w:lineRule="auto"/>
-        <w:jc w:val="center"/>
-        <w:rPr>
-          <w:rFonts w:ascii="Times New Roman" w:hAnsi="Times New Roman" w:cs="Times New Roman"/>
-          <w:b/>
-          <w:bCs/>
-          <w:sz w:val="24"/>
-          <w:szCs w:val="24"/>
-        </w:rPr>
-      </w:pPr>
-      <w:proofErr w:type="spellStart"/>
-      <w:r>
-        <w:rPr>
-          <w:rFonts w:ascii="Times New Roman" w:hAnsi="Times New Roman" w:cs="Times New Roman"/>
-          <w:b/>
-          <w:bCs/>
-          <w:sz w:val="24"/>
-          <w:szCs w:val="24"/>
-        </w:rPr>
-        <w:t>Disusun</w:t>
-      </w:r>
-      <w:proofErr w:type="spellEnd"/>
-      <w:r>
-        <w:rPr>
-          <w:rFonts w:ascii="Times New Roman" w:hAnsi="Times New Roman" w:cs="Times New Roman"/>
-          <w:b/>
-          <w:bCs/>
-          <w:sz w:val="24"/>
-          <w:szCs w:val="24"/>
-        </w:rPr>
-        <w:t xml:space="preserve"> Oleh</w:t>
+          <w:sz w:val="24"/>
+          <w:szCs w:val="24"/>
+        </w:rPr>
+      </w:pPr>
+      <w:r>
+        <w:rPr>
+          <w:rFonts w:ascii="Times New Roman" w:hAnsi="Times New Roman" w:cs="Times New Roman"/>
+          <w:b/>
+          <w:bCs/>
+          <w:sz w:val="24"/>
+          <w:szCs w:val="24"/>
+        </w:rPr>
+        <w:t>Dasar JavaScript</w:t>
+      </w:r>
+    </w:p>
+    <w:p>
+      <w:pPr>
+        <w:spacing w:line="360" w:lineRule="auto"/>
+        <w:jc w:val="center"/>
+        <w:rPr>
+          <w:rFonts w:ascii="Times New Roman" w:hAnsi="Times New Roman" w:cs="Times New Roman"/>
+          <w:b/>
+          <w:bCs/>
+          <w:sz w:val="24"/>
+          <w:szCs w:val="24"/>
+        </w:rPr>
+      </w:pPr>
+      <w:r>
+        <w:rPr>
+          <w:rFonts w:ascii="Times New Roman" w:hAnsi="Times New Roman" w:cs="Times New Roman"/>
+          <w:b/>
+          <w:bCs/>
+          <w:sz w:val="24"/>
+          <w:szCs w:val="24"/>
+        </w:rPr>
+        <w:t>Disusun Oleh</w:t>
       </w:r>
       <w:r>
         <w:rPr>
@@ -552,29 +536,7 @@
           <w:sz w:val="24"/>
           <w:szCs w:val="24"/>
         </w:rPr>
-        <w:t xml:space="preserve">Buat </w:t>
-      </w:r>
-      <w:proofErr w:type="spellStart"/>
-      <w:r>
-        <w:rPr>
-          <w:rFonts w:ascii="Times New Roman" w:hAnsi="Times New Roman" w:cs="Times New Roman"/>
-          <w:b/>
-          <w:bCs/>
-          <w:sz w:val="24"/>
-          <w:szCs w:val="24"/>
-        </w:rPr>
-        <w:t>dokumen</w:t>
-      </w:r>
-      <w:proofErr w:type="spellEnd"/>
-      <w:r>
-        <w:rPr>
-          <w:rFonts w:ascii="Times New Roman" w:hAnsi="Times New Roman" w:cs="Times New Roman"/>
-          <w:b/>
-          <w:bCs/>
-          <w:sz w:val="24"/>
-          <w:szCs w:val="24"/>
-        </w:rPr>
-        <w:t xml:space="preserve"> index.html dan form.html</w:t>
+        <w:t>Buat dokumen index.html dan form.html</w:t>
       </w:r>
     </w:p>
     <w:p>
@@ -663,29 +625,7 @@
           <w:sz w:val="24"/>
           <w:szCs w:val="24"/>
         </w:rPr>
-        <w:t xml:space="preserve">Pada form.html, buat </w:t>
-      </w:r>
-      <w:proofErr w:type="spellStart"/>
-      <w:r>
-        <w:rPr>
-          <w:rFonts w:ascii="Times New Roman" w:hAnsi="Times New Roman" w:cs="Times New Roman"/>
-          <w:b/>
-          <w:bCs/>
-          <w:sz w:val="24"/>
-          <w:szCs w:val="24"/>
-        </w:rPr>
-        <w:t>tampilan</w:t>
-      </w:r>
-      <w:proofErr w:type="spellEnd"/>
-      <w:r>
-        <w:rPr>
-          <w:rFonts w:ascii="Times New Roman" w:hAnsi="Times New Roman" w:cs="Times New Roman"/>
-          <w:b/>
-          <w:bCs/>
-          <w:sz w:val="24"/>
-          <w:szCs w:val="24"/>
-        </w:rPr>
-        <w:t xml:space="preserve"> form</w:t>
+        <w:t>Pada form.html, buat tampilan form</w:t>
       </w:r>
     </w:p>
     <w:p>
@@ -781,7 +721,6 @@
           <w:szCs w:val="24"/>
         </w:rPr>
       </w:pPr>
-      <w:proofErr w:type="spellStart"/>
       <w:r>
         <w:rPr>
           <w:rFonts w:ascii="Times New Roman" w:hAnsi="Times New Roman" w:cs="Times New Roman"/>
@@ -791,75 +730,8 @@
           <w:szCs w:val="24"/>
         </w:rPr>
         <w:lastRenderedPageBreak/>
-        <w:t>Unggah</w:t>
-      </w:r>
-      <w:proofErr w:type="spellEnd"/>
-      <w:r>
-        <w:rPr>
-          <w:rFonts w:ascii="Times New Roman" w:hAnsi="Times New Roman" w:cs="Times New Roman"/>
-          <w:b/>
-          <w:bCs/>
-          <w:sz w:val="24"/>
-          <w:szCs w:val="24"/>
-        </w:rPr>
-        <w:t xml:space="preserve"> ke </w:t>
-      </w:r>
-      <w:proofErr w:type="spellStart"/>
-      <w:r>
-        <w:rPr>
-          <w:rFonts w:ascii="Times New Roman" w:hAnsi="Times New Roman" w:cs="Times New Roman"/>
-          <w:b/>
-          <w:bCs/>
-          <w:sz w:val="24"/>
-          <w:szCs w:val="24"/>
-        </w:rPr>
-        <w:t>repositori</w:t>
-      </w:r>
-      <w:proofErr w:type="spellEnd"/>
-      <w:r>
-        <w:rPr>
-          <w:rFonts w:ascii="Times New Roman" w:hAnsi="Times New Roman" w:cs="Times New Roman"/>
-          <w:b/>
-          <w:bCs/>
-          <w:sz w:val="24"/>
-          <w:szCs w:val="24"/>
-        </w:rPr>
-        <w:t xml:space="preserve"> </w:t>
-      </w:r>
-      <w:proofErr w:type="spellStart"/>
-      <w:r>
-        <w:rPr>
-          <w:rFonts w:ascii="Times New Roman" w:hAnsi="Times New Roman" w:cs="Times New Roman"/>
-          <w:b/>
-          <w:bCs/>
-          <w:sz w:val="24"/>
-          <w:szCs w:val="24"/>
-        </w:rPr>
-        <w:t>gitlab</w:t>
-      </w:r>
-      <w:proofErr w:type="spellEnd"/>
-      <w:r>
-        <w:rPr>
-          <w:rFonts w:ascii="Times New Roman" w:hAnsi="Times New Roman" w:cs="Times New Roman"/>
-          <w:b/>
-          <w:bCs/>
-          <w:sz w:val="24"/>
-          <w:szCs w:val="24"/>
-        </w:rPr>
-        <w:t xml:space="preserve"> dan </w:t>
-      </w:r>
-      <w:proofErr w:type="spellStart"/>
-      <w:r>
-        <w:rPr>
-          <w:rFonts w:ascii="Times New Roman" w:hAnsi="Times New Roman" w:cs="Times New Roman"/>
-          <w:b/>
-          <w:bCs/>
-          <w:sz w:val="24"/>
-          <w:szCs w:val="24"/>
-        </w:rPr>
-        <w:t>github</w:t>
-      </w:r>
-      <w:proofErr w:type="spellEnd"/>
+        <w:t>Unggah ke repositori gitlab dan github</w:t>
+      </w:r>
     </w:p>
     <w:p>
       <w:pPr>
@@ -923,18 +795,70 @@
     </w:p>
     <w:p>
       <w:pPr>
-        <w:pStyle w:val="ListParagraph"/>
-        <w:spacing w:line="360" w:lineRule="auto"/>
-        <w:ind w:left="0"/>
-        <w:jc w:val="center"/>
-        <w:rPr>
-          <w:rFonts w:ascii="Times New Roman" w:hAnsi="Times New Roman" w:cs="Times New Roman"/>
-          <w:b/>
-          <w:bCs/>
-          <w:sz w:val="24"/>
-          <w:szCs w:val="24"/>
-        </w:rPr>
-      </w:pPr>
+        <w:jc w:val="center"/>
+        <w:rPr>
+          <w:rFonts w:ascii="Times New Roman" w:hAnsi="Times New Roman" w:cs="Times New Roman"/>
+          <w:b/>
+          <w:bCs/>
+          <w:sz w:val="24"/>
+          <w:szCs w:val="24"/>
+        </w:rPr>
+      </w:pPr>
+      <w:r>
+        <w:rPr>
+          <w:rFonts w:ascii="Times New Roman" w:hAnsi="Times New Roman" w:cs="Times New Roman"/>
+          <w:b/>
+          <w:bCs/>
+          <w:sz w:val="24"/>
+          <w:szCs w:val="24"/>
+        </w:rPr>
+        <w:br w:type="page"/>
+      </w:r>
+      <w:r>
+        <w:rPr>
+          <w:rFonts w:ascii="Times New Roman" w:hAnsi="Times New Roman" w:cs="Times New Roman"/>
+          <w:b/>
+          <w:bCs/>
+          <w:sz w:val="24"/>
+          <w:szCs w:val="24"/>
+        </w:rPr>
+        <w:lastRenderedPageBreak/>
+        <w:drawing>
+          <wp:inline distT="0" distB="0" distL="0" distR="0" wp14:anchorId="3E2836BC" wp14:editId="27C8A0EA">
+            <wp:extent cx="2867425" cy="466790"/>
+            <wp:effectExtent l="0" t="0" r="9525" b="9525"/>
+            <wp:docPr id="120" name="Picture 120"/>
+            <wp:cNvGraphicFramePr>
+              <a:graphicFrameLocks xmlns:a="http://schemas.openxmlformats.org/drawingml/2006/main" noChangeAspect="1"/>
+            </wp:cNvGraphicFramePr>
+            <a:graphic xmlns:a="http://schemas.openxmlformats.org/drawingml/2006/main">
+              <a:graphicData uri="http://schemas.openxmlformats.org/drawingml/2006/picture">
+                <pic:pic xmlns:pic="http://schemas.openxmlformats.org/drawingml/2006/picture">
+                  <pic:nvPicPr>
+                    <pic:cNvPr id="1" name=""/>
+                    <pic:cNvPicPr/>
+                  </pic:nvPicPr>
+                  <pic:blipFill>
+                    <a:blip r:embed="rId10"/>
+                    <a:stretch>
+                      <a:fillRect/>
+                    </a:stretch>
+                  </pic:blipFill>
+                  <pic:spPr>
+                    <a:xfrm>
+                      <a:off x="0" y="0"/>
+                      <a:ext cx="2867425" cy="466790"/>
+                    </a:xfrm>
+                    <a:prstGeom prst="rect">
+                      <a:avLst/>
+                    </a:prstGeom>
+                  </pic:spPr>
+                </pic:pic>
+              </a:graphicData>
+            </a:graphic>
+          </wp:inline>
+        </w:drawing>
+      </w:r>
     </w:p>
     <w:p>
       <w:pPr>
@@ -988,7 +912,6 @@
           <w:sz w:val="24"/>
           <w:szCs w:val="24"/>
         </w:rPr>
-        <w:lastRenderedPageBreak/>
         <w:drawing>
           <wp:inline distT="0" distB="0" distL="0" distR="0" wp14:anchorId="2EE0AA90" wp14:editId="25436B09">
             <wp:extent cx="5247640" cy="3083560"/>
@@ -1005,7 +928,7 @@
                     <pic:cNvPicPr/>
                   </pic:nvPicPr>
                   <pic:blipFill>
-                    <a:blip r:embed="rId10"/>
+                    <a:blip r:embed="rId11"/>
                     <a:stretch>
                       <a:fillRect/>
                     </a:stretch>
@@ -1065,7 +988,7 @@
                     <pic:cNvPicPr/>
                   </pic:nvPicPr>
                   <pic:blipFill>
-                    <a:blip r:embed="rId11"/>
+                    <a:blip r:embed="rId12"/>
                     <a:stretch>
                       <a:fillRect/>
                     </a:stretch>
@@ -1153,7 +1076,7 @@
                     <pic:cNvPicPr/>
                   </pic:nvPicPr>
                   <pic:blipFill>
-                    <a:blip r:embed="rId12"/>
+                    <a:blip r:embed="rId13"/>
                     <a:stretch>
                       <a:fillRect/>
                     </a:stretch>
@@ -1213,7 +1136,7 @@
                     <pic:cNvPicPr/>
                   </pic:nvPicPr>
                   <pic:blipFill>
-                    <a:blip r:embed="rId13"/>
+                    <a:blip r:embed="rId14"/>
                     <a:stretch>
                       <a:fillRect/>
                     </a:stretch>
@@ -1257,6 +1180,7 @@
           <w:sz w:val="24"/>
           <w:szCs w:val="24"/>
         </w:rPr>
+        <w:lastRenderedPageBreak/>
         <w:drawing>
           <wp:inline distT="0" distB="0" distL="0" distR="0" wp14:anchorId="1FFA6011" wp14:editId="63443501">
             <wp:extent cx="4267796" cy="619211"/>
@@ -1273,7 +1197,7 @@
                     <pic:cNvPicPr/>
                   </pic:nvPicPr>
                   <pic:blipFill>
-                    <a:blip r:embed="rId14"/>
+                    <a:blip r:embed="rId15"/>
                     <a:stretch>
                       <a:fillRect/>
                     </a:stretch>
@@ -1317,7 +1241,6 @@
           <w:sz w:val="24"/>
           <w:szCs w:val="24"/>
         </w:rPr>
-        <w:lastRenderedPageBreak/>
         <w:drawing>
           <wp:inline distT="0" distB="0" distL="0" distR="0" wp14:anchorId="2F9C412F" wp14:editId="187D7ED8">
             <wp:extent cx="4267796" cy="1181265"/>
@@ -1334,7 +1257,7 @@
                     <pic:cNvPicPr/>
                   </pic:nvPicPr>
                   <pic:blipFill>
-                    <a:blip r:embed="rId15"/>
+                    <a:blip r:embed="rId16"/>
                     <a:stretch>
                       <a:fillRect/>
                     </a:stretch>
@@ -1420,7 +1343,7 @@
                     <pic:cNvPicPr/>
                   </pic:nvPicPr>
                   <pic:blipFill>
-                    <a:blip r:embed="rId16"/>
+                    <a:blip r:embed="rId17"/>
                     <a:stretch>
                       <a:fillRect/>
                     </a:stretch>
@@ -1506,7 +1429,7 @@
                     <pic:cNvPicPr/>
                   </pic:nvPicPr>
                   <pic:blipFill>
-                    <a:blip r:embed="rId17"/>
+                    <a:blip r:embed="rId18"/>
                     <a:stretch>
                       <a:fillRect/>
                     </a:stretch>
@@ -1564,7 +1487,7 @@
                     <pic:cNvPicPr/>
                   </pic:nvPicPr>
                   <pic:blipFill>
-                    <a:blip r:embed="rId18"/>
+                    <a:blip r:embed="rId19"/>
                     <a:stretch>
                       <a:fillRect/>
                     </a:stretch>
@@ -1583,6 +1506,27 @@
             </a:graphic>
           </wp:inline>
         </w:drawing>
+      </w:r>
+    </w:p>
+    <w:p>
+      <w:pPr>
+        <w:rPr>
+          <w:rFonts w:ascii="Times New Roman" w:hAnsi="Times New Roman" w:cs="Times New Roman"/>
+          <w:b/>
+          <w:bCs/>
+          <w:sz w:val="24"/>
+          <w:szCs w:val="24"/>
+        </w:rPr>
+      </w:pPr>
+      <w:r>
+        <w:rPr>
+          <w:rFonts w:ascii="Times New Roman" w:hAnsi="Times New Roman" w:cs="Times New Roman"/>
+          <w:b/>
+          <w:bCs/>
+          <w:sz w:val="24"/>
+          <w:szCs w:val="24"/>
+        </w:rPr>
+        <w:br w:type="page"/>
       </w:r>
     </w:p>
     <w:p>
@@ -1610,6 +1554,7 @@
           <w:sz w:val="24"/>
           <w:szCs w:val="24"/>
         </w:rPr>
+        <w:lastRenderedPageBreak/>
         <w:t>edit variable.js</w:t>
       </w:r>
     </w:p>
@@ -1650,7 +1595,7 @@
                     <pic:cNvPicPr/>
                   </pic:nvPicPr>
                   <pic:blipFill>
-                    <a:blip r:embed="rId19"/>
+                    <a:blip r:embed="rId20"/>
                     <a:stretch>
                       <a:fillRect/>
                     </a:stretch>
@@ -1692,7 +1637,6 @@
           <w:sz w:val="24"/>
           <w:szCs w:val="24"/>
         </w:rPr>
-        <w:lastRenderedPageBreak/>
         <w:drawing>
           <wp:inline distT="0" distB="0" distL="0" distR="0" wp14:anchorId="6129187D" wp14:editId="64769801">
             <wp:extent cx="5247640" cy="975995"/>
@@ -1709,7 +1653,7 @@
                     <pic:cNvPicPr/>
                   </pic:nvPicPr>
                   <pic:blipFill>
-                    <a:blip r:embed="rId20"/>
+                    <a:blip r:embed="rId21"/>
                     <a:stretch>
                       <a:fillRect/>
                     </a:stretch>
@@ -1795,7 +1739,7 @@
                     <pic:cNvPicPr/>
                   </pic:nvPicPr>
                   <pic:blipFill>
-                    <a:blip r:embed="rId21"/>
+                    <a:blip r:embed="rId22"/>
                     <a:stretch>
                       <a:fillRect/>
                     </a:stretch>
@@ -1837,6 +1781,7 @@
           <w:sz w:val="24"/>
           <w:szCs w:val="24"/>
         </w:rPr>
+        <w:lastRenderedPageBreak/>
         <w:drawing>
           <wp:inline distT="0" distB="0" distL="0" distR="0" wp14:anchorId="42144ACB" wp14:editId="6C9BA16B">
             <wp:extent cx="5247640" cy="1666240"/>
@@ -1853,7 +1798,7 @@
                     <pic:cNvPicPr/>
                   </pic:nvPicPr>
                   <pic:blipFill>
-                    <a:blip r:embed="rId22"/>
+                    <a:blip r:embed="rId23"/>
                     <a:stretch>
                       <a:fillRect/>
                     </a:stretch>
@@ -1933,7 +1878,6 @@
           <w:sz w:val="24"/>
           <w:szCs w:val="24"/>
         </w:rPr>
-        <w:lastRenderedPageBreak/>
         <w:drawing>
           <wp:inline distT="0" distB="0" distL="0" distR="0" wp14:anchorId="481055BF" wp14:editId="35B6532F">
             <wp:extent cx="2962688" cy="885949"/>
@@ -1950,7 +1894,7 @@
                     <pic:cNvPicPr/>
                   </pic:nvPicPr>
                   <pic:blipFill>
-                    <a:blip r:embed="rId23"/>
+                    <a:blip r:embed="rId24"/>
                     <a:stretch>
                       <a:fillRect/>
                     </a:stretch>
@@ -2008,7 +1952,7 @@
                     <pic:cNvPicPr/>
                   </pic:nvPicPr>
                   <pic:blipFill>
-                    <a:blip r:embed="rId24"/>
+                    <a:blip r:embed="rId25"/>
                     <a:stretch>
                       <a:fillRect/>
                     </a:stretch>
@@ -2094,7 +2038,7 @@
                     <pic:cNvPicPr/>
                   </pic:nvPicPr>
                   <pic:blipFill>
-                    <a:blip r:embed="rId25"/>
+                    <a:blip r:embed="rId26"/>
                     <a:stretch>
                       <a:fillRect/>
                     </a:stretch>
@@ -2152,7 +2096,7 @@
                     <pic:cNvPicPr/>
                   </pic:nvPicPr>
                   <pic:blipFill>
-                    <a:blip r:embed="rId26"/>
+                    <a:blip r:embed="rId27"/>
                     <a:stretch>
                       <a:fillRect/>
                     </a:stretch>
@@ -2171,6 +2115,27 @@
             </a:graphic>
           </wp:inline>
         </w:drawing>
+      </w:r>
+    </w:p>
+    <w:p>
+      <w:pPr>
+        <w:rPr>
+          <w:rFonts w:ascii="Times New Roman" w:hAnsi="Times New Roman" w:cs="Times New Roman"/>
+          <w:b/>
+          <w:bCs/>
+          <w:sz w:val="24"/>
+          <w:szCs w:val="24"/>
+        </w:rPr>
+      </w:pPr>
+      <w:r>
+        <w:rPr>
+          <w:rFonts w:ascii="Times New Roman" w:hAnsi="Times New Roman" w:cs="Times New Roman"/>
+          <w:b/>
+          <w:bCs/>
+          <w:sz w:val="24"/>
+          <w:szCs w:val="24"/>
+        </w:rPr>
+        <w:br w:type="page"/>
       </w:r>
     </w:p>
     <w:p>
@@ -2198,6 +2163,7 @@
           <w:sz w:val="24"/>
           <w:szCs w:val="24"/>
         </w:rPr>
+        <w:lastRenderedPageBreak/>
         <w:t>if variable.js</w:t>
       </w:r>
     </w:p>
@@ -2238,7 +2204,7 @@
                     <pic:cNvPicPr/>
                   </pic:nvPicPr>
                   <pic:blipFill>
-                    <a:blip r:embed="rId27"/>
+                    <a:blip r:embed="rId28"/>
                     <a:stretch>
                       <a:fillRect/>
                     </a:stretch>
@@ -2296,7 +2262,7 @@
                     <pic:cNvPicPr/>
                   </pic:nvPicPr>
                   <pic:blipFill>
-                    <a:blip r:embed="rId28"/>
+                    <a:blip r:embed="rId29"/>
                     <a:stretch>
                       <a:fillRect/>
                     </a:stretch>
@@ -2366,7 +2332,6 @@
           <w:sz w:val="24"/>
           <w:szCs w:val="24"/>
         </w:rPr>
-        <w:lastRenderedPageBreak/>
         <w:drawing>
           <wp:inline distT="0" distB="0" distL="0" distR="0" wp14:anchorId="302F1845" wp14:editId="19C2D820">
             <wp:extent cx="3410426" cy="943107"/>
@@ -2383,7 +2348,7 @@
                     <pic:cNvPicPr/>
                   </pic:nvPicPr>
                   <pic:blipFill>
-                    <a:blip r:embed="rId29"/>
+                    <a:blip r:embed="rId30"/>
                     <a:stretch>
                       <a:fillRect/>
                     </a:stretch>
@@ -2441,7 +2406,7 @@
                     <pic:cNvPicPr/>
                   </pic:nvPicPr>
                   <pic:blipFill>
-                    <a:blip r:embed="rId30"/>
+                    <a:blip r:embed="rId31"/>
                     <a:stretch>
                       <a:fillRect/>
                     </a:stretch>
@@ -2527,7 +2492,7 @@
                     <pic:cNvPicPr/>
                   </pic:nvPicPr>
                   <pic:blipFill>
-                    <a:blip r:embed="rId31"/>
+                    <a:blip r:embed="rId32"/>
                     <a:stretch>
                       <a:fillRect/>
                     </a:stretch>
@@ -2569,6 +2534,7 @@
           <w:sz w:val="24"/>
           <w:szCs w:val="24"/>
         </w:rPr>
+        <w:lastRenderedPageBreak/>
         <w:drawing>
           <wp:inline distT="0" distB="0" distL="0" distR="0" wp14:anchorId="3BB91E06" wp14:editId="7AA490A0">
             <wp:extent cx="5247640" cy="1182370"/>
@@ -2585,7 +2551,7 @@
                     <pic:cNvPicPr/>
                   </pic:nvPicPr>
                   <pic:blipFill>
-                    <a:blip r:embed="rId32"/>
+                    <a:blip r:embed="rId33"/>
                     <a:stretch>
                       <a:fillRect/>
                     </a:stretch>
@@ -2671,7 +2637,7 @@
                     <pic:cNvPicPr/>
                   </pic:nvPicPr>
                   <pic:blipFill>
-                    <a:blip r:embed="rId33"/>
+                    <a:blip r:embed="rId34"/>
                     <a:stretch>
                       <a:fillRect/>
                     </a:stretch>
@@ -2713,7 +2679,6 @@
           <w:sz w:val="24"/>
           <w:szCs w:val="24"/>
         </w:rPr>
-        <w:lastRenderedPageBreak/>
         <w:drawing>
           <wp:inline distT="0" distB="0" distL="0" distR="0" wp14:anchorId="5C81D9BF" wp14:editId="6EAFBC5A">
             <wp:extent cx="5247640" cy="971550"/>
@@ -2730,7 +2695,7 @@
                     <pic:cNvPicPr/>
                   </pic:nvPicPr>
                   <pic:blipFill>
-                    <a:blip r:embed="rId34"/>
+                    <a:blip r:embed="rId35"/>
                     <a:stretch>
                       <a:fillRect/>
                     </a:stretch>
@@ -2816,7 +2781,7 @@
                     <pic:cNvPicPr/>
                   </pic:nvPicPr>
                   <pic:blipFill>
-                    <a:blip r:embed="rId35"/>
+                    <a:blip r:embed="rId36"/>
                     <a:stretch>
                       <a:fillRect/>
                     </a:stretch>
@@ -2874,7 +2839,7 @@
                     <pic:cNvPicPr/>
                   </pic:nvPicPr>
                   <pic:blipFill>
-                    <a:blip r:embed="rId36"/>
+                    <a:blip r:embed="rId37"/>
                     <a:stretch>
                       <a:fillRect/>
                     </a:stretch>
@@ -2960,7 +2925,7 @@
                     <pic:cNvPicPr/>
                   </pic:nvPicPr>
                   <pic:blipFill>
-                    <a:blip r:embed="rId37"/>
+                    <a:blip r:embed="rId38"/>
                     <a:stretch>
                       <a:fillRect/>
                     </a:stretch>
@@ -3002,6 +2967,7 @@
           <w:sz w:val="24"/>
           <w:szCs w:val="24"/>
         </w:rPr>
+        <w:lastRenderedPageBreak/>
         <w:drawing>
           <wp:inline distT="0" distB="0" distL="0" distR="0" wp14:anchorId="25A20788" wp14:editId="647DFFD8">
             <wp:extent cx="5247640" cy="795655"/>
@@ -3018,7 +2984,7 @@
                     <pic:cNvPicPr/>
                   </pic:nvPicPr>
                   <pic:blipFill>
-                    <a:blip r:embed="rId38"/>
+                    <a:blip r:embed="rId39"/>
                     <a:stretch>
                       <a:fillRect/>
                     </a:stretch>
@@ -3103,7 +3069,7 @@
                     <pic:cNvPicPr/>
                   </pic:nvPicPr>
                   <pic:blipFill>
-                    <a:blip r:embed="rId39"/>
+                    <a:blip r:embed="rId40"/>
                     <a:stretch>
                       <a:fillRect/>
                     </a:stretch>
@@ -3160,7 +3126,7 @@
                     <pic:cNvPicPr/>
                   </pic:nvPicPr>
                   <pic:blipFill>
-                    <a:blip r:embed="rId40"/>
+                    <a:blip r:embed="rId41"/>
                     <a:stretch>
                       <a:fillRect/>
                     </a:stretch>
@@ -3206,7 +3172,6 @@
           <w:sz w:val="24"/>
           <w:szCs w:val="24"/>
         </w:rPr>
-        <w:lastRenderedPageBreak/>
         <w:t>undefined.j</w:t>
       </w:r>
       <w:r>
@@ -3256,7 +3221,7 @@
                     <pic:cNvPicPr/>
                   </pic:nvPicPr>
                   <pic:blipFill>
-                    <a:blip r:embed="rId41"/>
+                    <a:blip r:embed="rId42"/>
                     <a:stretch>
                       <a:fillRect/>
                     </a:stretch>
@@ -3316,7 +3281,7 @@
                     </pic:cNvPicPr>
                   </pic:nvPicPr>
                   <pic:blipFill>
-                    <a:blip r:embed="rId42">
+                    <a:blip r:embed="rId43">
                       <a:extLst>
                         <a:ext uri="{28A0092B-C50C-407E-A947-70E740481C1C}">
                           <a14:useLocalDpi xmlns:a14="http://schemas.microsoft.com/office/drawing/2010/main" val="0"/>
@@ -3409,7 +3374,7 @@
                     <pic:cNvPicPr/>
                   </pic:nvPicPr>
                   <pic:blipFill>
-                    <a:blip r:embed="rId43"/>
+                    <a:blip r:embed="rId44"/>
                     <a:stretch>
                       <a:fillRect/>
                     </a:stretch>
@@ -3466,7 +3431,7 @@
                     <pic:cNvPicPr/>
                   </pic:nvPicPr>
                   <pic:blipFill>
-                    <a:blip r:embed="rId44"/>
+                    <a:blip r:embed="rId45"/>
                     <a:stretch>
                       <a:fillRect/>
                     </a:stretch>
@@ -3485,6 +3450,27 @@
             </a:graphic>
           </wp:inline>
         </w:drawing>
+      </w:r>
+    </w:p>
+    <w:p>
+      <w:pPr>
+        <w:rPr>
+          <w:rFonts w:ascii="Times New Roman" w:hAnsi="Times New Roman" w:cs="Times New Roman"/>
+          <w:b/>
+          <w:bCs/>
+          <w:sz w:val="24"/>
+          <w:szCs w:val="24"/>
+        </w:rPr>
+      </w:pPr>
+      <w:r>
+        <w:rPr>
+          <w:rFonts w:ascii="Times New Roman" w:hAnsi="Times New Roman" w:cs="Times New Roman"/>
+          <w:b/>
+          <w:bCs/>
+          <w:sz w:val="24"/>
+          <w:szCs w:val="24"/>
+        </w:rPr>
+        <w:br w:type="page"/>
       </w:r>
     </w:p>
     <w:p>
@@ -3512,6 +3498,7 @@
           <w:sz w:val="24"/>
           <w:szCs w:val="24"/>
         </w:rPr>
+        <w:lastRenderedPageBreak/>
         <w:t>symbol.js</w:t>
       </w:r>
     </w:p>
@@ -3551,7 +3538,7 @@
                     <pic:cNvPicPr/>
                   </pic:nvPicPr>
                   <pic:blipFill>
-                    <a:blip r:embed="rId45"/>
+                    <a:blip r:embed="rId46"/>
                     <a:stretch>
                       <a:fillRect/>
                     </a:stretch>
@@ -3608,7 +3595,7 @@
                     <pic:cNvPicPr/>
                   </pic:nvPicPr>
                   <pic:blipFill>
-                    <a:blip r:embed="rId46"/>
+                    <a:blip r:embed="rId47"/>
                     <a:stretch>
                       <a:fillRect/>
                     </a:stretch>
@@ -3693,7 +3680,7 @@
                     <pic:cNvPicPr/>
                   </pic:nvPicPr>
                   <pic:blipFill>
-                    <a:blip r:embed="rId47"/>
+                    <a:blip r:embed="rId48"/>
                     <a:stretch>
                       <a:fillRect/>
                     </a:stretch>
@@ -3734,7 +3721,6 @@
           <w:sz w:val="24"/>
           <w:szCs w:val="24"/>
         </w:rPr>
-        <w:lastRenderedPageBreak/>
         <w:drawing>
           <wp:inline distT="0" distB="0" distL="0" distR="0" wp14:anchorId="07DAD000" wp14:editId="660045B8">
             <wp:extent cx="5247640" cy="752475"/>
@@ -3751,7 +3737,7 @@
                     <pic:cNvPicPr/>
                   </pic:nvPicPr>
                   <pic:blipFill>
-                    <a:blip r:embed="rId48"/>
+                    <a:blip r:embed="rId49"/>
                     <a:stretch>
                       <a:fillRect/>
                     </a:stretch>
@@ -3789,27 +3775,15 @@
           <w:szCs w:val="24"/>
         </w:rPr>
       </w:pPr>
-      <w:proofErr w:type="spellStart"/>
-      <w:r>
-        <w:rPr>
-          <w:rFonts w:ascii="Times New Roman" w:hAnsi="Times New Roman" w:cs="Times New Roman"/>
-          <w:b/>
-          <w:bCs/>
-          <w:sz w:val="24"/>
-          <w:szCs w:val="24"/>
-        </w:rPr>
-        <w:t>convertion</w:t>
-      </w:r>
-      <w:proofErr w:type="spellEnd"/>
-      <w:r>
-        <w:rPr>
-          <w:rFonts w:ascii="Times New Roman" w:hAnsi="Times New Roman" w:cs="Times New Roman"/>
-          <w:b/>
-          <w:bCs/>
-          <w:sz w:val="24"/>
-          <w:szCs w:val="24"/>
-        </w:rPr>
-        <w:t xml:space="preserve"> string.js</w:t>
+      <w:r>
+        <w:rPr>
+          <w:rFonts w:ascii="Times New Roman" w:hAnsi="Times New Roman" w:cs="Times New Roman"/>
+          <w:b/>
+          <w:bCs/>
+          <w:sz w:val="24"/>
+          <w:szCs w:val="24"/>
+        </w:rPr>
+        <w:t>convertion string.js</w:t>
       </w:r>
     </w:p>
     <w:p>
@@ -3848,7 +3822,7 @@
                     <pic:cNvPicPr/>
                   </pic:nvPicPr>
                   <pic:blipFill>
-                    <a:blip r:embed="rId49"/>
+                    <a:blip r:embed="rId50"/>
                     <a:stretch>
                       <a:fillRect/>
                     </a:stretch>
@@ -3905,7 +3879,7 @@
                     <pic:cNvPicPr/>
                   </pic:nvPicPr>
                   <pic:blipFill>
-                    <a:blip r:embed="rId50"/>
+                    <a:blip r:embed="rId51"/>
                     <a:stretch>
                       <a:fillRect/>
                     </a:stretch>
@@ -3924,6 +3898,27 @@
             </a:graphic>
           </wp:inline>
         </w:drawing>
+      </w:r>
+    </w:p>
+    <w:p>
+      <w:pPr>
+        <w:rPr>
+          <w:rFonts w:ascii="Times New Roman" w:hAnsi="Times New Roman" w:cs="Times New Roman"/>
+          <w:b/>
+          <w:bCs/>
+          <w:sz w:val="24"/>
+          <w:szCs w:val="24"/>
+        </w:rPr>
+      </w:pPr>
+      <w:r>
+        <w:rPr>
+          <w:rFonts w:ascii="Times New Roman" w:hAnsi="Times New Roman" w:cs="Times New Roman"/>
+          <w:b/>
+          <w:bCs/>
+          <w:sz w:val="24"/>
+          <w:szCs w:val="24"/>
+        </w:rPr>
+        <w:br w:type="page"/>
       </w:r>
     </w:p>
     <w:p>
@@ -3943,27 +3938,16 @@
           <w:szCs w:val="24"/>
         </w:rPr>
       </w:pPr>
-      <w:proofErr w:type="spellStart"/>
-      <w:r>
-        <w:rPr>
-          <w:rFonts w:ascii="Times New Roman" w:hAnsi="Times New Roman" w:cs="Times New Roman"/>
-          <w:b/>
-          <w:bCs/>
-          <w:sz w:val="24"/>
-          <w:szCs w:val="24"/>
-        </w:rPr>
-        <w:t>convertion</w:t>
-      </w:r>
-      <w:proofErr w:type="spellEnd"/>
-      <w:r>
-        <w:rPr>
-          <w:rFonts w:ascii="Times New Roman" w:hAnsi="Times New Roman" w:cs="Times New Roman"/>
-          <w:b/>
-          <w:bCs/>
-          <w:sz w:val="24"/>
-          <w:szCs w:val="24"/>
-        </w:rPr>
-        <w:t xml:space="preserve"> numeric.js</w:t>
+      <w:r>
+        <w:rPr>
+          <w:rFonts w:ascii="Times New Roman" w:hAnsi="Times New Roman" w:cs="Times New Roman"/>
+          <w:b/>
+          <w:bCs/>
+          <w:sz w:val="24"/>
+          <w:szCs w:val="24"/>
+        </w:rPr>
+        <w:lastRenderedPageBreak/>
+        <w:t>convertion numeric.js</w:t>
       </w:r>
     </w:p>
     <w:p>
@@ -4002,7 +3986,7 @@
                     <pic:cNvPicPr/>
                   </pic:nvPicPr>
                   <pic:blipFill>
-                    <a:blip r:embed="rId51"/>
+                    <a:blip r:embed="rId52"/>
                     <a:stretch>
                       <a:fillRect/>
                     </a:stretch>
@@ -4059,7 +4043,7 @@
                     <pic:cNvPicPr/>
                   </pic:nvPicPr>
                   <pic:blipFill>
-                    <a:blip r:embed="rId52"/>
+                    <a:blip r:embed="rId53"/>
                     <a:stretch>
                       <a:fillRect/>
                     </a:stretch>
@@ -4097,27 +4081,15 @@
           <w:szCs w:val="24"/>
         </w:rPr>
       </w:pPr>
-      <w:proofErr w:type="spellStart"/>
-      <w:r>
-        <w:rPr>
-          <w:rFonts w:ascii="Times New Roman" w:hAnsi="Times New Roman" w:cs="Times New Roman"/>
-          <w:b/>
-          <w:bCs/>
-          <w:sz w:val="24"/>
-          <w:szCs w:val="24"/>
-        </w:rPr>
-        <w:t>convertion</w:t>
-      </w:r>
-      <w:proofErr w:type="spellEnd"/>
-      <w:r>
-        <w:rPr>
-          <w:rFonts w:ascii="Times New Roman" w:hAnsi="Times New Roman" w:cs="Times New Roman"/>
-          <w:b/>
-          <w:bCs/>
-          <w:sz w:val="24"/>
-          <w:szCs w:val="24"/>
-        </w:rPr>
-        <w:t xml:space="preserve"> </w:t>
+      <w:r>
+        <w:rPr>
+          <w:rFonts w:ascii="Times New Roman" w:hAnsi="Times New Roman" w:cs="Times New Roman"/>
+          <w:b/>
+          <w:bCs/>
+          <w:sz w:val="24"/>
+          <w:szCs w:val="24"/>
+        </w:rPr>
+        <w:t xml:space="preserve">convertion </w:t>
       </w:r>
       <w:r>
         <w:rPr>
@@ -4176,7 +4148,7 @@
                     <pic:cNvPicPr/>
                   </pic:nvPicPr>
                   <pic:blipFill>
-                    <a:blip r:embed="rId53"/>
+                    <a:blip r:embed="rId54"/>
                     <a:stretch>
                       <a:fillRect/>
                     </a:stretch>
@@ -4217,7 +4189,6 @@
           <w:sz w:val="24"/>
           <w:szCs w:val="24"/>
         </w:rPr>
-        <w:lastRenderedPageBreak/>
         <w:drawing>
           <wp:inline distT="0" distB="0" distL="0" distR="0" wp14:anchorId="0EB017B1" wp14:editId="1489900F">
             <wp:extent cx="4277322" cy="1209844"/>
@@ -4234,7 +4205,7 @@
                     <pic:cNvPicPr/>
                   </pic:nvPicPr>
                   <pic:blipFill>
-                    <a:blip r:embed="rId54"/>
+                    <a:blip r:embed="rId55"/>
                     <a:stretch>
                       <a:fillRect/>
                     </a:stretch>
@@ -4319,7 +4290,7 @@
                     <pic:cNvPicPr/>
                   </pic:nvPicPr>
                   <pic:blipFill>
-                    <a:blip r:embed="rId55"/>
+                    <a:blip r:embed="rId56"/>
                     <a:stretch>
                       <a:fillRect/>
                     </a:stretch>
@@ -4360,6 +4331,7 @@
           <w:sz w:val="24"/>
           <w:szCs w:val="24"/>
         </w:rPr>
+        <w:lastRenderedPageBreak/>
         <w:drawing>
           <wp:inline distT="0" distB="0" distL="0" distR="0" wp14:anchorId="1A1F1221" wp14:editId="350730BD">
             <wp:extent cx="409632" cy="1295581"/>
@@ -4376,7 +4348,7 @@
                     <pic:cNvPicPr/>
                   </pic:nvPicPr>
                   <pic:blipFill>
-                    <a:blip r:embed="rId56"/>
+                    <a:blip r:embed="rId57"/>
                     <a:stretch>
                       <a:fillRect/>
                     </a:stretch>
@@ -4461,7 +4433,7 @@
                     <pic:cNvPicPr/>
                   </pic:nvPicPr>
                   <pic:blipFill>
-                    <a:blip r:embed="rId57"/>
+                    <a:blip r:embed="rId58"/>
                     <a:stretch>
                       <a:fillRect/>
                     </a:stretch>
@@ -4518,7 +4490,7 @@
                     <pic:cNvPicPr/>
                   </pic:nvPicPr>
                   <pic:blipFill>
-                    <a:blip r:embed="rId58"/>
+                    <a:blip r:embed="rId59"/>
                     <a:stretch>
                       <a:fillRect/>
                     </a:stretch>
@@ -4564,7 +4536,6 @@
           <w:sz w:val="24"/>
           <w:szCs w:val="24"/>
         </w:rPr>
-        <w:lastRenderedPageBreak/>
         <w:t>logic.js</w:t>
       </w:r>
     </w:p>
@@ -4604,7 +4575,7 @@
                     <pic:cNvPicPr/>
                   </pic:nvPicPr>
                   <pic:blipFill>
-                    <a:blip r:embed="rId59"/>
+                    <a:blip r:embed="rId60"/>
                     <a:stretch>
                       <a:fillRect/>
                     </a:stretch>
@@ -4661,7 +4632,7 @@
                     <pic:cNvPicPr/>
                   </pic:nvPicPr>
                   <pic:blipFill>
-                    <a:blip r:embed="rId60"/>
+                    <a:blip r:embed="rId61"/>
                     <a:stretch>
                       <a:fillRect/>
                     </a:stretch>
@@ -4680,6 +4651,27 @@
             </a:graphic>
           </wp:inline>
         </w:drawing>
+      </w:r>
+    </w:p>
+    <w:p>
+      <w:pPr>
+        <w:rPr>
+          <w:rFonts w:ascii="Times New Roman" w:hAnsi="Times New Roman" w:cs="Times New Roman"/>
+          <w:b/>
+          <w:bCs/>
+          <w:sz w:val="24"/>
+          <w:szCs w:val="24"/>
+        </w:rPr>
+      </w:pPr>
+      <w:r>
+        <w:rPr>
+          <w:rFonts w:ascii="Times New Roman" w:hAnsi="Times New Roman" w:cs="Times New Roman"/>
+          <w:b/>
+          <w:bCs/>
+          <w:sz w:val="24"/>
+          <w:szCs w:val="24"/>
+        </w:rPr>
+        <w:br w:type="page"/>
       </w:r>
     </w:p>
     <w:p>
@@ -4707,6 +4699,7 @@
           <w:sz w:val="24"/>
           <w:szCs w:val="24"/>
         </w:rPr>
+        <w:lastRenderedPageBreak/>
         <w:t>bitwise.js</w:t>
       </w:r>
     </w:p>
@@ -4746,7 +4739,7 @@
                     <pic:cNvPicPr/>
                   </pic:nvPicPr>
                   <pic:blipFill>
-                    <a:blip r:embed="rId61"/>
+                    <a:blip r:embed="rId62"/>
                     <a:stretch>
                       <a:fillRect/>
                     </a:stretch>
@@ -4803,7 +4796,7 @@
                     <pic:cNvPicPr/>
                   </pic:nvPicPr>
                   <pic:blipFill>
-                    <a:blip r:embed="rId62"/>
+                    <a:blip r:embed="rId63"/>
                     <a:stretch>
                       <a:fillRect/>
                     </a:stretch>
@@ -4888,7 +4881,7 @@
                     <pic:cNvPicPr/>
                   </pic:nvPicPr>
                   <pic:blipFill>
-                    <a:blip r:embed="rId63"/>
+                    <a:blip r:embed="rId64"/>
                     <a:stretch>
                       <a:fillRect/>
                     </a:stretch>
@@ -4945,7 +4938,7 @@
                     <pic:cNvPicPr/>
                   </pic:nvPicPr>
                   <pic:blipFill>
-                    <a:blip r:embed="rId64"/>
+                    <a:blip r:embed="rId65"/>
                     <a:stretch>
                       <a:fillRect/>
                     </a:stretch>
@@ -5030,7 +5023,7 @@
                     <pic:cNvPicPr/>
                   </pic:nvPicPr>
                   <pic:blipFill>
-                    <a:blip r:embed="rId65"/>
+                    <a:blip r:embed="rId66"/>
                     <a:stretch>
                       <a:fillRect/>
                     </a:stretch>
@@ -5071,7 +5064,6 @@
           <w:sz w:val="24"/>
           <w:szCs w:val="24"/>
         </w:rPr>
-        <w:lastRenderedPageBreak/>
         <w:drawing>
           <wp:inline distT="0" distB="0" distL="0" distR="0" wp14:anchorId="45F10BD8" wp14:editId="4B603642">
             <wp:extent cx="4248743" cy="1190791"/>
@@ -5088,7 +5080,7 @@
                     <pic:cNvPicPr/>
                   </pic:nvPicPr>
                   <pic:blipFill>
-                    <a:blip r:embed="rId66"/>
+                    <a:blip r:embed="rId67"/>
                     <a:stretch>
                       <a:fillRect/>
                     </a:stretch>
@@ -5169,7 +5161,7 @@
                     <pic:cNvPicPr/>
                   </pic:nvPicPr>
                   <pic:blipFill>
-                    <a:blip r:embed="rId67"/>
+                    <a:blip r:embed="rId68"/>
                     <a:stretch>
                       <a:fillRect/>
                     </a:stretch>
@@ -5210,6 +5202,7 @@
           <w:sz w:val="24"/>
           <w:szCs w:val="24"/>
         </w:rPr>
+        <w:lastRenderedPageBreak/>
         <w:drawing>
           <wp:inline distT="0" distB="0" distL="0" distR="0" wp14:anchorId="07D679A3" wp14:editId="4A05292C">
             <wp:extent cx="4248743" cy="1533739"/>
@@ -5226,7 +5219,7 @@
                     <pic:cNvPicPr/>
                   </pic:nvPicPr>
                   <pic:blipFill>
-                    <a:blip r:embed="rId68"/>
+                    <a:blip r:embed="rId69"/>
                     <a:stretch>
                       <a:fillRect/>
                     </a:stretch>
@@ -5283,7 +5276,7 @@
                     <pic:cNvPicPr/>
                   </pic:nvPicPr>
                   <pic:blipFill>
-                    <a:blip r:embed="rId69"/>
+                    <a:blip r:embed="rId70"/>
                     <a:stretch>
                       <a:fillRect/>
                     </a:stretch>
@@ -5368,7 +5361,7 @@
                     <pic:cNvPicPr/>
                   </pic:nvPicPr>
                   <pic:blipFill>
-                    <a:blip r:embed="rId70"/>
+                    <a:blip r:embed="rId71"/>
                     <a:stretch>
                       <a:fillRect/>
                     </a:stretch>
@@ -5409,7 +5402,6 @@
           <w:sz w:val="24"/>
           <w:szCs w:val="24"/>
         </w:rPr>
-        <w:lastRenderedPageBreak/>
         <w:drawing>
           <wp:inline distT="0" distB="0" distL="0" distR="0" wp14:anchorId="034CB981" wp14:editId="317531CD">
             <wp:extent cx="4277322" cy="1200318"/>
@@ -5426,7 +5418,7 @@
                     <pic:cNvPicPr/>
                   </pic:nvPicPr>
                   <pic:blipFill>
-                    <a:blip r:embed="rId71"/>
+                    <a:blip r:embed="rId72"/>
                     <a:stretch>
                       <a:fillRect/>
                     </a:stretch>
@@ -5483,7 +5475,7 @@
                     <pic:cNvPicPr/>
                   </pic:nvPicPr>
                   <pic:blipFill>
-                    <a:blip r:embed="rId72"/>
+                    <a:blip r:embed="rId73"/>
                     <a:stretch>
                       <a:fillRect/>
                     </a:stretch>
@@ -5502,6 +5494,27 @@
             </a:graphic>
           </wp:inline>
         </w:drawing>
+      </w:r>
+    </w:p>
+    <w:p>
+      <w:pPr>
+        <w:rPr>
+          <w:rFonts w:ascii="Times New Roman" w:hAnsi="Times New Roman" w:cs="Times New Roman"/>
+          <w:b/>
+          <w:bCs/>
+          <w:sz w:val="24"/>
+          <w:szCs w:val="24"/>
+        </w:rPr>
+      </w:pPr>
+      <w:r>
+        <w:rPr>
+          <w:rFonts w:ascii="Times New Roman" w:hAnsi="Times New Roman" w:cs="Times New Roman"/>
+          <w:b/>
+          <w:bCs/>
+          <w:sz w:val="24"/>
+          <w:szCs w:val="24"/>
+        </w:rPr>
+        <w:br w:type="page"/>
       </w:r>
     </w:p>
     <w:p>
@@ -5529,6 +5542,7 @@
           <w:sz w:val="24"/>
           <w:szCs w:val="24"/>
         </w:rPr>
+        <w:lastRenderedPageBreak/>
         <w:t>if.js</w:t>
       </w:r>
     </w:p>
@@ -5568,7 +5582,7 @@
                     <pic:cNvPicPr/>
                   </pic:nvPicPr>
                   <pic:blipFill>
-                    <a:blip r:embed="rId73"/>
+                    <a:blip r:embed="rId74"/>
                     <a:stretch>
                       <a:fillRect/>
                     </a:stretch>
@@ -5621,7 +5635,7 @@
                     <pic:cNvPicPr/>
                   </pic:nvPicPr>
                   <pic:blipFill>
-                    <a:blip r:embed="rId74"/>
+                    <a:blip r:embed="rId75"/>
                     <a:stretch>
                       <a:fillRect/>
                     </a:stretch>
@@ -5678,7 +5692,7 @@
                     <pic:cNvPicPr/>
                   </pic:nvPicPr>
                   <pic:blipFill>
-                    <a:blip r:embed="rId75"/>
+                    <a:blip r:embed="rId76"/>
                     <a:stretch>
                       <a:fillRect/>
                     </a:stretch>
@@ -5747,7 +5761,6 @@
           <w:sz w:val="24"/>
           <w:szCs w:val="24"/>
         </w:rPr>
-        <w:lastRenderedPageBreak/>
         <w:drawing>
           <wp:inline distT="0" distB="0" distL="0" distR="0" wp14:anchorId="783FB08B" wp14:editId="3E64C838">
             <wp:extent cx="5087060" cy="1133633"/>
@@ -5764,7 +5777,7 @@
                     <pic:cNvPicPr/>
                   </pic:nvPicPr>
                   <pic:blipFill>
-                    <a:blip r:embed="rId76"/>
+                    <a:blip r:embed="rId77"/>
                     <a:stretch>
                       <a:fillRect/>
                     </a:stretch>
@@ -5821,7 +5834,7 @@
                     <pic:cNvPicPr/>
                   </pic:nvPicPr>
                   <pic:blipFill>
-                    <a:blip r:embed="rId77"/>
+                    <a:blip r:embed="rId78"/>
                     <a:stretch>
                       <a:fillRect/>
                     </a:stretch>
@@ -5862,6 +5875,7 @@
           <w:sz w:val="24"/>
           <w:szCs w:val="24"/>
         </w:rPr>
+        <w:lastRenderedPageBreak/>
         <w:drawing>
           <wp:inline distT="0" distB="0" distL="0" distR="0" wp14:anchorId="4BE188BC" wp14:editId="26478298">
             <wp:extent cx="4277322" cy="1181265"/>
@@ -5878,7 +5892,7 @@
                     <pic:cNvPicPr/>
                   </pic:nvPicPr>
                   <pic:blipFill>
-                    <a:blip r:embed="rId78"/>
+                    <a:blip r:embed="rId79"/>
                     <a:stretch>
                       <a:fillRect/>
                     </a:stretch>
@@ -5935,7 +5949,7 @@
                     <pic:cNvPicPr/>
                   </pic:nvPicPr>
                   <pic:blipFill>
-                    <a:blip r:embed="rId79"/>
+                    <a:blip r:embed="rId80"/>
                     <a:stretch>
                       <a:fillRect/>
                     </a:stretch>
@@ -6004,32 +6018,31 @@
           <w:sz w:val="24"/>
           <w:szCs w:val="24"/>
         </w:rPr>
-        <w:lastRenderedPageBreak/>
-        <w:drawing>
-          <wp:inline distT="0" distB="0" distL="0" distR="0" wp14:anchorId="614FAFD5" wp14:editId="49197AAF">
-            <wp:extent cx="2838846" cy="1752845"/>
-            <wp:effectExtent l="0" t="0" r="0" b="0"/>
-            <wp:docPr id="92" name="Picture 92"/>
-            <wp:cNvGraphicFramePr>
-              <a:graphicFrameLocks xmlns:a="http://schemas.openxmlformats.org/drawingml/2006/main" noChangeAspect="1"/>
-            </wp:cNvGraphicFramePr>
-            <a:graphic xmlns:a="http://schemas.openxmlformats.org/drawingml/2006/main">
-              <a:graphicData uri="http://schemas.openxmlformats.org/drawingml/2006/picture">
-                <pic:pic xmlns:pic="http://schemas.openxmlformats.org/drawingml/2006/picture">
-                  <pic:nvPicPr>
-                    <pic:cNvPr id="1" name=""/>
-                    <pic:cNvPicPr/>
-                  </pic:nvPicPr>
-                  <pic:blipFill>
-                    <a:blip r:embed="rId80"/>
-                    <a:stretch>
-                      <a:fillRect/>
-                    </a:stretch>
-                  </pic:blipFill>
-                  <pic:spPr>
-                    <a:xfrm>
-                      <a:off x="0" y="0"/>
-                      <a:ext cx="2838846" cy="1752845"/>
+        <w:drawing>
+          <wp:inline distT="0" distB="0" distL="0" distR="0" wp14:anchorId="4B644EEC" wp14:editId="62349CC8">
+            <wp:extent cx="2781688" cy="1686160"/>
+            <wp:effectExtent l="0" t="0" r="0" b="9525"/>
+            <wp:docPr id="121" name="Picture 121"/>
+            <wp:cNvGraphicFramePr>
+              <a:graphicFrameLocks xmlns:a="http://schemas.openxmlformats.org/drawingml/2006/main" noChangeAspect="1"/>
+            </wp:cNvGraphicFramePr>
+            <a:graphic xmlns:a="http://schemas.openxmlformats.org/drawingml/2006/main">
+              <a:graphicData uri="http://schemas.openxmlformats.org/drawingml/2006/picture">
+                <pic:pic xmlns:pic="http://schemas.openxmlformats.org/drawingml/2006/picture">
+                  <pic:nvPicPr>
+                    <pic:cNvPr id="1" name=""/>
+                    <pic:cNvPicPr/>
+                  </pic:nvPicPr>
+                  <pic:blipFill>
+                    <a:blip r:embed="rId81"/>
+                    <a:stretch>
+                      <a:fillRect/>
+                    </a:stretch>
+                  </pic:blipFill>
+                  <pic:spPr>
+                    <a:xfrm>
+                      <a:off x="0" y="0"/>
+                      <a:ext cx="2781688" cy="1686160"/>
                     </a:xfrm>
                     <a:prstGeom prst="rect">
                       <a:avLst/>
@@ -6078,7 +6091,7 @@
                     <pic:cNvPicPr/>
                   </pic:nvPicPr>
                   <pic:blipFill>
-                    <a:blip r:embed="rId81"/>
+                    <a:blip r:embed="rId82"/>
                     <a:stretch>
                       <a:fillRect/>
                     </a:stretch>
@@ -6119,6 +6132,7 @@
           <w:sz w:val="24"/>
           <w:szCs w:val="24"/>
         </w:rPr>
+        <w:lastRenderedPageBreak/>
         <w:drawing>
           <wp:inline distT="0" distB="0" distL="0" distR="0" wp14:anchorId="4B4CAF8A" wp14:editId="57F710B5">
             <wp:extent cx="4258269" cy="1524213"/>
@@ -6135,7 +6149,7 @@
                     <pic:cNvPicPr/>
                   </pic:nvPicPr>
                   <pic:blipFill>
-                    <a:blip r:embed="rId82"/>
+                    <a:blip r:embed="rId83"/>
                     <a:stretch>
                       <a:fillRect/>
                     </a:stretch>
@@ -6192,7 +6206,7 @@
                     <pic:cNvPicPr/>
                   </pic:nvPicPr>
                   <pic:blipFill>
-                    <a:blip r:embed="rId83"/>
+                    <a:blip r:embed="rId84"/>
                     <a:stretch>
                       <a:fillRect/>
                     </a:stretch>
@@ -6233,7 +6247,6 @@
           <w:sz w:val="24"/>
           <w:szCs w:val="24"/>
         </w:rPr>
-        <w:lastRenderedPageBreak/>
         <w:drawing>
           <wp:inline distT="0" distB="0" distL="0" distR="0" wp14:anchorId="3E775EAF" wp14:editId="0478416F">
             <wp:extent cx="4258269" cy="1533739"/>
@@ -6250,7 +6263,7 @@
                     <pic:cNvPicPr/>
                   </pic:nvPicPr>
                   <pic:blipFill>
-                    <a:blip r:embed="rId84"/>
+                    <a:blip r:embed="rId85"/>
                     <a:stretch>
                       <a:fillRect/>
                     </a:stretch>
@@ -6307,7 +6320,7 @@
                     <pic:cNvPicPr/>
                   </pic:nvPicPr>
                   <pic:blipFill>
-                    <a:blip r:embed="rId85"/>
+                    <a:blip r:embed="rId86"/>
                     <a:stretch>
                       <a:fillRect/>
                     </a:stretch>
@@ -6348,6 +6361,7 @@
           <w:sz w:val="24"/>
           <w:szCs w:val="24"/>
         </w:rPr>
+        <w:lastRenderedPageBreak/>
         <w:drawing>
           <wp:inline distT="0" distB="0" distL="0" distR="0" wp14:anchorId="04A4B05F" wp14:editId="3D0ED8B8">
             <wp:extent cx="4258269" cy="1533739"/>
@@ -6364,7 +6378,7 @@
                     <pic:cNvPicPr/>
                   </pic:nvPicPr>
                   <pic:blipFill>
-                    <a:blip r:embed="rId86"/>
+                    <a:blip r:embed="rId87"/>
                     <a:stretch>
                       <a:fillRect/>
                     </a:stretch>
@@ -6421,7 +6435,7 @@
                     <pic:cNvPicPr/>
                   </pic:nvPicPr>
                   <pic:blipFill>
-                    <a:blip r:embed="rId87"/>
+                    <a:blip r:embed="rId88"/>
                     <a:stretch>
                       <a:fillRect/>
                     </a:stretch>
@@ -6462,7 +6476,6 @@
           <w:sz w:val="24"/>
           <w:szCs w:val="24"/>
         </w:rPr>
-        <w:lastRenderedPageBreak/>
         <w:drawing>
           <wp:inline distT="0" distB="0" distL="0" distR="0" wp14:anchorId="6011DFDF" wp14:editId="28C65C75">
             <wp:extent cx="4258269" cy="1543265"/>
@@ -6479,7 +6492,7 @@
                     <pic:cNvPicPr/>
                   </pic:nvPicPr>
                   <pic:blipFill>
-                    <a:blip r:embed="rId88"/>
+                    <a:blip r:embed="rId89"/>
                     <a:stretch>
                       <a:fillRect/>
                     </a:stretch>
@@ -6536,7 +6549,7 @@
                     <pic:cNvPicPr/>
                   </pic:nvPicPr>
                   <pic:blipFill>
-                    <a:blip r:embed="rId89"/>
+                    <a:blip r:embed="rId90"/>
                     <a:stretch>
                       <a:fillRect/>
                     </a:stretch>
@@ -6555,6 +6568,27 @@
             </a:graphic>
           </wp:inline>
         </w:drawing>
+      </w:r>
+    </w:p>
+    <w:p>
+      <w:pPr>
+        <w:rPr>
+          <w:rFonts w:ascii="Times New Roman" w:hAnsi="Times New Roman" w:cs="Times New Roman"/>
+          <w:b/>
+          <w:bCs/>
+          <w:sz w:val="24"/>
+          <w:szCs w:val="24"/>
+        </w:rPr>
+      </w:pPr>
+      <w:r>
+        <w:rPr>
+          <w:rFonts w:ascii="Times New Roman" w:hAnsi="Times New Roman" w:cs="Times New Roman"/>
+          <w:b/>
+          <w:bCs/>
+          <w:sz w:val="24"/>
+          <w:szCs w:val="24"/>
+        </w:rPr>
+        <w:br w:type="page"/>
       </w:r>
     </w:p>
     <w:p>
@@ -6582,6 +6616,7 @@
           <w:sz w:val="24"/>
           <w:szCs w:val="24"/>
         </w:rPr>
+        <w:lastRenderedPageBreak/>
         <w:t>switch.js</w:t>
       </w:r>
     </w:p>
@@ -6621,7 +6656,7 @@
                     <pic:cNvPicPr/>
                   </pic:nvPicPr>
                   <pic:blipFill>
-                    <a:blip r:embed="rId90"/>
+                    <a:blip r:embed="rId91"/>
                     <a:stretch>
                       <a:fillRect/>
                     </a:stretch>
@@ -6678,7 +6713,7 @@
                     <pic:cNvPicPr/>
                   </pic:nvPicPr>
                   <pic:blipFill>
-                    <a:blip r:embed="rId91"/>
+                    <a:blip r:embed="rId92"/>
                     <a:stretch>
                       <a:fillRect/>
                     </a:stretch>
@@ -6747,7 +6782,6 @@
           <w:sz w:val="24"/>
           <w:szCs w:val="24"/>
         </w:rPr>
-        <w:lastRenderedPageBreak/>
         <w:drawing>
           <wp:inline distT="0" distB="0" distL="0" distR="0" wp14:anchorId="717E8DF0" wp14:editId="1F18284D">
             <wp:extent cx="2495898" cy="666843"/>
@@ -6764,7 +6798,7 @@
                     <pic:cNvPicPr/>
                   </pic:nvPicPr>
                   <pic:blipFill>
-                    <a:blip r:embed="rId92"/>
+                    <a:blip r:embed="rId93"/>
                     <a:stretch>
                       <a:fillRect/>
                     </a:stretch>
@@ -6821,7 +6855,7 @@
                     <pic:cNvPicPr/>
                   </pic:nvPicPr>
                   <pic:blipFill>
-                    <a:blip r:embed="rId93"/>
+                    <a:blip r:embed="rId94"/>
                     <a:stretch>
                       <a:fillRect/>
                     </a:stretch>
@@ -6840,6 +6874,27 @@
             </a:graphic>
           </wp:inline>
         </w:drawing>
+      </w:r>
+    </w:p>
+    <w:p>
+      <w:pPr>
+        <w:rPr>
+          <w:rFonts w:ascii="Times New Roman" w:hAnsi="Times New Roman" w:cs="Times New Roman"/>
+          <w:b/>
+          <w:bCs/>
+          <w:sz w:val="24"/>
+          <w:szCs w:val="24"/>
+        </w:rPr>
+      </w:pPr>
+      <w:r>
+        <w:rPr>
+          <w:rFonts w:ascii="Times New Roman" w:hAnsi="Times New Roman" w:cs="Times New Roman"/>
+          <w:b/>
+          <w:bCs/>
+          <w:sz w:val="24"/>
+          <w:szCs w:val="24"/>
+        </w:rPr>
+        <w:br w:type="page"/>
       </w:r>
     </w:p>
     <w:p>
@@ -6867,6 +6922,7 @@
           <w:sz w:val="24"/>
           <w:szCs w:val="24"/>
         </w:rPr>
+        <w:lastRenderedPageBreak/>
         <w:t>while.js</w:t>
       </w:r>
     </w:p>
@@ -6906,7 +6962,7 @@
                     <pic:cNvPicPr/>
                   </pic:nvPicPr>
                   <pic:blipFill>
-                    <a:blip r:embed="rId94"/>
+                    <a:blip r:embed="rId95"/>
                     <a:stretch>
                       <a:fillRect/>
                     </a:stretch>
@@ -6963,7 +7019,7 @@
                     <pic:cNvPicPr/>
                   </pic:nvPicPr>
                   <pic:blipFill>
-                    <a:blip r:embed="rId95"/>
+                    <a:blip r:embed="rId96"/>
                     <a:stretch>
                       <a:fillRect/>
                     </a:stretch>
@@ -7048,7 +7104,7 @@
                     <pic:cNvPicPr/>
                   </pic:nvPicPr>
                   <pic:blipFill>
-                    <a:blip r:embed="rId96"/>
+                    <a:blip r:embed="rId97"/>
                     <a:stretch>
                       <a:fillRect/>
                     </a:stretch>
@@ -7089,7 +7145,6 @@
           <w:sz w:val="24"/>
           <w:szCs w:val="24"/>
         </w:rPr>
-        <w:lastRenderedPageBreak/>
         <w:drawing>
           <wp:inline distT="0" distB="0" distL="0" distR="0" wp14:anchorId="441881B7" wp14:editId="29D6D32C">
             <wp:extent cx="5247640" cy="1518920"/>
@@ -7106,7 +7161,7 @@
                     <pic:cNvPicPr/>
                   </pic:nvPicPr>
                   <pic:blipFill>
-                    <a:blip r:embed="rId97"/>
+                    <a:blip r:embed="rId98"/>
                     <a:stretch>
                       <a:fillRect/>
                     </a:stretch>
@@ -7125,6 +7180,27 @@
             </a:graphic>
           </wp:inline>
         </w:drawing>
+      </w:r>
+    </w:p>
+    <w:p>
+      <w:pPr>
+        <w:rPr>
+          <w:rFonts w:ascii="Times New Roman" w:hAnsi="Times New Roman" w:cs="Times New Roman"/>
+          <w:b/>
+          <w:bCs/>
+          <w:sz w:val="24"/>
+          <w:szCs w:val="24"/>
+        </w:rPr>
+      </w:pPr>
+      <w:r>
+        <w:rPr>
+          <w:rFonts w:ascii="Times New Roman" w:hAnsi="Times New Roman" w:cs="Times New Roman"/>
+          <w:b/>
+          <w:bCs/>
+          <w:sz w:val="24"/>
+          <w:szCs w:val="24"/>
+        </w:rPr>
+        <w:br w:type="page"/>
       </w:r>
     </w:p>
     <w:p>
@@ -7152,6 +7228,7 @@
           <w:sz w:val="24"/>
           <w:szCs w:val="24"/>
         </w:rPr>
+        <w:lastRenderedPageBreak/>
         <w:t>break.js</w:t>
       </w:r>
     </w:p>
@@ -7191,7 +7268,7 @@
                     <pic:cNvPicPr/>
                   </pic:nvPicPr>
                   <pic:blipFill>
-                    <a:blip r:embed="rId98"/>
+                    <a:blip r:embed="rId99"/>
                     <a:stretch>
                       <a:fillRect/>
                     </a:stretch>
@@ -7248,7 +7325,7 @@
                     <pic:cNvPicPr/>
                   </pic:nvPicPr>
                   <pic:blipFill>
-                    <a:blip r:embed="rId99"/>
+                    <a:blip r:embed="rId100"/>
                     <a:stretch>
                       <a:fillRect/>
                     </a:stretch>
@@ -7333,7 +7410,7 @@
                     <pic:cNvPicPr/>
                   </pic:nvPicPr>
                   <pic:blipFill>
-                    <a:blip r:embed="rId100"/>
+                    <a:blip r:embed="rId101"/>
                     <a:stretch>
                       <a:fillRect/>
                     </a:stretch>
@@ -7374,7 +7451,6 @@
           <w:sz w:val="24"/>
           <w:szCs w:val="24"/>
         </w:rPr>
-        <w:lastRenderedPageBreak/>
         <w:drawing>
           <wp:inline distT="0" distB="0" distL="0" distR="0" wp14:anchorId="7643C032" wp14:editId="418DFC7D">
             <wp:extent cx="5247640" cy="1293495"/>
@@ -7391,7 +7467,7 @@
                     <pic:cNvPicPr/>
                   </pic:nvPicPr>
                   <pic:blipFill>
-                    <a:blip r:embed="rId101"/>
+                    <a:blip r:embed="rId102"/>
                     <a:stretch>
                       <a:fillRect/>
                     </a:stretch>
@@ -7410,6 +7486,27 @@
             </a:graphic>
           </wp:inline>
         </w:drawing>
+      </w:r>
+    </w:p>
+    <w:p>
+      <w:pPr>
+        <w:rPr>
+          <w:rFonts w:ascii="Times New Roman" w:hAnsi="Times New Roman" w:cs="Times New Roman"/>
+          <w:b/>
+          <w:bCs/>
+          <w:sz w:val="24"/>
+          <w:szCs w:val="24"/>
+        </w:rPr>
+      </w:pPr>
+      <w:r>
+        <w:rPr>
+          <w:rFonts w:ascii="Times New Roman" w:hAnsi="Times New Roman" w:cs="Times New Roman"/>
+          <w:b/>
+          <w:bCs/>
+          <w:sz w:val="24"/>
+          <w:szCs w:val="24"/>
+        </w:rPr>
+        <w:br w:type="page"/>
       </w:r>
     </w:p>
     <w:p>
@@ -7438,29 +7535,8 @@
           <w:sz w:val="24"/>
           <w:szCs w:val="24"/>
         </w:rPr>
-        <w:t xml:space="preserve">Edit index.html dan </w:t>
-      </w:r>
-      <w:proofErr w:type="spellStart"/>
-      <w:r>
-        <w:rPr>
-          <w:rFonts w:ascii="Times New Roman" w:hAnsi="Times New Roman" w:cs="Times New Roman"/>
-          <w:b/>
-          <w:bCs/>
-          <w:sz w:val="24"/>
-          <w:szCs w:val="24"/>
-        </w:rPr>
-        <w:t>menampilkan</w:t>
-      </w:r>
-      <w:proofErr w:type="spellEnd"/>
-      <w:r>
-        <w:rPr>
-          <w:rFonts w:ascii="Times New Roman" w:hAnsi="Times New Roman" w:cs="Times New Roman"/>
-          <w:b/>
-          <w:bCs/>
-          <w:sz w:val="24"/>
-          <w:szCs w:val="24"/>
-        </w:rPr>
-        <w:t xml:space="preserve"> carousel</w:t>
+        <w:lastRenderedPageBreak/>
+        <w:t>Edit index.html dan menampilkan carousel</w:t>
       </w:r>
     </w:p>
     <w:p>
@@ -7480,7 +7556,6 @@
           <w:sz w:val="24"/>
           <w:szCs w:val="24"/>
         </w:rPr>
-        <w:lastRenderedPageBreak/>
         <w:drawing>
           <wp:inline distT="0" distB="0" distL="0" distR="0" wp14:anchorId="7CB16BD6" wp14:editId="3BE9567C">
             <wp:extent cx="5247640" cy="6101715"/>
@@ -7497,7 +7572,7 @@
                     <pic:cNvPicPr/>
                   </pic:nvPicPr>
                   <pic:blipFill>
-                    <a:blip r:embed="rId102"/>
+                    <a:blip r:embed="rId103"/>
                     <a:stretch>
                       <a:fillRect/>
                     </a:stretch>
@@ -7552,7 +7627,7 @@
                     <pic:cNvPicPr/>
                   </pic:nvPicPr>
                   <pic:blipFill>
-                    <a:blip r:embed="rId103"/>
+                    <a:blip r:embed="rId104"/>
                     <a:stretch>
                       <a:fillRect/>
                     </a:stretch>
@@ -7604,7 +7679,7 @@
                     <pic:cNvPicPr/>
                   </pic:nvPicPr>
                   <pic:blipFill>
-                    <a:blip r:embed="rId104"/>
+                    <a:blip r:embed="rId105"/>
                     <a:stretch>
                       <a:fillRect/>
                     </a:stretch>
@@ -7623,6 +7698,177 @@
             </a:graphic>
           </wp:inline>
         </w:drawing>
+      </w:r>
+    </w:p>
+    <w:p>
+      <w:pPr>
+        <w:spacing w:line="360" w:lineRule="auto"/>
+        <w:jc w:val="center"/>
+        <w:rPr>
+          <w:rFonts w:ascii="Times New Roman" w:hAnsi="Times New Roman" w:cs="Times New Roman"/>
+          <w:sz w:val="24"/>
+          <w:szCs w:val="24"/>
+        </w:rPr>
+      </w:pPr>
+      <w:r>
+        <w:rPr>
+          <w:noProof/>
+        </w:rPr>
+        <w:drawing>
+          <wp:inline distT="0" distB="0" distL="0" distR="0" wp14:anchorId="22D0F728" wp14:editId="5A126C4A">
+            <wp:extent cx="5247640" cy="2951480"/>
+            <wp:effectExtent l="0" t="0" r="0" b="1270"/>
+            <wp:docPr id="118" name="Picture 118"/>
+            <wp:cNvGraphicFramePr>
+              <a:graphicFrameLocks xmlns:a="http://schemas.openxmlformats.org/drawingml/2006/main" noChangeAspect="1"/>
+            </wp:cNvGraphicFramePr>
+            <a:graphic xmlns:a="http://schemas.openxmlformats.org/drawingml/2006/main">
+              <a:graphicData uri="http://schemas.openxmlformats.org/drawingml/2006/picture">
+                <pic:pic xmlns:pic="http://schemas.openxmlformats.org/drawingml/2006/picture">
+                  <pic:nvPicPr>
+                    <pic:cNvPr id="1" name=""/>
+                    <pic:cNvPicPr/>
+                  </pic:nvPicPr>
+                  <pic:blipFill>
+                    <a:blip r:embed="rId106"/>
+                    <a:stretch>
+                      <a:fillRect/>
+                    </a:stretch>
+                  </pic:blipFill>
+                  <pic:spPr>
+                    <a:xfrm>
+                      <a:off x="0" y="0"/>
+                      <a:ext cx="5247640" cy="2951480"/>
+                    </a:xfrm>
+                    <a:prstGeom prst="rect">
+                      <a:avLst/>
+                    </a:prstGeom>
+                  </pic:spPr>
+                </pic:pic>
+              </a:graphicData>
+            </a:graphic>
+          </wp:inline>
+        </w:drawing>
+      </w:r>
+    </w:p>
+    <w:p>
+      <w:pPr>
+        <w:spacing w:line="360" w:lineRule="auto"/>
+        <w:jc w:val="center"/>
+        <w:rPr>
+          <w:rFonts w:ascii="Times New Roman" w:hAnsi="Times New Roman" w:cs="Times New Roman"/>
+          <w:sz w:val="24"/>
+          <w:szCs w:val="24"/>
+        </w:rPr>
+      </w:pPr>
+      <w:r>
+        <w:rPr>
+          <w:noProof/>
+        </w:rPr>
+        <w:lastRenderedPageBreak/>
+        <w:drawing>
+          <wp:inline distT="0" distB="0" distL="0" distR="0" wp14:anchorId="1F20662E" wp14:editId="795B3A19">
+            <wp:extent cx="5247640" cy="2951480"/>
+            <wp:effectExtent l="0" t="0" r="0" b="1270"/>
+            <wp:docPr id="119" name="Picture 119"/>
+            <wp:cNvGraphicFramePr>
+              <a:graphicFrameLocks xmlns:a="http://schemas.openxmlformats.org/drawingml/2006/main" noChangeAspect="1"/>
+            </wp:cNvGraphicFramePr>
+            <a:graphic xmlns:a="http://schemas.openxmlformats.org/drawingml/2006/main">
+              <a:graphicData uri="http://schemas.openxmlformats.org/drawingml/2006/picture">
+                <pic:pic xmlns:pic="http://schemas.openxmlformats.org/drawingml/2006/picture">
+                  <pic:nvPicPr>
+                    <pic:cNvPr id="1" name=""/>
+                    <pic:cNvPicPr/>
+                  </pic:nvPicPr>
+                  <pic:blipFill>
+                    <a:blip r:embed="rId107"/>
+                    <a:stretch>
+                      <a:fillRect/>
+                    </a:stretch>
+                  </pic:blipFill>
+                  <pic:spPr>
+                    <a:xfrm>
+                      <a:off x="0" y="0"/>
+                      <a:ext cx="5247640" cy="2951480"/>
+                    </a:xfrm>
+                    <a:prstGeom prst="rect">
+                      <a:avLst/>
+                    </a:prstGeom>
+                  </pic:spPr>
+                </pic:pic>
+              </a:graphicData>
+            </a:graphic>
+          </wp:inline>
+        </w:drawing>
+      </w:r>
+    </w:p>
+    <w:p>
+      <w:pPr>
+        <w:spacing w:line="360" w:lineRule="auto"/>
+        <w:jc w:val="center"/>
+        <w:rPr>
+          <w:rFonts w:ascii="Times New Roman" w:hAnsi="Times New Roman" w:cs="Times New Roman"/>
+          <w:sz w:val="24"/>
+          <w:szCs w:val="24"/>
+        </w:rPr>
+      </w:pPr>
+      <w:r>
+        <w:rPr>
+          <w:noProof/>
+        </w:rPr>
+        <w:drawing>
+          <wp:inline distT="0" distB="0" distL="0" distR="0" wp14:anchorId="6C2B286E" wp14:editId="63509E06">
+            <wp:extent cx="5247640" cy="2952115"/>
+            <wp:effectExtent l="0" t="0" r="0" b="635"/>
+            <wp:docPr id="117" name="Picture 117"/>
+            <wp:cNvGraphicFramePr>
+              <a:graphicFrameLocks xmlns:a="http://schemas.openxmlformats.org/drawingml/2006/main" noChangeAspect="1"/>
+            </wp:cNvGraphicFramePr>
+            <a:graphic xmlns:a="http://schemas.openxmlformats.org/drawingml/2006/main">
+              <a:graphicData uri="http://schemas.openxmlformats.org/drawingml/2006/picture">
+                <pic:pic xmlns:pic="http://schemas.openxmlformats.org/drawingml/2006/picture">
+                  <pic:nvPicPr>
+                    <pic:cNvPr id="1" name=""/>
+                    <pic:cNvPicPr/>
+                  </pic:nvPicPr>
+                  <pic:blipFill>
+                    <a:blip r:embed="rId108"/>
+                    <a:stretch>
+                      <a:fillRect/>
+                    </a:stretch>
+                  </pic:blipFill>
+                  <pic:spPr>
+                    <a:xfrm>
+                      <a:off x="0" y="0"/>
+                      <a:ext cx="5247640" cy="2952115"/>
+                    </a:xfrm>
+                    <a:prstGeom prst="rect">
+                      <a:avLst/>
+                    </a:prstGeom>
+                  </pic:spPr>
+                </pic:pic>
+              </a:graphicData>
+            </a:graphic>
+          </wp:inline>
+        </w:drawing>
+      </w:r>
+    </w:p>
+    <w:p>
+      <w:pPr>
+        <w:rPr>
+          <w:rFonts w:ascii="Times New Roman" w:hAnsi="Times New Roman" w:cs="Times New Roman"/>
+          <w:sz w:val="24"/>
+          <w:szCs w:val="24"/>
+        </w:rPr>
+      </w:pPr>
+      <w:r>
+        <w:rPr>
+          <w:rFonts w:ascii="Times New Roman" w:hAnsi="Times New Roman" w:cs="Times New Roman"/>
+          <w:sz w:val="24"/>
+          <w:szCs w:val="24"/>
+        </w:rPr>
+        <w:br w:type="page"/>
       </w:r>
     </w:p>
     <w:p>
@@ -7651,6 +7897,7 @@
           <w:sz w:val="24"/>
           <w:szCs w:val="24"/>
         </w:rPr>
+        <w:lastRenderedPageBreak/>
         <w:t>Upload ke GitHub</w:t>
       </w:r>
     </w:p>
@@ -7690,7 +7937,7 @@
                     <pic:cNvPicPr/>
                   </pic:nvPicPr>
                   <pic:blipFill>
-                    <a:blip r:embed="rId105"/>
+                    <a:blip r:embed="rId109"/>
                     <a:stretch>
                       <a:fillRect/>
                     </a:stretch>
@@ -7713,27 +7960,6 @@
     </w:p>
     <w:p>
       <w:pPr>
-        <w:rPr>
-          <w:rFonts w:ascii="Times New Roman" w:hAnsi="Times New Roman" w:cs="Times New Roman"/>
-          <w:b/>
-          <w:bCs/>
-          <w:sz w:val="24"/>
-          <w:szCs w:val="24"/>
-        </w:rPr>
-      </w:pPr>
-      <w:r>
-        <w:rPr>
-          <w:rFonts w:ascii="Times New Roman" w:hAnsi="Times New Roman" w:cs="Times New Roman"/>
-          <w:b/>
-          <w:bCs/>
-          <w:sz w:val="24"/>
-          <w:szCs w:val="24"/>
-        </w:rPr>
-        <w:br w:type="page"/>
-      </w:r>
-    </w:p>
-    <w:p>
-      <w:pPr>
         <w:spacing w:line="360" w:lineRule="auto"/>
         <w:jc w:val="both"/>
         <w:rPr>
@@ -7748,7 +7974,6 @@
           <w:sz w:val="24"/>
           <w:szCs w:val="24"/>
         </w:rPr>
-        <w:lastRenderedPageBreak/>
         <w:t>Link Repository GitHub:</w:t>
       </w:r>
     </w:p>
@@ -7757,7 +7982,7 @@
         <w:spacing w:line="360" w:lineRule="auto"/>
         <w:jc w:val="both"/>
       </w:pPr>
-      <w:hyperlink r:id="rId106" w:history="1">
+      <w:hyperlink r:id="rId110" w:history="1">
         <w:r>
           <w:rPr>
             <w:rStyle w:val="Hyperlink"/>
